--- a/Enyrgy_Paperclip_Knowledge_Base.docx
+++ b/Enyrgy_Paperclip_Knowledge_Base.docx
@@ -1418,7 +1418,7 @@
         <w:pStyle w:val="FirstParagraph"/>
       </w:pPr>
       <w:r>
-        <w:t xml:space="preserve">The prohibited-words scan runs before every email, SMS, and voicemail across all funnels. All investor materials must be attorney-approved before they load into the KB or GHL. The PPM document itself is a placeholder until the securities attorney approves it.</w:t>
+        <w:t xml:space="preserve">The prohibited-words scan runs before every email, SMS, and voicemail across all funnels. All investor materials must be attorney-approved before they load into the KB or GHL. The PPM is attorney-approved and may be sent after the intro meeting.</w:t>
       </w:r>
     </w:p>
     <w:bookmarkEnd w:id="29"/>
@@ -1616,6 +1616,18 @@
       </w:pPr>
       <w:r>
         <w:t xml:space="preserve">Any OEM matter escalates through the CEO to the human founders.</w:t>
+      </w:r>
+    </w:p>
+    <w:p>
+      <w:pPr>
+        <w:pStyle w:val="Compact"/>
+        <w:numPr>
+          <w:ilvl w:val="0"/>
+          <w:numId w:val="1012"/>
+        </w:numPr>
+      </w:pPr>
+      <w:r>
+        <w:t xml:space="preserve">Partner arrangements offered: Enyrgy offers both white-label (a partner sells the platform under their own brand, as Lumanova does) and distribution (a partner distributes to other facilities). Both are real, offered arrangements. Specific terms are handled per deal; confirm with the CEO before quoting figures.</w:t>
       </w:r>
     </w:p>
     <w:bookmarkEnd w:id="31"/>
@@ -2601,6 +2613,253 @@
       <w:szCs w:val="20"/>
     </w:rPr>
   </w:style>
+  <w:style w:customStyle="1" w:styleId="SourceCode" w:type="paragraph">
+    <w:name w:val="Source Code"/>
+    <w:basedOn w:val="Normal"/>
+    <w:link w:val="VerbatimChar"/>
+    <w:pPr>
+      <w:wordWrap w:val="off"/>
+    </w:pPr>
+  </w:style>
+  <w:style w:customStyle="1" w:styleId="KeywordTok" w:type="character">
+    <w:name w:val="KeywordTok"/>
+    <w:basedOn w:val="VerbatimChar"/>
+    <w:rPr>
+      <w:b/>
+      <w:color w:val="007020"/>
+    </w:rPr>
+  </w:style>
+  <w:style w:customStyle="1" w:styleId="DataTypeTok" w:type="character">
+    <w:name w:val="DataTypeTok"/>
+    <w:basedOn w:val="VerbatimChar"/>
+    <w:rPr>
+      <w:color w:val="902000"/>
+    </w:rPr>
+  </w:style>
+  <w:style w:customStyle="1" w:styleId="DecValTok" w:type="character">
+    <w:name w:val="DecValTok"/>
+    <w:basedOn w:val="VerbatimChar"/>
+    <w:rPr>
+      <w:color w:val="40a070"/>
+    </w:rPr>
+  </w:style>
+  <w:style w:customStyle="1" w:styleId="BaseNTok" w:type="character">
+    <w:name w:val="BaseNTok"/>
+    <w:basedOn w:val="VerbatimChar"/>
+    <w:rPr>
+      <w:color w:val="40a070"/>
+    </w:rPr>
+  </w:style>
+  <w:style w:customStyle="1" w:styleId="FloatTok" w:type="character">
+    <w:name w:val="FloatTok"/>
+    <w:basedOn w:val="VerbatimChar"/>
+    <w:rPr>
+      <w:color w:val="40a070"/>
+    </w:rPr>
+  </w:style>
+  <w:style w:customStyle="1" w:styleId="ConstantTok" w:type="character">
+    <w:name w:val="ConstantTok"/>
+    <w:basedOn w:val="VerbatimChar"/>
+    <w:rPr>
+      <w:color w:val="880000"/>
+    </w:rPr>
+  </w:style>
+  <w:style w:customStyle="1" w:styleId="CharTok" w:type="character">
+    <w:name w:val="CharTok"/>
+    <w:basedOn w:val="VerbatimChar"/>
+    <w:rPr>
+      <w:color w:val="4070a0"/>
+    </w:rPr>
+  </w:style>
+  <w:style w:customStyle="1" w:styleId="SpecialCharTok" w:type="character">
+    <w:name w:val="SpecialCharTok"/>
+    <w:basedOn w:val="VerbatimChar"/>
+    <w:rPr>
+      <w:color w:val="4070a0"/>
+    </w:rPr>
+  </w:style>
+  <w:style w:customStyle="1" w:styleId="StringTok" w:type="character">
+    <w:name w:val="StringTok"/>
+    <w:basedOn w:val="VerbatimChar"/>
+    <w:rPr>
+      <w:color w:val="4070a0"/>
+    </w:rPr>
+  </w:style>
+  <w:style w:customStyle="1" w:styleId="VerbatimStringTok" w:type="character">
+    <w:name w:val="VerbatimStringTok"/>
+    <w:basedOn w:val="VerbatimChar"/>
+    <w:rPr>
+      <w:color w:val="4070a0"/>
+    </w:rPr>
+  </w:style>
+  <w:style w:customStyle="1" w:styleId="SpecialStringTok" w:type="character">
+    <w:name w:val="SpecialStringTok"/>
+    <w:basedOn w:val="VerbatimChar"/>
+    <w:rPr>
+      <w:color w:val="bb6688"/>
+    </w:rPr>
+  </w:style>
+  <w:style w:customStyle="1" w:styleId="ImportTok" w:type="character">
+    <w:name w:val="ImportTok"/>
+    <w:basedOn w:val="VerbatimChar"/>
+    <w:rPr>
+      <w:b/>
+      <w:color w:val="008000"/>
+    </w:rPr>
+  </w:style>
+  <w:style w:customStyle="1" w:styleId="CommentTok" w:type="character">
+    <w:name w:val="CommentTok"/>
+    <w:basedOn w:val="VerbatimChar"/>
+    <w:rPr>
+      <w:i/>
+      <w:color w:val="60a0b0"/>
+    </w:rPr>
+  </w:style>
+  <w:style w:customStyle="1" w:styleId="DocumentationTok" w:type="character">
+    <w:name w:val="DocumentationTok"/>
+    <w:basedOn w:val="VerbatimChar"/>
+    <w:rPr>
+      <w:i/>
+      <w:color w:val="ba2121"/>
+    </w:rPr>
+  </w:style>
+  <w:style w:customStyle="1" w:styleId="AnnotationTok" w:type="character">
+    <w:name w:val="AnnotationTok"/>
+    <w:basedOn w:val="VerbatimChar"/>
+    <w:rPr>
+      <w:b/>
+      <w:i/>
+      <w:color w:val="60a0b0"/>
+    </w:rPr>
+  </w:style>
+  <w:style w:customStyle="1" w:styleId="CommentVarTok" w:type="character">
+    <w:name w:val="CommentVarTok"/>
+    <w:basedOn w:val="VerbatimChar"/>
+    <w:rPr>
+      <w:b/>
+      <w:i/>
+      <w:color w:val="60a0b0"/>
+    </w:rPr>
+  </w:style>
+  <w:style w:customStyle="1" w:styleId="OtherTok" w:type="character">
+    <w:name w:val="OtherTok"/>
+    <w:basedOn w:val="VerbatimChar"/>
+    <w:rPr>
+      <w:color w:val="007020"/>
+    </w:rPr>
+  </w:style>
+  <w:style w:customStyle="1" w:styleId="FunctionTok" w:type="character">
+    <w:name w:val="FunctionTok"/>
+    <w:basedOn w:val="VerbatimChar"/>
+    <w:rPr>
+      <w:color w:val="06287e"/>
+    </w:rPr>
+  </w:style>
+  <w:style w:customStyle="1" w:styleId="VariableTok" w:type="character">
+    <w:name w:val="VariableTok"/>
+    <w:basedOn w:val="VerbatimChar"/>
+    <w:rPr>
+      <w:color w:val="19177c"/>
+    </w:rPr>
+  </w:style>
+  <w:style w:customStyle="1" w:styleId="ControlFlowTok" w:type="character">
+    <w:name w:val="ControlFlowTok"/>
+    <w:basedOn w:val="VerbatimChar"/>
+    <w:rPr>
+      <w:b/>
+      <w:color w:val="007020"/>
+    </w:rPr>
+  </w:style>
+  <w:style w:customStyle="1" w:styleId="OperatorTok" w:type="character">
+    <w:name w:val="OperatorTok"/>
+    <w:basedOn w:val="VerbatimChar"/>
+    <w:rPr>
+      <w:color w:val="666666"/>
+    </w:rPr>
+  </w:style>
+  <w:style w:customStyle="1" w:styleId="BuiltInTok" w:type="character">
+    <w:name w:val="BuiltInTok"/>
+    <w:basedOn w:val="VerbatimChar"/>
+    <w:rPr>
+      <w:color w:val="008000"/>
+    </w:rPr>
+  </w:style>
+  <w:style w:customStyle="1" w:styleId="ExtensionTok" w:type="character">
+    <w:name w:val="ExtensionTok"/>
+    <w:basedOn w:val="VerbatimChar"/>
+    <w:rPr/>
+  </w:style>
+  <w:style w:customStyle="1" w:styleId="PreprocessorTok" w:type="character">
+    <w:name w:val="PreprocessorTok"/>
+    <w:basedOn w:val="VerbatimChar"/>
+    <w:rPr>
+      <w:color w:val="bc7a00"/>
+    </w:rPr>
+  </w:style>
+  <w:style w:customStyle="1" w:styleId="AttributeTok" w:type="character">
+    <w:name w:val="AttributeTok"/>
+    <w:basedOn w:val="VerbatimChar"/>
+    <w:rPr>
+      <w:color w:val="7d9029"/>
+    </w:rPr>
+  </w:style>
+  <w:style w:customStyle="1" w:styleId="RegionMarkerTok" w:type="character">
+    <w:name w:val="RegionMarkerTok"/>
+    <w:basedOn w:val="VerbatimChar"/>
+    <w:rPr/>
+  </w:style>
+  <w:style w:customStyle="1" w:styleId="InformationTok" w:type="character">
+    <w:name w:val="InformationTok"/>
+    <w:basedOn w:val="VerbatimChar"/>
+    <w:rPr>
+      <w:b/>
+      <w:i/>
+      <w:color w:val="60a0b0"/>
+    </w:rPr>
+  </w:style>
+  <w:style w:customStyle="1" w:styleId="WarningTok" w:type="character">
+    <w:name w:val="WarningTok"/>
+    <w:basedOn w:val="VerbatimChar"/>
+    <w:rPr>
+      <w:b/>
+      <w:i/>
+      <w:color w:val="60a0b0"/>
+    </w:rPr>
+  </w:style>
+  <w:style w:customStyle="1" w:styleId="AlertTok" w:type="character">
+    <w:name w:val="AlertTok"/>
+    <w:basedOn w:val="VerbatimChar"/>
+    <w:rPr>
+      <w:b/>
+      <w:color w:val="ff0000"/>
+    </w:rPr>
+  </w:style>
+  <w:style w:customStyle="1" w:styleId="ErrorTok" w:type="character">
+    <w:name w:val="ErrorTok"/>
+    <w:basedOn w:val="VerbatimChar"/>
+    <w:rPr>
+      <w:b/>
+      <w:color w:val="ff0000"/>
+    </w:rPr>
+  </w:style>
+  <w:style w:customStyle="1" w:styleId="NormalTok" w:type="character">
+    <w:name w:val="NormalTok"/>
+    <w:basedOn w:val="VerbatimChar"/>
+    <w:rPr/>
+  </w:style>
+  <w:style w:styleId="Table" w:type="table">
+    <w:name w:val="Table"/>
+    <w:tblPr>
+      <w:tblBorders>
+        <w:top w:color="000000" w:space="0" w:sz="4" w:val="single"/>
+        <w:left w:color="000000" w:space="0" w:sz="4" w:val="single"/>
+        <w:bottom w:color="000000" w:space="0" w:sz="4" w:val="single"/>
+        <w:right w:color="000000" w:space="0" w:sz="4" w:val="single"/>
+        <w:insideH w:color="000000" w:space="0" w:sz="4" w:val="single"/>
+        <w:insideV w:color="000000" w:space="0" w:sz="4" w:val="single"/>
+      </w:tblBorders>
+    </w:tblPr>
+  </w:style>
   <w:style w:type="paragraph" w:customStyle="1" w:styleId="SourceCode">
     <w:name w:val="Source Code"/>
     <w:basedOn w:val="Normal"/>
@@ -2834,19 +3093,6 @@
     <w:name w:val="NormalTok"/>
     <w:basedOn w:val="VerbatimChar"/>
     <w:rPr/>
-  </w:style>
-  <w:style w:type="table" w:styleId="Table">
-    <w:name w:val="Table"/>
-    <w:tblPr>
-      <w:tblBorders>
-        <w:top w:val="single" w:sz="4" w:space="0" w:color="000000"/>
-        <w:left w:val="single" w:sz="4" w:space="0" w:color="000000"/>
-        <w:bottom w:val="single" w:sz="4" w:space="0" w:color="000000"/>
-        <w:right w:val="single" w:sz="4" w:space="0" w:color="000000"/>
-        <w:insideH w:val="single" w:sz="4" w:space="0" w:color="000000"/>
-        <w:insideV w:val="single" w:sz="4" w:space="0" w:color="000000"/>
-      </w:tblBorders>
-    </w:tblPr>
   </w:style>
 </w:styles>
 </file>

--- a/Enyrgy_Paperclip_Knowledge_Base.docx
+++ b/Enyrgy_Paperclip_Knowledge_Base.docx
@@ -2,7 +2,7 @@
 <file path=word/document.xml><?xml version="1.0" encoding="utf-8"?>
 <w:document xmlns:w="http://schemas.openxmlformats.org/wordprocessingml/2006/main" xmlns:m="http://schemas.openxmlformats.org/officeDocument/2006/math" xmlns:r="http://schemas.openxmlformats.org/officeDocument/2006/relationships" xmlns:o="urn:schemas-microsoft-com:office:office" xmlns:v="urn:schemas-microsoft-com:vml" xmlns:w10="urn:schemas-microsoft-com:office:word" xmlns:a="http://schemas.openxmlformats.org/drawingml/2006/main" xmlns:pic="http://schemas.openxmlformats.org/drawingml/2006/picture" xmlns:wp="http://schemas.openxmlformats.org/drawingml/2006/wordprocessingDrawing">
   <w:body>
-    <w:bookmarkStart w:id="33" w:name="enyrgy-knowledge-base-shared-agent-read"/>
+    <w:bookmarkStart w:id="25" w:name="enyrgy-knowledge-base-shared-agent-read"/>
     <w:p>
       <w:pPr>
         <w:pStyle w:val="Heading1"/>
@@ -44,7 +44,7 @@
         </w:pict>
       </w:r>
     </w:p>
-    <w:bookmarkStart w:id="17" w:name="company-snapshot"/>
+    <w:bookmarkStart w:id="9" w:name="company-snapshot"/>
     <w:p>
       <w:pPr>
         <w:pStyle w:val="Heading2"/>
@@ -70,7 +70,47 @@
         </w:numPr>
       </w:pPr>
       <w:r>
-        <w:t xml:space="preserve">Customers: 600+ (organic growth, zero paid advertising to date).</w:t>
+        <w:t xml:space="preserve">Users: 600+ (organic growth, zero paid advertising to date).</w:t>
+      </w:r>
+      <w:r>
+        <w:t xml:space="preserve"> </w:t>
+      </w:r>
+      <w:r>
+        <w:rPr>
+          <w:b/>
+          <w:bCs/>
+        </w:rPr>
+        <w:t xml:space="preserve">Say users, not customers.</w:t>
+      </w:r>
+      <w:r>
+        <w:t xml:space="preserve"> </w:t>
+      </w:r>
+      <w:r>
+        <w:t xml:space="preserve">A home unit supports up to six users, so the two are not interchangeable and</w:t>
+      </w:r>
+      <w:r>
+        <w:t xml:space="preserve"> </w:t>
+      </w:r>
+      <w:r>
+        <w:t xml:space="preserve">“600+ customers”</w:t>
+      </w:r>
+      <w:r>
+        <w:t xml:space="preserve"> </w:t>
+      </w:r>
+      <w:r>
+        <w:t xml:space="preserve">overstates unit sales. Use</w:t>
+      </w:r>
+      <w:r>
+        <w:t xml:space="preserve"> </w:t>
+      </w:r>
+      <w:r>
+        <w:t xml:space="preserve">“600+ users”</w:t>
+      </w:r>
+      <w:r>
+        <w:t xml:space="preserve"> </w:t>
+      </w:r>
+      <w:r>
+        <w:t xml:space="preserve">in all copy.</w:t>
       </w:r>
     </w:p>
     <w:p>
@@ -156,6 +196,22 @@
       <w:r>
         <w:t xml:space="preserve">Founder track record (verified, investor-facing): Scott Hansbury, 8 startups, 5 exits, $500M+ in value created. David Letourneau, scaled Alair Homes from 1 to 100+ locations, $750M+ in sales.</w:t>
       </w:r>
+      <w:r>
+        <w:t xml:space="preserve"> </w:t>
+      </w:r>
+      <w:r>
+        <w:rPr>
+          <w:b/>
+          <w:bCs/>
+        </w:rPr>
+        <w:t xml:space="preserve">Brian Cameron, CFO, is a former securities regulator</w:t>
+      </w:r>
+      <w:r>
+        <w:t xml:space="preserve"> </w:t>
+      </w:r>
+      <w:r>
+        <w:t xml:space="preserve">(confirmed by Scott, 2026-08-02). That background is a meaningful trust signal in investor conversations and is the kind of credential a serious investor may verify, so use it as stated and do not embellish it.</w:t>
+      </w:r>
     </w:p>
     <w:p>
       <w:pPr>
@@ -169,8 +225,8 @@
         <w:t xml:space="preserve">Active OEM partner: Lumanova (Luma D Light).</w:t>
       </w:r>
     </w:p>
-    <w:bookmarkEnd w:id="17"/>
-    <w:bookmarkStart w:id="18" w:name="product-the-triple-pathway-advantage"/>
+    <w:bookmarkEnd w:id="9"/>
+    <w:bookmarkStart w:id="10" w:name="product-the-triple-pathway-advantage"/>
     <w:p>
       <w:pPr>
         <w:pStyle w:val="Heading2"/>
@@ -279,7 +335,29 @@
         <w:pStyle w:val="BodyText"/>
       </w:pPr>
       <w:r>
-        <w:t xml:space="preserve">Sales anchor: no other solution delivers all three simultaneously. Supplements deliver Vitamin D only. Sunlight needs about 60x more time plus cancer risk. Red light is a different mechanism entirely (90 percent of Enyrgy customers use both). Enyrgy is a new category.</w:t>
+        <w:t xml:space="preserve">Sales anchor: nothing else delivers all three in 2 to 4 minutes with a dose calibrated to the individual and an automatic cutoff. Supplements deliver Vitamin D only. Sunlight needs about 60x more time plus cancer risk. Red light is a different mechanism entirely (90 percent of Enyrgy customers use both). Enyrgy is a new category.</w:t>
+      </w:r>
+      <w:r>
+        <w:t xml:space="preserve"> </w:t>
+      </w:r>
+      <w:r>
+        <w:rPr>
+          <w:b/>
+          <w:bCs/>
+        </w:rPr>
+        <w:t xml:space="preserve">Do not write the unqualified form</w:t>
+      </w:r>
+      <w:r>
+        <w:t xml:space="preserve"> </w:t>
+      </w:r>
+      <w:r>
+        <w:t xml:space="preserve">(</w:t>
+      </w:r>
+      <w:r>
+        <w:t xml:space="preserve">“no other solution delivers all three”</w:t>
+      </w:r>
+      <w:r>
+        <w:t xml:space="preserve">): a tanning bed does trigger all three pathways, badly and with no dosing control, so the unqualified claim is knockable down by one counterexample in front of the operators most likely to know it. The calibration-and-cutoff qualifier is what nothing else clears.</w:t>
       </w:r>
     </w:p>
     <w:p>
@@ -319,8 +397,8 @@
         <w:t xml:space="preserve">.</w:t>
       </w:r>
     </w:p>
-    <w:bookmarkEnd w:id="18"/>
-    <w:bookmarkStart w:id="19" w:name="pricing-and-unit-economics"/>
+    <w:bookmarkEnd w:id="10"/>
+    <w:bookmarkStart w:id="11" w:name="pricing-and-unit-economics"/>
     <w:p>
       <w:pPr>
         <w:pStyle w:val="Heading2"/>
@@ -376,6 +454,22 @@
       <w:r>
         <w:t xml:space="preserve">Referral: $150 off for the referee, $100 credit for the referrer (used in WF-07).</w:t>
       </w:r>
+      <w:r>
+        <w:t xml:space="preserve"> </w:t>
+      </w:r>
+      <w:r>
+        <w:rPr>
+          <w:b/>
+          <w:bCs/>
+        </w:rPr>
+        <w:t xml:space="preserve">Operated manually today:</w:t>
+      </w:r>
+      <w:r>
+        <w:t xml:space="preserve"> </w:t>
+      </w:r>
+      <w:r>
+        <w:t xml:space="preserve">a customer requests it and a custom Shopify discount code specific to that user is created by hand. Automation waits on the built-in loyalty program in the next app version, but the offer itself is live and can be quoted.</w:t>
+      </w:r>
     </w:p>
     <w:p>
       <w:pPr>
@@ -386,6 +480,31 @@
         </w:numPr>
       </w:pPr>
       <w:r>
+        <w:t xml:space="preserve">Monitored inbound address:</w:t>
+      </w:r>
+      <w:r>
+        <w:t xml:space="preserve"> </w:t>
+      </w:r>
+      <w:r>
+        <w:rPr>
+          <w:b/>
+          <w:bCs/>
+        </w:rPr>
+        <w:t xml:space="preserve">contact@enyrgy.com</w:t>
+      </w:r>
+      <w:r>
+        <w:t xml:space="preserve">, used across the funnel and monitored. Safe to give out.</w:t>
+      </w:r>
+    </w:p>
+    <w:p>
+      <w:pPr>
+        <w:pStyle w:val="Compact"/>
+        <w:numPr>
+          <w:ilvl w:val="0"/>
+          <w:numId w:val="1003"/>
+        </w:numPr>
+      </w:pPr>
+      <w:r>
         <w:t xml:space="preserve">Guarantee: 30-day money-back guarantee on the Consumer Unit. If it is not for you, return it within 30 days (return rate is under 1 percent, see Section 4).</w:t>
       </w:r>
     </w:p>
@@ -410,6 +529,71 @@
         </w:numPr>
       </w:pPr>
       <w:r>
+        <w:t xml:space="preserve">Commercial unit footprint: the device requires approximately</w:t>
+      </w:r>
+      <w:r>
+        <w:t xml:space="preserve"> </w:t>
+      </w:r>
+      <w:r>
+        <w:rPr>
+          <w:b/>
+          <w:bCs/>
+        </w:rPr>
+        <w:t xml:space="preserve">4 feet by 4 feet of floor space</w:t>
+      </w:r>
+      <w:r>
+        <w:t xml:space="preserve">. Space is usually the first practical objection a facility raises, so answer it directly. It does not need a dedicated room; facilities commonly site it in a hallway or an alcove where clients can take a session while waiting on another modality.</w:t>
+      </w:r>
+    </w:p>
+    <w:p>
+      <w:pPr>
+        <w:pStyle w:val="Compact"/>
+        <w:numPr>
+          <w:ilvl w:val="0"/>
+          <w:numId w:val="1003"/>
+        </w:numPr>
+      </w:pPr>
+      <w:r>
+        <w:t xml:space="preserve">Manufacturing and lead times: units are built in Phoenix in limited batches, which is why consumer copy refers to limited batches and to ship times running a few weeks.</w:t>
+      </w:r>
+      <w:r>
+        <w:t xml:space="preserve"> </w:t>
+      </w:r>
+      <w:r>
+        <w:rPr>
+          <w:b/>
+          <w:bCs/>
+        </w:rPr>
+        <w:t xml:space="preserve">Never quote a batch size or a specific lead time.</w:t>
+      </w:r>
+      <w:r>
+        <w:t xml:space="preserve"> </w:t>
+      </w:r>
+      <w:r>
+        <w:t xml:space="preserve">Both move with funding and production capacity, so any figure written down would keep being stated confidently after it stopped being true.</w:t>
+      </w:r>
+      <w:r>
+        <w:t xml:space="preserve"> </w:t>
+      </w:r>
+      <w:r>
+        <w:t xml:space="preserve">“Limited batches”</w:t>
+      </w:r>
+      <w:r>
+        <w:t xml:space="preserve"> </w:t>
+      </w:r>
+      <w:r>
+        <w:t xml:space="preserve">holds at any batch size and is the approved phrasing. Escalate lead-time questions to Scott.</w:t>
+      </w:r>
+    </w:p>
+    <w:p>
+      <w:pPr>
+        <w:pStyle w:val="Compact"/>
+        <w:numPr>
+          <w:ilvl w:val="0"/>
+          <w:numId w:val="1003"/>
+        </w:numPr>
+      </w:pPr>
+      <w:r>
         <w:t xml:space="preserve">OEM white-label (Lumanova / Luma D Light): same MSRP, wholesale arrangement.</w:t>
       </w:r>
     </w:p>
@@ -434,11 +618,105 @@
         </w:numPr>
       </w:pPr>
       <w:r>
-        <w:t xml:space="preserve">Commercial model: operators add Enyrgy as a $49-per-month modality add-on per client. Revenue scales with client count: 25 clients is $1,225 per month ($14,700 per year); 50 clients is $2,450 per month ($29,400 per year); 100 clients is $4,900 per month ($58,800 per year). Against the $8,950 unit cost, payback at 50 clients is under 4 months.</w:t>
-      </w:r>
-    </w:p>
-    <w:bookmarkEnd w:id="19"/>
-    <w:bookmarkStart w:id="21" w:name="clinical-and-credibility-data"/>
+        <w:t xml:space="preserve">Commercial model: operators charge clients</w:t>
+      </w:r>
+      <w:r>
+        <w:t xml:space="preserve"> </w:t>
+      </w:r>
+      <w:r>
+        <w:rPr>
+          <w:b/>
+          <w:bCs/>
+        </w:rPr>
+        <w:t xml:space="preserve">$49 to $125 per month</w:t>
+      </w:r>
+      <w:r>
+        <w:t xml:space="preserve"> </w:t>
+      </w:r>
+      <w:r>
+        <w:t xml:space="preserve">for Enyrgy access.</w:t>
+      </w:r>
+      <w:r>
+        <w:t xml:space="preserve"> </w:t>
+      </w:r>
+      <w:r>
+        <w:rPr>
+          <w:b/>
+          <w:bCs/>
+        </w:rPr>
+        <w:t xml:space="preserve">The rate depends on location and local clientele</w:t>
+      </w:r>
+      <w:r>
+        <w:t xml:space="preserve">, so quote the end of the range that matches the market rather than a single number. Standard markets support $49 to $75. Premium metro markets with affluent clientele support up to $125 (Orange County, California is a $125 market; the Center for New Medicine and Beyond Wellness in Costa Mesa are the reference points). Revenue scales with active client count:</w:t>
+      </w:r>
+    </w:p>
+    <w:p>
+      <w:pPr>
+        <w:pStyle w:val="Compact"/>
+        <w:numPr>
+          <w:ilvl w:val="1"/>
+          <w:numId w:val="1004"/>
+        </w:numPr>
+      </w:pPr>
+      <w:r>
+        <w:t xml:space="preserve">At $49 per month: 25 clients is $1,225 per month ($14,700 per year); 50 clients is $2,450 per month ($29,400 per year); 100 clients is $4,900 per month ($58,800 per year). Against the $8,950 unit cost, payback at 50 clients is under 4 months.</w:t>
+      </w:r>
+    </w:p>
+    <w:p>
+      <w:pPr>
+        <w:pStyle w:val="Compact"/>
+        <w:numPr>
+          <w:ilvl w:val="1"/>
+          <w:numId w:val="1004"/>
+        </w:numPr>
+      </w:pPr>
+      <w:r>
+        <w:t xml:space="preserve">At $125 per month: 25 clients is $3,125 per month ($37,500 per year); 50 clients is $6,250 per month ($75,000 per year); 100 clients is $12,500 per month ($150,000 per year). Payback at 50 clients is about 6 weeks.</w:t>
+      </w:r>
+    </w:p>
+    <w:p>
+      <w:pPr>
+        <w:pStyle w:val="Compact"/>
+        <w:numPr>
+          <w:ilvl w:val="0"/>
+          <w:numId w:val="1003"/>
+        </w:numPr>
+      </w:pPr>
+      <w:r>
+        <w:t xml:space="preserve">Commercial delivery model: the market is moving away from per-modality add-on pricing toward</w:t>
+      </w:r>
+      <w:r>
+        <w:t xml:space="preserve"> </w:t>
+      </w:r>
+      <w:r>
+        <w:rPr>
+          <w:b/>
+          <w:bCs/>
+        </w:rPr>
+        <w:t xml:space="preserve">membership models</w:t>
+      </w:r>
+      <w:r>
+        <w:t xml:space="preserve">. Enyrgy fits that shift and operators position it two ways: as a draw to bring in new members, and as an incentive to upgrade existing members into a higher tier. Where a facility runs</w:t>
+      </w:r>
+      <w:r>
+        <w:t xml:space="preserve"> </w:t>
+      </w:r>
+      <w:r>
+        <w:rPr>
+          <w:b/>
+          <w:bCs/>
+        </w:rPr>
+        <w:t xml:space="preserve">credit-based memberships</w:t>
+      </w:r>
+      <w:r>
+        <w:t xml:space="preserve"> </w:t>
+      </w:r>
+      <w:r>
+        <w:t xml:space="preserve">(members prepay for service credits), do NOT let Enyrgy be priced per session against credits: at 4 to 5 sessions a week the credit draw would consume an entire membership and crowd out the operator’s higher-margin services. Price it as a flat monthly add-on that sits outside credits, or include it in a top tier as the upgrade trigger. Enyrgy’s advantage in any membership model is that its marginal cost per session is near zero (no consumables, no practitioner, 2 to 4 minutes, app-run), unlike IV, NAD+, or practitioner-delivered services.</w:t>
+      </w:r>
+    </w:p>
+    <w:bookmarkEnd w:id="11"/>
+    <w:bookmarkStart w:id="13" w:name="clinical-and-credibility-data"/>
     <w:p>
       <w:pPr>
         <w:pStyle w:val="Heading2"/>
@@ -452,7 +730,7 @@
         <w:pStyle w:val="Compact"/>
         <w:numPr>
           <w:ilvl w:val="0"/>
-          <w:numId w:val="1004"/>
+          <w:numId w:val="1005"/>
         </w:numPr>
       </w:pPr>
       <w:r>
@@ -464,31 +742,141 @@
         <w:pStyle w:val="Compact"/>
         <w:numPr>
           <w:ilvl w:val="0"/>
-          <w:numId w:val="1004"/>
-        </w:numPr>
-      </w:pPr>
-      <w:r>
-        <w:t xml:space="preserve">Clinical study design and limitations (always cite results with this context): small pilot, N = 5 healthy adults, 4 to 6 sessions per week, 12 weeks, no control group. Larger trials are in development. When citing the 111 percent or 100-percent-optimal figures, present them as a small uncontrolled pilot, not as a large or controlled trial.</w:t>
-      </w:r>
-    </w:p>
-    <w:p>
-      <w:pPr>
-        <w:pStyle w:val="Compact"/>
-        <w:numPr>
-          <w:ilvl w:val="0"/>
-          <w:numId w:val="1004"/>
-        </w:numPr>
-      </w:pPr>
-      <w:r>
-        <w:t xml:space="preserve">Participant-level results (12-week pilot, about 5 sessions per week, skin types II to IV): P1 (Skin Type II) 38.4 to 86.0; P2 (III) 34.0 to 88.4; P3 (III) 37.0 to 78.0; P4 (IV) 47.0 to 88.7; P5 (III) 43.4 to 79.9 ng/mL. These reconcile to the reported averages (start 39.96, end 84.20). All started insufficient or borderline, all reached optimal, zero dropouts. Present with the same N = 5 pilot caveat as the averages.</w:t>
-      </w:r>
-    </w:p>
-    <w:p>
-      <w:pPr>
-        <w:pStyle w:val="Compact"/>
-        <w:numPr>
-          <w:ilvl w:val="0"/>
-          <w:numId w:val="1004"/>
+          <w:numId w:val="1005"/>
+        </w:numPr>
+      </w:pPr>
+      <w:r>
+        <w:t xml:space="preserve">Clinical study design and limitations (always cite results with this context): small study, N = 5 healthy adults, 4 to 6 sessions per week, 12 weeks, no control group. Larger trials are in development. When citing the 111 percent or 100-percent-optimal figures, present them as a small uncontrolled study, not as a large or controlled trial.</w:t>
+      </w:r>
+    </w:p>
+    <w:p>
+      <w:pPr>
+        <w:pStyle w:val="Compact"/>
+        <w:numPr>
+          <w:ilvl w:val="0"/>
+          <w:numId w:val="1005"/>
+        </w:numPr>
+      </w:pPr>
+      <w:r>
+        <w:rPr>
+          <w:b/>
+          <w:bCs/>
+        </w:rPr>
+        <w:t xml:space="preserve">Never call it a pilot.</w:t>
+      </w:r>
+      <w:r>
+        <w:t xml:space="preserve"> </w:t>
+      </w:r>
+      <w:r>
+        <w:t xml:space="preserve">Use study, small study, or observational cohort.</w:t>
+      </w:r>
+      <w:r>
+        <w:t xml:space="preserve"> </w:t>
+      </w:r>
+      <w:r>
+        <w:t xml:space="preserve">“Pilot”</w:t>
+      </w:r>
+      <w:r>
+        <w:t xml:space="preserve"> </w:t>
+      </w:r>
+      <w:r>
+        <w:t xml:space="preserve">implies a pre-launch or beta program, and this study ran months after Enyrgy went to full production in the market. The word understates the product’s maturity while doing nothing to improve the honesty of the caveat, which</w:t>
+      </w:r>
+      <w:r>
+        <w:t xml:space="preserve"> </w:t>
+      </w:r>
+      <w:r>
+        <w:t xml:space="preserve">“small, N = 5, no control group”</w:t>
+      </w:r>
+      <w:r>
+        <w:t xml:space="preserve"> </w:t>
+      </w:r>
+      <w:r>
+        <w:t xml:space="preserve">already carries in full.</w:t>
+      </w:r>
+    </w:p>
+    <w:p>
+      <w:pPr>
+        <w:pStyle w:val="Compact"/>
+        <w:numPr>
+          <w:ilvl w:val="0"/>
+          <w:numId w:val="1005"/>
+        </w:numPr>
+      </w:pPr>
+      <w:r>
+        <w:rPr>
+          <w:b/>
+          <w:bCs/>
+        </w:rPr>
+        <w:t xml:space="preserve">Write</w:t>
+      </w:r>
+      <w:r>
+        <w:rPr>
+          <w:b/>
+          <w:bCs/>
+        </w:rPr>
+        <w:t xml:space="preserve"> </w:t>
+      </w:r>
+      <w:r>
+        <w:rPr>
+          <w:b/>
+          <w:bCs/>
+        </w:rPr>
+        <w:t xml:space="preserve">“the five participants,”</w:t>
+      </w:r>
+      <w:r>
+        <w:rPr>
+          <w:b/>
+          <w:bCs/>
+        </w:rPr>
+        <w:t xml:space="preserve"> </w:t>
+      </w:r>
+      <w:r>
+        <w:rPr>
+          <w:b/>
+          <w:bCs/>
+        </w:rPr>
+        <w:t xml:space="preserve">not</w:t>
+      </w:r>
+      <w:r>
+        <w:rPr>
+          <w:b/>
+          <w:bCs/>
+        </w:rPr>
+        <w:t xml:space="preserve"> </w:t>
+      </w:r>
+      <w:r>
+        <w:rPr>
+          <w:b/>
+          <w:bCs/>
+        </w:rPr>
+        <w:t xml:space="preserve">“five participants.”</w:t>
+      </w:r>
+      <w:r>
+        <w:t xml:space="preserve"> </w:t>
+      </w:r>
+      <w:r>
+        <w:t xml:space="preserve">Without the article the sentence reads as though a larger cohort was studied and only five of them responded.</w:t>
+      </w:r>
+    </w:p>
+    <w:p>
+      <w:pPr>
+        <w:pStyle w:val="Compact"/>
+        <w:numPr>
+          <w:ilvl w:val="0"/>
+          <w:numId w:val="1005"/>
+        </w:numPr>
+      </w:pPr>
+      <w:r>
+        <w:t xml:space="preserve">Participant-level results (12-week study, about 5 sessions per week, skin types II to IV): P1 (Skin Type II) 38.4 to 86.0; P2 (III) 34.0 to 88.4; P3 (III) 37.0 to 78.0; P4 (IV) 47.0 to 88.7; P5 (III) 43.4 to 79.9 ng/mL. These reconcile to the reported averages (start 39.96, end 84.20). All started insufficient or borderline, all reached optimal, zero dropouts. Present with the same N = 5 caveat as the averages.</w:t>
+      </w:r>
+    </w:p>
+    <w:p>
+      <w:pPr>
+        <w:pStyle w:val="Compact"/>
+        <w:numPr>
+          <w:ilvl w:val="0"/>
+          <w:numId w:val="1005"/>
         </w:numPr>
       </w:pPr>
       <w:r>
@@ -500,7 +888,7 @@
         <w:pStyle w:val="Compact"/>
         <w:numPr>
           <w:ilvl w:val="0"/>
-          <w:numId w:val="1004"/>
+          <w:numId w:val="1005"/>
         </w:numPr>
       </w:pPr>
       <w:r>
@@ -524,14 +912,14 @@
         <w:pStyle w:val="Compact"/>
         <w:numPr>
           <w:ilvl w:val="0"/>
-          <w:numId w:val="1004"/>
+          <w:numId w:val="1005"/>
         </w:numPr>
       </w:pPr>
       <w:r>
         <w:t xml:space="preserve">Return rate under 1 percent, roughly 5 to 10x better than the industry average.</w:t>
       </w:r>
     </w:p>
-    <w:bookmarkStart w:id="20" w:name="X348ceaeaf7c4d682e7f80c59634d85e8a3d0daf"/>
+    <w:bookmarkStart w:id="12" w:name="X348ceaeaf7c4d682e7f80c59634d85e8a3d0daf"/>
     <w:p>
       <w:pPr>
         <w:pStyle w:val="Heading3"/>
@@ -670,9 +1058,9 @@
         <w:t xml:space="preserve">- Dosing reference used in the research: roughly 10 to 15 minutes of midday sun, three times per week.</w:t>
       </w:r>
     </w:p>
-    <w:bookmarkEnd w:id="20"/>
-    <w:bookmarkEnd w:id="21"/>
-    <w:bookmarkStart w:id="22" w:name="advisory-board"/>
+    <w:bookmarkEnd w:id="12"/>
+    <w:bookmarkEnd w:id="13"/>
+    <w:bookmarkStart w:id="14" w:name="advisory-board"/>
     <w:p>
       <w:pPr>
         <w:pStyle w:val="Heading2"/>
@@ -694,7 +1082,7 @@
         <w:pStyle w:val="Compact"/>
         <w:numPr>
           <w:ilvl w:val="0"/>
-          <w:numId w:val="1005"/>
+          <w:numId w:val="1006"/>
         </w:numPr>
       </w:pPr>
       <w:r>
@@ -708,15 +1096,28 @@
         <w:t xml:space="preserve"> </w:t>
       </w:r>
       <w:r>
-        <w:t xml:space="preserve">over 70,000 citations, widely regarded as the Godfather of Vitamin D Research. He has reviewed and endorsed the Enyrgy platform.</w:t>
-      </w:r>
-    </w:p>
-    <w:p>
-      <w:pPr>
-        <w:pStyle w:val="Compact"/>
-        <w:numPr>
-          <w:ilvl w:val="0"/>
-          <w:numId w:val="1005"/>
+        <w:t xml:space="preserve">over 70,000 citations, widely regarded as the Godfather of Vitamin D Research.</w:t>
+      </w:r>
+      <w:r>
+        <w:t xml:space="preserve"> </w:t>
+      </w:r>
+      <w:r>
+        <w:rPr>
+          <w:b/>
+          <w:bCs/>
+        </w:rPr>
+        <w:t xml:space="preserve">Over forty years on vitamin D research</w:t>
+      </w:r>
+      <w:r>
+        <w:t xml:space="preserve">, much of it on the difference between oral supplementation and UVB-synthesized vitamin D. He has reviewed and endorsed the Enyrgy platform.</w:t>
+      </w:r>
+    </w:p>
+    <w:p>
+      <w:pPr>
+        <w:pStyle w:val="Compact"/>
+        <w:numPr>
+          <w:ilvl w:val="0"/>
+          <w:numId w:val="1006"/>
         </w:numPr>
       </w:pPr>
       <w:r>
@@ -732,13 +1133,23 @@
       <w:r>
         <w:t xml:space="preserve">designed the MED protocol that powers every session; a leading researcher in UV therapy safety.</w:t>
       </w:r>
-    </w:p>
-    <w:p>
-      <w:pPr>
-        <w:pStyle w:val="Compact"/>
-        <w:numPr>
-          <w:ilvl w:val="0"/>
-          <w:numId w:val="1005"/>
+      <w:r>
+        <w:t xml:space="preserve"> </w:t>
+      </w:r>
+      <w:r>
+        <w:rPr>
+          <w:b/>
+          <w:bCs/>
+        </w:rPr>
+        <w:t xml:space="preserve">Over 100 peer-reviewed papers and two decades in the field.</w:t>
+      </w:r>
+    </w:p>
+    <w:p>
+      <w:pPr>
+        <w:pStyle w:val="Compact"/>
+        <w:numPr>
+          <w:ilvl w:val="0"/>
+          <w:numId w:val="1006"/>
         </w:numPr>
       </w:pPr>
       <w:r>
@@ -754,13 +1165,29 @@
       <w:r>
         <w:t xml:space="preserve">NASA UVB researcher and pioneer in phototherapy science.</w:t>
       </w:r>
+      <w:r>
+        <w:t xml:space="preserve"> </w:t>
+      </w:r>
+      <w:r>
+        <w:rPr>
+          <w:b/>
+          <w:bCs/>
+        </w:rPr>
+        <w:t xml:space="preserve">More than 350 peer-reviewed papers</w:t>
+      </w:r>
+      <w:r>
+        <w:t xml:space="preserve"> </w:t>
+      </w:r>
+      <w:r>
+        <w:t xml:space="preserve">on vitamin D, sunlight and health outcomes, using NASA UVB satellite data to map how sunlight exposure tracks with health across populations.</w:t>
+      </w:r>
     </w:p>
     <w:p>
       <w:pPr>
         <w:pStyle w:val="FirstParagraph"/>
       </w:pPr>
       <w:r>
-        <w:t xml:space="preserve">Do not paraphrase or embellish an advisor’s credentials beyond these approved bios. The short approved phrasing for objection handling remains</w:t>
+        <w:t xml:space="preserve">Do not paraphrase or embellish an advisor’s credentials beyond these approved bios. The publication and tenure figures were confirmed by Scott on 2026-08-02 and added because they were already live in WF-17 Long-Term Nurture touch 6, where the specificity is what makes the email work. Use the shorter form where space is tight; use the fuller form when the job is establishing that real researchers built the protocol. The short approved phrasing for objection handling remains</w:t>
       </w:r>
       <w:r>
         <w:t xml:space="preserve"> </w:t>
@@ -787,8 +1214,8 @@
         <w:t xml:space="preserve">the platform must have the advisor’s documented consent on file, per FTC endorsement rules.</w:t>
       </w:r>
     </w:p>
-    <w:bookmarkEnd w:id="22"/>
-    <w:bookmarkStart w:id="23" w:name="X2416962bbe798b4d07d64a796f71649a000b8ee"/>
+    <w:bookmarkEnd w:id="14"/>
+    <w:bookmarkStart w:id="15" w:name="X2416962bbe798b4d07d64a796f71649a000b8ee"/>
     <w:p>
       <w:pPr>
         <w:pStyle w:val="Heading2"/>
@@ -802,7 +1229,7 @@
         <w:pStyle w:val="Compact"/>
         <w:numPr>
           <w:ilvl w:val="0"/>
-          <w:numId w:val="1006"/>
+          <w:numId w:val="1007"/>
         </w:numPr>
       </w:pPr>
       <w:r>
@@ -814,7 +1241,7 @@
         <w:pStyle w:val="Compact"/>
         <w:numPr>
           <w:ilvl w:val="0"/>
-          <w:numId w:val="1006"/>
+          <w:numId w:val="1007"/>
         </w:numPr>
       </w:pPr>
       <w:r>
@@ -826,7 +1253,7 @@
         <w:pStyle w:val="Compact"/>
         <w:numPr>
           <w:ilvl w:val="0"/>
-          <w:numId w:val="1006"/>
+          <w:numId w:val="1007"/>
         </w:numPr>
       </w:pPr>
       <w:r>
@@ -838,7 +1265,7 @@
         <w:pStyle w:val="Compact"/>
         <w:numPr>
           <w:ilvl w:val="0"/>
-          <w:numId w:val="1006"/>
+          <w:numId w:val="1007"/>
         </w:numPr>
       </w:pPr>
       <w:r>
@@ -850,7 +1277,7 @@
         <w:pStyle w:val="Compact"/>
         <w:numPr>
           <w:ilvl w:val="0"/>
-          <w:numId w:val="1006"/>
+          <w:numId w:val="1007"/>
         </w:numPr>
       </w:pPr>
       <w:r>
@@ -862,7 +1289,7 @@
         <w:pStyle w:val="Compact"/>
         <w:numPr>
           <w:ilvl w:val="0"/>
-          <w:numId w:val="1006"/>
+          <w:numId w:val="1007"/>
         </w:numPr>
       </w:pPr>
       <w:r>
@@ -874,7 +1301,7 @@
         <w:pStyle w:val="Compact"/>
         <w:numPr>
           <w:ilvl w:val="0"/>
-          <w:numId w:val="1006"/>
+          <w:numId w:val="1007"/>
         </w:numPr>
       </w:pPr>
       <w:r>
@@ -886,7 +1313,7 @@
         <w:pStyle w:val="Compact"/>
         <w:numPr>
           <w:ilvl w:val="0"/>
-          <w:numId w:val="1006"/>
+          <w:numId w:val="1007"/>
         </w:numPr>
       </w:pPr>
       <w:r>
@@ -898,7 +1325,7 @@
         <w:pStyle w:val="Compact"/>
         <w:numPr>
           <w:ilvl w:val="0"/>
-          <w:numId w:val="1006"/>
+          <w:numId w:val="1007"/>
         </w:numPr>
       </w:pPr>
       <w:r>
@@ -910,19 +1337,19 @@
         <w:pStyle w:val="Compact"/>
         <w:numPr>
           <w:ilvl w:val="0"/>
-          <w:numId w:val="1006"/>
-        </w:numPr>
-      </w:pPr>
-      <w:r>
-        <w:t xml:space="preserve">600+ customers, 5 countries, zero paid ads.</w:t>
-      </w:r>
-    </w:p>
-    <w:p>
-      <w:pPr>
-        <w:pStyle w:val="Compact"/>
-        <w:numPr>
-          <w:ilvl w:val="0"/>
-          <w:numId w:val="1006"/>
+          <w:numId w:val="1007"/>
+        </w:numPr>
+      </w:pPr>
+      <w:r>
+        <w:t xml:space="preserve">600+ users, 5 countries, zero paid ads.</w:t>
+      </w:r>
+    </w:p>
+    <w:p>
+      <w:pPr>
+        <w:pStyle w:val="Compact"/>
+        <w:numPr>
+          <w:ilvl w:val="0"/>
+          <w:numId w:val="1007"/>
         </w:numPr>
       </w:pPr>
       <w:r>
@@ -934,7 +1361,7 @@
         <w:pStyle w:val="Compact"/>
         <w:numPr>
           <w:ilvl w:val="0"/>
-          <w:numId w:val="1006"/>
+          <w:numId w:val="1007"/>
         </w:numPr>
       </w:pPr>
       <w:r>
@@ -946,7 +1373,7 @@
         <w:pStyle w:val="Compact"/>
         <w:numPr>
           <w:ilvl w:val="0"/>
-          <w:numId w:val="1006"/>
+          <w:numId w:val="1007"/>
         </w:numPr>
       </w:pPr>
       <w:r>
@@ -958,7 +1385,7 @@
         <w:pStyle w:val="Compact"/>
         <w:numPr>
           <w:ilvl w:val="0"/>
-          <w:numId w:val="1006"/>
+          <w:numId w:val="1007"/>
         </w:numPr>
       </w:pPr>
       <w:r>
@@ -970,15 +1397,15 @@
         <w:pStyle w:val="Compact"/>
         <w:numPr>
           <w:ilvl w:val="0"/>
-          <w:numId w:val="1006"/>
+          <w:numId w:val="1007"/>
         </w:numPr>
       </w:pPr>
       <w:r>
         <w:t xml:space="preserve">Sunlight. Evolved.</w:t>
       </w:r>
     </w:p>
-    <w:bookmarkEnd w:id="23"/>
-    <w:bookmarkStart w:id="24" w:name="objection-scripts-voiced"/>
+    <w:bookmarkEnd w:id="15"/>
+    <w:bookmarkStart w:id="16" w:name="objection-scripts-voiced"/>
     <w:p>
       <w:pPr>
         <w:pStyle w:val="Heading2"/>
@@ -1004,7 +1431,7 @@
         <w:pStyle w:val="Compact"/>
         <w:numPr>
           <w:ilvl w:val="0"/>
-          <w:numId w:val="1007"/>
+          <w:numId w:val="1008"/>
         </w:numPr>
       </w:pPr>
       <w:r>
@@ -1016,19 +1443,19 @@
         <w:pStyle w:val="Compact"/>
         <w:numPr>
           <w:ilvl w:val="0"/>
-          <w:numId w:val="1007"/>
-        </w:numPr>
-      </w:pPr>
-      <w:r>
-        <w:t xml:space="preserve">I already take supplements. Supplements are one lane, Vitamin D, and only if your body responds to it. In the trials, about one in four participants were low responders to vitamin D supplementation. Enyrgy opens all three lanes, Vitamin D, nitric oxide, and serotonin, in 2 to 4 minutes.</w:t>
-      </w:r>
-    </w:p>
-    <w:p>
-      <w:pPr>
-        <w:pStyle w:val="Compact"/>
-        <w:numPr>
-          <w:ilvl w:val="0"/>
-          <w:numId w:val="1007"/>
+          <w:numId w:val="1008"/>
+        </w:numPr>
+      </w:pPr>
+      <w:r>
+        <w:t xml:space="preserve">I already take supplements. Supplements are one lane, Vitamin D, and only if your body responds to it. In research clinical trials, about one in four participants were low responders to vitamin D supplementation. Enyrgy opens all three lanes, Vitamin D, nitric oxide, and serotonin, in 2 to 4 minutes.</w:t>
+      </w:r>
+    </w:p>
+    <w:p>
+      <w:pPr>
+        <w:pStyle w:val="Compact"/>
+        <w:numPr>
+          <w:ilvl w:val="0"/>
+          <w:numId w:val="1008"/>
         </w:numPr>
       </w:pPr>
       <w:r>
@@ -1040,7 +1467,7 @@
         <w:pStyle w:val="Compact"/>
         <w:numPr>
           <w:ilvl w:val="0"/>
-          <w:numId w:val="1007"/>
+          <w:numId w:val="1008"/>
         </w:numPr>
       </w:pPr>
       <w:r>
@@ -1052,7 +1479,7 @@
         <w:pStyle w:val="Compact"/>
         <w:numPr>
           <w:ilvl w:val="0"/>
-          <w:numId w:val="1007"/>
+          <w:numId w:val="1008"/>
         </w:numPr>
       </w:pPr>
       <w:r>
@@ -1076,7 +1503,7 @@
         <w:pStyle w:val="Compact"/>
         <w:numPr>
           <w:ilvl w:val="0"/>
-          <w:numId w:val="1008"/>
+          <w:numId w:val="1009"/>
         </w:numPr>
       </w:pPr>
       <w:r>
@@ -1088,19 +1515,19 @@
         <w:pStyle w:val="Compact"/>
         <w:numPr>
           <w:ilvl w:val="0"/>
-          <w:numId w:val="1008"/>
-        </w:numPr>
-      </w:pPr>
-      <w:r>
-        <w:t xml:space="preserve">Would clients pay? Vitamin D runs low in 77 percent of indoor adults, so the demand is already in your book. Operators are charging $49 to $75 a month for it.</w:t>
-      </w:r>
-    </w:p>
-    <w:p>
-      <w:pPr>
-        <w:pStyle w:val="Compact"/>
-        <w:numPr>
-          <w:ilvl w:val="0"/>
-          <w:numId w:val="1008"/>
+          <w:numId w:val="1009"/>
+        </w:numPr>
+      </w:pPr>
+      <w:r>
+        <w:t xml:space="preserve">Would clients pay? Vitamin D runs low in 77 percent of indoor adults, so the demand is already in your book. Operators are charging $49 to $125 a month for it, depending on their market and clientele.</w:t>
+      </w:r>
+    </w:p>
+    <w:p>
+      <w:pPr>
+        <w:pStyle w:val="Compact"/>
+        <w:numPr>
+          <w:ilvl w:val="0"/>
+          <w:numId w:val="1009"/>
         </w:numPr>
       </w:pPr>
       <w:r>
@@ -1124,7 +1551,7 @@
         <w:pStyle w:val="Compact"/>
         <w:numPr>
           <w:ilvl w:val="0"/>
-          <w:numId w:val="1009"/>
+          <w:numId w:val="1010"/>
         </w:numPr>
       </w:pPr>
       <w:r>
@@ -1136,7 +1563,7 @@
         <w:pStyle w:val="Compact"/>
         <w:numPr>
           <w:ilvl w:val="0"/>
-          <w:numId w:val="1009"/>
+          <w:numId w:val="1010"/>
         </w:numPr>
       </w:pPr>
       <w:r>
@@ -1148,15 +1575,15 @@
         <w:pStyle w:val="Compact"/>
         <w:numPr>
           <w:ilvl w:val="0"/>
-          <w:numId w:val="1009"/>
+          <w:numId w:val="1010"/>
         </w:numPr>
       </w:pPr>
       <w:r>
         <w:t xml:space="preserve">What is the exit? A strategic acquisition in the $100 to 150M range within 5 years. Natural buyers look like Philips, Apple Health, Peloton, AG1, or LVMH.</w:t>
       </w:r>
     </w:p>
-    <w:bookmarkEnd w:id="24"/>
-    <w:bookmarkStart w:id="25" w:name="claim-precision-corrected"/>
+    <w:bookmarkEnd w:id="16"/>
+    <w:bookmarkStart w:id="17" w:name="claim-precision-corrected"/>
     <w:p>
       <w:pPr>
         <w:pStyle w:val="Heading2"/>
@@ -1192,13 +1619,34 @@
           <w:b/>
           <w:bCs/>
         </w:rPr>
-        <w:t xml:space="preserve">“in these trials, about one in four participants were low responders to vitamin D supplementation”</w:t>
-      </w:r>
-      <w:r>
-        <w:t xml:space="preserve"> </w:t>
-      </w:r>
-      <w:r>
-        <w:t xml:space="preserve">(Carlberg, VitDmet and VitDbol trials, Nutrients 2023, 15(15):3382). Never say</w:t>
+        <w:t xml:space="preserve">“in research clinical trials, about one in four participants were low responders to vitamin D supplementation”</w:t>
+      </w:r>
+      <w:r>
+        <w:t xml:space="preserve">. Do NOT write</w:t>
+      </w:r>
+      <w:r>
+        <w:t xml:space="preserve"> </w:t>
+      </w:r>
+      <w:r>
+        <w:t xml:space="preserve">“in these trials”</w:t>
+      </w:r>
+      <w:r>
+        <w:t xml:space="preserve"> </w:t>
+      </w:r>
+      <w:r>
+        <w:t xml:space="preserve">or</w:t>
+      </w:r>
+      <w:r>
+        <w:t xml:space="preserve"> </w:t>
+      </w:r>
+      <w:r>
+        <w:t xml:space="preserve">“in the trials”</w:t>
+      </w:r>
+      <w:r>
+        <w:t xml:space="preserve"> </w:t>
+      </w:r>
+      <w:r>
+        <w:t xml:space="preserve">in copy: lifted out of this KB the citation stays behind and the phrase reads as though Enyrgy ran them. Investor-facing copy may name them as the Carlberg trials. (Carlberg, VitDmet and VitDbol trials, Nutrients 2023, 15(15):3382). Never say</w:t>
       </w:r>
       <w:r>
         <w:t xml:space="preserve"> </w:t>
@@ -1231,8 +1679,8 @@
         <w:t xml:space="preserve">This supersedes the older phrasing in Implementation Guide v3.9 Section 22 (Session 8 correction). Every claim must be exactly as verifiable as stated: no superlatives, no inflation, no unverifiable characterizations.</w:t>
       </w:r>
     </w:p>
-    <w:bookmarkEnd w:id="25"/>
-    <w:bookmarkStart w:id="26" w:name="brand-constants-locked"/>
+    <w:bookmarkEnd w:id="17"/>
+    <w:bookmarkStart w:id="18" w:name="brand-constants-locked"/>
     <w:p>
       <w:pPr>
         <w:pStyle w:val="Heading2"/>
@@ -1246,7 +1694,7 @@
         <w:pStyle w:val="Compact"/>
         <w:numPr>
           <w:ilvl w:val="0"/>
-          <w:numId w:val="1010"/>
+          <w:numId w:val="1011"/>
         </w:numPr>
       </w:pPr>
       <w:r>
@@ -1258,7 +1706,7 @@
         <w:pStyle w:val="Compact"/>
         <w:numPr>
           <w:ilvl w:val="0"/>
-          <w:numId w:val="1010"/>
+          <w:numId w:val="1011"/>
         </w:numPr>
       </w:pPr>
       <w:r>
@@ -1270,7 +1718,7 @@
         <w:pStyle w:val="Compact"/>
         <w:numPr>
           <w:ilvl w:val="0"/>
-          <w:numId w:val="1010"/>
+          <w:numId w:val="1011"/>
         </w:numPr>
       </w:pPr>
       <w:r>
@@ -1282,7 +1730,7 @@
         <w:pStyle w:val="Compact"/>
         <w:numPr>
           <w:ilvl w:val="0"/>
-          <w:numId w:val="1010"/>
+          <w:numId w:val="1011"/>
         </w:numPr>
       </w:pPr>
       <w:r>
@@ -1300,7 +1748,7 @@
         <w:pStyle w:val="Compact"/>
         <w:numPr>
           <w:ilvl w:val="0"/>
-          <w:numId w:val="1010"/>
+          <w:numId w:val="1011"/>
         </w:numPr>
       </w:pPr>
       <w:r>
@@ -1312,15 +1760,15 @@
         <w:pStyle w:val="Compact"/>
         <w:numPr>
           <w:ilvl w:val="0"/>
-          <w:numId w:val="1010"/>
+          <w:numId w:val="1011"/>
         </w:numPr>
       </w:pPr>
       <w:r>
         <w:t xml:space="preserve">Age minimum for all audiences: 18.</w:t>
       </w:r>
     </w:p>
-    <w:bookmarkEnd w:id="26"/>
-    <w:bookmarkStart w:id="27" w:name="X29fd5ad5ba47d28e168b82835ce779321403abb"/>
+    <w:bookmarkEnd w:id="18"/>
+    <w:bookmarkStart w:id="19" w:name="X29fd5ad5ba47d28e168b82835ce779321403abb"/>
     <w:p>
       <w:pPr>
         <w:pStyle w:val="Heading2"/>
@@ -1349,8 +1797,8 @@
         <w:t xml:space="preserve">is false framing and must never be used.</w:t>
       </w:r>
     </w:p>
-    <w:bookmarkEnd w:id="27"/>
-    <w:bookmarkStart w:id="28" w:name="prohibited-words-compliance"/>
+    <w:bookmarkEnd w:id="19"/>
+    <w:bookmarkStart w:id="20" w:name="prohibited-words-compliance"/>
     <w:p>
       <w:pPr>
         <w:pStyle w:val="Heading2"/>
@@ -1367,8 +1815,8 @@
         <w:t xml:space="preserve">Never use in client-facing content: treat, cure, diagnose, disease, prescription, FDA-approved, medical treatment, heal, fix, medication, illness, clinical diagnosis, therapeutic treatment. Review all client-facing content against the January 2026 FDA Guidelines for Wellness Products before use. Enyrgy is a wellness device, not medical, and makes no medical claims.</w:t>
       </w:r>
     </w:p>
-    <w:bookmarkEnd w:id="28"/>
-    <w:bookmarkStart w:id="29" w:name="X3b2ee3b0312272551b8ea402502772f453681e0"/>
+    <w:bookmarkEnd w:id="20"/>
+    <w:bookmarkStart w:id="21" w:name="X3b2ee3b0312272551b8ea402502772f453681e0"/>
     <w:p>
       <w:pPr>
         <w:pStyle w:val="Heading2"/>
@@ -1421,8 +1869,8 @@
         <w:t xml:space="preserve">The prohibited-words scan runs before every email, SMS, and voicemail across all funnels. All investor materials must be attorney-approved before they load into the KB or GHL. The PPM is attorney-approved and may be sent after the intro meeting.</w:t>
       </w:r>
     </w:p>
-    <w:bookmarkEnd w:id="29"/>
-    <w:bookmarkStart w:id="30" w:name="investor-offering-details"/>
+    <w:bookmarkEnd w:id="21"/>
+    <w:bookmarkStart w:id="22" w:name="investor-offering-details"/>
     <w:p>
       <w:pPr>
         <w:pStyle w:val="Heading2"/>
@@ -1436,7 +1884,7 @@
         <w:pStyle w:val="Compact"/>
         <w:numPr>
           <w:ilvl w:val="0"/>
-          <w:numId w:val="1011"/>
+          <w:numId w:val="1012"/>
         </w:numPr>
       </w:pPr>
       <w:r>
@@ -1448,7 +1896,7 @@
         <w:pStyle w:val="Compact"/>
         <w:numPr>
           <w:ilvl w:val="0"/>
-          <w:numId w:val="1011"/>
+          <w:numId w:val="1012"/>
         </w:numPr>
       </w:pPr>
       <w:r>
@@ -1460,7 +1908,7 @@
         <w:pStyle w:val="Compact"/>
         <w:numPr>
           <w:ilvl w:val="0"/>
-          <w:numId w:val="1011"/>
+          <w:numId w:val="1012"/>
         </w:numPr>
       </w:pPr>
       <w:r>
@@ -1472,7 +1920,7 @@
         <w:pStyle w:val="Compact"/>
         <w:numPr>
           <w:ilvl w:val="0"/>
-          <w:numId w:val="1011"/>
+          <w:numId w:val="1012"/>
         </w:numPr>
       </w:pPr>
       <w:r>
@@ -1484,7 +1932,7 @@
         <w:pStyle w:val="Compact"/>
         <w:numPr>
           <w:ilvl w:val="0"/>
-          <w:numId w:val="1011"/>
+          <w:numId w:val="1012"/>
         </w:numPr>
       </w:pPr>
       <w:r>
@@ -1496,7 +1944,7 @@
         <w:pStyle w:val="Compact"/>
         <w:numPr>
           <w:ilvl w:val="0"/>
-          <w:numId w:val="1011"/>
+          <w:numId w:val="1012"/>
         </w:numPr>
       </w:pPr>
       <w:r>
@@ -1518,8 +1966,8 @@
         <w:t xml:space="preserve">= Yes is confirmed (see the rule in section 12).</w:t>
       </w:r>
     </w:p>
-    <w:bookmarkEnd w:id="30"/>
-    <w:bookmarkStart w:id="31" w:name="oem-partner-lumanova-luma-d-light"/>
+    <w:bookmarkEnd w:id="22"/>
+    <w:bookmarkStart w:id="23" w:name="oem-partner-lumanova-luma-d-light"/>
     <w:p>
       <w:pPr>
         <w:pStyle w:val="Heading2"/>
@@ -1533,7 +1981,7 @@
         <w:pStyle w:val="Compact"/>
         <w:numPr>
           <w:ilvl w:val="0"/>
-          <w:numId w:val="1012"/>
+          <w:numId w:val="1013"/>
         </w:numPr>
       </w:pPr>
       <w:r>
@@ -1545,7 +1993,7 @@
         <w:pStyle w:val="Compact"/>
         <w:numPr>
           <w:ilvl w:val="0"/>
-          <w:numId w:val="1012"/>
+          <w:numId w:val="1013"/>
         </w:numPr>
       </w:pPr>
       <w:r>
@@ -1557,7 +2005,7 @@
         <w:pStyle w:val="Compact"/>
         <w:numPr>
           <w:ilvl w:val="0"/>
-          <w:numId w:val="1012"/>
+          <w:numId w:val="1013"/>
         </w:numPr>
       </w:pPr>
       <w:r>
@@ -1611,7 +2059,7 @@
         <w:pStyle w:val="Compact"/>
         <w:numPr>
           <w:ilvl w:val="0"/>
-          <w:numId w:val="1012"/>
+          <w:numId w:val="1013"/>
         </w:numPr>
       </w:pPr>
       <w:r>
@@ -1623,15 +2071,15 @@
         <w:pStyle w:val="Compact"/>
         <w:numPr>
           <w:ilvl w:val="0"/>
-          <w:numId w:val="1012"/>
+          <w:numId w:val="1013"/>
         </w:numPr>
       </w:pPr>
       <w:r>
         <w:t xml:space="preserve">Partner arrangements offered: Enyrgy offers both white-label (a partner sells the platform under their own brand, as Lumanova does) and distribution (a partner distributes to other facilities). Both are real, offered arrangements. Specific terms are handled per deal; confirm with the CEO before quoting figures.</w:t>
       </w:r>
     </w:p>
-    <w:bookmarkEnd w:id="31"/>
-    <w:bookmarkStart w:id="32" w:name="key-reference-facts-quick-lookup"/>
+    <w:bookmarkEnd w:id="23"/>
+    <w:bookmarkStart w:id="24" w:name="key-reference-facts-quick-lookup"/>
     <w:p>
       <w:pPr>
         <w:pStyle w:val="Heading2"/>
@@ -1642,6 +2090,14 @@
     </w:p>
     <w:tbl>
       <w:tblPr>
+        <w:tblBorders>
+          <w:top w:val="single" w:sz="6" w:space="0" w:color="AAAAAA"/>
+          <w:left w:val="single" w:sz="6" w:space="0" w:color="AAAAAA"/>
+          <w:bottom w:val="single" w:sz="6" w:space="0" w:color="AAAAAA"/>
+          <w:right w:val="single" w:sz="6" w:space="0" w:color="AAAAAA"/>
+          <w:insideH w:val="single" w:sz="6" w:space="0" w:color="AAAAAA"/>
+          <w:insideV w:val="single" w:sz="6" w:space="0" w:color="AAAAAA"/>
+        </w:tblBorders>
         <w:tblStyle w:val="Table"/>
         <w:tblW w:type="pct" w:w="5000"/>
         <w:tblLayout w:type="fixed"/>
@@ -2009,7 +2465,7 @@
               <w:pStyle w:val="Compact"/>
             </w:pPr>
             <w:r>
-              <w:t xml:space="preserve">$49/month modality add-on per client; payback under 4 months at 50 clients</w:t>
+              <w:t xml:space="preserve">$49 to $125/month per client, set by location and clientele; payback under 4 months at 50 clients at $49, about 6 weeks at $125</w:t>
             </w:r>
           </w:p>
         </w:tc>
@@ -2034,13 +2490,12 @@
         <w:t xml:space="preserve">CONFIDENTIAL - Enyrgy Inc - 5115 N 27th Ave, Bld 66, Phoenix, AZ 85017 - enyrgy.com - Sunlight. Evolved.</w:t>
       </w:r>
     </w:p>
-    <w:bookmarkEnd w:id="32"/>
-    <w:bookmarkEnd w:id="33"/>
+    <w:bookmarkEnd w:id="24"/>
+    <w:bookmarkEnd w:id="25"/>
     <w:sectPr>
-      <w:pgSz w:h="15840" w:orient="portrait" w:w="12240"/>
-      <w:pgMar w:bottom="1440" w:footer="708" w:gutter="0" w:header="708" w:left="1440" w:right="1440" w:top="1440"/>
-      <w:pgNumType/>
-      <w:docGrid w:linePitch="360"/>
+      <w:footnotePr>
+        <w:numRestart w:val="eachSect"/>
+      </w:footnotePr>
     </w:sectPr>
   </w:body>
 </w:document>
@@ -2050,28 +2505,6 @@
 <w:comments xmlns:w="http://schemas.openxmlformats.org/wordprocessingml/2006/main" xmlns:m="http://schemas.openxmlformats.org/officeDocument/2006/math" xmlns:r="http://schemas.openxmlformats.org/officeDocument/2006/relationships" xmlns:o="urn:schemas-microsoft-com:office:office" xmlns:v="urn:schemas-microsoft-com:vml" xmlns:w10="urn:schemas-microsoft-com:office:word" xmlns:a="http://schemas.openxmlformats.org/drawingml/2006/main" xmlns:pic="http://schemas.openxmlformats.org/drawingml/2006/picture" xmlns:wp="http://schemas.openxmlformats.org/drawingml/2006/wordprocessingDrawing"/>
 </file>
 
-<file path=word/footer1.xml><?xml version="1.0" encoding="utf-8"?>
-<w:ftr xmlns:wpc="http://schemas.microsoft.com/office/word/2010/wordprocessingCanvas" xmlns:mc="http://schemas.openxmlformats.org/markup-compatibility/2006" xmlns:o="urn:schemas-microsoft-com:office:office" xmlns:r="http://schemas.openxmlformats.org/officeDocument/2006/relationships" xmlns:m="http://schemas.openxmlformats.org/officeDocument/2006/math" xmlns:v="urn:schemas-microsoft-com:vml" xmlns:wp14="http://schemas.microsoft.com/office/word/2010/wordprocessingDrawing" xmlns:wp="http://schemas.openxmlformats.org/drawingml/2006/wordprocessingDrawing" xmlns:w10="urn:schemas-microsoft-com:office:word" xmlns:w="http://schemas.openxmlformats.org/wordprocessingml/2006/main" xmlns:w14="http://schemas.microsoft.com/office/word/2010/wordml" xmlns:w15="http://schemas.microsoft.com/office/word/2012/wordml" xmlns:wpg="http://schemas.microsoft.com/office/word/2010/wordprocessingGroup" xmlns:wpi="http://schemas.microsoft.com/office/word/2010/wordprocessingInk" xmlns:wne="http://schemas.microsoft.com/office/word/2006/wordml" xmlns:wps="http://schemas.microsoft.com/office/word/2010/wordprocessingShape">
-  <w:p>
-    <w:pPr>
-      <w:jc w:val="center"/>
-    </w:pPr>
-    <w:r>
-      <w:rPr>
-        <w:rFonts w:ascii="Montserrat" w:cs="Montserrat" w:eastAsia="Montserrat" w:hAnsi="Montserrat"/>
-        <w:color w:val="6B6B66"/>
-        <w:sz w:val="16"/>
-        <w:szCs w:val="16"/>
-      </w:rPr>
-      <w:fldChar w:fldCharType="begin"/>
-      <w:instrText xml:space="preserve">PAGE</w:instrText>
-      <w:fldChar w:fldCharType="separate"/>
-      <w:fldChar w:fldCharType="end"/>
-    </w:r>
-  </w:p>
-</w:ftr>
-</file>
-
 <file path=word/footnotes.xml><?xml version="1.0" encoding="utf-8"?>
 <w:footnotes xmlns:w="http://schemas.openxmlformats.org/wordprocessingml/2006/main" xmlns:m="http://schemas.openxmlformats.org/officeDocument/2006/math" xmlns:r="http://schemas.openxmlformats.org/officeDocument/2006/relationships" xmlns:o="urn:schemas-microsoft-com:office:office" xmlns:v="urn:schemas-microsoft-com:vml" xmlns:w10="urn:schemas-microsoft-com:office:word" xmlns:a="http://schemas.openxmlformats.org/drawingml/2006/main" xmlns:pic="http://schemas.openxmlformats.org/drawingml/2006/picture" xmlns:wp="http://schemas.openxmlformats.org/drawingml/2006/wordprocessingDrawing">
   <w:footnote w:type="continuationSeparator" w:id="0">
@@ -2091,117 +2524,8 @@
 </w:footnotes>
 </file>
 
-<file path=word/header1.xml><?xml version="1.0" encoding="utf-8"?>
-<w:hdr xmlns:wpc="http://schemas.microsoft.com/office/word/2010/wordprocessingCanvas" xmlns:mc="http://schemas.openxmlformats.org/markup-compatibility/2006" xmlns:o="urn:schemas-microsoft-com:office:office" xmlns:r="http://schemas.openxmlformats.org/officeDocument/2006/relationships" xmlns:m="http://schemas.openxmlformats.org/officeDocument/2006/math" xmlns:v="urn:schemas-microsoft-com:vml" xmlns:wp14="http://schemas.microsoft.com/office/word/2010/wordprocessingDrawing" xmlns:wp="http://schemas.openxmlformats.org/drawingml/2006/wordprocessingDrawing" xmlns:w10="urn:schemas-microsoft-com:office:word" xmlns:w="http://schemas.openxmlformats.org/wordprocessingml/2006/main" xmlns:w14="http://schemas.microsoft.com/office/word/2010/wordml" xmlns:w15="http://schemas.microsoft.com/office/word/2012/wordml" xmlns:wpg="http://schemas.microsoft.com/office/word/2010/wordprocessingGroup" xmlns:wpi="http://schemas.microsoft.com/office/word/2010/wordprocessingInk" xmlns:wne="http://schemas.microsoft.com/office/word/2006/wordml" xmlns:wps="http://schemas.microsoft.com/office/word/2010/wordprocessingShape" xmlns:cx="http://schemas.microsoft.com/office/drawing/2014/chartex" xmlns:cx1="http://schemas.microsoft.com/office/drawing/2015/9/8/chartex" xmlns:cx2="http://schemas.microsoft.com/office/drawing/2015/10/21/chartex" xmlns:cx3="http://schemas.microsoft.com/office/drawing/2016/5/9/chartex" xmlns:cx4="http://schemas.microsoft.com/office/drawing/2016/5/10/chartex" xmlns:cx5="http://schemas.microsoft.com/office/drawing/2016/5/11/chartex" xmlns:cx6="http://schemas.microsoft.com/office/drawing/2016/5/12/chartex" xmlns:cx7="http://schemas.microsoft.com/office/drawing/2016/5/13/chartex" xmlns:cx8="http://schemas.microsoft.com/office/drawing/2016/5/14/chartex" xmlns:w16cid="http://schemas.microsoft.com/office/word/2016/wordml/cid" xmlns:w16se="http://schemas.microsoft.com/office/word/2015/wordml/symex">
-  <w:p>
-    <w:pPr>
-      <w:pBdr>
-        <w:bottom w:val="single" w:color="E64C38" w:sz="8"/>
-      </w:pBdr>
-      <w:spacing w:after="120"/>
-      <w:jc w:val="left"/>
-    </w:pPr>
-    <w:r>
-      <w:rPr>
-        <w:rFonts w:ascii="Montserrat" w:cs="Montserrat" w:eastAsia="Montserrat" w:hAnsi="Montserrat"/>
-        <w:b/>
-        <w:bCs/>
-        <w:color w:val="E64C38"/>
-        <w:sz w:val="16"/>
-        <w:szCs w:val="16"/>
-      </w:rPr>
-      <w:t xml:space="preserve">Enyrgy Knowledge Base</w:t>
-    </w:r>
-  </w:p>
-</w:hdr>
-</file>
-
 <file path=word/numbering.xml><?xml version="1.0" encoding="utf-8"?>
-<w:numbering xmlns:m="http://schemas.openxmlformats.org/officeDocument/2006/math" xmlns:mc="http://schemas.openxmlformats.org/markup-compatibility/2006" xmlns:o="urn:schemas-microsoft-com:office:office" xmlns:r="http://schemas.openxmlformats.org/officeDocument/2006/relationships" xmlns:v="urn:schemas-microsoft-com:vml" xmlns:w="http://schemas.openxmlformats.org/wordprocessingml/2006/main" xmlns:w10="urn:schemas-microsoft-com:office:word" xmlns:w14="http://schemas.microsoft.com/office/word/2010/wordml" xmlns:w15="http://schemas.microsoft.com/office/word/2012/wordml" xmlns:wne="http://schemas.microsoft.com/office/word/2006/wordml" xmlns:wp="http://schemas.openxmlformats.org/drawingml/2006/wordprocessingDrawing" xmlns:wp14="http://schemas.microsoft.com/office/word/2010/wordprocessingDrawing" xmlns:wpc="http://schemas.microsoft.com/office/word/2010/wordprocessingCanvas" xmlns:wpg="http://schemas.microsoft.com/office/word/2010/wordprocessingGroup" xmlns:wpi="http://schemas.microsoft.com/office/word/2010/wordprocessingInk" xmlns:wps="http://schemas.microsoft.com/office/word/2010/wordprocessingShape" mc:Ignorable="w14 w15 wp14">
-  <w:abstractNum w15:restartNumberingAfterBreak="0" w:abstractNumId="1">
-    <w:multiLevelType w:val="hybridMultilevel"/>
-    <w:lvl w15:tentative="1" w:ilvl="0">
-      <w:start w:val="1"/>
-      <w:numFmt w:val="bullet"/>
-      <w:lvlText w:val="●"/>
-      <w:lvlJc w:val="left"/>
-      <w:pPr>
-        <w:ind w:hanging="360" w:left="720"/>
-      </w:pPr>
-    </w:lvl>
-    <w:lvl w15:tentative="1" w:ilvl="1">
-      <w:start w:val="1"/>
-      <w:numFmt w:val="bullet"/>
-      <w:lvlText w:val="○"/>
-      <w:lvlJc w:val="left"/>
-      <w:pPr>
-        <w:ind w:hanging="360" w:left="1440"/>
-      </w:pPr>
-    </w:lvl>
-    <w:lvl w15:tentative="1" w:ilvl="2">
-      <w:start w:val="1"/>
-      <w:numFmt w:val="bullet"/>
-      <w:lvlText w:val="■"/>
-      <w:lvlJc w:val="left"/>
-      <w:pPr>
-        <w:ind w:hanging="360" w:left="2160"/>
-      </w:pPr>
-    </w:lvl>
-    <w:lvl w15:tentative="1" w:ilvl="3">
-      <w:start w:val="1"/>
-      <w:numFmt w:val="bullet"/>
-      <w:lvlText w:val="●"/>
-      <w:lvlJc w:val="left"/>
-      <w:pPr>
-        <w:ind w:hanging="360" w:left="2880"/>
-      </w:pPr>
-    </w:lvl>
-    <w:lvl w15:tentative="1" w:ilvl="4">
-      <w:start w:val="1"/>
-      <w:numFmt w:val="bullet"/>
-      <w:lvlText w:val="○"/>
-      <w:lvlJc w:val="left"/>
-      <w:pPr>
-        <w:ind w:hanging="360" w:left="3600"/>
-      </w:pPr>
-    </w:lvl>
-    <w:lvl w15:tentative="1" w:ilvl="5">
-      <w:start w:val="1"/>
-      <w:numFmt w:val="bullet"/>
-      <w:lvlText w:val="■"/>
-      <w:lvlJc w:val="left"/>
-      <w:pPr>
-        <w:ind w:hanging="360" w:left="4320"/>
-      </w:pPr>
-    </w:lvl>
-    <w:lvl w15:tentative="1" w:ilvl="6">
-      <w:start w:val="1"/>
-      <w:numFmt w:val="bullet"/>
-      <w:lvlText w:val="●"/>
-      <w:lvlJc w:val="left"/>
-      <w:pPr>
-        <w:ind w:hanging="360" w:left="5040"/>
-      </w:pPr>
-    </w:lvl>
-    <w:lvl w15:tentative="1" w:ilvl="7">
-      <w:start w:val="1"/>
-      <w:numFmt w:val="bullet"/>
-      <w:lvlText w:val="●"/>
-      <w:lvlJc w:val="left"/>
-      <w:pPr>
-        <w:ind w:hanging="360" w:left="5760"/>
-      </w:pPr>
-    </w:lvl>
-    <w:lvl w15:tentative="1" w:ilvl="8">
-      <w:start w:val="1"/>
-      <w:numFmt w:val="bullet"/>
-      <w:lvlText w:val="●"/>
-      <w:lvlJc w:val="left"/>
-      <w:pPr>
-        <w:ind w:hanging="360" w:left="6480"/>
-      </w:pPr>
-    </w:lvl>
-  </w:abstractNum>
+<w:numbering xmlns:w="http://schemas.openxmlformats.org/wordprocessingml/2006/main">
   <w:abstractNum w:abstractNumId="990">
     <w:nsid w:val="0000A990"/>
     <w:multiLevelType w:val="multilevel"/>
@@ -2381,12 +2705,6 @@
       </w:rPr>
     </w:lvl>
   </w:abstractNum>
-  <w:num w:numId="1">
-    <w:abstractNumId w:val="1"/>
-    <w:lvlOverride w:ilvl="0">
-      <w:startOverride w:val="1"/>
-    </w:lvlOverride>
-  </w:num>
   <w:num w:numId="1000">
     <w:abstractNumId w:val="990"/>
   </w:num>
@@ -2426,439 +2744,667 @@
   <w:num w:numId="1012">
     <w:abstractNumId w:val="991"/>
   </w:num>
+  <w:num w:numId="1013">
+    <w:abstractNumId w:val="991"/>
+  </w:num>
 </w:numbering>
 </file>
 
 <file path=word/styles.xml><?xml version="1.0" encoding="utf-8"?>
-<w:styles xmlns:mc="http://schemas.openxmlformats.org/markup-compatibility/2006" xmlns:r="http://schemas.openxmlformats.org/officeDocument/2006/relationships" xmlns:w="http://schemas.openxmlformats.org/wordprocessingml/2006/main" xmlns:w14="http://schemas.microsoft.com/office/word/2010/wordml" xmlns:w15="http://schemas.microsoft.com/office/word/2012/wordml" mc:Ignorable="w14 w15">
+<w:styles xmlns:r="http://schemas.openxmlformats.org/officeDocument/2006/relationships" xmlns:w="http://schemas.openxmlformats.org/wordprocessingml/2006/main">
   <w:docDefaults>
     <w:rPrDefault>
       <w:rPr>
-        <w:rFonts w:ascii="Montserrat" w:cs="Montserrat" w:eastAsia="Montserrat" w:hAnsi="Montserrat"/>
-        <w:color w:val="1A1A1A"/>
-        <w:sz w:val="21"/>
-        <w:szCs w:val="21"/>
+        <w:rFonts w:asciiTheme="minorHAnsi" w:cstheme="minorBidi" w:eastAsiaTheme="minorEastAsia" w:hAnsiTheme="minorHAnsi"/>
+        <w:sz w:val="24"/>
+        <w:szCs w:val="24"/>
+        <w:lang w:bidi="ar-SA" w:eastAsia="zh-CN" w:val="en-US"/>
       </w:rPr>
     </w:rPrDefault>
-    <w:pPrDefault/>
+    <w:pPrDefault>
+      <w:pPr>
+        <w:spacing w:after="200"/>
+      </w:pPr>
+    </w:pPrDefault>
   </w:docDefaults>
+  <w:latentStyles w:count="276" w:defLockedState="0" w:defQFormat="0" w:defSemiHidden="0" w:defUIPriority="0" w:defUnhideWhenUsed="0"/>
+  <w:style w:default="1" w:styleId="Normal" w:type="paragraph">
+    <w:name w:val="Normal"/>
+    <w:qFormat/>
+  </w:style>
+  <w:style w:styleId="BodyText" w:type="paragraph">
+    <w:name w:val="Body Text"/>
+    <w:basedOn w:val="Normal"/>
+    <w:link w:val="BodyTextChar"/>
+    <w:qFormat/>
+    <w:pPr>
+      <w:spacing w:after="180" w:before="180"/>
+    </w:pPr>
+  </w:style>
+  <w:style w:customStyle="1" w:styleId="FirstParagraph" w:type="paragraph">
+    <w:name w:val="First Paragraph"/>
+    <w:basedOn w:val="BodyText"/>
+    <w:next w:val="BodyText"/>
+    <w:qFormat/>
+  </w:style>
+  <w:style w:customStyle="1" w:styleId="Compact" w:type="paragraph">
+    <w:name w:val="Compact"/>
+    <w:basedOn w:val="BodyText"/>
+    <w:qFormat/>
+    <w:pPr>
+      <w:spacing w:after="36" w:before="36"/>
+    </w:pPr>
+  </w:style>
   <w:style w:styleId="Title" w:type="paragraph">
     <w:name w:val="Title"/>
     <w:basedOn w:val="Normal"/>
-    <w:next w:val="Normal"/>
+    <w:next w:val="BodyText"/>
+    <w:link w:val="TitleChar"/>
+    <w:uiPriority w:val="10"/>
     <w:qFormat/>
-    <w:rPr>
+    <w:rsid w:val="00A10FD9"/>
+    <w:pPr>
+      <w:spacing w:after="80" w:line="240" w:lineRule="auto"/>
+      <w:contextualSpacing/>
+      <w:jc w:val="center"/>
+    </w:pPr>
+    <w:rPr>
+      <w:rFonts w:asciiTheme="majorHAnsi" w:cstheme="majorBidi" w:eastAsiaTheme="majorEastAsia" w:hAnsiTheme="majorHAnsi"/>
       <w:sz w:val="56"/>
       <w:szCs w:val="56"/>
     </w:rPr>
   </w:style>
+  <w:style w:customStyle="1" w:styleId="TitleChar" w:type="character">
+    <w:name w:val="Title Char"/>
+    <w:basedOn w:val="DefaultParagraphFont"/>
+    <w:link w:val="Title"/>
+    <w:uiPriority w:val="10"/>
+    <w:rsid w:val="00A10FD9"/>
+    <w:rPr>
+      <w:rFonts w:asciiTheme="majorHAnsi" w:cstheme="majorBidi" w:eastAsiaTheme="majorEastAsia" w:hAnsiTheme="majorHAnsi"/>
+      <w:sz w:val="56"/>
+      <w:szCs w:val="56"/>
+    </w:rPr>
+  </w:style>
+  <w:style w:styleId="Subtitle" w:type="paragraph">
+    <w:name w:val="Subtitle"/>
+    <w:basedOn w:val="Title"/>
+    <w:next w:val="BodyText"/>
+    <w:link w:val="SubtitleChar"/>
+    <w:uiPriority w:val="11"/>
+    <w:qFormat/>
+    <w:rsid w:val="00A10FD9"/>
+    <w:pPr>
+      <w:numPr>
+        <w:ilvl w:val="1"/>
+      </w:numPr>
+    </w:pPr>
+    <w:rPr>
+      <w:rFonts w:cstheme="majorBidi" w:eastAsiaTheme="majorEastAsia"/>
+      <w:spacing w:val="15"/>
+      <w:sz w:val="28"/>
+      <w:szCs w:val="28"/>
+    </w:rPr>
+  </w:style>
+  <w:style w:customStyle="1" w:styleId="SubtitleChar" w:type="character">
+    <w:name w:val="Subtitle Char"/>
+    <w:basedOn w:val="DefaultParagraphFont"/>
+    <w:link w:val="Subtitle"/>
+    <w:uiPriority w:val="11"/>
+    <w:rsid w:val="00A10FD9"/>
+    <w:rPr>
+      <w:rFonts w:cstheme="majorBidi" w:eastAsiaTheme="majorEastAsia"/>
+      <w:color w:themeColor="text1" w:themeTint="A6" w:val="595959"/>
+      <w:spacing w:val="15"/>
+      <w:sz w:val="28"/>
+      <w:szCs w:val="28"/>
+    </w:rPr>
+  </w:style>
+  <w:style w:customStyle="1" w:styleId="Author" w:type="paragraph">
+    <w:name w:val="Author"/>
+    <w:basedOn w:val="Title"/>
+    <w:next w:val="BodyText"/>
+    <w:qFormat/>
+    <w:pPr>
+      <w:keepNext/>
+      <w:keepLines/>
+    </w:pPr>
+    <w:rPr>
+      <w:sz w:val="24"/>
+      <w:szCs w:val="24"/>
+    </w:rPr>
+  </w:style>
+  <w:style w:styleId="Date" w:type="paragraph">
+    <w:name w:val="Date"/>
+    <w:basedOn w:val="Title"/>
+    <w:next w:val="BodyText"/>
+    <w:qFormat/>
+    <w:pPr>
+      <w:keepNext/>
+      <w:keepLines/>
+    </w:pPr>
+    <w:rPr>
+      <w:sz w:val="24"/>
+      <w:szCs w:val="24"/>
+    </w:rPr>
+  </w:style>
+  <w:style w:customStyle="1" w:styleId="AbstractTitle" w:type="paragraph">
+    <w:name w:val="Abstract Title"/>
+    <w:basedOn w:val="Normal"/>
+    <w:next w:val="Abstract"/>
+    <w:qFormat/>
+    <w:pPr>
+      <w:keepNext/>
+      <w:keepLines/>
+      <w:spacing w:after="0" w:before="300"/>
+      <w:jc w:val="center"/>
+    </w:pPr>
+    <w:rPr>
+      <w:b/>
+      <w:sz w:val="20"/>
+      <w:szCs w:val="20"/>
+    </w:rPr>
+  </w:style>
+  <w:style w:customStyle="1" w:styleId="Abstract" w:type="paragraph">
+    <w:name w:val="Abstract"/>
+    <w:basedOn w:val="Normal"/>
+    <w:next w:val="BodyText"/>
+    <w:qFormat/>
+    <w:pPr>
+      <w:keepNext/>
+      <w:keepLines/>
+      <w:spacing w:after="300" w:before="100"/>
+    </w:pPr>
+    <w:rPr>
+      <w:sz w:val="20"/>
+      <w:szCs w:val="20"/>
+    </w:rPr>
+  </w:style>
+  <w:style w:styleId="Bibliography" w:type="paragraph">
+    <w:name w:val="Bibliography"/>
+    <w:basedOn w:val="Normal"/>
+    <w:next w:val="Bibliography"/>
+    <w:qFormat/>
+    <w:pPr/>
+    <w:rPr/>
+  </w:style>
   <w:style w:styleId="Heading1" w:type="paragraph">
-    <w:name w:val="Heading 1"/>
+    <w:name w:val="heading 1"/>
     <w:basedOn w:val="Normal"/>
-    <w:next w:val="Normal"/>
+    <w:next w:val="BodyText"/>
+    <w:link w:val="Heading1Char"/>
+    <w:uiPriority w:val="9"/>
     <w:qFormat/>
-    <w:rPr>
-      <w:color w:val="2E74B5"/>
+    <w:rsid w:val="00A10FD9"/>
+    <w:pPr>
+      <w:keepNext/>
+      <w:keepLines/>
+      <w:spacing w:after="80" w:before="360"/>
+      <w:outlineLvl w:val="0"/>
+    </w:pPr>
+    <w:rPr>
+      <w:rFonts w:asciiTheme="majorHAnsi" w:cstheme="majorBidi" w:eastAsiaTheme="majorEastAsia" w:hAnsiTheme="majorHAnsi"/>
+      <w:color w:themeColor="accent1" w:themeShade="BF" w:val="0F4761"/>
+      <w:sz w:val="40"/>
+      <w:szCs w:val="40"/>
+    </w:rPr>
+  </w:style>
+  <w:style w:styleId="Heading2" w:type="paragraph">
+    <w:name w:val="heading 2"/>
+    <w:basedOn w:val="Normal"/>
+    <w:next w:val="BodyText"/>
+    <w:link w:val="Heading2Char"/>
+    <w:uiPriority w:val="9"/>
+    <w:semiHidden/>
+    <w:unhideWhenUsed/>
+    <w:qFormat/>
+    <w:rsid w:val="00A10FD9"/>
+    <w:pPr>
+      <w:keepNext/>
+      <w:keepLines/>
+      <w:spacing w:after="80" w:before="160"/>
+      <w:outlineLvl w:val="1"/>
+    </w:pPr>
+    <w:rPr>
+      <w:rFonts w:asciiTheme="majorHAnsi" w:cstheme="majorBidi" w:eastAsiaTheme="majorEastAsia" w:hAnsiTheme="majorHAnsi"/>
+      <w:color w:themeColor="accent1" w:themeShade="BF" w:val="0F4761"/>
       <w:sz w:val="32"/>
       <w:szCs w:val="32"/>
     </w:rPr>
   </w:style>
-  <w:style w:styleId="Heading2" w:type="paragraph">
-    <w:name w:val="Heading 2"/>
+  <w:style w:styleId="Heading3" w:type="paragraph">
+    <w:name w:val="heading 3"/>
     <w:basedOn w:val="Normal"/>
-    <w:next w:val="Normal"/>
+    <w:next w:val="BodyText"/>
+    <w:link w:val="Heading3Char"/>
+    <w:uiPriority w:val="9"/>
+    <w:semiHidden/>
+    <w:unhideWhenUsed/>
     <w:qFormat/>
-    <w:rPr>
-      <w:color w:val="2E74B5"/>
-      <w:sz w:val="26"/>
-      <w:szCs w:val="26"/>
-    </w:rPr>
-  </w:style>
-  <w:style w:styleId="Heading3" w:type="paragraph">
-    <w:name w:val="Heading 3"/>
+    <w:rsid w:val="00A10FD9"/>
+    <w:pPr>
+      <w:keepNext/>
+      <w:keepLines/>
+      <w:spacing w:after="80" w:before="160"/>
+      <w:outlineLvl w:val="2"/>
+    </w:pPr>
+    <w:rPr>
+      <w:rFonts w:cstheme="majorBidi" w:eastAsiaTheme="majorEastAsia"/>
+      <w:color w:themeColor="accent1" w:themeShade="BF" w:val="0F4761"/>
+      <w:sz w:val="28"/>
+      <w:szCs w:val="28"/>
+    </w:rPr>
+  </w:style>
+  <w:style w:styleId="Heading4" w:type="paragraph">
+    <w:name w:val="heading 4"/>
     <w:basedOn w:val="Normal"/>
-    <w:next w:val="Normal"/>
+    <w:next w:val="BodyText"/>
+    <w:link w:val="Heading4Char"/>
+    <w:uiPriority w:val="9"/>
+    <w:semiHidden/>
+    <w:unhideWhenUsed/>
     <w:qFormat/>
-    <w:rPr>
-      <w:color w:val="1F4D78"/>
-      <w:sz w:val="24"/>
-      <w:szCs w:val="24"/>
-    </w:rPr>
-  </w:style>
-  <w:style w:styleId="Heading4" w:type="paragraph">
-    <w:name w:val="Heading 4"/>
-    <w:basedOn w:val="Normal"/>
-    <w:next w:val="Normal"/>
-    <w:qFormat/>
-    <w:rPr>
+    <w:rsid w:val="00A10FD9"/>
+    <w:pPr>
+      <w:keepNext/>
+      <w:keepLines/>
+      <w:spacing w:after="40" w:before="80"/>
+      <w:outlineLvl w:val="3"/>
+    </w:pPr>
+    <w:rPr>
+      <w:rFonts w:cstheme="majorBidi" w:eastAsiaTheme="majorEastAsia"/>
       <w:i/>
       <w:iCs/>
-      <w:color w:val="2E74B5"/>
+      <w:color w:themeColor="accent1" w:themeShade="BF" w:val="0F4761"/>
     </w:rPr>
   </w:style>
   <w:style w:styleId="Heading5" w:type="paragraph">
-    <w:name w:val="Heading 5"/>
+    <w:name w:val="heading 5"/>
     <w:basedOn w:val="Normal"/>
-    <w:next w:val="Normal"/>
+    <w:next w:val="BodyText"/>
+    <w:link w:val="Heading5Char"/>
+    <w:uiPriority w:val="9"/>
+    <w:semiHidden/>
+    <w:unhideWhenUsed/>
     <w:qFormat/>
-    <w:rPr>
-      <w:color w:val="2E74B5"/>
+    <w:rsid w:val="00A10FD9"/>
+    <w:pPr>
+      <w:keepNext/>
+      <w:keepLines/>
+      <w:spacing w:after="40" w:before="80"/>
+      <w:outlineLvl w:val="4"/>
+    </w:pPr>
+    <w:rPr>
+      <w:rFonts w:cstheme="majorBidi" w:eastAsiaTheme="majorEastAsia"/>
+      <w:color w:themeColor="accent1" w:themeShade="BF" w:val="0F4761"/>
     </w:rPr>
   </w:style>
   <w:style w:styleId="Heading6" w:type="paragraph">
-    <w:name w:val="Heading 6"/>
+    <w:name w:val="heading 6"/>
     <w:basedOn w:val="Normal"/>
-    <w:next w:val="Normal"/>
+    <w:next w:val="BodyText"/>
+    <w:link w:val="Heading6Char"/>
+    <w:uiPriority w:val="9"/>
+    <w:semiHidden/>
+    <w:unhideWhenUsed/>
     <w:qFormat/>
-    <w:rPr>
-      <w:color w:val="1F4D78"/>
-    </w:rPr>
-  </w:style>
-  <w:style w:styleId="Strong" w:type="paragraph">
-    <w:name w:val="Strong"/>
+    <w:rsid w:val="00A10FD9"/>
+    <w:pPr>
+      <w:keepNext/>
+      <w:keepLines/>
+      <w:spacing w:after="0" w:before="40"/>
+      <w:outlineLvl w:val="5"/>
+    </w:pPr>
+    <w:rPr>
+      <w:rFonts w:cstheme="majorBidi" w:eastAsiaTheme="majorEastAsia"/>
+      <w:i/>
+      <w:iCs/>
+      <w:color w:themeColor="text1" w:themeTint="A6" w:val="595959"/>
+    </w:rPr>
+  </w:style>
+  <w:style w:styleId="Heading7" w:type="paragraph">
+    <w:name w:val="heading 7"/>
     <w:basedOn w:val="Normal"/>
-    <w:next w:val="Normal"/>
+    <w:next w:val="BodyText"/>
+    <w:link w:val="Heading7Char"/>
+    <w:uiPriority w:val="9"/>
+    <w:semiHidden/>
+    <w:unhideWhenUsed/>
     <w:qFormat/>
+    <w:rsid w:val="00A10FD9"/>
+    <w:pPr>
+      <w:keepNext/>
+      <w:keepLines/>
+      <w:spacing w:after="0" w:before="40"/>
+      <w:outlineLvl w:val="6"/>
+    </w:pPr>
+    <w:rPr>
+      <w:rFonts w:cstheme="majorBidi" w:eastAsiaTheme="majorEastAsia"/>
+      <w:color w:themeColor="text1" w:themeTint="A6" w:val="595959"/>
+    </w:rPr>
+  </w:style>
+  <w:style w:styleId="Heading8" w:type="paragraph">
+    <w:name w:val="heading 8"/>
+    <w:basedOn w:val="Normal"/>
+    <w:next w:val="BodyText"/>
+    <w:link w:val="Heading8Char"/>
+    <w:uiPriority w:val="9"/>
+    <w:semiHidden/>
+    <w:unhideWhenUsed/>
+    <w:qFormat/>
+    <w:rsid w:val="00A10FD9"/>
+    <w:pPr>
+      <w:keepNext/>
+      <w:keepLines/>
+      <w:spacing w:after="0"/>
+      <w:outlineLvl w:val="7"/>
+    </w:pPr>
+    <w:rPr>
+      <w:rFonts w:cstheme="majorBidi" w:eastAsiaTheme="majorEastAsia"/>
+      <w:i/>
+      <w:iCs/>
+      <w:color w:themeColor="text1" w:themeTint="D8" w:val="272727"/>
+    </w:rPr>
+  </w:style>
+  <w:style w:styleId="Heading9" w:type="paragraph">
+    <w:name w:val="heading 9"/>
+    <w:basedOn w:val="Normal"/>
+    <w:next w:val="BodyText"/>
+    <w:link w:val="Heading9Char"/>
+    <w:uiPriority w:val="9"/>
+    <w:semiHidden/>
+    <w:unhideWhenUsed/>
+    <w:qFormat/>
+    <w:rsid w:val="00A10FD9"/>
+    <w:pPr>
+      <w:keepNext/>
+      <w:keepLines/>
+      <w:spacing w:after="0"/>
+      <w:outlineLvl w:val="8"/>
+    </w:pPr>
+    <w:rPr>
+      <w:rFonts w:cstheme="majorBidi" w:eastAsiaTheme="majorEastAsia"/>
+      <w:color w:themeColor="text1" w:themeTint="D8" w:val="272727"/>
+    </w:rPr>
+  </w:style>
+  <w:style w:customStyle="1" w:styleId="Heading1Char" w:type="character">
+    <w:name w:val="Heading 1 Char"/>
+    <w:basedOn w:val="DefaultParagraphFont"/>
+    <w:link w:val="Heading1"/>
+    <w:uiPriority w:val="9"/>
+    <w:rsid w:val="00A10FD9"/>
+    <w:rPr>
+      <w:rFonts w:asciiTheme="majorHAnsi" w:cstheme="majorBidi" w:eastAsiaTheme="majorEastAsia" w:hAnsiTheme="majorHAnsi"/>
+      <w:color w:themeColor="accent1" w:themeShade="BF" w:val="0F4761"/>
+      <w:sz w:val="40"/>
+      <w:szCs w:val="40"/>
+    </w:rPr>
+  </w:style>
+  <w:style w:customStyle="1" w:styleId="Heading2Char" w:type="character">
+    <w:name w:val="Heading 2 Char"/>
+    <w:basedOn w:val="DefaultParagraphFont"/>
+    <w:link w:val="Heading2"/>
+    <w:uiPriority w:val="9"/>
+    <w:semiHidden/>
+    <w:rsid w:val="00A10FD9"/>
+    <w:rPr>
+      <w:rFonts w:asciiTheme="majorHAnsi" w:cstheme="majorBidi" w:eastAsiaTheme="majorEastAsia" w:hAnsiTheme="majorHAnsi"/>
+      <w:color w:themeColor="accent1" w:themeShade="BF" w:val="0F4761"/>
+      <w:sz w:val="32"/>
+      <w:szCs w:val="32"/>
+    </w:rPr>
+  </w:style>
+  <w:style w:customStyle="1" w:styleId="Heading3Char" w:type="character">
+    <w:name w:val="Heading 3 Char"/>
+    <w:basedOn w:val="DefaultParagraphFont"/>
+    <w:link w:val="Heading3"/>
+    <w:uiPriority w:val="9"/>
+    <w:semiHidden/>
+    <w:rsid w:val="00A10FD9"/>
+    <w:rPr>
+      <w:rFonts w:cstheme="majorBidi" w:eastAsiaTheme="majorEastAsia"/>
+      <w:color w:themeColor="accent1" w:themeShade="BF" w:val="0F4761"/>
+      <w:sz w:val="28"/>
+      <w:szCs w:val="28"/>
+    </w:rPr>
+  </w:style>
+  <w:style w:customStyle="1" w:styleId="Heading4Char" w:type="character">
+    <w:name w:val="Heading 4 Char"/>
+    <w:basedOn w:val="DefaultParagraphFont"/>
+    <w:link w:val="Heading4"/>
+    <w:uiPriority w:val="9"/>
+    <w:semiHidden/>
+    <w:rsid w:val="00A10FD9"/>
+    <w:rPr>
+      <w:rFonts w:cstheme="majorBidi" w:eastAsiaTheme="majorEastAsia"/>
+      <w:i/>
+      <w:iCs/>
+      <w:color w:themeColor="accent1" w:themeShade="BF" w:val="0F4761"/>
+    </w:rPr>
+  </w:style>
+  <w:style w:customStyle="1" w:styleId="Heading5Char" w:type="character">
+    <w:name w:val="Heading 5 Char"/>
+    <w:basedOn w:val="DefaultParagraphFont"/>
+    <w:link w:val="Heading5"/>
+    <w:uiPriority w:val="9"/>
+    <w:semiHidden/>
+    <w:rsid w:val="00A10FD9"/>
+    <w:rPr>
+      <w:rFonts w:cstheme="majorBidi" w:eastAsiaTheme="majorEastAsia"/>
+      <w:color w:themeColor="accent1" w:themeShade="BF" w:val="0F4761"/>
+    </w:rPr>
+  </w:style>
+  <w:style w:customStyle="1" w:styleId="Heading6Char" w:type="character">
+    <w:name w:val="Heading 6 Char"/>
+    <w:basedOn w:val="DefaultParagraphFont"/>
+    <w:link w:val="Heading6"/>
+    <w:uiPriority w:val="9"/>
+    <w:semiHidden/>
+    <w:rsid w:val="00A10FD9"/>
+    <w:rPr>
+      <w:rFonts w:cstheme="majorBidi" w:eastAsiaTheme="majorEastAsia"/>
+      <w:i/>
+      <w:iCs/>
+      <w:color w:themeColor="text1" w:themeTint="A6" w:val="595959"/>
+    </w:rPr>
+  </w:style>
+  <w:style w:customStyle="1" w:styleId="Heading7Char" w:type="character">
+    <w:name w:val="Heading 7 Char"/>
+    <w:basedOn w:val="DefaultParagraphFont"/>
+    <w:link w:val="Heading7"/>
+    <w:uiPriority w:val="9"/>
+    <w:semiHidden/>
+    <w:rsid w:val="00A10FD9"/>
+    <w:rPr>
+      <w:rFonts w:cstheme="majorBidi" w:eastAsiaTheme="majorEastAsia"/>
+      <w:color w:themeColor="text1" w:themeTint="A6" w:val="595959"/>
+    </w:rPr>
+  </w:style>
+  <w:style w:customStyle="1" w:styleId="Heading8Char" w:type="character">
+    <w:name w:val="Heading 8 Char"/>
+    <w:basedOn w:val="DefaultParagraphFont"/>
+    <w:link w:val="Heading8"/>
+    <w:uiPriority w:val="9"/>
+    <w:semiHidden/>
+    <w:rsid w:val="00A10FD9"/>
+    <w:rPr>
+      <w:rFonts w:cstheme="majorBidi" w:eastAsiaTheme="majorEastAsia"/>
+      <w:i/>
+      <w:iCs/>
+      <w:color w:themeColor="text1" w:themeTint="D8" w:val="272727"/>
+    </w:rPr>
+  </w:style>
+  <w:style w:customStyle="1" w:styleId="Heading9Char" w:type="character">
+    <w:name w:val="Heading 9 Char"/>
+    <w:basedOn w:val="DefaultParagraphFont"/>
+    <w:link w:val="Heading9"/>
+    <w:uiPriority w:val="9"/>
+    <w:semiHidden/>
+    <w:rsid w:val="00A10FD9"/>
+    <w:rPr>
+      <w:rFonts w:cstheme="majorBidi" w:eastAsiaTheme="majorEastAsia"/>
+      <w:color w:themeColor="text1" w:themeTint="D8" w:val="272727"/>
+    </w:rPr>
+  </w:style>
+  <w:style w:styleId="BlockText" w:type="paragraph">
+    <w:name w:val="Block Text"/>
+    <w:basedOn w:val="BodyText"/>
+    <w:next w:val="BodyText"/>
+    <w:uiPriority w:val="9"/>
+    <w:unhideWhenUsed/>
+    <w:qFormat/>
+    <w:pPr>
+      <w:spacing w:after="100" w:before="100"/>
+      <w:ind w:firstLine="0" w:left="480" w:right="480"/>
+    </w:pPr>
+  </w:style>
+  <w:style w:styleId="FootnoteText" w:type="paragraph">
+    <w:name w:val="Footnote Text"/>
+    <w:basedOn w:val="Normal"/>
+    <w:next w:val="FootnoteText"/>
+    <w:uiPriority w:val="9"/>
+    <w:unhideWhenUsed/>
+    <w:qFormat/>
+  </w:style>
+  <w:style w:styleId="FootnoteBlockText" w:type="paragraph">
+    <w:name w:val="Footnote Block Text"/>
+    <w:basedOn w:val="FootnoteText"/>
+    <w:next w:val="FootnoteText"/>
+    <w:uiPriority w:val="9"/>
+    <w:unhideWhenUsed/>
+    <w:qFormat/>
+    <w:pPr>
+      <w:spacing w:after="100" w:before="100"/>
+      <w:ind w:firstLine="0" w:left="480" w:right="480"/>
+    </w:pPr>
+  </w:style>
+  <w:style w:default="1" w:styleId="DefaultParagraphFont" w:type="character">
+    <w:name w:val="Default Paragraph Font"/>
+    <w:semiHidden/>
+    <w:unhideWhenUsed/>
+  </w:style>
+  <w:style w:default="1" w:styleId="Table" w:type="table">
+    <w:name w:val="Table"/>
+    <w:basedOn w:val="TableNormal"/>
+    <w:semiHidden/>
+    <w:unhideWhenUsed/>
+    <w:qFormat/>
+    <w:tblPr>
+      <w:tblInd w:type="dxa" w:w="0"/>
+      <w:tblCellMar>
+        <w:top w:type="dxa" w:w="0"/>
+        <w:left w:type="dxa" w:w="108"/>
+        <w:bottom w:type="dxa" w:w="0"/>
+        <w:right w:type="dxa" w:w="108"/>
+      </w:tblCellMar>
+    </w:tblPr>
+    <w:tblStylePr w:type="firstRow">
+      <w:tcPr>
+        <w:tcBorders>
+          <w:bottom w:val="single"/>
+        </w:tcBorders>
+        <w:vAlign w:val="bottom"/>
+      </w:tcPr>
+    </w:tblStylePr>
+  </w:style>
+  <w:style w:customStyle="1" w:styleId="DefinitionTerm" w:type="paragraph">
+    <w:name w:val="Definition Term"/>
+    <w:basedOn w:val="Normal"/>
+    <w:next w:val="Definition"/>
+    <w:pPr>
+      <w:keepNext/>
+      <w:keepLines/>
+      <w:spacing w:after="0"/>
+    </w:pPr>
     <w:rPr>
       <w:b/>
-      <w:bCs/>
-    </w:rPr>
-  </w:style>
-  <w:style w:styleId="ListParagraph" w:type="paragraph">
-    <w:name w:val="List Paragraph"/>
+    </w:rPr>
+  </w:style>
+  <w:style w:customStyle="1" w:styleId="Definition" w:type="paragraph">
+    <w:name w:val="Definition"/>
     <w:basedOn w:val="Normal"/>
-    <w:qFormat/>
+  </w:style>
+  <w:style w:styleId="Caption" w:type="paragraph">
+    <w:name w:val="Caption"/>
+    <w:basedOn w:val="Normal"/>
+    <w:link w:val="BodyTextChar"/>
+    <w:pPr>
+      <w:spacing w:after="120" w:before="0"/>
+    </w:pPr>
+    <w:rPr>
+      <w:i/>
+    </w:rPr>
+  </w:style>
+  <w:style w:customStyle="1" w:styleId="TableCaption" w:type="paragraph">
+    <w:name w:val="Table Caption"/>
+    <w:basedOn w:val="Caption"/>
+    <w:pPr>
+      <w:keepNext/>
+    </w:pPr>
+  </w:style>
+  <w:style w:customStyle="1" w:styleId="ImageCaption" w:type="paragraph">
+    <w:name w:val="Image Caption"/>
+    <w:basedOn w:val="Caption"/>
+  </w:style>
+  <w:style w:customStyle="1" w:styleId="Figure" w:type="paragraph">
+    <w:name w:val="Figure"/>
+    <w:basedOn w:val="Normal"/>
+  </w:style>
+  <w:style w:customStyle="1" w:styleId="CaptionedFigure" w:type="paragraph">
+    <w:name w:val="Captioned Figure"/>
+    <w:basedOn w:val="Figure"/>
+    <w:pPr>
+      <w:keepNext/>
+    </w:pPr>
+  </w:style>
+  <w:style w:customStyle="1" w:styleId="BodyTextChar" w:type="character">
+    <w:name w:val="Body Text Char"/>
+    <w:basedOn w:val="DefaultParagraphFont"/>
+    <w:link w:val="BodyText"/>
+  </w:style>
+  <w:style w:customStyle="1" w:styleId="VerbatimChar" w:type="character">
+    <w:name w:val="Verbatim Char"/>
+    <w:basedOn w:val="BodyTextChar"/>
+    <w:rPr>
+      <w:rFonts w:ascii="Consolas" w:hAnsi="Consolas"/>
+      <w:sz w:val="22"/>
+    </w:rPr>
+  </w:style>
+  <w:style w:customStyle="1" w:styleId="SectionNumber" w:type="character">
+    <w:name w:val="Section Number"/>
+    <w:basedOn w:val="BodyTextChar"/>
+  </w:style>
+  <w:style w:styleId="FootnoteReference" w:type="character">
+    <w:name w:val="Footnote Reference"/>
+    <w:basedOn w:val="BodyTextChar"/>
+    <w:rPr>
+      <w:vertAlign w:val="superscript"/>
+    </w:rPr>
   </w:style>
   <w:style w:styleId="Hyperlink" w:type="character">
     <w:name w:val="Hyperlink"/>
-    <w:basedOn w:val="DefaultParagraphFont"/>
-    <w:uiPriority w:val="99"/>
+    <w:basedOn w:val="BodyTextChar"/>
+    <w:rPr>
+      <w:color w:themeColor="accent1" w:val="4F81BD"/>
+    </w:rPr>
+  </w:style>
+  <w:style w:styleId="TOCHeading" w:type="paragraph">
+    <w:name w:val="TOC Heading"/>
+    <w:basedOn w:val="Heading1"/>
+    <w:next w:val="BodyText"/>
+    <w:uiPriority w:val="39"/>
     <w:unhideWhenUsed/>
-    <w:rPr>
-      <w:color w:val="0563C1"/>
-      <w:u w:val="single"/>
-    </w:rPr>
-  </w:style>
-  <w:style w:styleId="FootnoteReference" w:type="character">
-    <w:name w:val="footnote reference"/>
-    <w:basedOn w:val="DefaultParagraphFont"/>
-    <w:uiPriority w:val="99"/>
-    <w:semiHidden/>
-    <w:unhideWhenUsed/>
-    <w:rPr>
-      <w:vertAlign w:val="superscript"/>
-    </w:rPr>
-  </w:style>
-  <w:style w:styleId="FootnoteText" w:type="paragraph">
-    <w:name w:val="footnote text"/>
-    <w:basedOn w:val="Normal"/>
-    <w:link w:val="FootnoteTextChar"/>
-    <w:uiPriority w:val="99"/>
-    <w:semiHidden/>
-    <w:unhideWhenUsed/>
+    <w:qFormat/>
     <w:pPr>
-      <w:spacing w:after="0" w:line="240" w:lineRule="auto"/>
+      <w:spacing w:before="240" w:line="259" w:lineRule="auto"/>
+      <w:outlineLvl w:val="9"/>
     </w:pPr>
     <w:rPr>
-      <w:sz w:val="20"/>
-      <w:szCs w:val="20"/>
-    </w:rPr>
-  </w:style>
-  <w:style w:styleId="FootnoteTextChar" w:type="character">
-    <w:name w:val="Footnote Text Char"/>
-    <w:basedOn w:val="DefaultParagraphFont"/>
-    <w:link w:val="FootnoteText"/>
-    <w:uiPriority w:val="99"/>
-    <w:semiHidden/>
-    <w:unhideWhenUsed/>
-    <w:rPr>
-      <w:sz w:val="20"/>
-      <w:szCs w:val="20"/>
-    </w:rPr>
-  </w:style>
-  <w:style w:styleId="EndnoteReference" w:type="character">
-    <w:name w:val="endnote reference"/>
-    <w:basedOn w:val="DefaultParagraphFont"/>
-    <w:uiPriority w:val="99"/>
-    <w:semiHidden/>
-    <w:unhideWhenUsed/>
-    <w:rPr>
-      <w:vertAlign w:val="superscript"/>
-    </w:rPr>
-  </w:style>
-  <w:style w:styleId="EndnoteText" w:type="paragraph">
-    <w:name w:val="endnote text"/>
-    <w:basedOn w:val="Normal"/>
-    <w:link w:val="EndnoteTextChar"/>
-    <w:uiPriority w:val="99"/>
-    <w:semiHidden/>
-    <w:unhideWhenUsed/>
-    <w:pPr>
-      <w:spacing w:after="0" w:line="240" w:lineRule="auto"/>
-    </w:pPr>
-    <w:rPr>
-      <w:sz w:val="20"/>
-      <w:szCs w:val="20"/>
-    </w:rPr>
-  </w:style>
-  <w:style w:styleId="EndnoteTextChar" w:type="character">
-    <w:name w:val="Endnote Text Char"/>
-    <w:basedOn w:val="DefaultParagraphFont"/>
-    <w:link w:val="EndnoteText"/>
-    <w:uiPriority w:val="99"/>
-    <w:semiHidden/>
-    <w:unhideWhenUsed/>
-    <w:rPr>
-      <w:sz w:val="20"/>
-      <w:szCs w:val="20"/>
-    </w:rPr>
-  </w:style>
-  <w:style w:customStyle="1" w:styleId="SourceCode" w:type="paragraph">
-    <w:name w:val="Source Code"/>
-    <w:basedOn w:val="Normal"/>
-    <w:link w:val="VerbatimChar"/>
-    <w:pPr>
-      <w:wordWrap w:val="off"/>
-    </w:pPr>
-  </w:style>
-  <w:style w:customStyle="1" w:styleId="KeywordTok" w:type="character">
-    <w:name w:val="KeywordTok"/>
-    <w:basedOn w:val="VerbatimChar"/>
-    <w:rPr>
-      <w:b/>
-      <w:color w:val="007020"/>
-    </w:rPr>
-  </w:style>
-  <w:style w:customStyle="1" w:styleId="DataTypeTok" w:type="character">
-    <w:name w:val="DataTypeTok"/>
-    <w:basedOn w:val="VerbatimChar"/>
-    <w:rPr>
-      <w:color w:val="902000"/>
-    </w:rPr>
-  </w:style>
-  <w:style w:customStyle="1" w:styleId="DecValTok" w:type="character">
-    <w:name w:val="DecValTok"/>
-    <w:basedOn w:val="VerbatimChar"/>
-    <w:rPr>
-      <w:color w:val="40a070"/>
-    </w:rPr>
-  </w:style>
-  <w:style w:customStyle="1" w:styleId="BaseNTok" w:type="character">
-    <w:name w:val="BaseNTok"/>
-    <w:basedOn w:val="VerbatimChar"/>
-    <w:rPr>
-      <w:color w:val="40a070"/>
-    </w:rPr>
-  </w:style>
-  <w:style w:customStyle="1" w:styleId="FloatTok" w:type="character">
-    <w:name w:val="FloatTok"/>
-    <w:basedOn w:val="VerbatimChar"/>
-    <w:rPr>
-      <w:color w:val="40a070"/>
-    </w:rPr>
-  </w:style>
-  <w:style w:customStyle="1" w:styleId="ConstantTok" w:type="character">
-    <w:name w:val="ConstantTok"/>
-    <w:basedOn w:val="VerbatimChar"/>
-    <w:rPr>
-      <w:color w:val="880000"/>
-    </w:rPr>
-  </w:style>
-  <w:style w:customStyle="1" w:styleId="CharTok" w:type="character">
-    <w:name w:val="CharTok"/>
-    <w:basedOn w:val="VerbatimChar"/>
-    <w:rPr>
-      <w:color w:val="4070a0"/>
-    </w:rPr>
-  </w:style>
-  <w:style w:customStyle="1" w:styleId="SpecialCharTok" w:type="character">
-    <w:name w:val="SpecialCharTok"/>
-    <w:basedOn w:val="VerbatimChar"/>
-    <w:rPr>
-      <w:color w:val="4070a0"/>
-    </w:rPr>
-  </w:style>
-  <w:style w:customStyle="1" w:styleId="StringTok" w:type="character">
-    <w:name w:val="StringTok"/>
-    <w:basedOn w:val="VerbatimChar"/>
-    <w:rPr>
-      <w:color w:val="4070a0"/>
-    </w:rPr>
-  </w:style>
-  <w:style w:customStyle="1" w:styleId="VerbatimStringTok" w:type="character">
-    <w:name w:val="VerbatimStringTok"/>
-    <w:basedOn w:val="VerbatimChar"/>
-    <w:rPr>
-      <w:color w:val="4070a0"/>
-    </w:rPr>
-  </w:style>
-  <w:style w:customStyle="1" w:styleId="SpecialStringTok" w:type="character">
-    <w:name w:val="SpecialStringTok"/>
-    <w:basedOn w:val="VerbatimChar"/>
-    <w:rPr>
-      <w:color w:val="bb6688"/>
-    </w:rPr>
-  </w:style>
-  <w:style w:customStyle="1" w:styleId="ImportTok" w:type="character">
-    <w:name w:val="ImportTok"/>
-    <w:basedOn w:val="VerbatimChar"/>
-    <w:rPr>
-      <w:b/>
-      <w:color w:val="008000"/>
-    </w:rPr>
-  </w:style>
-  <w:style w:customStyle="1" w:styleId="CommentTok" w:type="character">
-    <w:name w:val="CommentTok"/>
-    <w:basedOn w:val="VerbatimChar"/>
-    <w:rPr>
-      <w:i/>
-      <w:color w:val="60a0b0"/>
-    </w:rPr>
-  </w:style>
-  <w:style w:customStyle="1" w:styleId="DocumentationTok" w:type="character">
-    <w:name w:val="DocumentationTok"/>
-    <w:basedOn w:val="VerbatimChar"/>
-    <w:rPr>
-      <w:i/>
-      <w:color w:val="ba2121"/>
-    </w:rPr>
-  </w:style>
-  <w:style w:customStyle="1" w:styleId="AnnotationTok" w:type="character">
-    <w:name w:val="AnnotationTok"/>
-    <w:basedOn w:val="VerbatimChar"/>
-    <w:rPr>
-      <w:b/>
-      <w:i/>
-      <w:color w:val="60a0b0"/>
-    </w:rPr>
-  </w:style>
-  <w:style w:customStyle="1" w:styleId="CommentVarTok" w:type="character">
-    <w:name w:val="CommentVarTok"/>
-    <w:basedOn w:val="VerbatimChar"/>
-    <w:rPr>
-      <w:b/>
-      <w:i/>
-      <w:color w:val="60a0b0"/>
-    </w:rPr>
-  </w:style>
-  <w:style w:customStyle="1" w:styleId="OtherTok" w:type="character">
-    <w:name w:val="OtherTok"/>
-    <w:basedOn w:val="VerbatimChar"/>
-    <w:rPr>
-      <w:color w:val="007020"/>
-    </w:rPr>
-  </w:style>
-  <w:style w:customStyle="1" w:styleId="FunctionTok" w:type="character">
-    <w:name w:val="FunctionTok"/>
-    <w:basedOn w:val="VerbatimChar"/>
-    <w:rPr>
-      <w:color w:val="06287e"/>
-    </w:rPr>
-  </w:style>
-  <w:style w:customStyle="1" w:styleId="VariableTok" w:type="character">
-    <w:name w:val="VariableTok"/>
-    <w:basedOn w:val="VerbatimChar"/>
-    <w:rPr>
-      <w:color w:val="19177c"/>
-    </w:rPr>
-  </w:style>
-  <w:style w:customStyle="1" w:styleId="ControlFlowTok" w:type="character">
-    <w:name w:val="ControlFlowTok"/>
-    <w:basedOn w:val="VerbatimChar"/>
-    <w:rPr>
-      <w:b/>
-      <w:color w:val="007020"/>
-    </w:rPr>
-  </w:style>
-  <w:style w:customStyle="1" w:styleId="OperatorTok" w:type="character">
-    <w:name w:val="OperatorTok"/>
-    <w:basedOn w:val="VerbatimChar"/>
-    <w:rPr>
-      <w:color w:val="666666"/>
-    </w:rPr>
-  </w:style>
-  <w:style w:customStyle="1" w:styleId="BuiltInTok" w:type="character">
-    <w:name w:val="BuiltInTok"/>
-    <w:basedOn w:val="VerbatimChar"/>
-    <w:rPr>
-      <w:color w:val="008000"/>
-    </w:rPr>
-  </w:style>
-  <w:style w:customStyle="1" w:styleId="ExtensionTok" w:type="character">
-    <w:name w:val="ExtensionTok"/>
-    <w:basedOn w:val="VerbatimChar"/>
-    <w:rPr/>
-  </w:style>
-  <w:style w:customStyle="1" w:styleId="PreprocessorTok" w:type="character">
-    <w:name w:val="PreprocessorTok"/>
-    <w:basedOn w:val="VerbatimChar"/>
-    <w:rPr>
-      <w:color w:val="bc7a00"/>
-    </w:rPr>
-  </w:style>
-  <w:style w:customStyle="1" w:styleId="AttributeTok" w:type="character">
-    <w:name w:val="AttributeTok"/>
-    <w:basedOn w:val="VerbatimChar"/>
-    <w:rPr>
-      <w:color w:val="7d9029"/>
-    </w:rPr>
-  </w:style>
-  <w:style w:customStyle="1" w:styleId="RegionMarkerTok" w:type="character">
-    <w:name w:val="RegionMarkerTok"/>
-    <w:basedOn w:val="VerbatimChar"/>
-    <w:rPr/>
-  </w:style>
-  <w:style w:customStyle="1" w:styleId="InformationTok" w:type="character">
-    <w:name w:val="InformationTok"/>
-    <w:basedOn w:val="VerbatimChar"/>
-    <w:rPr>
-      <w:b/>
-      <w:i/>
-      <w:color w:val="60a0b0"/>
-    </w:rPr>
-  </w:style>
-  <w:style w:customStyle="1" w:styleId="WarningTok" w:type="character">
-    <w:name w:val="WarningTok"/>
-    <w:basedOn w:val="VerbatimChar"/>
-    <w:rPr>
-      <w:b/>
-      <w:i/>
-      <w:color w:val="60a0b0"/>
-    </w:rPr>
-  </w:style>
-  <w:style w:customStyle="1" w:styleId="AlertTok" w:type="character">
-    <w:name w:val="AlertTok"/>
-    <w:basedOn w:val="VerbatimChar"/>
-    <w:rPr>
-      <w:b/>
-      <w:color w:val="ff0000"/>
-    </w:rPr>
-  </w:style>
-  <w:style w:customStyle="1" w:styleId="ErrorTok" w:type="character">
-    <w:name w:val="ErrorTok"/>
-    <w:basedOn w:val="VerbatimChar"/>
-    <w:rPr>
-      <w:b/>
-      <w:color w:val="ff0000"/>
-    </w:rPr>
-  </w:style>
-  <w:style w:customStyle="1" w:styleId="NormalTok" w:type="character">
-    <w:name w:val="NormalTok"/>
-    <w:basedOn w:val="VerbatimChar"/>
-    <w:rPr/>
-  </w:style>
-  <w:style w:styleId="Table" w:type="table">
-    <w:name w:val="Table"/>
-    <w:tblPr>
-      <w:tblBorders>
-        <w:top w:color="000000" w:space="0" w:sz="4" w:val="single"/>
-        <w:left w:color="000000" w:space="0" w:sz="4" w:val="single"/>
-        <w:bottom w:color="000000" w:space="0" w:sz="4" w:val="single"/>
-        <w:right w:color="000000" w:space="0" w:sz="4" w:val="single"/>
-        <w:insideH w:color="000000" w:space="0" w:sz="4" w:val="single"/>
-        <w:insideV w:color="000000" w:space="0" w:sz="4" w:val="single"/>
-      </w:tblBorders>
-    </w:tblPr>
+      <w:rFonts w:asciiTheme="majorHAnsi" w:cstheme="majorBidi" w:eastAsiaTheme="majorEastAsia" w:hAnsiTheme="majorHAnsi"/>
+      <w:b w:val="0"/>
+      <w:bCs w:val="0"/>
+      <w:color w:themeColor="accent1" w:themeShade="BF" w:val="365F91"/>
+    </w:rPr>
   </w:style>
   <w:style w:type="paragraph" w:customStyle="1" w:styleId="SourceCode">
     <w:name w:val="Source Code"/>

--- a/Enyrgy_Paperclip_Knowledge_Base.docx
+++ b/Enyrgy_Paperclip_Knowledge_Base.docx
@@ -1813,6 +1813,70 @@
       </w:pPr>
       <w:r>
         <w:t xml:space="preserve">Never use in client-facing content: treat, cure, diagnose, disease, prescription, FDA-approved, medical treatment, heal, fix, medication, illness, clinical diagnosis, therapeutic treatment. Review all client-facing content against the January 2026 FDA Guidelines for Wellness Products before use. Enyrgy is a wellness device, not medical, and makes no medical claims.</w:t>
+      </w:r>
+    </w:p>
+    <w:p>
+      <w:pPr>
+        <w:pStyle w:val="BodyText"/>
+      </w:pPr>
+      <w:r>
+        <w:rPr>
+          <w:b/>
+          <w:bCs/>
+        </w:rPr>
+        <w:t xml:space="preserve">GAP, flagged 2026-08-04: the FDA guidelines are required here but their content is not in this KB.</w:t>
+      </w:r>
+      <w:r>
+        <w:t xml:space="preserve"> </w:t>
+      </w:r>
+      <w:r>
+        <w:t xml:space="preserve">The rule above is binding and correct. What is missing is the operative substance: the specific claim structures the guidance permits and prohibits, in the same usable form as the prohibited-words list above it.</w:t>
+      </w:r>
+      <w:r>
+        <w:t xml:space="preserve"> </w:t>
+      </w:r>
+      <w:r>
+        <w:rPr>
+          <w:b/>
+          <w:bCs/>
+        </w:rPr>
+        <w:t xml:space="preserve">An agent cannot execute a review against a document it does not have.</w:t>
+      </w:r>
+      <w:r>
+        <w:t xml:space="preserve"> </w:t>
+      </w:r>
+      <w:r>
+        <w:t xml:space="preserve">Faced with that instruction it will either treat the check as passed or reconstruct what it imagines the guidance says, which is how a confident compliance claim ends up resting on nothing.</w:t>
+      </w:r>
+    </w:p>
+    <w:p>
+      <w:pPr>
+        <w:pStyle w:val="BodyText"/>
+      </w:pPr>
+      <w:r>
+        <w:rPr>
+          <w:b/>
+          <w:bCs/>
+        </w:rPr>
+        <w:t xml:space="preserve">Until that content is loaded, any agent instructed to perform this check must report that it could not, and must not report it as passed.</w:t>
+      </w:r>
+      <w:r>
+        <w:t xml:space="preserve"> </w:t>
+      </w:r>
+      <w:r>
+        <w:t xml:space="preserve">A human reviews the affected copy instead. This blocks the Weekly Content Engine (see</w:t>
+      </w:r>
+      <w:r>
+        <w:t xml:space="preserve"> </w:t>
+      </w:r>
+      <w:r>
+        <w:rPr>
+          <w:rStyle w:val="VerbatimChar"/>
+        </w:rPr>
+        <w:t xml:space="preserve">Enyrgy_Weekly_Content_Engine_Spec.md</w:t>
+      </w:r>
+      <w:r>
+        <w:t xml:space="preserve">) and applies to every agent that composes client-facing copy.</w:t>
       </w:r>
     </w:p>
     <w:bookmarkEnd w:id="20"/>

--- a/Enyrgy_Paperclip_Knowledge_Base.docx
+++ b/Enyrgy_Paperclip_Knowledge_Base.docx
@@ -1864,19 +1864,7 @@
         <w:t xml:space="preserve"> </w:t>
       </w:r>
       <w:r>
-        <w:t xml:space="preserve">A human reviews the affected copy instead. This blocks the Weekly Content Engine (see</w:t>
-      </w:r>
-      <w:r>
-        <w:t xml:space="preserve"> </w:t>
-      </w:r>
-      <w:r>
-        <w:rPr>
-          <w:rStyle w:val="VerbatimChar"/>
-        </w:rPr>
-        <w:t xml:space="preserve">Enyrgy_Weekly_Content_Engine_Spec.md</w:t>
-      </w:r>
-      <w:r>
-        <w:t xml:space="preserve">) and applies to every agent that composes client-facing copy.</w:t>
+        <w:t xml:space="preserve">A human reviews the affected copy instead. This applies to every agent that composes client-facing copy, and it blocks any future feature that automates publishing.</w:t>
       </w:r>
     </w:p>
     <w:bookmarkEnd w:id="20"/>

--- a/Enyrgy_Paperclip_Knowledge_Base.docx
+++ b/Enyrgy_Paperclip_Knowledge_Base.docx
@@ -1812,59 +1812,17 @@
         <w:pStyle w:val="FirstParagraph"/>
       </w:pPr>
       <w:r>
-        <w:t xml:space="preserve">Never use in client-facing content: treat, cure, diagnose, disease, prescription, FDA-approved, medical treatment, heal, fix, medication, illness, clinical diagnosis, therapeutic treatment. Review all client-facing content against the January 2026 FDA Guidelines for Wellness Products before use. Enyrgy is a wellness device, not medical, and makes no medical claims.</w:t>
-      </w:r>
-    </w:p>
-    <w:p>
-      <w:pPr>
-        <w:pStyle w:val="BodyText"/>
-      </w:pPr>
+        <w:t xml:space="preserve">Never use in client-facing content: treat, cure, diagnose, disease, prescription, FDA-approved, medical treatment, heal, fix, medication, illness, clinical diagnosis, therapeutic treatment.</w:t>
+      </w:r>
+      <w:r>
+        <w:t xml:space="preserve"> </w:t>
+      </w:r>
       <w:r>
         <w:rPr>
           <w:b/>
           <w:bCs/>
         </w:rPr>
-        <w:t xml:space="preserve">GAP, flagged 2026-08-04: the FDA guidelines are required here but their content is not in this KB.</w:t>
-      </w:r>
-      <w:r>
-        <w:t xml:space="preserve"> </w:t>
-      </w:r>
-      <w:r>
-        <w:t xml:space="preserve">The rule above is binding and correct. What is missing is the operative substance: the specific claim structures the guidance permits and prohibits, in the same usable form as the prohibited-words list above it.</w:t>
-      </w:r>
-      <w:r>
-        <w:t xml:space="preserve"> </w:t>
-      </w:r>
-      <w:r>
-        <w:rPr>
-          <w:b/>
-          <w:bCs/>
-        </w:rPr>
-        <w:t xml:space="preserve">An agent cannot execute a review against a document it does not have.</w:t>
-      </w:r>
-      <w:r>
-        <w:t xml:space="preserve"> </w:t>
-      </w:r>
-      <w:r>
-        <w:t xml:space="preserve">Faced with that instruction it will either treat the check as passed or reconstruct what it imagines the guidance says, which is how a confident compliance claim ends up resting on nothing.</w:t>
-      </w:r>
-    </w:p>
-    <w:p>
-      <w:pPr>
-        <w:pStyle w:val="BodyText"/>
-      </w:pPr>
-      <w:r>
-        <w:rPr>
-          <w:b/>
-          <w:bCs/>
-        </w:rPr>
-        <w:t xml:space="preserve">Until that content is loaded, any agent instructed to perform this check must report that it could not, and must not report it as passed.</w:t>
-      </w:r>
-      <w:r>
-        <w:t xml:space="preserve"> </w:t>
-      </w:r>
-      <w:r>
-        <w:t xml:space="preserve">A human reviews the affected copy instead. This applies to every agent that composes client-facing copy, and it blocks any future feature that automates publishing.</w:t>
+        <w:t xml:space="preserve">Enyrgy is a wellness device, not medical, and makes no medical claims.</w:t>
       </w:r>
     </w:p>
     <w:bookmarkEnd w:id="20"/>

--- a/Enyrgy_Paperclip_Knowledge_Base.docx
+++ b/Enyrgy_Paperclip_Knowledge_Base.docx
@@ -517,7 +517,45 @@
         </w:numPr>
       </w:pPr>
       <w:r>
-        <w:t xml:space="preserve">Payment options: the Consumer Unit can be paid in full, financed, or rented monthly, so it can fit a monthly budget instead of a lump sum. Financing and rental are both real, offered options; specific rates and terms are not yet in the KB, so confirm with the KB Manager before quoting any figure.</w:t>
+        <w:t xml:space="preserve">Payment options: the Consumer Unit can be paid in full, financed, rented monthly, or purchased with HSA/FSA funds through Truemed, so it can fit a monthly budget instead of a lump sum. Financing and rental are both real, offered options; specific rates and terms are not yet in the KB, so confirm with the KB Manager before quoting any figure.</w:t>
+      </w:r>
+      <w:r>
+        <w:t xml:space="preserve"> </w:t>
+      </w:r>
+      <w:r>
+        <w:rPr>
+          <w:b/>
+          <w:bCs/>
+        </w:rPr>
+        <w:t xml:space="preserve">HSA/FSA (approved August 2026):</w:t>
+      </w:r>
+      <w:r>
+        <w:t xml:space="preserve"> </w:t>
+      </w:r>
+      <w:r>
+        <w:t xml:space="preserve">the only authorized phrasing is</w:t>
+      </w:r>
+      <w:r>
+        <w:t xml:space="preserve"> </w:t>
+      </w:r>
+      <w:r>
+        <w:t xml:space="preserve">“HSA/FSA eligible through Truemed”</w:t>
+      </w:r>
+      <w:r>
+        <w:t xml:space="preserve">. Never explain eligibility in condition-or-treatment terms and never describe the Letter of Medical Necessity — that framing is prohibited regardless of what Truemed’s own copy blocks say.</w:t>
+      </w:r>
+      <w:r>
+        <w:t xml:space="preserve"> </w:t>
+      </w:r>
+      <w:r>
+        <w:rPr>
+          <w:b/>
+          <w:bCs/>
+        </w:rPr>
+        <w:t xml:space="preserve">Eligibility covers the Consumer Unit only. The wall mount is excluded</w:t>
+      </w:r>
+      <w:r>
+        <w:t xml:space="preserve">, so never imply cart-wide eligibility. The commercial unit is out of scope entirely: a facility purchase is a business expense, not a personal medical one.</w:t>
       </w:r>
     </w:p>
     <w:p>
@@ -2100,14 +2138,6 @@
     </w:p>
     <w:tbl>
       <w:tblPr>
-        <w:tblBorders>
-          <w:top w:val="single" w:sz="6" w:space="0" w:color="AAAAAA"/>
-          <w:left w:val="single" w:sz="6" w:space="0" w:color="AAAAAA"/>
-          <w:bottom w:val="single" w:sz="6" w:space="0" w:color="AAAAAA"/>
-          <w:right w:val="single" w:sz="6" w:space="0" w:color="AAAAAA"/>
-          <w:insideH w:val="single" w:sz="6" w:space="0" w:color="AAAAAA"/>
-          <w:insideV w:val="single" w:sz="6" w:space="0" w:color="AAAAAA"/>
-        </w:tblBorders>
         <w:tblStyle w:val="Table"/>
         <w:tblW w:type="pct" w:w="5000"/>
         <w:tblLayout w:type="fixed"/>

--- a/Enyrgy_Paperclip_Knowledge_Base.docx
+++ b/Enyrgy_Paperclip_Knowledge_Base.docx
@@ -556,6 +556,22 @@
       </w:r>
       <w:r>
         <w:t xml:space="preserve">, so never imply cart-wide eligibility. The commercial unit is out of scope entirely: a facility purchase is a business expense, not a personal medical one.</w:t>
+      </w:r>
+      <w:r>
+        <w:t xml:space="preserve"> </w:t>
+      </w:r>
+      <w:r>
+        <w:rPr>
+          <w:b/>
+          <w:bCs/>
+        </w:rPr>
+        <w:t xml:space="preserve">Facility members:</w:t>
+      </w:r>
+      <w:r>
+        <w:t xml:space="preserve"> </w:t>
+      </w:r>
+      <w:r>
+        <w:t xml:space="preserve">a member may NOT use HSA/FSA toward a membership or session fees that include Enyrgy access — that is a membership, not a medical purchase. A member who buys their own home Consumer Unit through the facility CAN use HSA/FSA on that purchase, because it is the same personal device purchase as any direct consumer order. Keep the two straight: the recurring membership is never eligible, the home unit is.</w:t>
       </w:r>
     </w:p>
     <w:p>

--- a/Enyrgy_Paperclip_Knowledge_Base.docx
+++ b/Enyrgy_Paperclip_Knowledge_Base.docx
@@ -565,13 +565,29 @@
           <w:b/>
           <w:bCs/>
         </w:rPr>
-        <w:t xml:space="preserve">Facility members:</w:t>
-      </w:r>
-      <w:r>
-        <w:t xml:space="preserve"> </w:t>
-      </w:r>
-      <w:r>
-        <w:t xml:space="preserve">a member may NOT use HSA/FSA toward a membership or session fees that include Enyrgy access — that is a membership, not a medical purchase. A member who buys their own home Consumer Unit through the facility CAN use HSA/FSA on that purchase, because it is the same personal device purchase as any direct consumer order. Keep the two straight: the recurring membership is never eligible, the home unit is.</w:t>
+        <w:t xml:space="preserve">Facility members, membership is never eligible:</w:t>
+      </w:r>
+      <w:r>
+        <w:t xml:space="preserve"> </w:t>
+      </w:r>
+      <w:r>
+        <w:t xml:space="preserve">a member may NOT use HSA/FSA toward a membership or session fees that include Enyrgy access. That is a membership, not a personal medical purchase, and it depends on no pending determination.</w:t>
+      </w:r>
+      <w:r>
+        <w:t xml:space="preserve"> </w:t>
+      </w:r>
+      <w:r>
+        <w:rPr>
+          <w:b/>
+          <w:bCs/>
+        </w:rPr>
+        <w:t xml:space="preserve">Whether a member may use HSA/FSA on a home Consumer Unit bought through a facility is PENDING written confirmation from Truemed as of August 2026. Do not answer that question in either direction — escalate to Scott.</w:t>
+      </w:r>
+      <w:r>
+        <w:t xml:space="preserve"> </w:t>
+      </w:r>
+      <w:r>
+        <w:t xml:space="preserve">Everything above about the direct consumer purchase is settled and unaffected by this.</w:t>
       </w:r>
     </w:p>
     <w:p>

--- a/Enyrgy_Paperclip_Knowledge_Base.docx
+++ b/Enyrgy_Paperclip_Knowledge_Base.docx
@@ -1375,7 +1375,7 @@
         </w:numPr>
       </w:pPr>
       <w:r>
-        <w:t xml:space="preserve">The app reads your skin type, sets your dose, and ends the session for you.</w:t>
+        <w:t xml:space="preserve">The app determines your skin type, sets your dose, and ends the session for you.</w:t>
       </w:r>
     </w:p>
     <w:p>
@@ -1505,7 +1505,7 @@
         </w:numPr>
       </w:pPr>
       <w:r>
-        <w:t xml:space="preserve">Is this safe? Fair worry. Sunlight is about 95 percent UVA. We flipped it: over 90 percent UVB, under 10 percent UVA. The app reads your skin type, sets your personal dose, and ends the session for you. 25,000+ sessions in, zero burns, zero adverse events.</w:t>
+        <w:t xml:space="preserve">Is this safe? Fair worry. Sunlight is about 95 percent UVA. We flipped it: over 90 percent UVB, under 10 percent UVA. The app determines your skin type, sets your personal dose, and ends the session for you. 25,000+ sessions in, zero burns, zero adverse events.</w:t>
       </w:r>
     </w:p>
     <w:p>

--- a/Enyrgy_Paperclip_Knowledge_Base.docx
+++ b/Enyrgy_Paperclip_Knowledge_Base.docx
@@ -565,13 +565,13 @@
           <w:b/>
           <w:bCs/>
         </w:rPr>
-        <w:t xml:space="preserve">Facility members, membership is never eligible:</w:t>
-      </w:r>
-      <w:r>
-        <w:t xml:space="preserve"> </w:t>
-      </w:r>
-      <w:r>
-        <w:t xml:space="preserve">a member may NOT use HSA/FSA toward a membership or session fees that include Enyrgy access. That is a membership, not a personal medical purchase, and it depends on no pending determination.</w:t>
+        <w:t xml:space="preserve">Facility and commercial: NOT eligible. Confirmed by Truemed, August 2026.</w:t>
+      </w:r>
+      <w:r>
+        <w:t xml:space="preserve"> </w:t>
+      </w:r>
+      <w:r>
+        <w:t xml:space="preserve">A member may NOT use HSA/FSA toward a membership or session fees that include Enyrgy access, and a unit bought through a facility does not qualify either. HSA/FSA covers the</w:t>
       </w:r>
       <w:r>
         <w:t xml:space="preserve"> </w:t>
@@ -581,13 +581,10 @@
           <w:b/>
           <w:bCs/>
         </w:rPr>
-        <w:t xml:space="preserve">Whether a member may use HSA/FSA on a home Consumer Unit bought through a facility is PENDING written confirmation from Truemed as of August 2026. Do not answer that question in either direction — escalate to Scott.</w:t>
-      </w:r>
-      <w:r>
-        <w:t xml:space="preserve"> </w:t>
-      </w:r>
-      <w:r>
-        <w:t xml:space="preserve">Everything above about the direct consumer purchase is settled and unaffected by this.</w:t>
+        <w:t xml:space="preserve">direct consumer purchase of the Consumer Unit only</w:t>
+      </w:r>
+      <w:r>
+        <w:t xml:space="preserve">. If a facility operator or one of their members asks, say so plainly and do not offer a workaround or a routing suggestion. The direct consumer rules above are unaffected.</w:t>
       </w:r>
     </w:p>
     <w:p>

--- a/Enyrgy_Paperclip_Knowledge_Base.docx
+++ b/Enyrgy_Paperclip_Knowledge_Base.docx
@@ -565,63 +565,63 @@
           <w:b/>
           <w:bCs/>
         </w:rPr>
-        <w:t xml:space="preserve">Facility and commercial: NOT eligible. Confirmed by Truemed, August 2026.</w:t>
-      </w:r>
-      <w:r>
-        <w:t xml:space="preserve"> </w:t>
-      </w:r>
-      <w:r>
-        <w:t xml:space="preserve">A member may NOT use HSA/FSA toward a membership or session fees that include Enyrgy access, and a unit bought through a facility does not qualify either. HSA/FSA covers the</w:t>
-      </w:r>
-      <w:r>
-        <w:t xml:space="preserve"> </w:t>
-      </w:r>
+        <w:t xml:space="preserve">Facility and commercial, confirmed by Truemed August 2026. The test is who the buyer of record is:</w:t>
+      </w:r>
+    </w:p>
+    <w:p>
+      <w:pPr>
+        <w:pStyle w:val="Compact"/>
+        <w:numPr>
+          <w:ilvl w:val="1"/>
+          <w:numId w:val="1004"/>
+        </w:numPr>
+      </w:pPr>
       <w:r>
         <w:rPr>
           <w:b/>
           <w:bCs/>
         </w:rPr>
-        <w:t xml:space="preserve">direct consumer purchase of the Consumer Unit only</w:t>
-      </w:r>
-      <w:r>
-        <w:t xml:space="preserve">. If a facility operator or one of their members asks, say so plainly and do not offer a workaround or a routing suggestion. The direct consumer rules above are unaffected.</w:t>
-      </w:r>
-    </w:p>
-    <w:p>
-      <w:pPr>
-        <w:pStyle w:val="Compact"/>
-        <w:numPr>
-          <w:ilvl w:val="0"/>
-          <w:numId w:val="1003"/>
-        </w:numPr>
-      </w:pPr>
-      <w:r>
-        <w:t xml:space="preserve">Commercial unit footprint: the device requires approximately</w:t>
-      </w:r>
-      <w:r>
-        <w:t xml:space="preserve"> </w:t>
-      </w:r>
+        <w:t xml:space="preserve">NOT eligible:</w:t>
+      </w:r>
+      <w:r>
+        <w:t xml:space="preserve"> </w:t>
+      </w:r>
+      <w:r>
+        <w:t xml:space="preserve">a facility buying units for its business, and any membership or session fees that include Enyrgy access. Those are business expenses, or a membership, not a personal medical purchase. This is what Truemed ruled out.</w:t>
+      </w:r>
+    </w:p>
+    <w:p>
+      <w:pPr>
+        <w:pStyle w:val="Compact"/>
+        <w:numPr>
+          <w:ilvl w:val="1"/>
+          <w:numId w:val="1004"/>
+        </w:numPr>
+      </w:pPr>
       <w:r>
         <w:rPr>
           <w:b/>
           <w:bCs/>
         </w:rPr>
-        <w:t xml:space="preserve">4 feet by 4 feet of floor space</w:t>
-      </w:r>
-      <w:r>
-        <w:t xml:space="preserve">. Space is usually the first practical objection a facility raises, so answer it directly. It does not need a dedicated room; facilities commonly site it in a hallway or an alcove where clients can take a session while waiting on another modality.</w:t>
-      </w:r>
-    </w:p>
-    <w:p>
-      <w:pPr>
-        <w:pStyle w:val="Compact"/>
-        <w:numPr>
-          <w:ilvl w:val="0"/>
-          <w:numId w:val="1003"/>
-        </w:numPr>
-      </w:pPr>
-      <w:r>
-        <w:t xml:space="preserve">Manufacturing and lead times: units are built in Phoenix in limited batches, which is why consumer copy refers to limited batches and to ship times running a few weeks.</w:t>
+        <w:t xml:space="preserve">ELIGIBLE:</w:t>
+      </w:r>
+      <w:r>
+        <w:t xml:space="preserve"> </w:t>
+      </w:r>
+      <w:r>
+        <w:t xml:space="preserve">an individual buying their own Consumer Unit directly at</w:t>
+      </w:r>
+      <w:r>
+        <w:t xml:space="preserve"> </w:t>
+      </w:r>
+      <w:r>
+        <w:rPr>
+          <w:rStyle w:val="VerbatimChar"/>
+        </w:rPr>
+        <w:t xml:space="preserve">shop.enyrgy.com</w:t>
+      </w:r>
+      <w:r>
+        <w:t xml:space="preserve">,</w:t>
       </w:r>
       <w:r>
         <w:t xml:space="preserve"> </w:t>
@@ -631,25 +631,22 @@
           <w:b/>
           <w:bCs/>
         </w:rPr>
-        <w:t xml:space="preserve">Never quote a batch size or a specific lead time.</w:t>
-      </w:r>
-      <w:r>
-        <w:t xml:space="preserve"> </w:t>
-      </w:r>
-      <w:r>
-        <w:t xml:space="preserve">Both move with funding and production capacity, so any figure written down would keep being stated confidently after it stopped being true.</w:t>
-      </w:r>
-      <w:r>
-        <w:t xml:space="preserve"> </w:t>
-      </w:r>
-      <w:r>
-        <w:t xml:space="preserve">“Limited batches”</w:t>
-      </w:r>
-      <w:r>
-        <w:t xml:space="preserve"> </w:t>
-      </w:r>
-      <w:r>
-        <w:t xml:space="preserve">holds at any batch size and is the approved phrasing. Escalate lead-time questions to Scott.</w:t>
+        <w:t xml:space="preserve">including when they arrive through a facility’s unique referral link</w:t>
+      </w:r>
+      <w:r>
+        <w:t xml:space="preserve">. The facility earns commission on that sale but is not the purchaser; the transaction is consumer to Enyrgy, which makes it the same direct consumer purchase as any other order. A facility may tell its members this.</w:t>
+      </w:r>
+    </w:p>
+    <w:p>
+      <w:pPr>
+        <w:pStyle w:val="Compact"/>
+        <w:numPr>
+          <w:ilvl w:val="1"/>
+          <w:numId w:val="1004"/>
+        </w:numPr>
+      </w:pPr>
+      <w:r>
+        <w:t xml:space="preserve">Never suggest routing a facility’s own purchase through an individual to obtain eligibility. The distinction is whose purchase it is, not which link was used.</w:t>
       </w:r>
     </w:p>
     <w:p>
@@ -661,31 +658,7 @@
         </w:numPr>
       </w:pPr>
       <w:r>
-        <w:t xml:space="preserve">OEM white-label (Lumanova / Luma D Light): same MSRP, wholesale arrangement.</w:t>
-      </w:r>
-    </w:p>
-    <w:p>
-      <w:pPr>
-        <w:pStyle w:val="Compact"/>
-        <w:numPr>
-          <w:ilvl w:val="0"/>
-          <w:numId w:val="1003"/>
-        </w:numPr>
-      </w:pPr>
-      <w:r>
-        <w:t xml:space="preserve">Order URL: https://shop.enyrgy.com/products/uvb-light-therapy. Device registration: https://api.enyrgy.com/. Discovery-call booking: https://api.leadconnectorhq.com/widget/booking/C0hV5CFHUhWOIzs4OedC. Customer Testimonial Form: https://api.leadconnectorhq.com/widget/form/OjahkWeVDeozQkfG9dW2?notrack=true. Google review (GBP), live: https://g.page/r/CfN5Rj0CdmrfEAI/review. Trustpilot review: https://www.trustpilot.com/evaluate/enyrgy.com.</w:t>
-      </w:r>
-    </w:p>
-    <w:p>
-      <w:pPr>
-        <w:pStyle w:val="Compact"/>
-        <w:numPr>
-          <w:ilvl w:val="0"/>
-          <w:numId w:val="1003"/>
-        </w:numPr>
-      </w:pPr>
-      <w:r>
-        <w:t xml:space="preserve">Commercial model: operators charge clients</w:t>
+        <w:t xml:space="preserve">Commercial unit footprint: the device requires approximately</w:t>
       </w:r>
       <w:r>
         <w:t xml:space="preserve"> </w:t>
@@ -695,13 +668,22 @@
           <w:b/>
           <w:bCs/>
         </w:rPr>
-        <w:t xml:space="preserve">$49 to $125 per month</w:t>
-      </w:r>
-      <w:r>
-        <w:t xml:space="preserve"> </w:t>
-      </w:r>
-      <w:r>
-        <w:t xml:space="preserve">for Enyrgy access.</w:t>
+        <w:t xml:space="preserve">4 feet by 4 feet of floor space</w:t>
+      </w:r>
+      <w:r>
+        <w:t xml:space="preserve">. Space is usually the first practical objection a facility raises, so answer it directly. It does not need a dedicated room; facilities commonly site it in a hallway or an alcove where clients can take a session while waiting on another modality.</w:t>
+      </w:r>
+    </w:p>
+    <w:p>
+      <w:pPr>
+        <w:pStyle w:val="Compact"/>
+        <w:numPr>
+          <w:ilvl w:val="0"/>
+          <w:numId w:val="1003"/>
+        </w:numPr>
+      </w:pPr>
+      <w:r>
+        <w:t xml:space="preserve">Manufacturing and lead times: units are built in Phoenix in limited batches, which is why consumer copy refers to limited batches and to ship times running a few weeks.</w:t>
       </w:r>
       <w:r>
         <w:t xml:space="preserve"> </w:t>
@@ -711,34 +693,25 @@
           <w:b/>
           <w:bCs/>
         </w:rPr>
-        <w:t xml:space="preserve">The rate depends on location and local clientele</w:t>
-      </w:r>
-      <w:r>
-        <w:t xml:space="preserve">, so quote the end of the range that matches the market rather than a single number. Standard markets support $49 to $75. Premium metro markets with affluent clientele support up to $125 (Orange County, California is a $125 market; the Center for New Medicine and Beyond Wellness in Costa Mesa are the reference points). Revenue scales with active client count:</w:t>
-      </w:r>
-    </w:p>
-    <w:p>
-      <w:pPr>
-        <w:pStyle w:val="Compact"/>
-        <w:numPr>
-          <w:ilvl w:val="1"/>
-          <w:numId w:val="1004"/>
-        </w:numPr>
-      </w:pPr>
-      <w:r>
-        <w:t xml:space="preserve">At $49 per month: 25 clients is $1,225 per month ($14,700 per year); 50 clients is $2,450 per month ($29,400 per year); 100 clients is $4,900 per month ($58,800 per year). Against the $8,950 unit cost, payback at 50 clients is under 4 months.</w:t>
-      </w:r>
-    </w:p>
-    <w:p>
-      <w:pPr>
-        <w:pStyle w:val="Compact"/>
-        <w:numPr>
-          <w:ilvl w:val="1"/>
-          <w:numId w:val="1004"/>
-        </w:numPr>
-      </w:pPr>
-      <w:r>
-        <w:t xml:space="preserve">At $125 per month: 25 clients is $3,125 per month ($37,500 per year); 50 clients is $6,250 per month ($75,000 per year); 100 clients is $12,500 per month ($150,000 per year). Payback at 50 clients is about 6 weeks.</w:t>
+        <w:t xml:space="preserve">Never quote a batch size or a specific lead time.</w:t>
+      </w:r>
+      <w:r>
+        <w:t xml:space="preserve"> </w:t>
+      </w:r>
+      <w:r>
+        <w:t xml:space="preserve">Both move with funding and production capacity, so any figure written down would keep being stated confidently after it stopped being true.</w:t>
+      </w:r>
+      <w:r>
+        <w:t xml:space="preserve"> </w:t>
+      </w:r>
+      <w:r>
+        <w:t xml:space="preserve">“Limited batches”</w:t>
+      </w:r>
+      <w:r>
+        <w:t xml:space="preserve"> </w:t>
+      </w:r>
+      <w:r>
+        <w:t xml:space="preserve">holds at any batch size and is the approved phrasing. Escalate lead-time questions to Scott.</w:t>
       </w:r>
     </w:p>
     <w:p>
@@ -750,7 +723,31 @@
         </w:numPr>
       </w:pPr>
       <w:r>
-        <w:t xml:space="preserve">Commercial delivery model: the market is moving away from per-modality add-on pricing toward</w:t>
+        <w:t xml:space="preserve">OEM white-label (Lumanova / Luma D Light): same MSRP, wholesale arrangement.</w:t>
+      </w:r>
+    </w:p>
+    <w:p>
+      <w:pPr>
+        <w:pStyle w:val="Compact"/>
+        <w:numPr>
+          <w:ilvl w:val="0"/>
+          <w:numId w:val="1003"/>
+        </w:numPr>
+      </w:pPr>
+      <w:r>
+        <w:t xml:space="preserve">Order URL: https://shop.enyrgy.com/products/uvb-light-therapy. Device registration: https://api.enyrgy.com/. Discovery-call booking: https://api.leadconnectorhq.com/widget/booking/C0hV5CFHUhWOIzs4OedC. Customer Testimonial Form: https://api.leadconnectorhq.com/widget/form/OjahkWeVDeozQkfG9dW2?notrack=true. Google review (GBP), live: https://g.page/r/CfN5Rj0CdmrfEAI/review. Trustpilot review: https://www.trustpilot.com/evaluate/enyrgy.com.</w:t>
+      </w:r>
+    </w:p>
+    <w:p>
+      <w:pPr>
+        <w:pStyle w:val="Compact"/>
+        <w:numPr>
+          <w:ilvl w:val="0"/>
+          <w:numId w:val="1003"/>
+        </w:numPr>
+      </w:pPr>
+      <w:r>
+        <w:t xml:space="preserve">Commercial model: operators charge clients</w:t>
       </w:r>
       <w:r>
         <w:t xml:space="preserve"> </w:t>
@@ -760,10 +757,13 @@
           <w:b/>
           <w:bCs/>
         </w:rPr>
-        <w:t xml:space="preserve">membership models</w:t>
-      </w:r>
-      <w:r>
-        <w:t xml:space="preserve">. Enyrgy fits that shift and operators position it two ways: as a draw to bring in new members, and as an incentive to upgrade existing members into a higher tier. Where a facility runs</w:t>
+        <w:t xml:space="preserve">$49 to $125 per month</w:t>
+      </w:r>
+      <w:r>
+        <w:t xml:space="preserve"> </w:t>
+      </w:r>
+      <w:r>
+        <w:t xml:space="preserve">for Enyrgy access.</w:t>
       </w:r>
       <w:r>
         <w:t xml:space="preserve"> </w:t>
@@ -773,6 +773,68 @@
           <w:b/>
           <w:bCs/>
         </w:rPr>
+        <w:t xml:space="preserve">The rate depends on location and local clientele</w:t>
+      </w:r>
+      <w:r>
+        <w:t xml:space="preserve">, so quote the end of the range that matches the market rather than a single number. Standard markets support $49 to $75. Premium metro markets with affluent clientele support up to $125 (Orange County, California is a $125 market; the Center for New Medicine and Beyond Wellness in Costa Mesa are the reference points). Revenue scales with active client count:</w:t>
+      </w:r>
+    </w:p>
+    <w:p>
+      <w:pPr>
+        <w:pStyle w:val="Compact"/>
+        <w:numPr>
+          <w:ilvl w:val="1"/>
+          <w:numId w:val="1005"/>
+        </w:numPr>
+      </w:pPr>
+      <w:r>
+        <w:t xml:space="preserve">At $49 per month: 25 clients is $1,225 per month ($14,700 per year); 50 clients is $2,450 per month ($29,400 per year); 100 clients is $4,900 per month ($58,800 per year). Against the $8,950 unit cost, payback at 50 clients is under 4 months.</w:t>
+      </w:r>
+    </w:p>
+    <w:p>
+      <w:pPr>
+        <w:pStyle w:val="Compact"/>
+        <w:numPr>
+          <w:ilvl w:val="1"/>
+          <w:numId w:val="1005"/>
+        </w:numPr>
+      </w:pPr>
+      <w:r>
+        <w:t xml:space="preserve">At $125 per month: 25 clients is $3,125 per month ($37,500 per year); 50 clients is $6,250 per month ($75,000 per year); 100 clients is $12,500 per month ($150,000 per year). Payback at 50 clients is about 6 weeks.</w:t>
+      </w:r>
+    </w:p>
+    <w:p>
+      <w:pPr>
+        <w:pStyle w:val="Compact"/>
+        <w:numPr>
+          <w:ilvl w:val="0"/>
+          <w:numId w:val="1003"/>
+        </w:numPr>
+      </w:pPr>
+      <w:r>
+        <w:t xml:space="preserve">Commercial delivery model: the market is moving away from per-modality add-on pricing toward</w:t>
+      </w:r>
+      <w:r>
+        <w:t xml:space="preserve"> </w:t>
+      </w:r>
+      <w:r>
+        <w:rPr>
+          <w:b/>
+          <w:bCs/>
+        </w:rPr>
+        <w:t xml:space="preserve">membership models</w:t>
+      </w:r>
+      <w:r>
+        <w:t xml:space="preserve">. Enyrgy fits that shift and operators position it two ways: as a draw to bring in new members, and as an incentive to upgrade existing members into a higher tier. Where a facility runs</w:t>
+      </w:r>
+      <w:r>
+        <w:t xml:space="preserve"> </w:t>
+      </w:r>
+      <w:r>
+        <w:rPr>
+          <w:b/>
+          <w:bCs/>
+        </w:rPr>
         <w:t xml:space="preserve">credit-based memberships</w:t>
       </w:r>
       <w:r>
@@ -797,7 +859,7 @@
         <w:pStyle w:val="Compact"/>
         <w:numPr>
           <w:ilvl w:val="0"/>
-          <w:numId w:val="1005"/>
+          <w:numId w:val="1006"/>
         </w:numPr>
       </w:pPr>
       <w:r>
@@ -809,7 +871,7 @@
         <w:pStyle w:val="Compact"/>
         <w:numPr>
           <w:ilvl w:val="0"/>
-          <w:numId w:val="1005"/>
+          <w:numId w:val="1006"/>
         </w:numPr>
       </w:pPr>
       <w:r>
@@ -821,7 +883,7 @@
         <w:pStyle w:val="Compact"/>
         <w:numPr>
           <w:ilvl w:val="0"/>
-          <w:numId w:val="1005"/>
+          <w:numId w:val="1006"/>
         </w:numPr>
       </w:pPr>
       <w:r>
@@ -867,7 +929,7 @@
         <w:pStyle w:val="Compact"/>
         <w:numPr>
           <w:ilvl w:val="0"/>
-          <w:numId w:val="1005"/>
+          <w:numId w:val="1006"/>
         </w:numPr>
       </w:pPr>
       <w:r>
@@ -931,7 +993,7 @@
         <w:pStyle w:val="Compact"/>
         <w:numPr>
           <w:ilvl w:val="0"/>
-          <w:numId w:val="1005"/>
+          <w:numId w:val="1006"/>
         </w:numPr>
       </w:pPr>
       <w:r>
@@ -943,7 +1005,7 @@
         <w:pStyle w:val="Compact"/>
         <w:numPr>
           <w:ilvl w:val="0"/>
-          <w:numId w:val="1005"/>
+          <w:numId w:val="1006"/>
         </w:numPr>
       </w:pPr>
       <w:r>
@@ -955,7 +1017,7 @@
         <w:pStyle w:val="Compact"/>
         <w:numPr>
           <w:ilvl w:val="0"/>
-          <w:numId w:val="1005"/>
+          <w:numId w:val="1006"/>
         </w:numPr>
       </w:pPr>
       <w:r>
@@ -979,7 +1041,7 @@
         <w:pStyle w:val="Compact"/>
         <w:numPr>
           <w:ilvl w:val="0"/>
-          <w:numId w:val="1005"/>
+          <w:numId w:val="1006"/>
         </w:numPr>
       </w:pPr>
       <w:r>
@@ -1149,7 +1211,7 @@
         <w:pStyle w:val="Compact"/>
         <w:numPr>
           <w:ilvl w:val="0"/>
-          <w:numId w:val="1006"/>
+          <w:numId w:val="1007"/>
         </w:numPr>
       </w:pPr>
       <w:r>
@@ -1184,7 +1246,7 @@
         <w:pStyle w:val="Compact"/>
         <w:numPr>
           <w:ilvl w:val="0"/>
-          <w:numId w:val="1006"/>
+          <w:numId w:val="1007"/>
         </w:numPr>
       </w:pPr>
       <w:r>
@@ -1216,7 +1278,7 @@
         <w:pStyle w:val="Compact"/>
         <w:numPr>
           <w:ilvl w:val="0"/>
-          <w:numId w:val="1006"/>
+          <w:numId w:val="1007"/>
         </w:numPr>
       </w:pPr>
       <w:r>
@@ -1296,7 +1358,7 @@
         <w:pStyle w:val="Compact"/>
         <w:numPr>
           <w:ilvl w:val="0"/>
-          <w:numId w:val="1007"/>
+          <w:numId w:val="1008"/>
         </w:numPr>
       </w:pPr>
       <w:r>
@@ -1308,7 +1370,7 @@
         <w:pStyle w:val="Compact"/>
         <w:numPr>
           <w:ilvl w:val="0"/>
-          <w:numId w:val="1007"/>
+          <w:numId w:val="1008"/>
         </w:numPr>
       </w:pPr>
       <w:r>
@@ -1320,7 +1382,7 @@
         <w:pStyle w:val="Compact"/>
         <w:numPr>
           <w:ilvl w:val="0"/>
-          <w:numId w:val="1007"/>
+          <w:numId w:val="1008"/>
         </w:numPr>
       </w:pPr>
       <w:r>
@@ -1332,7 +1394,7 @@
         <w:pStyle w:val="Compact"/>
         <w:numPr>
           <w:ilvl w:val="0"/>
-          <w:numId w:val="1007"/>
+          <w:numId w:val="1008"/>
         </w:numPr>
       </w:pPr>
       <w:r>
@@ -1344,7 +1406,7 @@
         <w:pStyle w:val="Compact"/>
         <w:numPr>
           <w:ilvl w:val="0"/>
-          <w:numId w:val="1007"/>
+          <w:numId w:val="1008"/>
         </w:numPr>
       </w:pPr>
       <w:r>
@@ -1356,7 +1418,7 @@
         <w:pStyle w:val="Compact"/>
         <w:numPr>
           <w:ilvl w:val="0"/>
-          <w:numId w:val="1007"/>
+          <w:numId w:val="1008"/>
         </w:numPr>
       </w:pPr>
       <w:r>
@@ -1368,7 +1430,7 @@
         <w:pStyle w:val="Compact"/>
         <w:numPr>
           <w:ilvl w:val="0"/>
-          <w:numId w:val="1007"/>
+          <w:numId w:val="1008"/>
         </w:numPr>
       </w:pPr>
       <w:r>
@@ -1380,7 +1442,7 @@
         <w:pStyle w:val="Compact"/>
         <w:numPr>
           <w:ilvl w:val="0"/>
-          <w:numId w:val="1007"/>
+          <w:numId w:val="1008"/>
         </w:numPr>
       </w:pPr>
       <w:r>
@@ -1392,7 +1454,7 @@
         <w:pStyle w:val="Compact"/>
         <w:numPr>
           <w:ilvl w:val="0"/>
-          <w:numId w:val="1007"/>
+          <w:numId w:val="1008"/>
         </w:numPr>
       </w:pPr>
       <w:r>
@@ -1404,7 +1466,7 @@
         <w:pStyle w:val="Compact"/>
         <w:numPr>
           <w:ilvl w:val="0"/>
-          <w:numId w:val="1007"/>
+          <w:numId w:val="1008"/>
         </w:numPr>
       </w:pPr>
       <w:r>
@@ -1416,7 +1478,7 @@
         <w:pStyle w:val="Compact"/>
         <w:numPr>
           <w:ilvl w:val="0"/>
-          <w:numId w:val="1007"/>
+          <w:numId w:val="1008"/>
         </w:numPr>
       </w:pPr>
       <w:r>
@@ -1428,7 +1490,7 @@
         <w:pStyle w:val="Compact"/>
         <w:numPr>
           <w:ilvl w:val="0"/>
-          <w:numId w:val="1007"/>
+          <w:numId w:val="1008"/>
         </w:numPr>
       </w:pPr>
       <w:r>
@@ -1440,7 +1502,7 @@
         <w:pStyle w:val="Compact"/>
         <w:numPr>
           <w:ilvl w:val="0"/>
-          <w:numId w:val="1007"/>
+          <w:numId w:val="1008"/>
         </w:numPr>
       </w:pPr>
       <w:r>
@@ -1452,7 +1514,7 @@
         <w:pStyle w:val="Compact"/>
         <w:numPr>
           <w:ilvl w:val="0"/>
-          <w:numId w:val="1007"/>
+          <w:numId w:val="1008"/>
         </w:numPr>
       </w:pPr>
       <w:r>
@@ -1464,7 +1526,7 @@
         <w:pStyle w:val="Compact"/>
         <w:numPr>
           <w:ilvl w:val="0"/>
-          <w:numId w:val="1007"/>
+          <w:numId w:val="1008"/>
         </w:numPr>
       </w:pPr>
       <w:r>
@@ -1498,7 +1560,7 @@
         <w:pStyle w:val="Compact"/>
         <w:numPr>
           <w:ilvl w:val="0"/>
-          <w:numId w:val="1008"/>
+          <w:numId w:val="1009"/>
         </w:numPr>
       </w:pPr>
       <w:r>
@@ -1510,7 +1572,7 @@
         <w:pStyle w:val="Compact"/>
         <w:numPr>
           <w:ilvl w:val="0"/>
-          <w:numId w:val="1008"/>
+          <w:numId w:val="1009"/>
         </w:numPr>
       </w:pPr>
       <w:r>
@@ -1522,7 +1584,7 @@
         <w:pStyle w:val="Compact"/>
         <w:numPr>
           <w:ilvl w:val="0"/>
-          <w:numId w:val="1008"/>
+          <w:numId w:val="1009"/>
         </w:numPr>
       </w:pPr>
       <w:r>
@@ -1534,7 +1596,7 @@
         <w:pStyle w:val="Compact"/>
         <w:numPr>
           <w:ilvl w:val="0"/>
-          <w:numId w:val="1008"/>
+          <w:numId w:val="1009"/>
         </w:numPr>
       </w:pPr>
       <w:r>
@@ -1546,7 +1608,7 @@
         <w:pStyle w:val="Compact"/>
         <w:numPr>
           <w:ilvl w:val="0"/>
-          <w:numId w:val="1008"/>
+          <w:numId w:val="1009"/>
         </w:numPr>
       </w:pPr>
       <w:r>
@@ -1570,7 +1632,7 @@
         <w:pStyle w:val="Compact"/>
         <w:numPr>
           <w:ilvl w:val="0"/>
-          <w:numId w:val="1009"/>
+          <w:numId w:val="1010"/>
         </w:numPr>
       </w:pPr>
       <w:r>
@@ -1582,7 +1644,7 @@
         <w:pStyle w:val="Compact"/>
         <w:numPr>
           <w:ilvl w:val="0"/>
-          <w:numId w:val="1009"/>
+          <w:numId w:val="1010"/>
         </w:numPr>
       </w:pPr>
       <w:r>
@@ -1594,7 +1656,7 @@
         <w:pStyle w:val="Compact"/>
         <w:numPr>
           <w:ilvl w:val="0"/>
-          <w:numId w:val="1009"/>
+          <w:numId w:val="1010"/>
         </w:numPr>
       </w:pPr>
       <w:r>
@@ -1618,7 +1680,7 @@
         <w:pStyle w:val="Compact"/>
         <w:numPr>
           <w:ilvl w:val="0"/>
-          <w:numId w:val="1010"/>
+          <w:numId w:val="1011"/>
         </w:numPr>
       </w:pPr>
       <w:r>
@@ -1630,7 +1692,7 @@
         <w:pStyle w:val="Compact"/>
         <w:numPr>
           <w:ilvl w:val="0"/>
-          <w:numId w:val="1010"/>
+          <w:numId w:val="1011"/>
         </w:numPr>
       </w:pPr>
       <w:r>
@@ -1642,7 +1704,7 @@
         <w:pStyle w:val="Compact"/>
         <w:numPr>
           <w:ilvl w:val="0"/>
-          <w:numId w:val="1010"/>
+          <w:numId w:val="1011"/>
         </w:numPr>
       </w:pPr>
       <w:r>
@@ -1761,7 +1823,7 @@
         <w:pStyle w:val="Compact"/>
         <w:numPr>
           <w:ilvl w:val="0"/>
-          <w:numId w:val="1011"/>
+          <w:numId w:val="1012"/>
         </w:numPr>
       </w:pPr>
       <w:r>
@@ -1773,7 +1835,7 @@
         <w:pStyle w:val="Compact"/>
         <w:numPr>
           <w:ilvl w:val="0"/>
-          <w:numId w:val="1011"/>
+          <w:numId w:val="1012"/>
         </w:numPr>
       </w:pPr>
       <w:r>
@@ -1785,7 +1847,7 @@
         <w:pStyle w:val="Compact"/>
         <w:numPr>
           <w:ilvl w:val="0"/>
-          <w:numId w:val="1011"/>
+          <w:numId w:val="1012"/>
         </w:numPr>
       </w:pPr>
       <w:r>
@@ -1797,7 +1859,7 @@
         <w:pStyle w:val="Compact"/>
         <w:numPr>
           <w:ilvl w:val="0"/>
-          <w:numId w:val="1011"/>
+          <w:numId w:val="1012"/>
         </w:numPr>
       </w:pPr>
       <w:r>
@@ -1815,7 +1877,7 @@
         <w:pStyle w:val="Compact"/>
         <w:numPr>
           <w:ilvl w:val="0"/>
-          <w:numId w:val="1011"/>
+          <w:numId w:val="1012"/>
         </w:numPr>
       </w:pPr>
       <w:r>
@@ -1827,7 +1889,7 @@
         <w:pStyle w:val="Compact"/>
         <w:numPr>
           <w:ilvl w:val="0"/>
-          <w:numId w:val="1011"/>
+          <w:numId w:val="1012"/>
         </w:numPr>
       </w:pPr>
       <w:r>
@@ -1961,7 +2023,7 @@
         <w:pStyle w:val="Compact"/>
         <w:numPr>
           <w:ilvl w:val="0"/>
-          <w:numId w:val="1012"/>
+          <w:numId w:val="1013"/>
         </w:numPr>
       </w:pPr>
       <w:r>
@@ -1973,7 +2035,7 @@
         <w:pStyle w:val="Compact"/>
         <w:numPr>
           <w:ilvl w:val="0"/>
-          <w:numId w:val="1012"/>
+          <w:numId w:val="1013"/>
         </w:numPr>
       </w:pPr>
       <w:r>
@@ -1985,7 +2047,7 @@
         <w:pStyle w:val="Compact"/>
         <w:numPr>
           <w:ilvl w:val="0"/>
-          <w:numId w:val="1012"/>
+          <w:numId w:val="1013"/>
         </w:numPr>
       </w:pPr>
       <w:r>
@@ -1997,7 +2059,7 @@
         <w:pStyle w:val="Compact"/>
         <w:numPr>
           <w:ilvl w:val="0"/>
-          <w:numId w:val="1012"/>
+          <w:numId w:val="1013"/>
         </w:numPr>
       </w:pPr>
       <w:r>
@@ -2009,7 +2071,7 @@
         <w:pStyle w:val="Compact"/>
         <w:numPr>
           <w:ilvl w:val="0"/>
-          <w:numId w:val="1012"/>
+          <w:numId w:val="1013"/>
         </w:numPr>
       </w:pPr>
       <w:r>
@@ -2021,7 +2083,7 @@
         <w:pStyle w:val="Compact"/>
         <w:numPr>
           <w:ilvl w:val="0"/>
-          <w:numId w:val="1012"/>
+          <w:numId w:val="1013"/>
         </w:numPr>
       </w:pPr>
       <w:r>
@@ -2058,7 +2120,7 @@
         <w:pStyle w:val="Compact"/>
         <w:numPr>
           <w:ilvl w:val="0"/>
-          <w:numId w:val="1013"/>
+          <w:numId w:val="1014"/>
         </w:numPr>
       </w:pPr>
       <w:r>
@@ -2070,7 +2132,7 @@
         <w:pStyle w:val="Compact"/>
         <w:numPr>
           <w:ilvl w:val="0"/>
-          <w:numId w:val="1013"/>
+          <w:numId w:val="1014"/>
         </w:numPr>
       </w:pPr>
       <w:r>
@@ -2082,7 +2144,7 @@
         <w:pStyle w:val="Compact"/>
         <w:numPr>
           <w:ilvl w:val="0"/>
-          <w:numId w:val="1013"/>
+          <w:numId w:val="1014"/>
         </w:numPr>
       </w:pPr>
       <w:r>
@@ -2136,7 +2198,7 @@
         <w:pStyle w:val="Compact"/>
         <w:numPr>
           <w:ilvl w:val="0"/>
-          <w:numId w:val="1013"/>
+          <w:numId w:val="1014"/>
         </w:numPr>
       </w:pPr>
       <w:r>
@@ -2148,7 +2210,7 @@
         <w:pStyle w:val="Compact"/>
         <w:numPr>
           <w:ilvl w:val="0"/>
-          <w:numId w:val="1013"/>
+          <w:numId w:val="1014"/>
         </w:numPr>
       </w:pPr>
       <w:r>
@@ -2816,6 +2878,9 @@
   <w:num w:numId="1013">
     <w:abstractNumId w:val="991"/>
   </w:num>
+  <w:num w:numId="1014">
+    <w:abstractNumId w:val="991"/>
+  </w:num>
 </w:numbering>
 </file>
 

--- a/Enyrgy_Paperclip_Knowledge_Base.docx
+++ b/Enyrgy_Paperclip_Knowledge_Base.docx
@@ -2215,6 +2215,56 @@
       </w:pPr>
       <w:r>
         <w:t xml:space="preserve">Partner arrangements offered: Enyrgy offers both white-label (a partner sells the platform under their own brand, as Lumanova does) and distribution (a partner distributes to other facilities). Both are real, offered arrangements. Specific terms are handled per deal; confirm with the CEO before quoting figures.</w:t>
+      </w:r>
+    </w:p>
+    <w:p>
+      <w:pPr>
+        <w:pStyle w:val="Compact"/>
+        <w:numPr>
+          <w:ilvl w:val="0"/>
+          <w:numId w:val="1014"/>
+        </w:numPr>
+      </w:pPr>
+      <w:r>
+        <w:rPr>
+          <w:b/>
+          <w:bCs/>
+        </w:rPr>
+        <w:t xml:space="preserve">Facility referral commission: $600 per Consumer Unit sale.</w:t>
+      </w:r>
+      <w:r>
+        <w:t xml:space="preserve"> </w:t>
+      </w:r>
+      <w:r>
+        <w:t xml:space="preserve">A facility hands its members a unique referral link to</w:t>
+      </w:r>
+      <w:r>
+        <w:t xml:space="preserve"> </w:t>
+      </w:r>
+      <w:r>
+        <w:rPr>
+          <w:rStyle w:val="VerbatimChar"/>
+        </w:rPr>
+        <w:t xml:space="preserve">shop.enyrgy.com</w:t>
+      </w:r>
+      <w:r>
+        <w:t xml:space="preserve">. The member purchases directly from Enyrgy at the $2,995 MSRP and the facility is credited</w:t>
+      </w:r>
+      <w:r>
+        <w:t xml:space="preserve"> </w:t>
+      </w:r>
+      <w:r>
+        <w:rPr>
+          <w:b/>
+          <w:bCs/>
+        </w:rPr>
+        <w:t xml:space="preserve">$600</w:t>
+      </w:r>
+      <w:r>
+        <w:t xml:space="preserve"> </w:t>
+      </w:r>
+      <w:r>
+        <w:t xml:space="preserve">on that sale. The facility carries no inventory and buys nothing. This is the one partner figure that IS approved for quoting; white-label and distribution terms are still per-deal and go to the CEO. Because the member is the buyer of record, that purchase is HSA/FSA eligible (see §3) — the referral link does not change whose purchase it is.</w:t>
       </w:r>
     </w:p>
     <w:bookmarkEnd w:id="23"/>

--- a/Enyrgy_Paperclip_Knowledge_Base.docx
+++ b/Enyrgy_Paperclip_Knowledge_Base.docx
@@ -2230,7 +2230,7 @@
           <w:b/>
           <w:bCs/>
         </w:rPr>
-        <w:t xml:space="preserve">Facility referral commission: $600 per Consumer Unit sale.</w:t>
+        <w:t xml:space="preserve">Facility referral arrangement: ESCALATE TO SCOTT. Do not run this conversation.</w:t>
       </w:r>
       <w:r>
         <w:t xml:space="preserve"> </w:t>
@@ -2248,23 +2248,42 @@
         <w:t xml:space="preserve">shop.enyrgy.com</w:t>
       </w:r>
       <w:r>
-        <w:t xml:space="preserve">. The member purchases directly from Enyrgy at the $2,995 MSRP and the facility is credited</w:t>
-      </w:r>
-      <w:r>
-        <w:t xml:space="preserve"> </w:t>
-      </w:r>
-      <w:r>
-        <w:rPr>
-          <w:b/>
-          <w:bCs/>
-        </w:rPr>
-        <w:t xml:space="preserve">$600</w:t>
-      </w:r>
-      <w:r>
-        <w:t xml:space="preserve"> </w:t>
-      </w:r>
-      <w:r>
-        <w:t xml:space="preserve">on that sale. The facility carries no inventory and buys nothing. This is the one partner figure that IS approved for quoting; white-label and distribution terms are still per-deal and go to the CEO. Because the member is the buyer of record, that purchase is HSA/FSA eligible (see §3) — the referral link does not change whose purchase it is.</w:t>
+        <w:t xml:space="preserve">; the member purchases directly from Enyrgy at the $2,995 MSRP and the facility is credited a commission. The facility carries no inventory and buys nothing. Because the member is the buyer of record, that purchase is HSA/FSA eligible (see §3) — the referral link does not change whose purchase it is.</w:t>
+      </w:r>
+    </w:p>
+    <w:p>
+      <w:pPr>
+        <w:pStyle w:val="Compact"/>
+        <w:numPr>
+          <w:ilvl w:val="1"/>
+          <w:numId w:val="1015"/>
+        </w:numPr>
+      </w:pPr>
+      <w:r>
+        <w:rPr>
+          <w:b/>
+          <w:bCs/>
+        </w:rPr>
+        <w:t xml:space="preserve">The commission is $600 per Consumer Unit sale, and this figure appears in Commercial Drip Touch 7</w:t>
+      </w:r>
+      <w:r>
+        <w:t xml:space="preserve">, so a facility that received that email already has it. An agent may therefore confirm the figure if a facility quotes it back, but</w:t>
+      </w:r>
+      <w:r>
+        <w:t xml:space="preserve"> </w:t>
+      </w:r>
+      <w:r>
+        <w:rPr>
+          <w:b/>
+          <w:bCs/>
+        </w:rPr>
+        <w:t xml:space="preserve">must not negotiate, extend, or discuss terms</w:t>
+      </w:r>
+      <w:r>
+        <w:t xml:space="preserve"> </w:t>
+      </w:r>
+      <w:r>
+        <w:t xml:space="preserve">— hand off to Scott, same as white-label and distribution. Scott handles referral arrangements personally (decision, Aug 14 2026).</w:t>
       </w:r>
     </w:p>
     <w:bookmarkEnd w:id="23"/>
@@ -2931,6 +2950,9 @@
   <w:num w:numId="1014">
     <w:abstractNumId w:val="991"/>
   </w:num>
+  <w:num w:numId="1015">
+    <w:abstractNumId w:val="991"/>
+  </w:num>
 </w:numbering>
 </file>
 

--- a/Enyrgy_Paperclip_Knowledge_Base.docx
+++ b/Enyrgy_Paperclip_Knowledge_Base.docx
@@ -2028,6 +2028,44 @@
       </w:pPr>
       <w:r>
         <w:t xml:space="preserve">Structure: Private Credit, Promissory Note.</w:t>
+      </w:r>
+    </w:p>
+    <w:p>
+      <w:pPr>
+        <w:pStyle w:val="Compact"/>
+        <w:numPr>
+          <w:ilvl w:val="0"/>
+          <w:numId w:val="1013"/>
+        </w:numPr>
+      </w:pPr>
+      <w:r>
+        <w:rPr>
+          <w:b/>
+          <w:bCs/>
+        </w:rPr>
+        <w:t xml:space="preserve">Current company valuation: $10M.</w:t>
+      </w:r>
+      <w:r>
+        <w:t xml:space="preserve"> </w:t>
+      </w:r>
+      <w:r>
+        <w:t xml:space="preserve">This is the company’s present valuation. It is</w:t>
+      </w:r>
+      <w:r>
+        <w:t xml:space="preserve"> </w:t>
+      </w:r>
+      <w:r>
+        <w:rPr>
+          <w:b/>
+          <w:bCs/>
+        </w:rPr>
+        <w:t xml:space="preserve">not</w:t>
+      </w:r>
+      <w:r>
+        <w:t xml:space="preserve"> </w:t>
+      </w:r>
+      <w:r>
+        <w:t xml:space="preserve">the basis for the conversion discount below, which discounts from an independent SEC valuation obtained at the time of conversion. Do not present $10M as a conversion price or imply the two are the same number.</w:t>
       </w:r>
     </w:p>
     <w:p>

--- a/Enyrgy_Paperclip_Knowledge_Base.docx
+++ b/Enyrgy_Paperclip_Knowledge_Base.docx
@@ -1648,7 +1648,7 @@
         </w:numPr>
       </w:pPr>
       <w:r>
-        <w:t xml:space="preserve">Would clients pay? Vitamin D runs low in 77 percent of indoor adults, so the demand is already in your book. Operators are charging $49 to $125 a month for it, depending on their market and clientele.</w:t>
+        <w:t xml:space="preserve">Would clients pay? Vitamin D runs low in 77 percent of adults, so the demand is already in your book. Operators are charging $49 to $125 a month for it, depending on their market and clientele.</w:t>
       </w:r>
     </w:p>
     <w:p>

--- a/Enyrgy_Paperclip_Knowledge_Base.docx
+++ b/Enyrgy_Paperclip_Knowledge_Base.docx
@@ -1186,6 +1186,82 @@
       <w:r>
         <w:t xml:space="preserve">- Dosing reference used in the research: roughly 10 to 15 minutes of midday sun, three times per week.</w:t>
       </w:r>
+      <w:r>
+        <w:t xml:space="preserve"> </w:t>
+      </w:r>
+      <w:r>
+        <w:t xml:space="preserve">-</w:t>
+      </w:r>
+      <w:r>
+        <w:t xml:space="preserve"> </w:t>
+      </w:r>
+      <w:r>
+        <w:rPr>
+          <w:b/>
+          <w:bCs/>
+        </w:rPr>
+        <w:t xml:space="preserve">Sunny climates do not prevent it (use this for the sun objection):</w:t>
+      </w:r>
+      <w:r>
+        <w:t xml:space="preserve"> </w:t>
+      </w:r>
+      <w:r>
+        <w:t xml:space="preserve">low vitamin D status is a problem even in countries with sun exposure all year round (Palacios C, Gonzalez L.</w:t>
+      </w:r>
+      <w:r>
+        <w:t xml:space="preserve"> </w:t>
+      </w:r>
+      <w:r>
+        <w:t xml:space="preserve">“Is vitamin D deficiency a major global public health problem?”</w:t>
+      </w:r>
+      <w:r>
+        <w:t xml:space="preserve"> </w:t>
+      </w:r>
+      <w:r>
+        <w:rPr>
+          <w:i/>
+          <w:iCs/>
+        </w:rPr>
+        <w:t xml:space="preserve">J Steroid Biochem Mol Biol</w:t>
+      </w:r>
+      <w:r>
+        <w:t xml:space="preserve"> </w:t>
+      </w:r>
+      <w:r>
+        <w:t xml:space="preserve">2014; PMC4018438, free to read). The paper’s own Highlights state it verbatim:</w:t>
+      </w:r>
+      <w:r>
+        <w:t xml:space="preserve"> </w:t>
+      </w:r>
+      <w:r>
+        <w:rPr>
+          <w:b/>
+          <w:bCs/>
+        </w:rPr>
+        <w:t xml:space="preserve">“Low vitamin D status is a problem even in countries with sun exposure all year round.”</w:t>
+      </w:r>
+      <w:r>
+        <w:t xml:space="preserve"> </w:t>
+      </w:r>
+      <w:r>
+        <w:t xml:space="preserve">Quote that line as written.</w:t>
+      </w:r>
+      <w:r>
+        <w:t xml:space="preserve"> </w:t>
+      </w:r>
+      <w:r>
+        <w:rPr>
+          <w:b/>
+          <w:bCs/>
+        </w:rPr>
+        <w:t xml:space="preserve">Three limits.</w:t>
+      </w:r>
+      <w:r>
+        <w:t xml:space="preserve"> </w:t>
+      </w:r>
+      <w:r>
+        <w:t xml:space="preserve">(1) It reports prevalence by region, age group and threshold and gives no single headline figure, so it CANNOT source the 77 percent. (2) It says nothing about UVB devices or phototherapy, so never present it as support for the platform itself, only for the problem. (3) 2014 data: fine for establishing that the phenomenon exists, not for current prevalence.</w:t>
+      </w:r>
     </w:p>
     <w:bookmarkEnd w:id="12"/>
     <w:bookmarkEnd w:id="13"/>
@@ -1601,6 +1677,18 @@
       </w:pPr>
       <w:r>
         <w:t xml:space="preserve">I will just go outside. Going outside works if you have 2 to 4 hours of mid-day sun to spare, plus the UVA aging and skin risk that rides along. Enyrgy gets you there in 2 to 4 minutes, about 60x the efficiency, without the downside.</w:t>
+      </w:r>
+    </w:p>
+    <w:p>
+      <w:pPr>
+        <w:pStyle w:val="Compact"/>
+        <w:numPr>
+          <w:ilvl w:val="0"/>
+          <w:numId w:val="1009"/>
+        </w:numPr>
+      </w:pPr>
+      <w:r>
+        <w:t xml:space="preserve">We get plenty of sun here. Fair assumption, and testing settles it faster than arguing. Indoor work, sunscreen and window glass all block UVB at any latitude. A 2014 global review in the Journal of Steroid Biochemistry and Molecular Biology concluded that low vitamin D status is a problem even in countries with sun exposure all year round.</w:t>
       </w:r>
     </w:p>
     <w:p>

--- a/Enyrgy_Paperclip_Knowledge_Base.docx
+++ b/Enyrgy_Paperclip_Knowledge_Base.docx
@@ -1185,6 +1185,215 @@
       </w:r>
       <w:r>
         <w:t xml:space="preserve">- Dosing reference used in the research: roughly 10 to 15 minutes of midday sun, three times per week.</w:t>
+      </w:r>
+      <w:r>
+        <w:t xml:space="preserve"> </w:t>
+      </w:r>
+      <w:r>
+        <w:t xml:space="preserve">-</w:t>
+      </w:r>
+      <w:r>
+        <w:t xml:space="preserve"> </w:t>
+      </w:r>
+      <w:r>
+        <w:rPr>
+          <w:b/>
+          <w:bCs/>
+        </w:rPr>
+        <w:t xml:space="preserve">Prevalence, the citable number. This supersedes the previously unsourced</w:t>
+      </w:r>
+      <w:r>
+        <w:rPr>
+          <w:b/>
+          <w:bCs/>
+        </w:rPr>
+        <w:t xml:space="preserve"> </w:t>
+      </w:r>
+      <w:r>
+        <w:rPr>
+          <w:b/>
+          <w:bCs/>
+        </w:rPr>
+        <w:t xml:space="preserve">“77 percent”</w:t>
+      </w:r>
+      <w:r>
+        <w:rPr>
+          <w:b/>
+          <w:bCs/>
+        </w:rPr>
+        <w:t xml:space="preserve"> </w:t>
+      </w:r>
+      <w:r>
+        <w:rPr>
+          <w:b/>
+          <w:bCs/>
+        </w:rPr>
+        <w:t xml:space="preserve">figure.</w:t>
+      </w:r>
+      <w:r>
+        <w:t xml:space="preserve"> </w:t>
+      </w:r>
+      <w:r>
+        <w:t xml:space="preserve">In a 2023 pooled analysis of 308 population-based studies across 81 countries and 7.9 million participants aged 1 and over,</w:t>
+      </w:r>
+      <w:r>
+        <w:t xml:space="preserve"> </w:t>
+      </w:r>
+      <w:r>
+        <w:rPr>
+          <w:b/>
+          <w:bCs/>
+        </w:rPr>
+        <w:t xml:space="preserve">76.6 percent had serum 25(OH)D below 30 ng/mL</w:t>
+      </w:r>
+      <w:r>
+        <w:t xml:space="preserve"> </w:t>
+      </w:r>
+      <w:r>
+        <w:t xml:space="preserve">(75 nmol/L; 95% CrI 74.0 to 79.1). Also reported: 47.9 percent below 20 ng/mL and 15.7 percent below 12 ng/mL. (Cui A, Zhang T, Xiao P, Fan Z, Wang H, Zhuang Y.</w:t>
+      </w:r>
+      <w:r>
+        <w:t xml:space="preserve"> </w:t>
+      </w:r>
+      <w:r>
+        <w:t xml:space="preserve">“Global and regional prevalence of vitamin D deficiency in population-based studies from 2000 to 2022.”</w:t>
+      </w:r>
+      <w:r>
+        <w:t xml:space="preserve"> </w:t>
+      </w:r>
+      <w:r>
+        <w:rPr>
+          <w:i/>
+          <w:iCs/>
+        </w:rPr>
+        <w:t xml:space="preserve">Frontiers in Nutrition</w:t>
+      </w:r>
+      <w:r>
+        <w:t xml:space="preserve"> </w:t>
+      </w:r>
+      <w:r>
+        <w:t xml:space="preserve">2023; PMC10064807, free to read.)</w:t>
+      </w:r>
+      <w:r>
+        <w:t xml:space="preserve"> </w:t>
+      </w:r>
+      <w:r>
+        <w:rPr>
+          <w:b/>
+          <w:bCs/>
+        </w:rPr>
+        <w:t xml:space="preserve">Three rules for stating it.</w:t>
+      </w:r>
+      <w:r>
+        <w:t xml:space="preserve"> </w:t>
+      </w:r>
+      <w:r>
+        <w:t xml:space="preserve">(1) Below 30 ng/mL is</w:t>
+      </w:r>
+      <w:r>
+        <w:t xml:space="preserve"> </w:t>
+      </w:r>
+      <w:r>
+        <w:rPr>
+          <w:b/>
+          <w:bCs/>
+        </w:rPr>
+        <w:t xml:space="preserve">insufficiency or low vitamin D status</w:t>
+      </w:r>
+      <w:r>
+        <w:t xml:space="preserve">, not universally accepted</w:t>
+      </w:r>
+      <w:r>
+        <w:t xml:space="preserve"> </w:t>
+      </w:r>
+      <w:r>
+        <w:t xml:space="preserve">“deficiency”</w:t>
+      </w:r>
+      <w:r>
+        <w:t xml:space="preserve"> </w:t>
+      </w:r>
+      <w:r>
+        <w:t xml:space="preserve">— never call 76.6 percent a deficiency rate. (2) The population is</w:t>
+      </w:r>
+      <w:r>
+        <w:t xml:space="preserve"> </w:t>
+      </w:r>
+      <w:r>
+        <w:rPr>
+          <w:b/>
+          <w:bCs/>
+        </w:rPr>
+        <w:t xml:space="preserve">global and aged 1 and over</w:t>
+      </w:r>
+      <w:r>
+        <w:t xml:space="preserve">, so say</w:t>
+      </w:r>
+      <w:r>
+        <w:t xml:space="preserve"> </w:t>
+      </w:r>
+      <w:r>
+        <w:t xml:space="preserve">“people”</w:t>
+      </w:r>
+      <w:r>
+        <w:t xml:space="preserve">, never</w:t>
+      </w:r>
+      <w:r>
+        <w:t xml:space="preserve"> </w:t>
+      </w:r>
+      <w:r>
+        <w:t xml:space="preserve">“adults”</w:t>
+      </w:r>
+      <w:r>
+        <w:t xml:space="preserve">, never</w:t>
+      </w:r>
+      <w:r>
+        <w:t xml:space="preserve"> </w:t>
+      </w:r>
+      <w:r>
+        <w:t xml:space="preserve">“Americans”</w:t>
+      </w:r>
+      <w:r>
+        <w:t xml:space="preserve">, never</w:t>
+      </w:r>
+      <w:r>
+        <w:t xml:space="preserve"> </w:t>
+      </w:r>
+      <w:r>
+        <w:t xml:space="preserve">“indoor”</w:t>
+      </w:r>
+      <w:r>
+        <w:t xml:space="preserve">. (3) The authors report high heterogeneity between pooled studies; do not present the figure as a precise national rate.</w:t>
+      </w:r>
+      <w:r>
+        <w:t xml:space="preserve"> </w:t>
+      </w:r>
+      <w:r>
+        <w:rPr>
+          <w:b/>
+          <w:bCs/>
+        </w:rPr>
+        <w:t xml:space="preserve">Approved short forms:</w:t>
+      </w:r>
+      <w:r>
+        <w:t xml:space="preserve"> </w:t>
+      </w:r>
+      <w:r>
+        <w:t xml:space="preserve">“about three-quarters of people have vitamin D below 30 ng/mL”</w:t>
+      </w:r>
+      <w:r>
+        <w:t xml:space="preserve"> </w:t>
+      </w:r>
+      <w:r>
+        <w:t xml:space="preserve">or</w:t>
+      </w:r>
+      <w:r>
+        <w:t xml:space="preserve"> </w:t>
+      </w:r>
+      <w:r>
+        <w:t xml:space="preserve">“76.6 percent of people worldwide are below 30 ng/mL”</w:t>
+      </w:r>
+      <w:r>
+        <w:t xml:space="preserve">.</w:t>
       </w:r>
       <w:r>
         <w:t xml:space="preserve"> </w:t>

--- a/Enyrgy_Paperclip_Knowledge_Base.docx
+++ b/Enyrgy_Paperclip_Knowledge_Base.docx
@@ -1945,7 +1945,7 @@
         </w:numPr>
       </w:pPr>
       <w:r>
-        <w:t xml:space="preserve">Would clients pay? Vitamin D runs low in 77 percent of adults, so the demand is already in your book. Operators are charging $49 to $125 a month for it, depending on their market and clientele.</w:t>
+        <w:t xml:space="preserve">Would clients pay? About three-quarters of people have vitamin d below 30 ng/ml, so the demand is already in your book. Operators are charging $49 to $125 a month for it, depending on their market and clientele.</w:t>
       </w:r>
     </w:p>
     <w:p>

--- a/Enyrgy_Paperclip_Knowledge_Base.docx
+++ b/Enyrgy_Paperclip_Knowledge_Base.docx
@@ -1945,7 +1945,7 @@
         </w:numPr>
       </w:pPr>
       <w:r>
-        <w:t xml:space="preserve">Would clients pay? About three-quarters of people have vitamin d below 30 ng/ml, so the demand is already in your book. Operators are charging $49 to $125 a month for it, depending on their market and clientele.</w:t>
+        <w:t xml:space="preserve">Would clients pay? About three-quarters of people have vitamin D below 30 ng/mL, so the demand is already in your book. Operators are charging $49 to $125 a month for it, depending on their market and clientele.</w:t>
       </w:r>
     </w:p>
     <w:p>

--- a/Enyrgy_Paperclip_Knowledge_Base.docx
+++ b/Enyrgy_Paperclip_Knowledge_Base.docx
@@ -542,7 +542,7 @@
         <w:t xml:space="preserve">“HSA/FSA eligible through Truemed”</w:t>
       </w:r>
       <w:r>
-        <w:t xml:space="preserve">. Never explain eligibility in condition-or-treatment terms and never describe the Letter of Medical Necessity — that framing is prohibited regardless of what Truemed’s own copy blocks say.</w:t>
+        <w:t xml:space="preserve">. Never explain eligibility in condition-or-treatment terms and never describe the Letter of Medical Necessity. That framing is prohibited regardless of what Truemed’s own copy blocks say.</w:t>
       </w:r>
       <w:r>
         <w:t xml:space="preserve"> </w:t>
@@ -1310,10 +1310,7 @@
         <w:t xml:space="preserve">“deficiency”</w:t>
       </w:r>
       <w:r>
-        <w:t xml:space="preserve"> </w:t>
-      </w:r>
-      <w:r>
-        <w:t xml:space="preserve">— never call 76.6 percent a deficiency rate. (2) The population is</w:t>
+        <w:t xml:space="preserve">. Never call 76.6 percent a deficiency rate. (2) The population is</w:t>
       </w:r>
       <w:r>
         <w:t xml:space="preserve"> </w:t>
@@ -2583,7 +2580,7 @@
         <w:t xml:space="preserve">shop.enyrgy.com</w:t>
       </w:r>
       <w:r>
-        <w:t xml:space="preserve">; the member purchases directly from Enyrgy at the $2,995 MSRP and the facility is credited a commission. The facility carries no inventory and buys nothing. Because the member is the buyer of record, that purchase is HSA/FSA eligible (see §3) — the referral link does not change whose purchase it is.</w:t>
+        <w:t xml:space="preserve">; the member purchases directly from Enyrgy at the $2,995 MSRP and the facility is credited a commission. The facility carries no inventory and buys nothing. Because the member is the buyer of record, that purchase is HSA/FSA eligible (see §3). The referral link does not change whose purchase it is.</w:t>
       </w:r>
     </w:p>
     <w:p>
@@ -2615,10 +2612,7 @@
         <w:t xml:space="preserve">must not negotiate, extend, or discuss terms</w:t>
       </w:r>
       <w:r>
-        <w:t xml:space="preserve"> </w:t>
-      </w:r>
-      <w:r>
-        <w:t xml:space="preserve">— hand off to Scott, same as white-label and distribution. Scott handles referral arrangements personally (decision, Aug 14 2026).</w:t>
+        <w:t xml:space="preserve">. Hand off to Scott, same as white-label and distribution. Scott handles referral arrangements personally (decision, Aug 14 2026).</w:t>
       </w:r>
     </w:p>
     <w:bookmarkEnd w:id="23"/>
@@ -2635,6 +2629,14 @@
       <w:tblPr>
         <w:tblStyle w:val="Table"/>
         <w:tblW w:type="pct" w:w="5000"/>
+        <w:tblBorders>
+          <w:top w:val="single" w:sz="4" w:space="0" w:color="auto"/>
+          <w:left w:val="single" w:sz="4" w:space="0" w:color="auto"/>
+          <w:bottom w:val="single" w:sz="4" w:space="0" w:color="auto"/>
+          <w:right w:val="single" w:sz="4" w:space="0" w:color="auto"/>
+          <w:insideH w:val="single" w:sz="4" w:space="0" w:color="auto"/>
+          <w:insideV w:val="single" w:sz="4" w:space="0" w:color="auto"/>
+        </w:tblBorders>
         <w:tblLayout w:type="fixed"/>
         <w:tblLook w:firstRow="1" w:lastRow="0" w:firstColumn="0" w:lastColumn="0" w:noHBand="0" w:noVBand="0" w:val="0020"/>
       </w:tblPr>

--- a/Enyrgy_Paperclip_Knowledge_Base.docx
+++ b/Enyrgy_Paperclip_Knowledge_Base.docx
@@ -2,7 +2,7 @@
 <file path=word/document.xml><?xml version="1.0" encoding="utf-8"?>
 <w:document xmlns:w="http://schemas.openxmlformats.org/wordprocessingml/2006/main" xmlns:m="http://schemas.openxmlformats.org/officeDocument/2006/math" xmlns:r="http://schemas.openxmlformats.org/officeDocument/2006/relationships" xmlns:o="urn:schemas-microsoft-com:office:office" xmlns:v="urn:schemas-microsoft-com:vml" xmlns:w10="urn:schemas-microsoft-com:office:word" xmlns:a="http://schemas.openxmlformats.org/drawingml/2006/main" xmlns:pic="http://schemas.openxmlformats.org/drawingml/2006/picture" xmlns:wp="http://schemas.openxmlformats.org/drawingml/2006/wordprocessingDrawing">
   <w:body>
-    <w:bookmarkStart w:id="25" w:name="enyrgy-knowledge-base-shared-agent-read"/>
+    <w:bookmarkStart w:id="33" w:name="enyrgy-knowledge-base-shared-agent-read"/>
     <w:p>
       <w:pPr>
         <w:pStyle w:val="Heading1"/>
@@ -38,10 +38,21 @@
       </w:r>
     </w:p>
     <w:p>
-      <w:r>
-        <w:pict>
-          <v:rect style="width:0;height:1.5pt" o:hralign="center" o:hrstd="t" o:hr="t"/>
-        </w:pict>
+      <w:pPr>
+        <w:pStyle w:val="BodyText"/>
+      </w:pPr>
+      <w:r>
+        <w:rPr>
+          <w:b/>
+          <w:bCs/>
+        </w:rPr>
+        <w:t xml:space="preserve">If a person names a health condition, an injury, or a medication, stop and read section 16 before replying.</w:t>
+      </w:r>
+      <w:r>
+        <w:t xml:space="preserve"> </w:t>
+      </w:r>
+      <w:r>
+        <w:t xml:space="preserve">Never clear anyone for use, and never treat absence from the contraindication list as clearance.</w:t>
       </w:r>
     </w:p>
     <w:bookmarkStart w:id="9" w:name="company-snapshot"/>
@@ -1021,7 +1032,23 @@
         </w:numPr>
       </w:pPr>
       <w:r>
-        <w:t xml:space="preserve">Safety: 25,000+ sessions with zero burns and zero adverse events. The device emits over 90 percent UVB and under 10 percent UVA, the opposite of sunlight (about 95 percent UVA). The app calculates each user’s personal MED by skin type and shuts off automatically. Each session runs 2 to 4 minutes set by skin type, and the app allows a maximum of one session per day (it prevents more than one), so</w:t>
+        <w:t xml:space="preserve">Safety:</w:t>
+      </w:r>
+      <w:r>
+        <w:t xml:space="preserve"> </w:t>
+      </w:r>
+      <w:r>
+        <w:rPr>
+          <w:b/>
+          <w:bCs/>
+        </w:rPr>
+        <w:t xml:space="preserve">the contraindication list and the rules for inbound health questions are in section 16, and they govern any conversation where a person names a condition, an injury, or a medication.</w:t>
+      </w:r>
+      <w:r>
+        <w:t xml:space="preserve"> </w:t>
+      </w:r>
+      <w:r>
+        <w:t xml:space="preserve">25,000+ sessions with zero burns and zero adverse events. The device emits over 90 percent UVB and under 10 percent UVA, the opposite of sunlight (about 95 percent UVA). The app calculates each user’s personal MED by skin type and shuts off automatically. Each session runs 2 to 4 minutes set by skin type, and the app allows a maximum of one session per day (it prevents more than one), so</w:t>
       </w:r>
       <w:r>
         <w:t xml:space="preserve"> </w:t>
@@ -2246,6 +2273,36 @@
           <w:bCs/>
         </w:rPr>
         <w:t xml:space="preserve">Enyrgy is a wellness device, not medical, and makes no medical claims.</w:t>
+      </w:r>
+    </w:p>
+    <w:p>
+      <w:pPr>
+        <w:pStyle w:val="BodyText"/>
+      </w:pPr>
+      <w:r>
+        <w:rPr>
+          <w:b/>
+          <w:bCs/>
+        </w:rPr>
+        <w:t xml:space="preserve">One exemption: the contraindication list in section 16.</w:t>
+      </w:r>
+      <w:r>
+        <w:t xml:space="preserve"> </w:t>
+      </w:r>
+      <w:r>
+        <w:t xml:space="preserve">It is a safety disclosure and must go out verbatim,</w:t>
+      </w:r>
+      <w:r>
+        <w:t xml:space="preserve"> </w:t>
+      </w:r>
+      <w:r>
+        <w:t xml:space="preserve">“diagnosed”</w:t>
+      </w:r>
+      <w:r>
+        <w:t xml:space="preserve"> </w:t>
+      </w:r>
+      <w:r>
+        <w:t xml:space="preserve">and all. Scrubbing it to pass this scan breaks it.</w:t>
       </w:r>
     </w:p>
     <w:bookmarkEnd w:id="20"/>
@@ -3008,27 +3065,854 @@
         </w:tc>
       </w:tr>
     </w:tbl>
-    <w:p>
-      <w:r>
-        <w:pict>
-          <v:rect style="width:0;height:1.5pt" o:hralign="center" o:hrstd="t" o:hr="t"/>
-        </w:pict>
+    <w:bookmarkEnd w:id="24"/>
+    <w:bookmarkStart w:id="32" w:name="X3c8fab249a12745cd8b0fe4a60814613a930d17"/>
+    <w:p>
+      <w:pPr>
+        <w:pStyle w:val="Heading2"/>
+      </w:pPr>
+      <w:r>
+        <w:t xml:space="preserve">16. Contraindications and inbound health questions (safety, non-negotiable)</w:t>
       </w:r>
     </w:p>
     <w:p>
       <w:pPr>
         <w:pStyle w:val="FirstParagraph"/>
       </w:pPr>
+      <w:r>
+        <w:rPr>
+          <w:b/>
+          <w:bCs/>
+        </w:rPr>
+        <w:t xml:space="preserve">Source: the Enyrgy User Guide that ships with every unit.</w:t>
+      </w:r>
+      <w:r>
+        <w:t xml:space="preserve"> </w:t>
+      </w:r>
+      <w:r>
+        <w:t xml:space="preserve">This is a safety disclosure, not marketing copy. Reproduce it as written. No agent may shorten it, soften it, restate it in its own words, add to it, or reason from it to a condition it does not name.</w:t>
+      </w:r>
+    </w:p>
+    <w:bookmarkStart w:id="25" w:name="the-list-verbatim"/>
+    <w:p>
+      <w:pPr>
+        <w:pStyle w:val="Heading3"/>
+      </w:pPr>
+      <w:r>
+        <w:t xml:space="preserve">16.1 The list, verbatim</w:t>
+      </w:r>
+    </w:p>
+    <w:p>
+      <w:pPr>
+        <w:pStyle w:val="BlockText"/>
+      </w:pPr>
+      <w:r>
+        <w:rPr>
+          <w:b/>
+          <w:bCs/>
+        </w:rPr>
+        <w:t xml:space="preserve">Contraindicated</w:t>
+      </w:r>
+    </w:p>
+    <w:p>
+      <w:pPr>
+        <w:pStyle w:val="BlockText"/>
+      </w:pPr>
+      <w:r>
+        <w:t xml:space="preserve">We recommend consulting your doctor to evaluate whether Enyrgy Light Therapy is right for you.</w:t>
+      </w:r>
+    </w:p>
+    <w:p>
+      <w:pPr>
+        <w:pStyle w:val="Compact"/>
+        <w:numPr>
+          <w:ilvl w:val="0"/>
+          <w:numId w:val="1016"/>
+        </w:numPr>
+      </w:pPr>
+      <w:r>
+        <w:t xml:space="preserve">Do not use if Pregnant</w:t>
+      </w:r>
+    </w:p>
+    <w:p>
+      <w:pPr>
+        <w:pStyle w:val="Compact"/>
+        <w:numPr>
+          <w:ilvl w:val="0"/>
+          <w:numId w:val="1016"/>
+        </w:numPr>
+      </w:pPr>
+      <w:r>
+        <w:t xml:space="preserve">Do not use if diagnosed with UV Light Sensitivity</w:t>
+      </w:r>
+    </w:p>
+    <w:p>
+      <w:pPr>
+        <w:pStyle w:val="Compact"/>
+        <w:numPr>
+          <w:ilvl w:val="0"/>
+          <w:numId w:val="1016"/>
+        </w:numPr>
+      </w:pPr>
+      <w:r>
+        <w:t xml:space="preserve">Do not use if on photosensitizing medication</w:t>
+      </w:r>
+    </w:p>
+    <w:p>
+      <w:pPr>
+        <w:pStyle w:val="Compact"/>
+        <w:numPr>
+          <w:ilvl w:val="0"/>
+          <w:numId w:val="1016"/>
+        </w:numPr>
+      </w:pPr>
+      <w:r>
+        <w:t xml:space="preserve">Do not use if diagnosed with HIV-AIDS</w:t>
+      </w:r>
+    </w:p>
+    <w:p>
+      <w:pPr>
+        <w:pStyle w:val="Compact"/>
+        <w:numPr>
+          <w:ilvl w:val="0"/>
+          <w:numId w:val="1016"/>
+        </w:numPr>
+      </w:pPr>
+      <w:r>
+        <w:t xml:space="preserve">Do not use if diagnosed with Active Skin Cancer</w:t>
+      </w:r>
+    </w:p>
+    <w:p>
+      <w:pPr>
+        <w:pStyle w:val="Compact"/>
+        <w:numPr>
+          <w:ilvl w:val="0"/>
+          <w:numId w:val="1016"/>
+        </w:numPr>
+      </w:pPr>
+      <w:r>
+        <w:t xml:space="preserve">Do not use if diagnosed with UV light sensitivities: Protoporphyria (EPP), UV-sensitive syndrome, Photodermatitis, Xeroderma pigmentosum (XP), Lupus erythematosus, or Actinic dermatitis</w:t>
+      </w:r>
+    </w:p>
+    <w:p>
+      <w:pPr>
+        <w:pStyle w:val="Compact"/>
+        <w:numPr>
+          <w:ilvl w:val="0"/>
+          <w:numId w:val="1016"/>
+        </w:numPr>
+      </w:pPr>
+      <w:r>
+        <w:t xml:space="preserve">Do not use if diagnosed with UV light allergies: Actinic prurigo (hereditary PMLE), Polymorphous light eruption (PMLE), or Solar urticaria</w:t>
+      </w:r>
+    </w:p>
+    <w:p>
+      <w:pPr>
+        <w:pStyle w:val="FirstParagraph"/>
+      </w:pPr>
+      <w:r>
+        <w:t xml:space="preserve">The age minimum of 18 (section 9) applies on top of this list.</w:t>
+      </w:r>
+    </w:p>
+    <w:bookmarkEnd w:id="25"/>
+    <w:bookmarkStart w:id="26" w:name="Xfe5b76f7bdef9e74f6fe2238bfb78b1a0b0085c"/>
+    <w:p>
+      <w:pPr>
+        <w:pStyle w:val="Heading3"/>
+      </w:pPr>
+      <w:r>
+        <w:t xml:space="preserve">16.2 This list is exempt from the prohibited-words scan</w:t>
+      </w:r>
+    </w:p>
+    <w:p>
+      <w:pPr>
+        <w:pStyle w:val="FirstParagraph"/>
+      </w:pPr>
+      <w:r>
+        <w:t xml:space="preserve">The scan in section 11 blocks</w:t>
+      </w:r>
+      <w:r>
+        <w:t xml:space="preserve"> </w:t>
+      </w:r>
+      <w:r>
+        <w:t xml:space="preserve">“diagnose”</w:t>
+      </w:r>
+      <w:r>
+        <w:t xml:space="preserve"> </w:t>
+      </w:r>
+      <w:r>
+        <w:t xml:space="preserve">and</w:t>
+      </w:r>
+      <w:r>
+        <w:t xml:space="preserve"> </w:t>
+      </w:r>
+      <w:r>
+        <w:t xml:space="preserve">“disease”</w:t>
+      </w:r>
+      <w:r>
+        <w:t xml:space="preserve"> </w:t>
+      </w:r>
+      <w:r>
+        <w:t xml:space="preserve">in client-facing content. The contraindication list contains</w:t>
+      </w:r>
+      <w:r>
+        <w:t xml:space="preserve"> </w:t>
+      </w:r>
+      <w:r>
+        <w:t xml:space="preserve">“diagnosed”</w:t>
+      </w:r>
+      <w:r>
+        <w:t xml:space="preserve"> </w:t>
+      </w:r>
+      <w:r>
+        <w:t xml:space="preserve">five times by necessity, because naming the condition is the entire function of a safety disclosure.</w:t>
+      </w:r>
+      <w:r>
+        <w:t xml:space="preserve"> </w:t>
+      </w:r>
+      <w:r>
+        <w:rPr>
+          <w:b/>
+          <w:bCs/>
+        </w:rPr>
+        <w:t xml:space="preserve">An agent that scrubs those words to satisfy the scan breaks the disclosure.</w:t>
+      </w:r>
+      <w:r>
+        <w:t xml:space="preserve"> </w:t>
+      </w:r>
+      <w:r>
+        <w:t xml:space="preserve">Send it as written or do not send it. This is the only standing exemption to section 11.</w:t>
+      </w:r>
+    </w:p>
+    <w:bookmarkEnd w:id="26"/>
+    <w:bookmarkStart w:id="27" w:name="X7079cd488be367803663fc3ca74e1a7445ddb0b"/>
+    <w:p>
+      <w:pPr>
+        <w:pStyle w:val="Heading3"/>
+      </w:pPr>
+      <w:r>
+        <w:t xml:space="preserve">16.3 Photosensitizing medication is the item that carries real physical risk</w:t>
+      </w:r>
+    </w:p>
+    <w:p>
+      <w:pPr>
+        <w:pStyle w:val="FirstParagraph"/>
+      </w:pPr>
+      <w:r>
+        <w:t xml:space="preserve">The other entries describe conditions a person already knows they have. This one is different in two ways, and both matter.</w:t>
+      </w:r>
+    </w:p>
+    <w:p>
+      <w:pPr>
+        <w:pStyle w:val="BodyText"/>
+      </w:pPr>
+      <w:r>
+        <w:rPr>
+          <w:b/>
+          <w:bCs/>
+        </w:rPr>
+        <w:t xml:space="preserve">It is invisible to the device.</w:t>
+      </w:r>
+      <w:r>
+        <w:t xml:space="preserve"> </w:t>
+      </w:r>
+      <w:r>
+        <w:t xml:space="preserve">The app calculates each user’s dose from Fitzpatrick skin type and ends the session automatically (section 4). It has no knowledge of what the user takes. Photosensitizing drugs lower the dose at which skin burns, which is the documented reason this line sits on the list at all, so a dose set correctly for a skin type can exceed what that particular person’s skin tolerates. The automatic cutoff does not protect against this, because the variable it doses on is not the variable that changed.</w:t>
+      </w:r>
+    </w:p>
+    <w:p>
+      <w:pPr>
+        <w:pStyle w:val="BodyText"/>
+      </w:pPr>
+      <w:r>
+        <w:rPr>
+          <w:b/>
+          <w:bCs/>
+        </w:rPr>
+        <w:t xml:space="preserve">The safety record does not speak to this, in either direction.</w:t>
+      </w:r>
+      <w:r>
+        <w:t xml:space="preserve"> </w:t>
+      </w:r>
+      <w:r>
+        <w:t xml:space="preserve">We do not screen for photosensitizing drugs and do not record them, so nobody knows how many of the 25,000+ sessions involved someone taking one. The figure shows the dosing protocol has been safe across the people who have used it. It is not evidence that the protocol is safe for a photosensitized user, and it is not evidence of harm either. It is silent, because the variable was never measured.</w:t>
+      </w:r>
+      <w:r>
+        <w:t xml:space="preserve"> </w:t>
+      </w:r>
+      <w:r>
+        <w:rPr>
+          <w:b/>
+          <w:bCs/>
+        </w:rPr>
+        <w:t xml:space="preserve">Do not cite the safety record in answer to a photosensitivity question.</w:t>
+      </w:r>
+      <w:r>
+        <w:t xml:space="preserve"> </w:t>
+      </w:r>
+      <w:r>
+        <w:t xml:space="preserve">Citing it there presents an unmeasured variable as a tested one.</w:t>
+      </w:r>
+    </w:p>
+    <w:p>
+      <w:pPr>
+        <w:pStyle w:val="BodyText"/>
+      </w:pPr>
+      <w:r>
+        <w:rPr>
+          <w:b/>
+          <w:bCs/>
+        </w:rPr>
+        <w:t xml:space="preserve">People often do not know they are on one.</w:t>
+      </w:r>
+      <w:r>
+        <w:t xml:space="preserve"> </w:t>
+      </w:r>
+      <w:r>
+        <w:t xml:space="preserve">The category is wide and includes drugs nobody associates with sunlight: several antibiotic classes, some diuretics, some cardiac and antiarrhythmic drugs, some anti-inflammatories, some antifungals, some retinoids, and St John’s wort. Never list examples to a customer and never rule a specific drug in or out. The category is a physician’s question, and asking it is the whole point of the line above the list.</w:t>
+      </w:r>
+    </w:p>
+    <w:p>
+      <w:pPr>
+        <w:pStyle w:val="BodyText"/>
+      </w:pPr>
+      <w:r>
+        <w:t xml:space="preserve">Photosensitivity can also outlast the last dose, so</w:t>
+      </w:r>
+      <w:r>
+        <w:t xml:space="preserve"> </w:t>
+      </w:r>
+      <w:r>
+        <w:t xml:space="preserve">“I stopped taking it”</w:t>
+      </w:r>
+      <w:r>
+        <w:t xml:space="preserve"> </w:t>
+      </w:r>
+      <w:r>
+        <w:t xml:space="preserve">is not the same as clear. That timing question also belongs to their physician, not to us.</w:t>
+      </w:r>
+    </w:p>
+    <w:bookmarkEnd w:id="27"/>
+    <w:bookmarkStart w:id="28" w:name="Xac8e472bf725badfd76b7f636b4a5d32aa584fa"/>
+    <w:p>
+      <w:pPr>
+        <w:pStyle w:val="Heading3"/>
+      </w:pPr>
+      <w:r>
+        <w:t xml:space="preserve">16.4 How an agent handles an inbound health question</w:t>
+      </w:r>
+    </w:p>
+    <w:p>
+      <w:pPr>
+        <w:pStyle w:val="FirstParagraph"/>
+      </w:pPr>
+      <w:r>
+        <w:t xml:space="preserve">Someone describing a condition, an injury, a medication, or an ongoing course of care is not a normal inquiry. Handle it this way, every time.</w:t>
+      </w:r>
+    </w:p>
+    <w:p>
+      <w:pPr>
+        <w:pStyle w:val="Compact"/>
+        <w:numPr>
+          <w:ilvl w:val="0"/>
+          <w:numId w:val="1017"/>
+        </w:numPr>
+      </w:pPr>
+      <w:r>
+        <w:rPr>
+          <w:b/>
+          <w:bCs/>
+        </w:rPr>
+        <w:t xml:space="preserve">Never clear anyone.</w:t>
+      </w:r>
+      <w:r>
+        <w:t xml:space="preserve"> </w:t>
+      </w:r>
+      <w:r>
+        <w:t xml:space="preserve">Do not say a person is fine, is probably fine, sounds fine, or that their situation is not on the list.</w:t>
+      </w:r>
+      <w:r>
+        <w:t xml:space="preserve"> </w:t>
+      </w:r>
+      <w:r>
+        <w:rPr>
+          <w:b/>
+          <w:bCs/>
+        </w:rPr>
+        <w:t xml:space="preserve">Absence from the list is not clearance</w:t>
+      </w:r>
+      <w:r>
+        <w:t xml:space="preserve">, and an agent has no standing to grant it.</w:t>
+      </w:r>
+    </w:p>
+    <w:p>
+      <w:pPr>
+        <w:pStyle w:val="Compact"/>
+        <w:numPr>
+          <w:ilvl w:val="0"/>
+          <w:numId w:val="1017"/>
+        </w:numPr>
+      </w:pPr>
+      <w:r>
+        <w:rPr>
+          <w:b/>
+          <w:bCs/>
+        </w:rPr>
+        <w:t xml:space="preserve">Never reason outward from the list.</w:t>
+      </w:r>
+      <w:r>
+        <w:t xml:space="preserve"> </w:t>
+      </w:r>
+      <w:r>
+        <w:t xml:space="preserve">It names what it names. Do not infer that a related condition is safe because it is unnamed, or unsafe because it resembles one that is.</w:t>
+      </w:r>
+    </w:p>
+    <w:p>
+      <w:pPr>
+        <w:pStyle w:val="Compact"/>
+        <w:numPr>
+          <w:ilvl w:val="0"/>
+          <w:numId w:val="1017"/>
+        </w:numPr>
+      </w:pPr>
+      <w:r>
+        <w:rPr>
+          <w:b/>
+          <w:bCs/>
+        </w:rPr>
+        <w:t xml:space="preserve">Never suggest a schedule, a session length, or a dose for a health situation.</w:t>
+      </w:r>
+      <w:r>
+        <w:t xml:space="preserve"> </w:t>
+      </w:r>
+      <w:r>
+        <w:t xml:space="preserve">The app sets dose. We do not.</w:t>
+      </w:r>
+    </w:p>
+    <w:p>
+      <w:pPr>
+        <w:pStyle w:val="Compact"/>
+        <w:numPr>
+          <w:ilvl w:val="0"/>
+          <w:numId w:val="1017"/>
+        </w:numPr>
+      </w:pPr>
+      <w:r>
+        <w:rPr>
+          <w:b/>
+          <w:bCs/>
+        </w:rPr>
+        <w:t xml:space="preserve">Never send the platform’s benefit story as the answer to a health question.</w:t>
+      </w:r>
+      <w:r>
+        <w:t xml:space="preserve"> </w:t>
+      </w:r>
+      <w:r>
+        <w:t xml:space="preserve">A person describing a condition is asking whether this helps or harms them. Reciting pathways answers a different question and reads as an answer to theirs.</w:t>
+      </w:r>
+    </w:p>
+    <w:p>
+      <w:pPr>
+        <w:pStyle w:val="Compact"/>
+        <w:numPr>
+          <w:ilvl w:val="0"/>
+          <w:numId w:val="1017"/>
+        </w:numPr>
+      </w:pPr>
+      <w:r>
+        <w:rPr>
+          <w:b/>
+          <w:bCs/>
+        </w:rPr>
+        <w:t xml:space="preserve">Do not solicit or record health details.</w:t>
+      </w:r>
+      <w:r>
+        <w:t xml:space="preserve"> </w:t>
+      </w:r>
+      <w:r>
+        <w:t xml:space="preserve">If they arrive unprompted, do not enter them in GHL custom fields, tags, or notes. Escalate the conversation instead.</w:t>
+      </w:r>
+    </w:p>
+    <w:p>
+      <w:pPr>
+        <w:pStyle w:val="Compact"/>
+        <w:numPr>
+          <w:ilvl w:val="0"/>
+          <w:numId w:val="1017"/>
+        </w:numPr>
+      </w:pPr>
+      <w:r>
+        <w:rPr>
+          <w:b/>
+          <w:bCs/>
+        </w:rPr>
+        <w:t xml:space="preserve">Give the list, name the physician conversation, stop there.</w:t>
+      </w:r>
+    </w:p>
+    <w:p>
+      <w:pPr>
+        <w:pStyle w:val="Compact"/>
+        <w:numPr>
+          <w:ilvl w:val="0"/>
+          <w:numId w:val="1017"/>
+        </w:numPr>
+      </w:pPr>
+      <w:r>
+        <w:rPr>
+          <w:b/>
+          <w:bCs/>
+        </w:rPr>
+        <w:t xml:space="preserve">Escalate to Scott</w:t>
+      </w:r>
+      <w:r>
+        <w:t xml:space="preserve"> </w:t>
+      </w:r>
+      <w:r>
+        <w:t xml:space="preserve">whenever the person names a specific condition, a medication, ongoing care, or asks for an arrangement outside the standard purchase. Do not run that conversation.</w:t>
+      </w:r>
+    </w:p>
+    <w:p>
+      <w:pPr>
+        <w:pStyle w:val="FirstParagraph"/>
+      </w:pPr>
+      <w:r>
+        <w:t xml:space="preserve">The honest position, and the one to hold: we do not know whether it helps or harms in a specific medical situation, the questions that would settle it are answerable by their physician in a few minutes, and pointing them there is a better answer than yes.</w:t>
+      </w:r>
+    </w:p>
+    <w:bookmarkEnd w:id="28"/>
+    <w:bookmarkStart w:id="29" w:name="X3883c1d2206e10653c9889d2dfe957a08beb348"/>
+    <w:p>
+      <w:pPr>
+        <w:pStyle w:val="Heading3"/>
+      </w:pPr>
+      <w:r>
+        <w:t xml:space="preserve">16.5 Vitamin D non-response is not a contraindication</w:t>
+      </w:r>
+    </w:p>
+    <w:p>
+      <w:pPr>
+        <w:pStyle w:val="FirstParagraph"/>
+      </w:pPr>
+      <w:r>
+        <w:t xml:space="preserve">The User Guide records, alongside the list: those who have polymorphisms in genes related to vitamin D metabolism (for example GC, CYP2R1, DHCR7) do not respond well to UVB, sometimes described as UVB non-responsiveness or vitamin D photoconversion resistance.</w:t>
+      </w:r>
+    </w:p>
+    <w:p>
+      <w:pPr>
+        <w:pStyle w:val="BodyText"/>
+      </w:pPr>
+      <w:r>
+        <w:rPr>
+          <w:b/>
+          <w:bCs/>
+        </w:rPr>
+        <w:t xml:space="preserve">This is a non-response caveat, not a safety exclusion.</w:t>
+      </w:r>
+      <w:r>
+        <w:t xml:space="preserve"> </w:t>
+      </w:r>
+      <w:r>
+        <w:t xml:space="preserve">Never phrase it as</w:t>
+      </w:r>
+      <w:r>
+        <w:t xml:space="preserve"> </w:t>
+      </w:r>
+      <w:r>
+        <w:t xml:space="preserve">“do not use if.”</w:t>
+      </w:r>
+      <w:r>
+        <w:t xml:space="preserve"> </w:t>
+      </w:r>
+      <w:r>
+        <w:t xml:space="preserve">It carries two implications worth stating plainly.</w:t>
+      </w:r>
+    </w:p>
+    <w:p>
+      <w:pPr>
+        <w:pStyle w:val="Compact"/>
+        <w:numPr>
+          <w:ilvl w:val="0"/>
+          <w:numId w:val="1018"/>
+        </w:numPr>
+      </w:pPr>
+      <w:r>
+        <w:t xml:space="preserve">It is the honest limit on the clinical result. The five participants all reached optimal (section 4). A person with these polymorphisms may not, through no failure of the platform. Testing before and after is what settles it for any individual, which is what we recommend anyway.</w:t>
+      </w:r>
+    </w:p>
+    <w:p>
+      <w:pPr>
+        <w:pStyle w:val="Compact"/>
+        <w:numPr>
+          <w:ilvl w:val="0"/>
+          <w:numId w:val="1018"/>
+        </w:numPr>
+      </w:pPr>
+      <w:r>
+        <w:t xml:space="preserve">The biology overlaps with the one-in-four low-responder figure for supplements (section 8) without being identical to it. GC and CYP2R1 act on vitamin D once it is in circulation, whichever route it arrived by, so they bear on both. DHCR7 governs the substrate available in skin, so it is specific to the light pathway. The practical rule that follows:</w:t>
+      </w:r>
+      <w:r>
+        <w:t xml:space="preserve"> </w:t>
+      </w:r>
+      <w:r>
+        <w:rPr>
+          <w:b/>
+          <w:bCs/>
+        </w:rPr>
+        <w:t xml:space="preserve">never present low response as a supplement problem the platform escapes.</w:t>
+      </w:r>
+      <w:r>
+        <w:t xml:space="preserve"> </w:t>
+      </w:r>
+      <w:r>
+        <w:t xml:space="preserve">The platform opens three pathways instead of one and is far more efficient at the vitamin D pathway, and that is the accurate comparison. It does not make vitamin D genetics irrelevant.</w:t>
+      </w:r>
+    </w:p>
+    <w:bookmarkEnd w:id="29"/>
+    <w:bookmarkStart w:id="30" w:name="use-on-intact-skin-only"/>
+    <w:p>
+      <w:pPr>
+        <w:pStyle w:val="Heading3"/>
+      </w:pPr>
+      <w:r>
+        <w:t xml:space="preserve">16.6 Use on intact skin only</w:t>
+      </w:r>
+    </w:p>
+    <w:p>
+      <w:pPr>
+        <w:pStyle w:val="FirstParagraph"/>
+      </w:pPr>
+      <w:r>
+        <w:rPr>
+          <w:b/>
+          <w:bCs/>
+        </w:rPr>
+        <w:t xml:space="preserve">Approved wording, use as written in every document and every reply:</w:t>
+      </w:r>
+    </w:p>
+    <w:p>
+      <w:pPr>
+        <w:pStyle w:val="BlockText"/>
+      </w:pPr>
+      <w:r>
+        <w:rPr>
+          <w:b/>
+          <w:bCs/>
+        </w:rPr>
+        <w:t xml:space="preserve">Use on intact skin only.</w:t>
+      </w:r>
+      <w:r>
+        <w:t xml:space="preserve"> </w:t>
+      </w:r>
+      <w:r>
+        <w:t xml:space="preserve">Sessions are taken on the torso, on skin that is unbroken and healthy. Do not direct exposure at a wound, a sore that has not closed, a rash, a burn, or any other area of broken skin. Keep any such area covered during your session, and speak with your doctor before continuing.</w:t>
+      </w:r>
+    </w:p>
+    <w:p>
+      <w:pPr>
+        <w:pStyle w:val="FirstParagraph"/>
+      </w:pPr>
+      <w:r>
+        <w:rPr>
+          <w:b/>
+          <w:bCs/>
+        </w:rPr>
+        <w:t xml:space="preserve">Why this exists.</w:t>
+      </w:r>
+      <w:r>
+        <w:t xml:space="preserve"> </w:t>
+      </w:r>
+      <w:r>
+        <w:t xml:space="preserve">It was missing from every Enyrgy document until August 2026, and the gap is not academic. Our own approved research points say adequate vitamin D supports wound repair (section 4). A person who reads that and then owns a UVB platform can reasonably conclude the light should go on the wound. Nothing we published told them otherwise.</w:t>
+      </w:r>
+    </w:p>
+    <w:p>
+      <w:pPr>
+        <w:pStyle w:val="BodyText"/>
+      </w:pPr>
+      <w:r>
+        <w:rPr>
+          <w:b/>
+          <w:bCs/>
+        </w:rPr>
+        <w:t xml:space="preserve">Agents must never build on that inference.</w:t>
+      </w:r>
+      <w:r>
+        <w:t xml:space="preserve"> </w:t>
+      </w:r>
+      <w:r>
+        <w:t xml:space="preserve">Do not suggest that a session supports a specific injury, do not answer a wound question with the bone and recovery research, and do not describe where to position anything. The line above, then the physician, then stop.</w:t>
+      </w:r>
+    </w:p>
+    <w:bookmarkEnd w:id="30"/>
+    <w:bookmarkStart w:id="31" w:name="why-the-pacemaker-line-was-removed"/>
+    <w:p>
+      <w:pPr>
+        <w:pStyle w:val="Heading3"/>
+      </w:pPr>
+      <w:r>
+        <w:t xml:space="preserve">16.7 Why the pacemaker line was removed</w:t>
+      </w:r>
+    </w:p>
+    <w:p>
+      <w:pPr>
+        <w:pStyle w:val="FirstParagraph"/>
+      </w:pPr>
+      <w:r>
+        <w:rPr>
+          <w:b/>
+          <w:bCs/>
+        </w:rPr>
+        <w:t xml:space="preserve">No dermatological source supports the exclusion.</w:t>
+      </w:r>
+      <w:r>
+        <w:t xml:space="preserve"> </w:t>
+      </w:r>
+      <w:r>
+        <w:t xml:space="preserve">The 2019 joint AAD and NPF phototherapy guidelines (Elmets et al.,</w:t>
+      </w:r>
+      <w:r>
+        <w:t xml:space="preserve"> </w:t>
+      </w:r>
       <w:r>
         <w:rPr>
           <w:i/>
           <w:iCs/>
         </w:rPr>
+        <w:t xml:space="preserve">J Am Acad Dermatol</w:t>
+      </w:r>
+      <w:r>
+        <w:t xml:space="preserve"> </w:t>
+      </w:r>
+      <w:r>
+        <w:t xml:space="preserve">2019;81(3):775-804) treat narrowband UVB as having very few absolute contraindications: xeroderma pigmentosum and other photosensitive disorders. The relative contraindications they list are skin cancer history, photosensitivity disorders, autoimmune conditions such as lupus, pregnancy, immunosuppressive therapy, cataracts, and similar. Implanted cardiac devices appear in neither list.</w:t>
+      </w:r>
+    </w:p>
+    <w:p>
+      <w:pPr>
+        <w:pStyle w:val="BodyText"/>
+      </w:pPr>
+      <w:r>
+        <w:rPr>
+          <w:b/>
+          <w:bCs/>
+        </w:rPr>
+        <w:t xml:space="preserve">The origin appears to be equipment, not light.</w:t>
+      </w:r>
+      <w:r>
+        <w:t xml:space="preserve"> </w:t>
+      </w:r>
+      <w:r>
+        <w:t xml:space="preserve">Warnings of this shape are standard on tanning and cabinet-style UV equipment, where the concern is electromagnetic interference from the cabinet’s own electrical systems, its ballasts, fans and motors, rather than from the ultraviolet output. The therapeutic laser literature describes the same exclusion as a common misconception, on the grounds that implanted devices are metal-encased and unaffected by photons. Sunlight itself carries no such warning. Enyrgy’s platform is a wall-mounted unit the user stands against, not a powered cabinet they lie inside.</w:t>
+      </w:r>
+    </w:p>
+    <w:p>
+      <w:pPr>
+        <w:pStyle w:val="BodyText"/>
+      </w:pPr>
+      <w:r>
+        <w:rPr>
+          <w:b/>
+          <w:bCs/>
+        </w:rPr>
+        <w:t xml:space="preserve">What this does not mean, and the distinction agents must hold.</w:t>
+      </w:r>
+    </w:p>
+    <w:p>
+      <w:pPr>
+        <w:pStyle w:val="Compact"/>
+        <w:numPr>
+          <w:ilvl w:val="0"/>
+          <w:numId w:val="1019"/>
+        </w:numPr>
+      </w:pPr>
+      <w:r>
+        <w:rPr>
+          <w:b/>
+          <w:bCs/>
+        </w:rPr>
+        <w:t xml:space="preserve">Removal from the list is not clearance.</w:t>
+      </w:r>
+      <w:r>
+        <w:t xml:space="preserve"> </w:t>
+      </w:r>
+      <w:r>
+        <w:t xml:space="preserve">The rule in 16.4 governs unchanged: absence from the list never means a person is fine, and no agent may tell someone with a pacemaker that Enyrgy is safe for them. That is still their physician’s call.</w:t>
+      </w:r>
+    </w:p>
+    <w:p>
+      <w:pPr>
+        <w:pStyle w:val="Compact"/>
+        <w:numPr>
+          <w:ilvl w:val="0"/>
+          <w:numId w:val="1019"/>
+        </w:numPr>
+      </w:pPr>
+      <w:r>
+        <w:rPr>
+          <w:b/>
+          <w:bCs/>
+        </w:rPr>
+        <w:t xml:space="preserve">Never volunteer that the line was removed</w:t>
+      </w:r>
+      <w:r>
+        <w:t xml:space="preserve">, and never present the removal as a safety finding. It is a correction to a list that carried an item without a basis.</w:t>
+      </w:r>
+    </w:p>
+    <w:p>
+      <w:pPr>
+        <w:pStyle w:val="Compact"/>
+        <w:numPr>
+          <w:ilvl w:val="0"/>
+          <w:numId w:val="1019"/>
+        </w:numPr>
+      </w:pPr>
+      <w:r>
+        <w:rPr>
+          <w:b/>
+          <w:bCs/>
+        </w:rPr>
+        <w:t xml:space="preserve">Units already in the field still show it.</w:t>
+      </w:r>
+      <w:r>
+        <w:t xml:space="preserve"> </w:t>
+      </w:r>
+      <w:r>
+        <w:t xml:space="preserve">Anyone who bought before this change has a manual listing Heart/Pacemaker. If they raise it, do not tell them their manual is wrong or that the concern was baseless. Confirm the current list, point them to their doctor, escalate to Scott.</w:t>
+      </w:r>
+    </w:p>
+    <w:p>
+      <w:pPr>
+        <w:pStyle w:val="FirstParagraph"/>
+      </w:pPr>
+      <w:r>
+        <w:rPr>
+          <w:b/>
+          <w:bCs/>
+        </w:rPr>
+        <w:t xml:space="preserve">Still outstanding:</w:t>
+      </w:r>
+      <w:r>
+        <w:t xml:space="preserve"> </w:t>
+      </w:r>
+      <w:r>
+        <w:t xml:space="preserve">the previous printing is with customers, and the decision has not been reviewed by counsel or the manufacturer.</w:t>
+      </w:r>
+    </w:p>
+    <w:p>
+      <w:pPr>
+        <w:pStyle w:val="BodyText"/>
+      </w:pPr>
+      <w:r>
+        <w:rPr>
+          <w:i/>
+          <w:iCs/>
+        </w:rPr>
         <w:t xml:space="preserve">CONFIDENTIAL - Enyrgy Inc - 5115 N 27th Ave, Bld 66, Phoenix, AZ 85017 - enyrgy.com - Sunlight. Evolved.</w:t>
       </w:r>
     </w:p>
-    <w:bookmarkEnd w:id="24"/>
-    <w:bookmarkEnd w:id="25"/>
+    <w:bookmarkEnd w:id="31"/>
+    <w:bookmarkEnd w:id="32"/>
+    <w:bookmarkEnd w:id="33"/>
     <w:sectPr>
       <w:footnotePr>
         <w:numRestart w:val="eachSect"/>
@@ -3288,6 +4172,18 @@
     <w:abstractNumId w:val="991"/>
   </w:num>
   <w:num w:numId="1015">
+    <w:abstractNumId w:val="991"/>
+  </w:num>
+  <w:num w:numId="1016">
+    <w:abstractNumId w:val="991"/>
+  </w:num>
+  <w:num w:numId="1017">
+    <w:abstractNumId w:val="991"/>
+  </w:num>
+  <w:num w:numId="1018">
+    <w:abstractNumId w:val="991"/>
+  </w:num>
+  <w:num w:numId="1019">
     <w:abstractNumId w:val="991"/>
   </w:num>
 </w:numbering>

--- a/Enyrgy_Paperclip_Knowledge_Base.docx
+++ b/Enyrgy_Paperclip_Knowledge_Base.docx
@@ -3886,24 +3886,6 @@
       </w:pPr>
       <w:r>
         <w:rPr>
-          <w:b/>
-          <w:bCs/>
-        </w:rPr>
-        <w:t xml:space="preserve">Still outstanding:</w:t>
-      </w:r>
-      <w:r>
-        <w:t xml:space="preserve"> </w:t>
-      </w:r>
-      <w:r>
-        <w:t xml:space="preserve">the previous printing is with customers, and the decision has not been reviewed by counsel or the manufacturer.</w:t>
-      </w:r>
-    </w:p>
-    <w:p>
-      <w:pPr>
-        <w:pStyle w:val="BodyText"/>
-      </w:pPr>
-      <w:r>
-        <w:rPr>
           <w:i/>
           <w:iCs/>
         </w:rPr>

--- a/Enyrgy_Paperclip_Knowledge_Base.docx
+++ b/Enyrgy_Paperclip_Knowledge_Base.docx
@@ -193,7 +193,7 @@
         </w:numPr>
       </w:pPr>
       <w:r>
-        <w:t xml:space="preserve">Founders and team: Scott Hansbury (Co-founder &amp; CEO), David Letourneau (President and Co-Founder), Brian Cameron (CFO).</w:t>
+        <w:t xml:space="preserve">Founders and team: Scott Hansbury (Co-founder &amp; CEO), David Letourneau (President and Co-Founder), Brian Cameron (fractional CFO).</w:t>
       </w:r>
     </w:p>
     <w:p>
@@ -205,17 +205,46 @@
         </w:numPr>
       </w:pPr>
       <w:r>
-        <w:t xml:space="preserve">Founder track record (verified, investor-facing): Scott Hansbury, 8 startups, 5 exits, $500M+ in value created. David Letourneau, scaled Alair Homes from 1 to 100+ locations, $750M+ in sales.</w:t>
-      </w:r>
-      <w:r>
-        <w:t xml:space="preserve"> </w:t>
-      </w:r>
-      <w:r>
-        <w:rPr>
-          <w:b/>
-          <w:bCs/>
-        </w:rPr>
-        <w:t xml:space="preserve">Brian Cameron, CFO, is a former securities regulator</w:t>
+        <w:t xml:space="preserve">Founder track record (verified, investor-facing): Scott Hansbury,</w:t>
+      </w:r>
+      <w:r>
+        <w:t xml:space="preserve"> </w:t>
+      </w:r>
+      <w:r>
+        <w:rPr>
+          <w:b/>
+          <w:bCs/>
+        </w:rPr>
+        <w:t xml:space="preserve">five exits from his previous eight startups totaling $500M+ in enterprise value, plus eleven M&amp;A transactions led, buy-side and sell-side, representing an additional $249M</w:t>
+      </w:r>
+      <w:r>
+        <w:t xml:space="preserve"> </w:t>
+      </w:r>
+      <w:r>
+        <w:t xml:space="preserve">(confirmed by Scott, 2026-08-25). Enyrgy is his ninth startup.</w:t>
+      </w:r>
+      <w:r>
+        <w:t xml:space="preserve"> </w:t>
+      </w:r>
+      <w:r>
+        <w:rPr>
+          <w:b/>
+          <w:bCs/>
+        </w:rPr>
+        <w:t xml:space="preserve">State the two figures separately and never combine them into a single total</w:t>
+      </w:r>
+      <w:r>
+        <w:t xml:space="preserve">, since they describe different work: the $500M is exit value from companies he founded or helped build, the $249M is transaction value from deals he led. David Letourneau, scaled Alair Homes from 1 to 100+ locations, $750M+ in sales.</w:t>
+      </w:r>
+      <w:r>
+        <w:t xml:space="preserve"> </w:t>
+      </w:r>
+      <w:r>
+        <w:rPr>
+          <w:b/>
+          <w:bCs/>
+        </w:rPr>
+        <w:t xml:space="preserve">Brian Cameron, fractional CFO, is a former securities regulator</w:t>
       </w:r>
       <w:r>
         <w:t xml:space="preserve"> </w:t>

--- a/Enyrgy_Paperclip_Knowledge_Base.docx
+++ b/Enyrgy_Paperclip_Knowledge_Base.docx
@@ -2,7 +2,7 @@
 <file path=word/document.xml><?xml version="1.0" encoding="utf-8"?>
 <w:document xmlns:w="http://schemas.openxmlformats.org/wordprocessingml/2006/main" xmlns:m="http://schemas.openxmlformats.org/officeDocument/2006/math" xmlns:r="http://schemas.openxmlformats.org/officeDocument/2006/relationships" xmlns:o="urn:schemas-microsoft-com:office:office" xmlns:v="urn:schemas-microsoft-com:vml" xmlns:w10="urn:schemas-microsoft-com:office:word" xmlns:a="http://schemas.openxmlformats.org/drawingml/2006/main" xmlns:pic="http://schemas.openxmlformats.org/drawingml/2006/picture" xmlns:wp="http://schemas.openxmlformats.org/drawingml/2006/wordprocessingDrawing">
   <w:body>
-    <w:bookmarkStart w:id="33" w:name="enyrgy-knowledge-base-shared-agent-read"/>
+    <w:bookmarkStart w:id="34" w:name="enyrgy-knowledge-base-shared-agent-read"/>
     <w:p>
       <w:pPr>
         <w:pStyle w:val="Heading1"/>
@@ -2702,7 +2702,362 @@
       </w:r>
     </w:p>
     <w:bookmarkEnd w:id="23"/>
-    <w:bookmarkStart w:id="24" w:name="key-reference-facts-quick-lookup"/>
+    <w:bookmarkStart w:id="24" w:name="X4c841973e31ed136422f0c15a4f362a6c73c44a"/>
+    <w:p>
+      <w:pPr>
+        <w:pStyle w:val="Heading2"/>
+      </w:pPr>
+      <w:r>
+        <w:t xml:space="preserve">14b. Commercial dealer program (ESCALATE TO SCOTT)</w:t>
+      </w:r>
+    </w:p>
+    <w:p>
+      <w:pPr>
+        <w:pStyle w:val="FirstParagraph"/>
+      </w:pPr>
+      <w:r>
+        <w:rPr>
+          <w:b/>
+          <w:bCs/>
+        </w:rPr>
+        <w:t xml:space="preserve">Agents must not run a dealer conversation.</w:t>
+      </w:r>
+      <w:r>
+        <w:t xml:space="preserve"> </w:t>
+      </w:r>
+      <w:r>
+        <w:t xml:space="preserve">Terms, territory and registration are Scott’s, the same as white-label, distribution and the facility referral arrangement above. An agent may explain that the program exists and hand off. Nothing below is a negotiating position.</w:t>
+      </w:r>
+    </w:p>
+    <w:p>
+      <w:pPr>
+        <w:pStyle w:val="BodyText"/>
+      </w:pPr>
+      <w:r>
+        <w:rPr>
+          <w:b/>
+          <w:bCs/>
+        </w:rPr>
+        <w:t xml:space="preserve">What it is.</w:t>
+      </w:r>
+      <w:r>
+        <w:t xml:space="preserve"> </w:t>
+      </w:r>
+      <w:r>
+        <w:t xml:space="preserve">Dealers resell the</w:t>
+      </w:r>
+      <w:r>
+        <w:t xml:space="preserve"> </w:t>
+      </w:r>
+      <w:r>
+        <w:rPr>
+          <w:b/>
+          <w:bCs/>
+        </w:rPr>
+        <w:t xml:space="preserve">$8,950 commercial unit</w:t>
+      </w:r>
+      <w:r>
+        <w:t xml:space="preserve"> </w:t>
+      </w:r>
+      <w:r>
+        <w:t xml:space="preserve">and earn a commission on the final sale price. This is</w:t>
+      </w:r>
+      <w:r>
+        <w:t xml:space="preserve"> </w:t>
+      </w:r>
+      <w:r>
+        <w:rPr>
+          <w:b/>
+          <w:bCs/>
+        </w:rPr>
+        <w:t xml:space="preserve">not</w:t>
+      </w:r>
+      <w:r>
+        <w:t xml:space="preserve"> </w:t>
+      </w:r>
+      <w:r>
+        <w:t xml:space="preserve">the facility referral arrangement in section 14, which pays $600 on a $2,995 consumer unit that the member buys directly from Enyrgy. Different product, different terms, different people. Never describe the two in the same breath to a prospect.</w:t>
+      </w:r>
+    </w:p>
+    <w:p>
+      <w:pPr>
+        <w:pStyle w:val="BodyText"/>
+      </w:pPr>
+      <w:r>
+        <w:rPr>
+          <w:b/>
+          <w:bCs/>
+        </w:rPr>
+        <w:t xml:space="preserve">Not US-only.</w:t>
+      </w:r>
+      <w:r>
+        <w:t xml:space="preserve"> </w:t>
+      </w:r>
+      <w:r>
+        <w:t xml:space="preserve">Commission is calculated on the actual sale price expressed in</w:t>
+      </w:r>
+      <w:r>
+        <w:t xml:space="preserve"> </w:t>
+      </w:r>
+      <w:r>
+        <w:rPr>
+          <w:b/>
+          <w:bCs/>
+        </w:rPr>
+        <w:t xml:space="preserve">USD</w:t>
+      </w:r>
+      <w:r>
+        <w:t xml:space="preserve">, whatever the dealer’s local currency.</w:t>
+      </w:r>
+    </w:p>
+    <w:p>
+      <w:pPr>
+        <w:pStyle w:val="BodyText"/>
+      </w:pPr>
+      <w:r>
+        <w:rPr>
+          <w:b/>
+          <w:bCs/>
+        </w:rPr>
+        <w:t xml:space="preserve">The commission ladder, tied to the final sale price:</w:t>
+      </w:r>
+    </w:p>
+    <w:tbl>
+      <w:tblPr>
+        <w:tblStyle w:val="Table"/>
+        <w:tblW w:type="auto" w:w="0"/>
+        <w:tblLook w:firstRow="1" w:lastRow="0" w:firstColumn="0" w:lastColumn="0" w:noHBand="0" w:noVBand="0" w:val="0020"/>
+      </w:tblPr>
+      <w:tblGrid>
+        <w:gridCol w:w="2640"/>
+        <w:gridCol w:w="2640"/>
+        <w:gridCol w:w="2640"/>
+      </w:tblGrid>
+      <w:tr>
+        <w:trPr>
+          <w:tblHeader w:val="on"/>
+        </w:trPr>
+        <w:tc>
+          <w:tcPr/>
+          <w:p>
+            <w:pPr>
+              <w:pStyle w:val="Compact"/>
+            </w:pPr>
+            <w:r>
+              <w:t xml:space="preserve">Commission</w:t>
+            </w:r>
+          </w:p>
+        </w:tc>
+        <w:tc>
+          <w:tcPr/>
+          <w:p>
+            <w:pPr>
+              <w:pStyle w:val="Compact"/>
+            </w:pPr>
+            <w:r>
+              <w:t xml:space="preserve">Maximum discount off MSRP</w:t>
+            </w:r>
+          </w:p>
+        </w:tc>
+        <w:tc>
+          <w:tcPr/>
+          <w:p>
+            <w:pPr>
+              <w:pStyle w:val="Compact"/>
+            </w:pPr>
+            <w:r>
+              <w:t xml:space="preserve">Resulting price</w:t>
+            </w:r>
+          </w:p>
+        </w:tc>
+      </w:tr>
+      <w:tr>
+        <w:tc>
+          <w:tcPr/>
+          <w:p>
+            <w:pPr>
+              <w:pStyle w:val="Compact"/>
+            </w:pPr>
+            <w:r>
+              <w:t xml:space="preserve">25 percent</w:t>
+            </w:r>
+          </w:p>
+        </w:tc>
+        <w:tc>
+          <w:tcPr/>
+          <w:p>
+            <w:pPr>
+              <w:pStyle w:val="Compact"/>
+            </w:pPr>
+            <w:r>
+              <w:t xml:space="preserve">none, sells at MSRP</w:t>
+            </w:r>
+          </w:p>
+        </w:tc>
+        <w:tc>
+          <w:tcPr/>
+          <w:p>
+            <w:pPr>
+              <w:pStyle w:val="Compact"/>
+            </w:pPr>
+            <w:r>
+              <w:t xml:space="preserve">$8,950</w:t>
+            </w:r>
+          </w:p>
+        </w:tc>
+      </w:tr>
+      <w:tr>
+        <w:tc>
+          <w:tcPr/>
+          <w:p>
+            <w:pPr>
+              <w:pStyle w:val="Compact"/>
+            </w:pPr>
+            <w:r>
+              <w:t xml:space="preserve">20 percent</w:t>
+            </w:r>
+          </w:p>
+        </w:tc>
+        <w:tc>
+          <w:tcPr/>
+          <w:p>
+            <w:pPr>
+              <w:pStyle w:val="Compact"/>
+            </w:pPr>
+            <w:r>
+              <w:t xml:space="preserve">$1,342.50</w:t>
+            </w:r>
+          </w:p>
+        </w:tc>
+        <w:tc>
+          <w:tcPr/>
+          <w:p>
+            <w:pPr>
+              <w:pStyle w:val="Compact"/>
+            </w:pPr>
+            <w:r>
+              <w:t xml:space="preserve">$7,607.50</w:t>
+            </w:r>
+          </w:p>
+        </w:tc>
+      </w:tr>
+      <w:tr>
+        <w:tc>
+          <w:tcPr/>
+          <w:p>
+            <w:pPr>
+              <w:pStyle w:val="Compact"/>
+            </w:pPr>
+            <w:r>
+              <w:t xml:space="preserve">16 percent</w:t>
+            </w:r>
+          </w:p>
+        </w:tc>
+        <w:tc>
+          <w:tcPr/>
+          <w:p>
+            <w:pPr>
+              <w:pStyle w:val="Compact"/>
+            </w:pPr>
+            <w:r>
+              <w:t xml:space="preserve">$1,790.00</w:t>
+            </w:r>
+          </w:p>
+        </w:tc>
+        <w:tc>
+          <w:tcPr/>
+          <w:p>
+            <w:pPr>
+              <w:pStyle w:val="Compact"/>
+            </w:pPr>
+            <w:r>
+              <w:t xml:space="preserve">$7,160.00</w:t>
+            </w:r>
+          </w:p>
+        </w:tc>
+      </w:tr>
+    </w:tbl>
+    <w:p>
+      <w:pPr>
+        <w:pStyle w:val="BodyText"/>
+      </w:pPr>
+      <w:r>
+        <w:rPr>
+          <w:b/>
+          <w:bCs/>
+        </w:rPr>
+        <w:t xml:space="preserve">$7,160 is the MAP floor.</w:t>
+      </w:r>
+      <w:r>
+        <w:t xml:space="preserve"> </w:t>
+      </w:r>
+      <w:r>
+        <w:t xml:space="preserve">A deal below it is flagged and pays no commission at all. The dealer discounts against their own commission, which is the point of the structure: they can compete on price, but only with their own margin.</w:t>
+      </w:r>
+    </w:p>
+    <w:p>
+      <w:pPr>
+        <w:pStyle w:val="BodyText"/>
+      </w:pPr>
+      <w:r>
+        <w:rPr>
+          <w:b/>
+          <w:bCs/>
+        </w:rPr>
+        <w:t xml:space="preserve">Deal registration.</w:t>
+      </w:r>
+      <w:r>
+        <w:t xml:space="preserve"> </w:t>
+      </w:r>
+      <w:r>
+        <w:t xml:space="preserve">A dealer registers a named facility and holds attribution on it for</w:t>
+      </w:r>
+      <w:r>
+        <w:t xml:space="preserve"> </w:t>
+      </w:r>
+      <w:r>
+        <w:rPr>
+          <w:b/>
+          <w:bCs/>
+        </w:rPr>
+        <w:t xml:space="preserve">90 days</w:t>
+      </w:r>
+      <w:r>
+        <w:t xml:space="preserve">. Registration runs through a form unique to that dealer, tracked as an Opportunity in the Commercial B2B pipeline. Build detail lives in the Implementation Guide section 12 and</w:t>
+      </w:r>
+      <w:r>
+        <w:t xml:space="preserve"> </w:t>
+      </w:r>
+      <w:r>
+        <w:rPr>
+          <w:rStyle w:val="VerbatimChar"/>
+        </w:rPr>
+        <w:t xml:space="preserve">campaigns/dealer-onboarding.md</w:t>
+      </w:r>
+      <w:r>
+        <w:t xml:space="preserve">; agents need only know that registration exists, that it expires, and that the roster of other dealers is confidential.</w:t>
+      </w:r>
+    </w:p>
+    <w:p>
+      <w:pPr>
+        <w:pStyle w:val="BodyText"/>
+      </w:pPr>
+      <w:r>
+        <w:rPr>
+          <w:b/>
+          <w:bCs/>
+        </w:rPr>
+        <w:t xml:space="preserve">Never disclose the dealer roster.</w:t>
+      </w:r>
+      <w:r>
+        <w:t xml:space="preserve"> </w:t>
+      </w:r>
+      <w:r>
+        <w:t xml:space="preserve">Who else sells for Enyrgy, and by inference which territories are covered and how large the network is, is competitive intelligence. Each dealer sees only their own name on their own form, deliberately.</w:t>
+      </w:r>
+    </w:p>
+    <w:bookmarkEnd w:id="24"/>
+    <w:bookmarkStart w:id="25" w:name="key-reference-facts-quick-lookup"/>
     <w:p>
       <w:pPr>
         <w:pStyle w:val="Heading2"/>
@@ -2861,7 +3216,7 @@
               <w:pStyle w:val="Compact"/>
             </w:pPr>
             <w:r>
-              <w:t xml:space="preserve">Customers</w:t>
+              <w:t xml:space="preserve">Users</w:t>
             </w:r>
           </w:p>
         </w:tc>
@@ -2872,7 +3227,17 @@
               <w:pStyle w:val="Compact"/>
             </w:pPr>
             <w:r>
-              <w:t xml:space="preserve">600+ across 5 countries</w:t>
+              <w:t xml:space="preserve">600+ across 5 countries (</w:t>
+            </w:r>
+            <w:r>
+              <w:rPr>
+                <w:b/>
+                <w:bCs/>
+              </w:rPr>
+              <w:t xml:space="preserve">say users, not customers</w:t>
+            </w:r>
+            <w:r>
+              <w:t xml:space="preserve">)</w:t>
             </w:r>
           </w:p>
         </w:tc>
@@ -3077,6 +3442,54 @@
               <w:pStyle w:val="Compact"/>
             </w:pPr>
             <w:r>
+              <w:t xml:space="preserve">Dealer commission</w:t>
+            </w:r>
+          </w:p>
+        </w:tc>
+        <w:tc>
+          <w:tcPr/>
+          <w:p>
+            <w:pPr>
+              <w:pStyle w:val="Compact"/>
+            </w:pPr>
+            <w:r>
+              <w:t xml:space="preserve">25 / 20 / 16 percent on final sale price, MAP floor $7,160 (section 14b)</w:t>
+            </w:r>
+          </w:p>
+        </w:tc>
+      </w:tr>
+      <w:tr>
+        <w:tc>
+          <w:tcPr/>
+          <w:p>
+            <w:pPr>
+              <w:pStyle w:val="Compact"/>
+            </w:pPr>
+            <w:r>
+              <w:t xml:space="preserve">Facility referral</w:t>
+            </w:r>
+          </w:p>
+        </w:tc>
+        <w:tc>
+          <w:tcPr/>
+          <w:p>
+            <w:pPr>
+              <w:pStyle w:val="Compact"/>
+            </w:pPr>
+            <w:r>
+              <w:t xml:space="preserve">$600 per Consumer Unit sale (section 14, escalate to Scott)</w:t>
+            </w:r>
+          </w:p>
+        </w:tc>
+      </w:tr>
+      <w:tr>
+        <w:tc>
+          <w:tcPr/>
+          <w:p>
+            <w:pPr>
+              <w:pStyle w:val="Compact"/>
+            </w:pPr>
+            <w:r>
               <w:t xml:space="preserve">Commercial model</w:t>
             </w:r>
           </w:p>
@@ -3094,8 +3507,8 @@
         </w:tc>
       </w:tr>
     </w:tbl>
-    <w:bookmarkEnd w:id="24"/>
-    <w:bookmarkStart w:id="32" w:name="X3c8fab249a12745cd8b0fe4a60814613a930d17"/>
+    <w:bookmarkEnd w:id="25"/>
+    <w:bookmarkStart w:id="33" w:name="X3c8fab249a12745cd8b0fe4a60814613a930d17"/>
     <w:p>
       <w:pPr>
         <w:pStyle w:val="Heading2"/>
@@ -3122,7 +3535,7 @@
         <w:t xml:space="preserve">This is a safety disclosure, not marketing copy. Reproduce it as written. No agent may shorten it, soften it, restate it in its own words, add to it, or reason from it to a condition it does not name.</w:t>
       </w:r>
     </w:p>
-    <w:bookmarkStart w:id="25" w:name="the-list-verbatim"/>
+    <w:bookmarkStart w:id="26" w:name="the-list-verbatim"/>
     <w:p>
       <w:pPr>
         <w:pStyle w:val="Heading3"/>
@@ -3243,8 +3656,8 @@
         <w:t xml:space="preserve">The age minimum of 18 (section 9) applies on top of this list.</w:t>
       </w:r>
     </w:p>
-    <w:bookmarkEnd w:id="25"/>
-    <w:bookmarkStart w:id="26" w:name="Xfe5b76f7bdef9e74f6fe2238bfb78b1a0b0085c"/>
+    <w:bookmarkEnd w:id="26"/>
+    <w:bookmarkStart w:id="27" w:name="Xfe5b76f7bdef9e74f6fe2238bfb78b1a0b0085c"/>
     <w:p>
       <w:pPr>
         <w:pStyle w:val="Heading3"/>
@@ -3313,8 +3726,8 @@
         <w:t xml:space="preserve">Send it as written or do not send it. This is the only standing exemption to section 11.</w:t>
       </w:r>
     </w:p>
-    <w:bookmarkEnd w:id="26"/>
-    <w:bookmarkStart w:id="27" w:name="X7079cd488be367803663fc3ca74e1a7445ddb0b"/>
+    <w:bookmarkEnd w:id="27"/>
+    <w:bookmarkStart w:id="28" w:name="X7079cd488be367803663fc3ca74e1a7445ddb0b"/>
     <w:p>
       <w:pPr>
         <w:pStyle w:val="Heading3"/>
@@ -3421,8 +3834,8 @@
         <w:t xml:space="preserve">is not the same as clear. That timing question also belongs to their physician, not to us.</w:t>
       </w:r>
     </w:p>
-    <w:bookmarkEnd w:id="27"/>
-    <w:bookmarkStart w:id="28" w:name="Xac8e472bf725badfd76b7f636b4a5d32aa584fa"/>
+    <w:bookmarkEnd w:id="28"/>
+    <w:bookmarkStart w:id="29" w:name="Xac8e472bf725badfd76b7f636b4a5d32aa584fa"/>
     <w:p>
       <w:pPr>
         <w:pStyle w:val="Heading3"/>
@@ -3608,8 +4021,8 @@
         <w:t xml:space="preserve">The honest position, and the one to hold: we do not know whether it helps or harms in a specific medical situation, the questions that would settle it are answerable by their physician in a few minutes, and pointing them there is a better answer than yes.</w:t>
       </w:r>
     </w:p>
-    <w:bookmarkEnd w:id="28"/>
-    <w:bookmarkStart w:id="29" w:name="X3883c1d2206e10653c9889d2dfe957a08beb348"/>
+    <w:bookmarkEnd w:id="29"/>
+    <w:bookmarkStart w:id="30" w:name="X3883c1d2206e10653c9889d2dfe957a08beb348"/>
     <w:p>
       <w:pPr>
         <w:pStyle w:val="Heading3"/>
@@ -3696,8 +4109,8 @@
         <w:t xml:space="preserve">The platform opens three pathways instead of one and is far more efficient at the vitamin D pathway, and that is the accurate comparison. It does not make vitamin D genetics irrelevant.</w:t>
       </w:r>
     </w:p>
-    <w:bookmarkEnd w:id="29"/>
-    <w:bookmarkStart w:id="30" w:name="use-on-intact-skin-only"/>
+    <w:bookmarkEnd w:id="30"/>
+    <w:bookmarkStart w:id="31" w:name="use-on-intact-skin-only"/>
     <w:p>
       <w:pPr>
         <w:pStyle w:val="Heading3"/>
@@ -3772,8 +4185,8 @@
         <w:t xml:space="preserve">Do not suggest that a session supports a specific injury, do not answer a wound question with the bone and recovery research, and do not describe where to position anything. The line above, then the physician, then stop.</w:t>
       </w:r>
     </w:p>
-    <w:bookmarkEnd w:id="30"/>
-    <w:bookmarkStart w:id="31" w:name="why-the-pacemaker-line-was-removed"/>
+    <w:bookmarkEnd w:id="31"/>
+    <w:bookmarkStart w:id="32" w:name="why-the-pacemaker-line-was-removed"/>
     <w:p>
       <w:pPr>
         <w:pStyle w:val="Heading3"/>
@@ -3921,9 +4334,9 @@
         <w:t xml:space="preserve">CONFIDENTIAL - Enyrgy Inc - 5115 N 27th Ave, Bld 66, Phoenix, AZ 85017 - enyrgy.com - Sunlight. Evolved.</w:t>
       </w:r>
     </w:p>
-    <w:bookmarkEnd w:id="31"/>
     <w:bookmarkEnd w:id="32"/>
     <w:bookmarkEnd w:id="33"/>
+    <w:bookmarkEnd w:id="34"/>
     <w:sectPr>
       <w:footnotePr>
         <w:numRestart w:val="eachSect"/>

--- a/Enyrgy_Paperclip_Knowledge_Base.docx
+++ b/Enyrgy_Paperclip_Knowledge_Base.docx
@@ -2,7 +2,7 @@
 <file path=word/document.xml><?xml version="1.0" encoding="utf-8"?>
 <w:document xmlns:w="http://schemas.openxmlformats.org/wordprocessingml/2006/main" xmlns:m="http://schemas.openxmlformats.org/officeDocument/2006/math" xmlns:r="http://schemas.openxmlformats.org/officeDocument/2006/relationships" xmlns:o="urn:schemas-microsoft-com:office:office" xmlns:v="urn:schemas-microsoft-com:vml" xmlns:w10="urn:schemas-microsoft-com:office:word" xmlns:a="http://schemas.openxmlformats.org/drawingml/2006/main" xmlns:pic="http://schemas.openxmlformats.org/drawingml/2006/picture" xmlns:wp="http://schemas.openxmlformats.org/drawingml/2006/wordprocessingDrawing">
   <w:body>
-    <w:bookmarkStart w:id="34" w:name="enyrgy-knowledge-base-shared-agent-read"/>
+    <w:bookmarkStart w:id="44" w:name="enyrgy-knowledge-base-shared-agent-read"/>
     <w:p>
       <w:pPr>
         <w:pStyle w:val="Heading1"/>
@@ -55,7 +55,7 @@
         <w:t xml:space="preserve">Never clear anyone for use, and never treat absence from the contraindication list as clearance.</w:t>
       </w:r>
     </w:p>
-    <w:bookmarkStart w:id="9" w:name="company-snapshot"/>
+    <w:bookmarkStart w:id="19" w:name="company-snapshot"/>
     <w:p>
       <w:pPr>
         <w:pStyle w:val="Heading2"/>
@@ -265,8 +265,8 @@
         <w:t xml:space="preserve">Active OEM partner: Lumanova (Luma D Light).</w:t>
       </w:r>
     </w:p>
-    <w:bookmarkEnd w:id="9"/>
-    <w:bookmarkStart w:id="10" w:name="product-the-triple-pathway-advantage"/>
+    <w:bookmarkEnd w:id="19"/>
+    <w:bookmarkStart w:id="20" w:name="product-the-triple-pathway-advantage"/>
     <w:p>
       <w:pPr>
         <w:pStyle w:val="Heading2"/>
@@ -437,8 +437,8 @@
         <w:t xml:space="preserve">.</w:t>
       </w:r>
     </w:p>
-    <w:bookmarkEnd w:id="10"/>
-    <w:bookmarkStart w:id="11" w:name="pricing-and-unit-economics"/>
+    <w:bookmarkEnd w:id="20"/>
+    <w:bookmarkStart w:id="21" w:name="pricing-and-unit-economics"/>
     <w:p>
       <w:pPr>
         <w:pStyle w:val="Heading2"/>
@@ -884,8 +884,8 @@
         <w:t xml:space="preserve">(members prepay for service credits), do NOT let Enyrgy be priced per session against credits: at 4 to 5 sessions a week the credit draw would consume an entire membership and crowd out the operator’s higher-margin services. Price it as a flat monthly add-on that sits outside credits, or include it in a top tier as the upgrade trigger. Enyrgy’s advantage in any membership model is that its marginal cost per session is near zero (no consumables, no practitioner, 2 to 4 minutes, app-run), unlike IV, NAD+, or practitioner-delivered services.</w:t>
       </w:r>
     </w:p>
-    <w:bookmarkEnd w:id="11"/>
-    <w:bookmarkStart w:id="13" w:name="clinical-and-credibility-data"/>
+    <w:bookmarkEnd w:id="21"/>
+    <w:bookmarkStart w:id="23" w:name="clinical-and-credibility-data"/>
     <w:p>
       <w:pPr>
         <w:pStyle w:val="Heading2"/>
@@ -1104,7 +1104,7 @@
         <w:t xml:space="preserve">Return rate under 1 percent, roughly 5 to 10x better than the industry average.</w:t>
       </w:r>
     </w:p>
-    <w:bookmarkStart w:id="12" w:name="X348ceaeaf7c4d682e7f80c59634d85e8a3d0daf"/>
+    <w:bookmarkStart w:id="22" w:name="X348ceaeaf7c4d682e7f80c59634d85e8a3d0daf"/>
     <w:p>
       <w:pPr>
         <w:pStyle w:val="Heading3"/>
@@ -1525,9 +1525,9 @@
         <w:t xml:space="preserve">(1) It reports prevalence by region, age group and threshold and gives no single headline figure, so it CANNOT source the 77 percent. (2) It says nothing about UVB devices or phototherapy, so never present it as support for the platform itself, only for the problem. (3) 2014 data: fine for establishing that the phenomenon exists, not for current prevalence.</w:t>
       </w:r>
     </w:p>
-    <w:bookmarkEnd w:id="12"/>
-    <w:bookmarkEnd w:id="13"/>
-    <w:bookmarkStart w:id="14" w:name="advisory-board"/>
+    <w:bookmarkEnd w:id="22"/>
+    <w:bookmarkEnd w:id="23"/>
+    <w:bookmarkStart w:id="24" w:name="advisory-board"/>
     <w:p>
       <w:pPr>
         <w:pStyle w:val="Heading2"/>
@@ -1681,8 +1681,8 @@
         <w:t xml:space="preserve">the platform must have the advisor’s documented consent on file, per FTC endorsement rules.</w:t>
       </w:r>
     </w:p>
-    <w:bookmarkEnd w:id="14"/>
-    <w:bookmarkStart w:id="15" w:name="X2416962bbe798b4d07d64a796f71649a000b8ee"/>
+    <w:bookmarkEnd w:id="24"/>
+    <w:bookmarkStart w:id="25" w:name="X2416962bbe798b4d07d64a796f71649a000b8ee"/>
     <w:p>
       <w:pPr>
         <w:pStyle w:val="Heading2"/>
@@ -1871,8 +1871,8 @@
         <w:t xml:space="preserve">Sunlight. Evolved.</w:t>
       </w:r>
     </w:p>
-    <w:bookmarkEnd w:id="15"/>
-    <w:bookmarkStart w:id="16" w:name="objection-scripts-voiced"/>
+    <w:bookmarkEnd w:id="25"/>
+    <w:bookmarkStart w:id="26" w:name="objection-scripts-voiced"/>
     <w:p>
       <w:pPr>
         <w:pStyle w:val="Heading2"/>
@@ -2061,8 +2061,8 @@
         <w:t xml:space="preserve">What is the exit? A strategic acquisition in the $100 to 150M range within 5 years. Natural buyers look like Philips, Apple Health, Peloton, AG1, or LVMH.</w:t>
       </w:r>
     </w:p>
-    <w:bookmarkEnd w:id="16"/>
-    <w:bookmarkStart w:id="17" w:name="claim-precision-corrected"/>
+    <w:bookmarkEnd w:id="26"/>
+    <w:bookmarkStart w:id="27" w:name="claim-precision-corrected"/>
     <w:p>
       <w:pPr>
         <w:pStyle w:val="Heading2"/>
@@ -2158,8 +2158,8 @@
         <w:t xml:space="preserve">This supersedes the older phrasing in Implementation Guide v3.9 Section 22 (Session 8 correction). Every claim must be exactly as verifiable as stated: no superlatives, no inflation, no unverifiable characterizations.</w:t>
       </w:r>
     </w:p>
-    <w:bookmarkEnd w:id="17"/>
-    <w:bookmarkStart w:id="18" w:name="brand-constants-locked"/>
+    <w:bookmarkEnd w:id="27"/>
+    <w:bookmarkStart w:id="28" w:name="brand-constants-locked"/>
     <w:p>
       <w:pPr>
         <w:pStyle w:val="Heading2"/>
@@ -2246,8 +2246,8 @@
         <w:t xml:space="preserve">Age minimum for all audiences: 18.</w:t>
       </w:r>
     </w:p>
-    <w:bookmarkEnd w:id="18"/>
-    <w:bookmarkStart w:id="19" w:name="X29fd5ad5ba47d28e168b82835ce779321403abb"/>
+    <w:bookmarkEnd w:id="28"/>
+    <w:bookmarkStart w:id="29" w:name="X29fd5ad5ba47d28e168b82835ce779321403abb"/>
     <w:p>
       <w:pPr>
         <w:pStyle w:val="Heading2"/>
@@ -2276,8 +2276,8 @@
         <w:t xml:space="preserve">is false framing and must never be used.</w:t>
       </w:r>
     </w:p>
-    <w:bookmarkEnd w:id="19"/>
-    <w:bookmarkStart w:id="20" w:name="prohibited-words-compliance"/>
+    <w:bookmarkEnd w:id="29"/>
+    <w:bookmarkStart w:id="30" w:name="prohibited-words-compliance"/>
     <w:p>
       <w:pPr>
         <w:pStyle w:val="Heading2"/>
@@ -2334,8 +2334,8 @@
         <w:t xml:space="preserve">and all. Scrubbing it to pass this scan breaks it.</w:t>
       </w:r>
     </w:p>
-    <w:bookmarkEnd w:id="20"/>
-    <w:bookmarkStart w:id="21" w:name="X3b2ee3b0312272551b8ea402502772f453681e0"/>
+    <w:bookmarkEnd w:id="30"/>
+    <w:bookmarkStart w:id="31" w:name="X3b2ee3b0312272551b8ea402502772f453681e0"/>
     <w:p>
       <w:pPr>
         <w:pStyle w:val="Heading2"/>
@@ -2388,8 +2388,8 @@
         <w:t xml:space="preserve">The prohibited-words scan runs before every email, SMS, and voicemail across all funnels. All investor materials must be attorney-approved before they load into the KB or GHL. The PPM is attorney-approved and may be sent after the intro meeting.</w:t>
       </w:r>
     </w:p>
-    <w:bookmarkEnd w:id="21"/>
-    <w:bookmarkStart w:id="22" w:name="investor-offering-details"/>
+    <w:bookmarkEnd w:id="31"/>
+    <w:bookmarkStart w:id="32" w:name="investor-offering-details"/>
     <w:p>
       <w:pPr>
         <w:pStyle w:val="Heading2"/>
@@ -2523,8 +2523,8 @@
         <w:t xml:space="preserve">= Yes is confirmed (see the rule in section 12).</w:t>
       </w:r>
     </w:p>
-    <w:bookmarkEnd w:id="22"/>
-    <w:bookmarkStart w:id="23" w:name="oem-partner-lumanova-luma-d-light"/>
+    <w:bookmarkEnd w:id="32"/>
+    <w:bookmarkStart w:id="33" w:name="oem-partner-lumanova-luma-d-light"/>
     <w:p>
       <w:pPr>
         <w:pStyle w:val="Heading2"/>
@@ -2701,8 +2701,8 @@
         <w:t xml:space="preserve">. Hand off to Scott, same as white-label and distribution. Scott handles referral arrangements personally (decision, Aug 14 2026).</w:t>
       </w:r>
     </w:p>
-    <w:bookmarkEnd w:id="23"/>
-    <w:bookmarkStart w:id="24" w:name="X4c841973e31ed136422f0c15a4f362a6c73c44a"/>
+    <w:bookmarkEnd w:id="33"/>
+    <w:bookmarkStart w:id="34" w:name="X4c841973e31ed136422f0c15a4f362a6c73c44a"/>
     <w:p>
       <w:pPr>
         <w:pStyle w:val="Heading2"/>
@@ -3056,8 +3056,8 @@
         <w:t xml:space="preserve">Who else sells for Enyrgy, and by inference which territories are covered and how large the network is, is competitive intelligence. Each dealer sees only their own name on their own form, deliberately.</w:t>
       </w:r>
     </w:p>
-    <w:bookmarkEnd w:id="24"/>
-    <w:bookmarkStart w:id="25" w:name="key-reference-facts-quick-lookup"/>
+    <w:bookmarkEnd w:id="34"/>
+    <w:bookmarkStart w:id="35" w:name="key-reference-facts-quick-lookup"/>
     <w:p>
       <w:pPr>
         <w:pStyle w:val="Heading2"/>
@@ -3507,8 +3507,8 @@
         </w:tc>
       </w:tr>
     </w:tbl>
-    <w:bookmarkEnd w:id="25"/>
-    <w:bookmarkStart w:id="33" w:name="X3c8fab249a12745cd8b0fe4a60814613a930d17"/>
+    <w:bookmarkEnd w:id="35"/>
+    <w:bookmarkStart w:id="43" w:name="X3c8fab249a12745cd8b0fe4a60814613a930d17"/>
     <w:p>
       <w:pPr>
         <w:pStyle w:val="Heading2"/>
@@ -3535,7 +3535,7 @@
         <w:t xml:space="preserve">This is a safety disclosure, not marketing copy. Reproduce it as written. No agent may shorten it, soften it, restate it in its own words, add to it, or reason from it to a condition it does not name.</w:t>
       </w:r>
     </w:p>
-    <w:bookmarkStart w:id="26" w:name="the-list-verbatim"/>
+    <w:bookmarkStart w:id="36" w:name="the-list-verbatim"/>
     <w:p>
       <w:pPr>
         <w:pStyle w:val="Heading3"/>
@@ -3656,8 +3656,8 @@
         <w:t xml:space="preserve">The age minimum of 18 (section 9) applies on top of this list.</w:t>
       </w:r>
     </w:p>
-    <w:bookmarkEnd w:id="26"/>
-    <w:bookmarkStart w:id="27" w:name="Xfe5b76f7bdef9e74f6fe2238bfb78b1a0b0085c"/>
+    <w:bookmarkEnd w:id="36"/>
+    <w:bookmarkStart w:id="37" w:name="Xfe5b76f7bdef9e74f6fe2238bfb78b1a0b0085c"/>
     <w:p>
       <w:pPr>
         <w:pStyle w:val="Heading3"/>
@@ -3726,8 +3726,8 @@
         <w:t xml:space="preserve">Send it as written or do not send it. This is the only standing exemption to section 11.</w:t>
       </w:r>
     </w:p>
-    <w:bookmarkEnd w:id="27"/>
-    <w:bookmarkStart w:id="28" w:name="X7079cd488be367803663fc3ca74e1a7445ddb0b"/>
+    <w:bookmarkEnd w:id="37"/>
+    <w:bookmarkStart w:id="38" w:name="X7079cd488be367803663fc3ca74e1a7445ddb0b"/>
     <w:p>
       <w:pPr>
         <w:pStyle w:val="Heading3"/>
@@ -3834,8 +3834,8 @@
         <w:t xml:space="preserve">is not the same as clear. That timing question also belongs to their physician, not to us.</w:t>
       </w:r>
     </w:p>
-    <w:bookmarkEnd w:id="28"/>
-    <w:bookmarkStart w:id="29" w:name="Xac8e472bf725badfd76b7f636b4a5d32aa584fa"/>
+    <w:bookmarkEnd w:id="38"/>
+    <w:bookmarkStart w:id="39" w:name="Xac8e472bf725badfd76b7f636b4a5d32aa584fa"/>
     <w:p>
       <w:pPr>
         <w:pStyle w:val="Heading3"/>
@@ -4021,8 +4021,8 @@
         <w:t xml:space="preserve">The honest position, and the one to hold: we do not know whether it helps or harms in a specific medical situation, the questions that would settle it are answerable by their physician in a few minutes, and pointing them there is a better answer than yes.</w:t>
       </w:r>
     </w:p>
-    <w:bookmarkEnd w:id="29"/>
-    <w:bookmarkStart w:id="30" w:name="X3883c1d2206e10653c9889d2dfe957a08beb348"/>
+    <w:bookmarkEnd w:id="39"/>
+    <w:bookmarkStart w:id="40" w:name="X3883c1d2206e10653c9889d2dfe957a08beb348"/>
     <w:p>
       <w:pPr>
         <w:pStyle w:val="Heading3"/>
@@ -4109,8 +4109,8 @@
         <w:t xml:space="preserve">The platform opens three pathways instead of one and is far more efficient at the vitamin D pathway, and that is the accurate comparison. It does not make vitamin D genetics irrelevant.</w:t>
       </w:r>
     </w:p>
-    <w:bookmarkEnd w:id="30"/>
-    <w:bookmarkStart w:id="31" w:name="use-on-intact-skin-only"/>
+    <w:bookmarkEnd w:id="40"/>
+    <w:bookmarkStart w:id="41" w:name="use-on-intact-skin-only"/>
     <w:p>
       <w:pPr>
         <w:pStyle w:val="Heading3"/>
@@ -4185,8 +4185,8 @@
         <w:t xml:space="preserve">Do not suggest that a session supports a specific injury, do not answer a wound question with the bone and recovery research, and do not describe where to position anything. The line above, then the physician, then stop.</w:t>
       </w:r>
     </w:p>
-    <w:bookmarkEnd w:id="31"/>
-    <w:bookmarkStart w:id="32" w:name="why-the-pacemaker-line-was-removed"/>
+    <w:bookmarkEnd w:id="41"/>
+    <w:bookmarkStart w:id="42" w:name="why-the-pacemaker-line-was-removed"/>
     <w:p>
       <w:pPr>
         <w:pStyle w:val="Heading3"/>
@@ -4334,13 +4334,15 @@
         <w:t xml:space="preserve">CONFIDENTIAL - Enyrgy Inc - 5115 N 27th Ave, Bld 66, Phoenix, AZ 85017 - enyrgy.com - Sunlight. Evolved.</w:t>
       </w:r>
     </w:p>
-    <w:bookmarkEnd w:id="32"/>
-    <w:bookmarkEnd w:id="33"/>
-    <w:bookmarkEnd w:id="34"/>
+    <w:bookmarkEnd w:id="42"/>
+    <w:bookmarkEnd w:id="43"/>
+    <w:bookmarkEnd w:id="44"/>
     <w:sectPr>
-      <w:footnotePr>
-        <w:numRestart w:val="eachSect"/>
-      </w:footnotePr>
+      <w:headerReference r:id="rId9" w:type="default"/>
+      <w:footerReference r:id="rId10" w:type="default"/>
+      <w:pgSz w:h="15840" w:w="12240"/>
+      <w:pgMar w:bottom="1440" w:footer="720" w:gutter="0" w:header="720" w:left="1440" w:right="1440" w:top="1440"/>
+      <w:cols w:space="720"/>
     </w:sectPr>
   </w:body>
 </w:document>
@@ -4350,6 +4352,154 @@
 <w:comments xmlns:w="http://schemas.openxmlformats.org/wordprocessingml/2006/main" xmlns:m="http://schemas.openxmlformats.org/officeDocument/2006/math" xmlns:r="http://schemas.openxmlformats.org/officeDocument/2006/relationships" xmlns:o="urn:schemas-microsoft-com:office:office" xmlns:v="urn:schemas-microsoft-com:vml" xmlns:w10="urn:schemas-microsoft-com:office:word" xmlns:a="http://schemas.openxmlformats.org/drawingml/2006/main" xmlns:pic="http://schemas.openxmlformats.org/drawingml/2006/picture" xmlns:wp="http://schemas.openxmlformats.org/drawingml/2006/wordprocessingDrawing"/>
 </file>
 
+<file path=word/footer1.xml><?xml version="1.0" encoding="utf-8"?>
+<w:ftr xmlns:wpc="http://schemas.microsoft.com/office/word/2010/wordprocessingCanvas" xmlns:cx="http://schemas.microsoft.com/office/drawing/2014/chartex" xmlns:cx1="http://schemas.microsoft.com/office/drawing/2015/9/8/chartex" xmlns:cx2="http://schemas.microsoft.com/office/drawing/2015/10/21/chartex" xmlns:cx3="http://schemas.microsoft.com/office/drawing/2016/5/9/chartex" xmlns:cx4="http://schemas.microsoft.com/office/drawing/2016/5/10/chartex" xmlns:cx5="http://schemas.microsoft.com/office/drawing/2016/5/11/chartex" xmlns:cx6="http://schemas.microsoft.com/office/drawing/2016/5/12/chartex" xmlns:cx7="http://schemas.microsoft.com/office/drawing/2016/5/13/chartex" xmlns:cx8="http://schemas.microsoft.com/office/drawing/2016/5/14/chartex" xmlns:mc="http://schemas.openxmlformats.org/markup-compatibility/2006" xmlns:m="http://schemas.openxmlformats.org/officeDocument/2006/math" xmlns:aink="http://schemas.microsoft.com/office/drawing/2016/ink" xmlns:am3d="http://schemas.microsoft.com/office/drawing/2017/model3d" xmlns:oel="http://schemas.microsoft.com/office/2019/extlst" xmlns:r="http://schemas.openxmlformats.org/officeDocument/2006/relationships" xmlns:wp14="http://schemas.microsoft.com/office/word/2010/wordprocessingDrawing" xmlns:wp="http://schemas.openxmlformats.org/drawingml/2006/wordprocessingDrawing" xmlns:wpg="http://schemas.microsoft.com/office/word/2010/wordprocessingGroup" xmlns:wpi="http://schemas.microsoft.com/office/word/2010/wordprocessingInk" xmlns:wps="http://schemas.microsoft.com/office/word/2010/wordprocessingShape" xmlns:o="urn:schemas-microsoft-com:office:office" xmlns:v="urn:schemas-microsoft-com:vml" xmlns:w10="urn:schemas-microsoft-com:office:word" xmlns:w="http://schemas.openxmlformats.org/wordprocessingml/2006/main" xmlns:w14="http://schemas.microsoft.com/office/word/2010/wordml" xmlns:w15="http://schemas.microsoft.com/office/word/2012/wordml" xmlns:w16cex="http://schemas.microsoft.com/office/word/2018/wordml/cex" xmlns:w16cid="http://schemas.microsoft.com/office/word/2016/wordml/cid" xmlns:w16="http://schemas.microsoft.com/office/word/2018/wordml" xmlns:w16sdtdh="http://schemas.microsoft.com/office/word/2020/wordml/sdtdatahash" xmlns:w16sdtfl="http://schemas.microsoft.com/office/word/2024/wordml/sdtformatlock" xmlns:w16se="http://schemas.microsoft.com/office/word/2015/wordml/symex" xmlns:w16du="http://schemas.microsoft.com/office/word/2023/wordml/word16du" xmlns:wne="http://schemas.microsoft.com/office/word/2006/wordml" mc:Ignorable="w14 w15 w16se w16cid w16 w16cex w16sdtdh w16sdtfl w16du wp14">
+  <w:p>
+    <w:pPr>
+      <w:pBdr>
+        <w:top w:val="single" w:sz="4" w:space="1" w:color="CCCCCC"/>
+      </w:pBdr>
+      <w:jc w:val="center"/>
+    </w:pPr>
+    <w:r>
+      <w:rPr>
+        <w:rFonts w:ascii="Montserrat" w:eastAsia="Montserrat" w:hAnsi="Montserrat" w:cs="Montserrat"/>
+        <w:color w:val="888888"/>
+        <w:sz w:val="16"/>
+        <w:szCs w:val="16"/>
+      </w:rPr>
+      <w:t xml:space="preserve">Enyrgy </w:t>
+    </w:r>
+    <w:proofErr w:type="gramStart"/>
+    <w:r>
+      <w:rPr>
+        <w:rFonts w:ascii="Montserrat" w:eastAsia="Montserrat" w:hAnsi="Montserrat" w:cs="Montserrat"/>
+        <w:color w:val="888888"/>
+        <w:sz w:val="16"/>
+        <w:szCs w:val="16"/>
+      </w:rPr>
+      <w:t>Inc  ·</w:t>
+    </w:r>
+    <w:proofErr w:type="gramEnd"/>
+    <w:r>
+      <w:rPr>
+        <w:rFonts w:ascii="Montserrat" w:eastAsia="Montserrat" w:hAnsi="Montserrat" w:cs="Montserrat"/>
+        <w:color w:val="888888"/>
+        <w:sz w:val="16"/>
+        <w:szCs w:val="16"/>
+      </w:rPr>
+      <w:t xml:space="preserve">  Phoenix, </w:t>
+    </w:r>
+    <w:proofErr w:type="gramStart"/>
+    <w:r>
+      <w:rPr>
+        <w:rFonts w:ascii="Montserrat" w:eastAsia="Montserrat" w:hAnsi="Montserrat" w:cs="Montserrat"/>
+        <w:color w:val="888888"/>
+        <w:sz w:val="16"/>
+        <w:szCs w:val="16"/>
+      </w:rPr>
+      <w:t>AZ  ·</w:t>
+    </w:r>
+    <w:proofErr w:type="gramEnd"/>
+    <w:r>
+      <w:rPr>
+        <w:rFonts w:ascii="Montserrat" w:eastAsia="Montserrat" w:hAnsi="Montserrat" w:cs="Montserrat"/>
+        <w:color w:val="888888"/>
+        <w:sz w:val="16"/>
+        <w:szCs w:val="16"/>
+      </w:rPr>
+      <w:t xml:space="preserve">  </w:t>
+    </w:r>
+    <w:proofErr w:type="gramStart"/>
+    <w:r>
+      <w:rPr>
+        <w:rFonts w:ascii="Montserrat" w:eastAsia="Montserrat" w:hAnsi="Montserrat" w:cs="Montserrat"/>
+        <w:color w:val="888888"/>
+        <w:sz w:val="16"/>
+        <w:szCs w:val="16"/>
+      </w:rPr>
+      <w:t>enyrgy.com  ·</w:t>
+    </w:r>
+    <w:proofErr w:type="gramEnd"/>
+    <w:r>
+      <w:rPr>
+        <w:rFonts w:ascii="Montserrat" w:eastAsia="Montserrat" w:hAnsi="Montserrat" w:cs="Montserrat"/>
+        <w:color w:val="888888"/>
+        <w:sz w:val="16"/>
+        <w:szCs w:val="16"/>
+      </w:rPr>
+      <w:t xml:space="preserve">  Sunlight. Evolved.  </w:t>
+    </w:r>
+    <w:proofErr w:type="gramStart"/>
+    <w:r>
+      <w:rPr>
+        <w:rFonts w:ascii="Montserrat" w:eastAsia="Montserrat" w:hAnsi="Montserrat" w:cs="Montserrat"/>
+        <w:color w:val="888888"/>
+        <w:sz w:val="16"/>
+        <w:szCs w:val="16"/>
+      </w:rPr>
+      <w:t>·  Page</w:t>
+    </w:r>
+    <w:proofErr w:type="gramEnd"/>
+    <w:r>
+      <w:rPr>
+        <w:rFonts w:ascii="Montserrat" w:eastAsia="Montserrat" w:hAnsi="Montserrat" w:cs="Montserrat"/>
+        <w:color w:val="888888"/>
+        <w:sz w:val="16"/>
+        <w:szCs w:val="16"/>
+      </w:rPr>
+      <w:t xml:space="preserve"> </w:t>
+    </w:r>
+    <w:r>
+      <w:rPr>
+        <w:rFonts w:ascii="Montserrat" w:eastAsia="Montserrat" w:hAnsi="Montserrat" w:cs="Montserrat"/>
+        <w:color w:val="888888"/>
+        <w:sz w:val="16"/>
+        <w:szCs w:val="16"/>
+      </w:rPr>
+      <w:fldChar w:fldCharType="begin"/>
+    </w:r>
+    <w:r>
+      <w:rPr>
+        <w:rFonts w:ascii="Montserrat" w:eastAsia="Montserrat" w:hAnsi="Montserrat" w:cs="Montserrat"/>
+        <w:color w:val="888888"/>
+        <w:sz w:val="16"/>
+        <w:szCs w:val="16"/>
+      </w:rPr>
+      <w:instrText>PAGE</w:instrText>
+    </w:r>
+    <w:r>
+      <w:rPr>
+        <w:rFonts w:ascii="Montserrat" w:eastAsia="Montserrat" w:hAnsi="Montserrat" w:cs="Montserrat"/>
+        <w:color w:val="888888"/>
+        <w:sz w:val="16"/>
+        <w:szCs w:val="16"/>
+      </w:rPr>
+      <w:fldChar w:fldCharType="separate"/>
+    </w:r>
+    <w:r>
+      <w:rPr>
+        <w:rFonts w:ascii="Montserrat" w:eastAsia="Montserrat" w:hAnsi="Montserrat" w:cs="Montserrat"/>
+        <w:noProof/>
+        <w:color w:val="888888"/>
+        <w:sz w:val="16"/>
+        <w:szCs w:val="16"/>
+      </w:rPr>
+      <w:t>8</w:t>
+    </w:r>
+    <w:r>
+      <w:rPr>
+        <w:rFonts w:ascii="Montserrat" w:eastAsia="Montserrat" w:hAnsi="Montserrat" w:cs="Montserrat"/>
+        <w:color w:val="888888"/>
+        <w:sz w:val="16"/>
+        <w:szCs w:val="16"/>
+      </w:rPr>
+      <w:fldChar w:fldCharType="end"/>
+    </w:r>
+  </w:p>
+</w:ftr>
+</file>
+
 <file path=word/footnotes.xml><?xml version="1.0" encoding="utf-8"?>
 <w:footnotes xmlns:w="http://schemas.openxmlformats.org/wordprocessingml/2006/main" xmlns:m="http://schemas.openxmlformats.org/officeDocument/2006/math" xmlns:r="http://schemas.openxmlformats.org/officeDocument/2006/relationships" xmlns:o="urn:schemas-microsoft-com:office:office" xmlns:v="urn:schemas-microsoft-com:vml" xmlns:w10="urn:schemas-microsoft-com:office:word" xmlns:a="http://schemas.openxmlformats.org/drawingml/2006/main" xmlns:pic="http://schemas.openxmlformats.org/drawingml/2006/picture" xmlns:wp="http://schemas.openxmlformats.org/drawingml/2006/wordprocessingDrawing">
   <w:footnote w:type="continuationSeparator" w:id="0">
@@ -4369,8 +4519,487 @@
 </w:footnotes>
 </file>
 
+<file path=word/header1.xml><?xml version="1.0" encoding="utf-8"?>
+<w:hdr xmlns:wpc="http://schemas.microsoft.com/office/word/2010/wordprocessingCanvas" xmlns:cx="http://schemas.microsoft.com/office/drawing/2014/chartex" xmlns:cx1="http://schemas.microsoft.com/office/drawing/2015/9/8/chartex" xmlns:cx2="http://schemas.microsoft.com/office/drawing/2015/10/21/chartex" xmlns:cx3="http://schemas.microsoft.com/office/drawing/2016/5/9/chartex" xmlns:cx4="http://schemas.microsoft.com/office/drawing/2016/5/10/chartex" xmlns:cx5="http://schemas.microsoft.com/office/drawing/2016/5/11/chartex" xmlns:cx6="http://schemas.microsoft.com/office/drawing/2016/5/12/chartex" xmlns:cx7="http://schemas.microsoft.com/office/drawing/2016/5/13/chartex" xmlns:cx8="http://schemas.microsoft.com/office/drawing/2016/5/14/chartex" xmlns:mc="http://schemas.openxmlformats.org/markup-compatibility/2006" xmlns:m="http://schemas.openxmlformats.org/officeDocument/2006/math" xmlns:aink="http://schemas.microsoft.com/office/drawing/2016/ink" xmlns:am3d="http://schemas.microsoft.com/office/drawing/2017/model3d" xmlns:oel="http://schemas.microsoft.com/office/2019/extlst" xmlns:r="http://schemas.openxmlformats.org/officeDocument/2006/relationships" xmlns:wp14="http://schemas.microsoft.com/office/word/2010/wordprocessingDrawing" xmlns:wp="http://schemas.openxmlformats.org/drawingml/2006/wordprocessingDrawing" xmlns:wpg="http://schemas.microsoft.com/office/word/2010/wordprocessingGroup" xmlns:wpi="http://schemas.microsoft.com/office/word/2010/wordprocessingInk" xmlns:wps="http://schemas.microsoft.com/office/word/2010/wordprocessingShape" xmlns:o="urn:schemas-microsoft-com:office:office" xmlns:v="urn:schemas-microsoft-com:vml" xmlns:w10="urn:schemas-microsoft-com:office:word" xmlns:w="http://schemas.openxmlformats.org/wordprocessingml/2006/main" xmlns:w14="http://schemas.microsoft.com/office/word/2010/wordml" xmlns:w15="http://schemas.microsoft.com/office/word/2012/wordml" xmlns:w16cex="http://schemas.microsoft.com/office/word/2018/wordml/cex" xmlns:w16cid="http://schemas.microsoft.com/office/word/2016/wordml/cid" xmlns:w16="http://schemas.microsoft.com/office/word/2018/wordml" xmlns:w16sdtdh="http://schemas.microsoft.com/office/word/2020/wordml/sdtdatahash" xmlns:w16sdtfl="http://schemas.microsoft.com/office/word/2024/wordml/sdtformatlock" xmlns:w16se="http://schemas.microsoft.com/office/word/2015/wordml/symex" xmlns:w16du="http://schemas.microsoft.com/office/word/2023/wordml/word16du" xmlns:wne="http://schemas.microsoft.com/office/word/2006/wordml" mc:Ignorable="w14 w15 w16se w16cid w16 w16cex w16sdtdh w16sdtfl w16du wp14">
+  <w:p>
+    <w:pPr>
+      <w:pBdr>
+        <w:bottom w:val="single" w:sz="4" w:space="1" w:color="E64C38"/>
+      </w:pBdr>
+    </w:pPr>
+    <w:r>
+      <w:rPr>
+        <w:rFonts w:ascii="Montserrat" w:eastAsia="Montserrat" w:hAnsi="Montserrat" w:cs="Montserrat"/>
+        <w:b/>
+        <w:bCs/>
+        <w:color w:val="E64C38"/>
+        <w:sz w:val="18"/>
+        <w:szCs w:val="18"/>
+      </w:rPr>
+      <w:t xml:space="preserve">ENYRGY | Knowledge Base </w:t>
+    </w:r>
+    <w:proofErr w:type="gramStart"/>
+    <w:r>
+      <w:rPr>
+        <w:rFonts w:ascii="Montserrat" w:eastAsia="Montserrat" w:hAnsi="Montserrat" w:cs="Montserrat"/>
+        <w:b/>
+        <w:bCs/>
+        <w:color w:val="E64C38"/>
+        <w:sz w:val="18"/>
+        <w:szCs w:val="18"/>
+      </w:rPr>
+      <w:t xml:space="preserve">v2  </w:t>
+    </w:r>
+    <w:r>
+      <w:rPr>
+        <w:rFonts w:ascii="Montserrat" w:eastAsia="Montserrat" w:hAnsi="Montserrat" w:cs="Montserrat"/>
+        <w:color w:val="999999"/>
+        <w:sz w:val="18"/>
+        <w:szCs w:val="18"/>
+      </w:rPr>
+      <w:t>CONFIDENTIAL</w:t>
+    </w:r>
+    <w:proofErr w:type="gramEnd"/>
+  </w:p>
+</w:hdr>
+</file>
+
 <file path=word/numbering.xml><?xml version="1.0" encoding="utf-8"?>
-<w:numbering xmlns:w="http://schemas.openxmlformats.org/wordprocessingml/2006/main">
+<w:numbering xmlns:aink="http://schemas.microsoft.com/office/drawing/2016/ink" xmlns:am3d="http://schemas.microsoft.com/office/drawing/2017/model3d" xmlns:cx="http://schemas.microsoft.com/office/drawing/2014/chartex" xmlns:cx1="http://schemas.microsoft.com/office/drawing/2015/9/8/chartex" xmlns:cx2="http://schemas.microsoft.com/office/drawing/2015/10/21/chartex" xmlns:cx3="http://schemas.microsoft.com/office/drawing/2016/5/9/chartex" xmlns:cx4="http://schemas.microsoft.com/office/drawing/2016/5/10/chartex" xmlns:cx5="http://schemas.microsoft.com/office/drawing/2016/5/11/chartex" xmlns:cx6="http://schemas.microsoft.com/office/drawing/2016/5/12/chartex" xmlns:cx7="http://schemas.microsoft.com/office/drawing/2016/5/13/chartex" xmlns:cx8="http://schemas.microsoft.com/office/drawing/2016/5/14/chartex" xmlns:m="http://schemas.openxmlformats.org/officeDocument/2006/math" xmlns:mc="http://schemas.openxmlformats.org/markup-compatibility/2006" xmlns:o="urn:schemas-microsoft-com:office:office" xmlns:oel="http://schemas.microsoft.com/office/2019/extlst" xmlns:r="http://schemas.openxmlformats.org/officeDocument/2006/relationships" xmlns:v="urn:schemas-microsoft-com:vml" xmlns:w="http://schemas.openxmlformats.org/wordprocessingml/2006/main" xmlns:w10="urn:schemas-microsoft-com:office:word" xmlns:w14="http://schemas.microsoft.com/office/word/2010/wordml" xmlns:w15="http://schemas.microsoft.com/office/word/2012/wordml" xmlns:w16="http://schemas.microsoft.com/office/word/2018/wordml" xmlns:w16cex="http://schemas.microsoft.com/office/word/2018/wordml/cex" xmlns:w16cid="http://schemas.microsoft.com/office/word/2016/wordml/cid" xmlns:w16du="http://schemas.microsoft.com/office/word/2023/wordml/word16du" xmlns:w16sdtdh="http://schemas.microsoft.com/office/word/2020/wordml/sdtdatahash" xmlns:w16sdtfl="http://schemas.microsoft.com/office/word/2024/wordml/sdtformatlock" xmlns:w16se="http://schemas.microsoft.com/office/word/2015/wordml/symex" xmlns:wne="http://schemas.microsoft.com/office/word/2006/wordml" xmlns:wp="http://schemas.openxmlformats.org/drawingml/2006/wordprocessingDrawing" xmlns:wp14="http://schemas.microsoft.com/office/word/2010/wordprocessingDrawing" xmlns:wpc="http://schemas.microsoft.com/office/word/2010/wordprocessingCanvas" xmlns:wpg="http://schemas.microsoft.com/office/word/2010/wordprocessingGroup" xmlns:wpi="http://schemas.microsoft.com/office/word/2010/wordprocessingInk" xmlns:wps="http://schemas.microsoft.com/office/word/2010/wordprocessingShape" mc:Ignorable="w14 w15 w16se w16cid w16 w16cex w16sdtdh w16sdtfl w16du wp14">
+  <w:abstractNum w15:restartNumberingAfterBreak="0" w:abstractNumId="0">
+    <w:nsid w:val="EA454B4C"/>
+    <w:multiLevelType w:val="multilevel"/>
+    <w:tmpl w:val="BDE24088"/>
+    <w:lvl w:ilvl="0">
+      <w:numFmt w:val="bullet"/>
+      <w:lvlText w:val="•"/>
+      <w:lvlJc w:val="left"/>
+      <w:pPr>
+        <w:tabs>
+          <w:tab w:pos="0" w:val="num"/>
+        </w:tabs>
+        <w:ind w:hanging="480" w:left="480"/>
+      </w:pPr>
+    </w:lvl>
+    <w:lvl w:ilvl="1">
+      <w:numFmt w:val="bullet"/>
+      <w:lvlText w:val="–"/>
+      <w:lvlJc w:val="left"/>
+      <w:pPr>
+        <w:tabs>
+          <w:tab w:pos="720" w:val="num"/>
+        </w:tabs>
+        <w:ind w:hanging="480" w:left="1200"/>
+      </w:pPr>
+    </w:lvl>
+    <w:lvl w:ilvl="2">
+      <w:numFmt w:val="bullet"/>
+      <w:lvlText w:val="•"/>
+      <w:lvlJc w:val="left"/>
+      <w:pPr>
+        <w:tabs>
+          <w:tab w:pos="1440" w:val="num"/>
+        </w:tabs>
+        <w:ind w:hanging="480" w:left="1920"/>
+      </w:pPr>
+    </w:lvl>
+    <w:lvl w:ilvl="3">
+      <w:numFmt w:val="bullet"/>
+      <w:lvlText w:val="–"/>
+      <w:lvlJc w:val="left"/>
+      <w:pPr>
+        <w:tabs>
+          <w:tab w:pos="2160" w:val="num"/>
+        </w:tabs>
+        <w:ind w:hanging="480" w:left="2640"/>
+      </w:pPr>
+    </w:lvl>
+    <w:lvl w:ilvl="4">
+      <w:numFmt w:val="bullet"/>
+      <w:lvlText w:val="•"/>
+      <w:lvlJc w:val="left"/>
+      <w:pPr>
+        <w:tabs>
+          <w:tab w:pos="2880" w:val="num"/>
+        </w:tabs>
+        <w:ind w:hanging="480" w:left="3360"/>
+      </w:pPr>
+    </w:lvl>
+    <w:lvl w:ilvl="5">
+      <w:numFmt w:val="bullet"/>
+      <w:lvlText w:val="–"/>
+      <w:lvlJc w:val="left"/>
+      <w:pPr>
+        <w:tabs>
+          <w:tab w:pos="3600" w:val="num"/>
+        </w:tabs>
+        <w:ind w:hanging="480" w:left="4080"/>
+      </w:pPr>
+    </w:lvl>
+    <w:lvl w:ilvl="6">
+      <w:numFmt w:val="bullet"/>
+      <w:lvlText w:val="•"/>
+      <w:lvlJc w:val="left"/>
+      <w:pPr>
+        <w:tabs>
+          <w:tab w:pos="4320" w:val="num"/>
+        </w:tabs>
+        <w:ind w:hanging="480" w:left="4800"/>
+      </w:pPr>
+    </w:lvl>
+    <w:lvl w:ilvl="7">
+      <w:numFmt w:val="bullet"/>
+      <w:lvlText w:val="–"/>
+      <w:lvlJc w:val="left"/>
+      <w:pPr>
+        <w:tabs>
+          <w:tab w:pos="5040" w:val="num"/>
+        </w:tabs>
+        <w:ind w:hanging="480" w:left="5520"/>
+      </w:pPr>
+    </w:lvl>
+    <w:lvl w:ilvl="8">
+      <w:numFmt w:val="bullet"/>
+      <w:lvlText w:val="•"/>
+      <w:lvlJc w:val="left"/>
+      <w:pPr>
+        <w:tabs>
+          <w:tab w:pos="5760" w:val="num"/>
+        </w:tabs>
+        <w:ind w:hanging="480" w:left="6240"/>
+      </w:pPr>
+    </w:lvl>
+  </w:abstractNum>
+  <w:abstractNum w15:restartNumberingAfterBreak="0" w:abstractNumId="1">
+    <w:nsid w:val="2C1AE401"/>
+    <w:multiLevelType w:val="multilevel"/>
+    <w:tmpl w:val="07FA7514"/>
+    <w:lvl w:ilvl="0">
+      <w:numFmt w:val="bullet"/>
+      <w:lvlText w:val=" "/>
+      <w:lvlJc w:val="left"/>
+      <w:pPr>
+        <w:tabs>
+          <w:tab w:pos="0" w:val="num"/>
+        </w:tabs>
+        <w:ind w:hanging="480" w:left="480"/>
+      </w:pPr>
+    </w:lvl>
+    <w:lvl w:ilvl="1">
+      <w:numFmt w:val="bullet"/>
+      <w:lvlText w:val=" "/>
+      <w:lvlJc w:val="left"/>
+      <w:pPr>
+        <w:tabs>
+          <w:tab w:pos="720" w:val="num"/>
+        </w:tabs>
+        <w:ind w:hanging="480" w:left="1200"/>
+      </w:pPr>
+    </w:lvl>
+    <w:lvl w:ilvl="2">
+      <w:numFmt w:val="bullet"/>
+      <w:lvlText w:val=" "/>
+      <w:lvlJc w:val="left"/>
+      <w:pPr>
+        <w:tabs>
+          <w:tab w:pos="1440" w:val="num"/>
+        </w:tabs>
+        <w:ind w:hanging="480" w:left="1920"/>
+      </w:pPr>
+    </w:lvl>
+    <w:lvl w:ilvl="3">
+      <w:numFmt w:val="bullet"/>
+      <w:lvlText w:val=" "/>
+      <w:lvlJc w:val="left"/>
+      <w:pPr>
+        <w:tabs>
+          <w:tab w:pos="2160" w:val="num"/>
+        </w:tabs>
+        <w:ind w:hanging="480" w:left="2640"/>
+      </w:pPr>
+    </w:lvl>
+    <w:lvl w:ilvl="4">
+      <w:numFmt w:val="bullet"/>
+      <w:lvlText w:val=" "/>
+      <w:lvlJc w:val="left"/>
+      <w:pPr>
+        <w:tabs>
+          <w:tab w:pos="2880" w:val="num"/>
+        </w:tabs>
+        <w:ind w:hanging="480" w:left="3360"/>
+      </w:pPr>
+    </w:lvl>
+    <w:lvl w:ilvl="5">
+      <w:numFmt w:val="bullet"/>
+      <w:lvlText w:val=" "/>
+      <w:lvlJc w:val="left"/>
+      <w:pPr>
+        <w:tabs>
+          <w:tab w:pos="3600" w:val="num"/>
+        </w:tabs>
+        <w:ind w:hanging="480" w:left="4080"/>
+      </w:pPr>
+    </w:lvl>
+    <w:lvl w:ilvl="6">
+      <w:numFmt w:val="bullet"/>
+      <w:lvlText w:val=" "/>
+      <w:lvlJc w:val="left"/>
+      <w:pPr>
+        <w:tabs>
+          <w:tab w:pos="4320" w:val="num"/>
+        </w:tabs>
+        <w:ind w:hanging="480" w:left="4800"/>
+      </w:pPr>
+    </w:lvl>
+    <w:lvl w:ilvl="7">
+      <w:numFmt w:val="bullet"/>
+      <w:lvlText w:val=" "/>
+      <w:lvlJc w:val="left"/>
+      <w:pPr>
+        <w:tabs>
+          <w:tab w:pos="5040" w:val="num"/>
+        </w:tabs>
+        <w:ind w:hanging="480" w:left="5520"/>
+      </w:pPr>
+    </w:lvl>
+    <w:lvl w:ilvl="8">
+      <w:numFmt w:val="bullet"/>
+      <w:lvlText w:val=" "/>
+      <w:lvlJc w:val="left"/>
+      <w:pPr>
+        <w:tabs>
+          <w:tab w:pos="5760" w:val="num"/>
+        </w:tabs>
+        <w:ind w:hanging="480" w:left="6240"/>
+      </w:pPr>
+    </w:lvl>
+  </w:abstractNum>
+  <w:abstractNum w15:restartNumberingAfterBreak="0" w:abstractNumId="2">
+    <w:nsid w:val="47261BAD"/>
+    <w:multiLevelType w:val="multilevel"/>
+    <w:tmpl w:val="8ECE1826"/>
+    <w:lvl w:ilvl="0">
+      <w:start w:val="7"/>
+      <w:numFmt w:val="decimal"/>
+      <w:lvlText w:val="%1."/>
+      <w:lvlJc w:val="left"/>
+      <w:pPr>
+        <w:tabs>
+          <w:tab w:pos="0" w:val="num"/>
+        </w:tabs>
+        <w:ind w:hanging="480" w:left="480"/>
+      </w:pPr>
+    </w:lvl>
+    <w:lvl w:ilvl="1">
+      <w:start w:val="7"/>
+      <w:numFmt w:val="decimal"/>
+      <w:lvlText w:val="%2."/>
+      <w:lvlJc w:val="left"/>
+      <w:pPr>
+        <w:tabs>
+          <w:tab w:pos="720" w:val="num"/>
+        </w:tabs>
+        <w:ind w:hanging="480" w:left="1200"/>
+      </w:pPr>
+    </w:lvl>
+    <w:lvl w:ilvl="2">
+      <w:start w:val="7"/>
+      <w:numFmt w:val="decimal"/>
+      <w:lvlText w:val="%3."/>
+      <w:lvlJc w:val="left"/>
+      <w:pPr>
+        <w:tabs>
+          <w:tab w:pos="1440" w:val="num"/>
+        </w:tabs>
+        <w:ind w:hanging="480" w:left="1920"/>
+      </w:pPr>
+    </w:lvl>
+    <w:lvl w:ilvl="3">
+      <w:start w:val="7"/>
+      <w:numFmt w:val="decimal"/>
+      <w:lvlText w:val="%4."/>
+      <w:lvlJc w:val="left"/>
+      <w:pPr>
+        <w:tabs>
+          <w:tab w:pos="2160" w:val="num"/>
+        </w:tabs>
+        <w:ind w:hanging="480" w:left="2640"/>
+      </w:pPr>
+    </w:lvl>
+    <w:lvl w:ilvl="4">
+      <w:start w:val="7"/>
+      <w:numFmt w:val="decimal"/>
+      <w:lvlText w:val="%5."/>
+      <w:lvlJc w:val="left"/>
+      <w:pPr>
+        <w:tabs>
+          <w:tab w:pos="2880" w:val="num"/>
+        </w:tabs>
+        <w:ind w:hanging="480" w:left="3360"/>
+      </w:pPr>
+    </w:lvl>
+    <w:lvl w:ilvl="5">
+      <w:start w:val="7"/>
+      <w:numFmt w:val="decimal"/>
+      <w:lvlText w:val="%6."/>
+      <w:lvlJc w:val="left"/>
+      <w:pPr>
+        <w:tabs>
+          <w:tab w:pos="3600" w:val="num"/>
+        </w:tabs>
+        <w:ind w:hanging="480" w:left="4080"/>
+      </w:pPr>
+    </w:lvl>
+    <w:lvl w:ilvl="6">
+      <w:start w:val="7"/>
+      <w:numFmt w:val="decimal"/>
+      <w:lvlText w:val="%7."/>
+      <w:lvlJc w:val="left"/>
+      <w:pPr>
+        <w:tabs>
+          <w:tab w:pos="4320" w:val="num"/>
+        </w:tabs>
+        <w:ind w:hanging="480" w:left="4800"/>
+      </w:pPr>
+    </w:lvl>
+    <w:lvl w:ilvl="7">
+      <w:start w:val="7"/>
+      <w:numFmt w:val="decimal"/>
+      <w:lvlText w:val="%8."/>
+      <w:lvlJc w:val="left"/>
+      <w:pPr>
+        <w:tabs>
+          <w:tab w:pos="5040" w:val="num"/>
+        </w:tabs>
+        <w:ind w:hanging="480" w:left="5520"/>
+      </w:pPr>
+    </w:lvl>
+    <w:lvl w:ilvl="8">
+      <w:start w:val="7"/>
+      <w:numFmt w:val="decimal"/>
+      <w:lvlText w:val="%9."/>
+      <w:lvlJc w:val="left"/>
+      <w:pPr>
+        <w:tabs>
+          <w:tab w:pos="5760" w:val="num"/>
+        </w:tabs>
+        <w:ind w:hanging="480" w:left="6240"/>
+      </w:pPr>
+    </w:lvl>
+  </w:abstractNum>
+  <w:abstractNum w15:restartNumberingAfterBreak="0" w:abstractNumId="3">
+    <w:nsid w:val="71315DCA"/>
+    <w:multiLevelType w:val="multilevel"/>
+    <w:tmpl w:val="8F1A713C"/>
+    <w:lvl w:ilvl="0">
+      <w:start w:val="1"/>
+      <w:numFmt w:val="decimal"/>
+      <w:lvlText w:val="%1."/>
+      <w:lvlJc w:val="left"/>
+      <w:pPr>
+        <w:tabs>
+          <w:tab w:pos="0" w:val="num"/>
+        </w:tabs>
+        <w:ind w:hanging="480" w:left="480"/>
+      </w:pPr>
+    </w:lvl>
+    <w:lvl w:ilvl="1">
+      <w:start w:val="1"/>
+      <w:numFmt w:val="decimal"/>
+      <w:lvlText w:val="%2."/>
+      <w:lvlJc w:val="left"/>
+      <w:pPr>
+        <w:tabs>
+          <w:tab w:pos="720" w:val="num"/>
+        </w:tabs>
+        <w:ind w:hanging="480" w:left="1200"/>
+      </w:pPr>
+    </w:lvl>
+    <w:lvl w:ilvl="2">
+      <w:start w:val="1"/>
+      <w:numFmt w:val="decimal"/>
+      <w:lvlText w:val="%3."/>
+      <w:lvlJc w:val="left"/>
+      <w:pPr>
+        <w:tabs>
+          <w:tab w:pos="1440" w:val="num"/>
+        </w:tabs>
+        <w:ind w:hanging="480" w:left="1920"/>
+      </w:pPr>
+    </w:lvl>
+    <w:lvl w:ilvl="3">
+      <w:start w:val="1"/>
+      <w:numFmt w:val="decimal"/>
+      <w:lvlText w:val="%4."/>
+      <w:lvlJc w:val="left"/>
+      <w:pPr>
+        <w:tabs>
+          <w:tab w:pos="2160" w:val="num"/>
+        </w:tabs>
+        <w:ind w:hanging="480" w:left="2640"/>
+      </w:pPr>
+    </w:lvl>
+    <w:lvl w:ilvl="4">
+      <w:start w:val="1"/>
+      <w:numFmt w:val="decimal"/>
+      <w:lvlText w:val="%5."/>
+      <w:lvlJc w:val="left"/>
+      <w:pPr>
+        <w:tabs>
+          <w:tab w:pos="2880" w:val="num"/>
+        </w:tabs>
+        <w:ind w:hanging="480" w:left="3360"/>
+      </w:pPr>
+    </w:lvl>
+    <w:lvl w:ilvl="5">
+      <w:start w:val="1"/>
+      <w:numFmt w:val="decimal"/>
+      <w:lvlText w:val="%6."/>
+      <w:lvlJc w:val="left"/>
+      <w:pPr>
+        <w:tabs>
+          <w:tab w:pos="3600" w:val="num"/>
+        </w:tabs>
+        <w:ind w:hanging="480" w:left="4080"/>
+      </w:pPr>
+    </w:lvl>
+    <w:lvl w:ilvl="6">
+      <w:start w:val="1"/>
+      <w:numFmt w:val="decimal"/>
+      <w:lvlText w:val="%7."/>
+      <w:lvlJc w:val="left"/>
+      <w:pPr>
+        <w:tabs>
+          <w:tab w:pos="4320" w:val="num"/>
+        </w:tabs>
+        <w:ind w:hanging="480" w:left="4800"/>
+      </w:pPr>
+    </w:lvl>
+    <w:lvl w:ilvl="7">
+      <w:start w:val="1"/>
+      <w:numFmt w:val="decimal"/>
+      <w:lvlText w:val="%8."/>
+      <w:lvlJc w:val="left"/>
+      <w:pPr>
+        <w:tabs>
+          <w:tab w:pos="5040" w:val="num"/>
+        </w:tabs>
+        <w:ind w:hanging="480" w:left="5520"/>
+      </w:pPr>
+    </w:lvl>
+    <w:lvl w:ilvl="8">
+      <w:start w:val="1"/>
+      <w:numFmt w:val="decimal"/>
+      <w:lvlText w:val="%9."/>
+      <w:lvlJc w:val="left"/>
+      <w:pPr>
+        <w:tabs>
+          <w:tab w:pos="5760" w:val="num"/>
+        </w:tabs>
+        <w:ind w:hanging="480" w:left="6240"/>
+      </w:pPr>
+    </w:lvl>
+  </w:abstractNum>
   <w:abstractNum w:abstractNumId="990">
     <w:nsid w:val="0000A990"/>
     <w:multiLevelType w:val="multilevel"/>
@@ -4550,6 +5179,114 @@
       </w:rPr>
     </w:lvl>
   </w:abstractNum>
+  <w:num w16cid:durableId="666442937" w:numId="1">
+    <w:abstractNumId w:val="1"/>
+  </w:num>
+  <w:num w16cid:durableId="611596762" w:numId="2">
+    <w:abstractNumId w:val="0"/>
+  </w:num>
+  <w:num w16cid:durableId="388962429" w:numId="3">
+    <w:abstractNumId w:val="0"/>
+  </w:num>
+  <w:num w16cid:durableId="1208103481" w:numId="4">
+    <w:abstractNumId w:val="0"/>
+  </w:num>
+  <w:num w16cid:durableId="2058387244" w:numId="5">
+    <w:abstractNumId w:val="0"/>
+  </w:num>
+  <w:num w16cid:durableId="571309507" w:numId="6">
+    <w:abstractNumId w:val="0"/>
+  </w:num>
+  <w:num w16cid:durableId="564293530" w:numId="7">
+    <w:abstractNumId w:val="0"/>
+  </w:num>
+  <w:num w16cid:durableId="1537962493" w:numId="8">
+    <w:abstractNumId w:val="0"/>
+  </w:num>
+  <w:num w16cid:durableId="1458573164" w:numId="9">
+    <w:abstractNumId w:val="0"/>
+  </w:num>
+  <w:num w16cid:durableId="2042437547" w:numId="10">
+    <w:abstractNumId w:val="0"/>
+  </w:num>
+  <w:num w16cid:durableId="2042438987" w:numId="11">
+    <w:abstractNumId w:val="0"/>
+  </w:num>
+  <w:num w16cid:durableId="477458780" w:numId="12">
+    <w:abstractNumId w:val="0"/>
+  </w:num>
+  <w:num w16cid:durableId="698898323" w:numId="13">
+    <w:abstractNumId w:val="0"/>
+  </w:num>
+  <w:num w16cid:durableId="424956732" w:numId="14">
+    <w:abstractNumId w:val="0"/>
+  </w:num>
+  <w:num w16cid:durableId="69932026" w:numId="15">
+    <w:abstractNumId w:val="0"/>
+  </w:num>
+  <w:num w16cid:durableId="1401829951" w:numId="16">
+    <w:abstractNumId w:val="3"/>
+    <w:lvlOverride w:ilvl="0">
+      <w:startOverride w:val="1"/>
+    </w:lvlOverride>
+    <w:lvlOverride w:ilvl="1">
+      <w:startOverride w:val="1"/>
+    </w:lvlOverride>
+    <w:lvlOverride w:ilvl="2">
+      <w:startOverride w:val="1"/>
+    </w:lvlOverride>
+    <w:lvlOverride w:ilvl="3">
+      <w:startOverride w:val="1"/>
+    </w:lvlOverride>
+    <w:lvlOverride w:ilvl="4">
+      <w:startOverride w:val="1"/>
+    </w:lvlOverride>
+    <w:lvlOverride w:ilvl="5">
+      <w:startOverride w:val="1"/>
+    </w:lvlOverride>
+    <w:lvlOverride w:ilvl="6">
+      <w:startOverride w:val="1"/>
+    </w:lvlOverride>
+    <w:lvlOverride w:ilvl="7">
+      <w:startOverride w:val="1"/>
+    </w:lvlOverride>
+    <w:lvlOverride w:ilvl="8">
+      <w:startOverride w:val="1"/>
+    </w:lvlOverride>
+  </w:num>
+  <w:num w16cid:durableId="1720593767" w:numId="17">
+    <w:abstractNumId w:val="0"/>
+  </w:num>
+  <w:num w16cid:durableId="293027331" w:numId="18">
+    <w:abstractNumId w:val="2"/>
+    <w:lvlOverride w:ilvl="0">
+      <w:startOverride w:val="7"/>
+    </w:lvlOverride>
+    <w:lvlOverride w:ilvl="1">
+      <w:startOverride w:val="7"/>
+    </w:lvlOverride>
+    <w:lvlOverride w:ilvl="2">
+      <w:startOverride w:val="7"/>
+    </w:lvlOverride>
+    <w:lvlOverride w:ilvl="3">
+      <w:startOverride w:val="7"/>
+    </w:lvlOverride>
+    <w:lvlOverride w:ilvl="4">
+      <w:startOverride w:val="7"/>
+    </w:lvlOverride>
+    <w:lvlOverride w:ilvl="5">
+      <w:startOverride w:val="7"/>
+    </w:lvlOverride>
+    <w:lvlOverride w:ilvl="6">
+      <w:startOverride w:val="7"/>
+    </w:lvlOverride>
+    <w:lvlOverride w:ilvl="7">
+      <w:startOverride w:val="7"/>
+    </w:lvlOverride>
+    <w:lvlOverride w:ilvl="8">
+      <w:startOverride w:val="7"/>
+    </w:lvlOverride>
+  </w:num>
   <w:num w:numId="1000">
     <w:abstractNumId w:val="990"/>
   </w:num>
@@ -4614,14 +5351,15 @@
 </file>
 
 <file path=word/styles.xml><?xml version="1.0" encoding="utf-8"?>
-<w:styles xmlns:r="http://schemas.openxmlformats.org/officeDocument/2006/relationships" xmlns:w="http://schemas.openxmlformats.org/wordprocessingml/2006/main">
+<w:styles xmlns:mc="http://schemas.openxmlformats.org/markup-compatibility/2006" xmlns:r="http://schemas.openxmlformats.org/officeDocument/2006/relationships" xmlns:w="http://schemas.openxmlformats.org/wordprocessingml/2006/main" xmlns:w14="http://schemas.microsoft.com/office/word/2010/wordml" xmlns:w15="http://schemas.microsoft.com/office/word/2012/wordml" xmlns:w16="http://schemas.microsoft.com/office/word/2018/wordml" xmlns:w16cex="http://schemas.microsoft.com/office/word/2018/wordml/cex" xmlns:w16cid="http://schemas.microsoft.com/office/word/2016/wordml/cid" xmlns:w16du="http://schemas.microsoft.com/office/word/2023/wordml/word16du" xmlns:w16sdtdh="http://schemas.microsoft.com/office/word/2020/wordml/sdtdatahash" xmlns:w16sdtfl="http://schemas.microsoft.com/office/word/2024/wordml/sdtformatlock" xmlns:w16se="http://schemas.microsoft.com/office/word/2015/wordml/symex" mc:Ignorable="w14 w15 w16se w16cid w16 w16cex w16sdtdh w16sdtfl w16du">
   <w:docDefaults>
     <w:rPrDefault>
       <w:rPr>
-        <w:rFonts w:asciiTheme="minorHAnsi" w:cstheme="minorBidi" w:eastAsiaTheme="minorEastAsia" w:hAnsiTheme="minorHAnsi"/>
-        <w:sz w:val="24"/>
-        <w:szCs w:val="24"/>
-        <w:lang w:bidi="ar-SA" w:eastAsia="zh-CN" w:val="en-US"/>
+        <w:rFonts w:asciiTheme="minorHAnsi" w:cstheme="minorBidi" w:eastAsiaTheme="minorHAnsi" w:hAnsiTheme="minorHAnsi"/>
+        <w:color w:val="1A1A1A"/>
+        <w:sz w:val="22"/>
+        <w:szCs w:val="22"/>
+        <w:lang w:bidi="ar-SA" w:eastAsia="en-US" w:val="en-US"/>
       </w:rPr>
     </w:rPrDefault>
     <w:pPrDefault>
@@ -4630,15 +5368,475 @@
       </w:pPr>
     </w:pPrDefault>
   </w:docDefaults>
-  <w:latentStyles w:count="276" w:defLockedState="0" w:defQFormat="0" w:defSemiHidden="0" w:defUIPriority="0" w:defUnhideWhenUsed="0"/>
+  <w:latentStyles w:count="376" w:defLockedState="0" w:defQFormat="0" w:defSemiHidden="0" w:defUIPriority="0" w:defUnhideWhenUsed="0">
+    <w:lsdException w:name="toc 1" w:uiPriority="39"/>
+    <w:lsdException w:name="toc 2" w:uiPriority="39"/>
+    <w:lsdException w:name="Hyperlink" w:uiPriority="99"/>
+    <w:lsdException w:name="Normal Table" w:semiHidden="1" w:unhideWhenUsed="1"/>
+    <w:lsdException w:name="Table Simple 1" w:semiHidden="1" w:unhideWhenUsed="1"/>
+    <w:lsdException w:name="Table Simple 2" w:semiHidden="1" w:unhideWhenUsed="1"/>
+    <w:lsdException w:name="Table Simple 3" w:semiHidden="1" w:unhideWhenUsed="1"/>
+    <w:lsdException w:name="Table Classic 1" w:semiHidden="1" w:unhideWhenUsed="1"/>
+    <w:lsdException w:name="Table Classic 2" w:semiHidden="1" w:unhideWhenUsed="1"/>
+    <w:lsdException w:name="Table Classic 3" w:semiHidden="1" w:unhideWhenUsed="1"/>
+    <w:lsdException w:name="Table Classic 4" w:semiHidden="1" w:unhideWhenUsed="1"/>
+    <w:lsdException w:name="Table Colorful 1" w:semiHidden="1" w:unhideWhenUsed="1"/>
+    <w:lsdException w:name="Table Colorful 2" w:semiHidden="1" w:unhideWhenUsed="1"/>
+    <w:lsdException w:name="Table Colorful 3" w:semiHidden="1" w:unhideWhenUsed="1"/>
+    <w:lsdException w:name="Table Columns 1" w:semiHidden="1" w:unhideWhenUsed="1"/>
+    <w:lsdException w:name="Table Columns 2" w:semiHidden="1" w:unhideWhenUsed="1"/>
+    <w:lsdException w:name="Table Columns 3" w:semiHidden="1" w:unhideWhenUsed="1"/>
+    <w:lsdException w:name="Table Columns 4" w:semiHidden="1" w:unhideWhenUsed="1"/>
+    <w:lsdException w:name="Table Columns 5" w:semiHidden="1" w:unhideWhenUsed="1"/>
+    <w:lsdException w:name="Table Grid 1" w:semiHidden="1" w:unhideWhenUsed="1"/>
+    <w:lsdException w:name="Table Grid 2" w:semiHidden="1" w:unhideWhenUsed="1"/>
+    <w:lsdException w:name="Table Grid 3" w:semiHidden="1" w:unhideWhenUsed="1"/>
+    <w:lsdException w:name="Table Grid 4" w:semiHidden="1" w:unhideWhenUsed="1"/>
+    <w:lsdException w:name="Table Grid 5" w:semiHidden="1" w:unhideWhenUsed="1"/>
+    <w:lsdException w:name="Table Grid 6" w:semiHidden="1" w:unhideWhenUsed="1"/>
+    <w:lsdException w:name="Table Grid 7" w:semiHidden="1" w:unhideWhenUsed="1"/>
+    <w:lsdException w:name="Table Grid 8" w:semiHidden="1" w:unhideWhenUsed="1"/>
+    <w:lsdException w:name="Table List 1" w:semiHidden="1" w:unhideWhenUsed="1"/>
+    <w:lsdException w:name="Table List 2" w:semiHidden="1" w:unhideWhenUsed="1"/>
+    <w:lsdException w:name="Table List 3" w:semiHidden="1" w:unhideWhenUsed="1"/>
+    <w:lsdException w:name="Table List 4" w:semiHidden="1" w:unhideWhenUsed="1"/>
+    <w:lsdException w:name="Table List 5" w:semiHidden="1" w:unhideWhenUsed="1"/>
+    <w:lsdException w:name="Table List 6" w:semiHidden="1" w:unhideWhenUsed="1"/>
+    <w:lsdException w:name="Table List 7" w:semiHidden="1" w:unhideWhenUsed="1"/>
+    <w:lsdException w:name="Table List 8" w:semiHidden="1" w:unhideWhenUsed="1"/>
+    <w:lsdException w:name="Table 3D effects 1" w:semiHidden="1" w:unhideWhenUsed="1"/>
+    <w:lsdException w:name="Table 3D effects 2" w:semiHidden="1" w:unhideWhenUsed="1"/>
+    <w:lsdException w:name="Table 3D effects 3" w:semiHidden="1" w:unhideWhenUsed="1"/>
+    <w:lsdException w:name="Table Contemporary" w:semiHidden="1" w:unhideWhenUsed="1"/>
+    <w:lsdException w:name="Table Elegant" w:semiHidden="1" w:unhideWhenUsed="1"/>
+    <w:lsdException w:name="Table Professional" w:semiHidden="1" w:unhideWhenUsed="1"/>
+    <w:lsdException w:name="Table Subtle 1" w:semiHidden="1" w:unhideWhenUsed="1"/>
+    <w:lsdException w:name="Table Subtle 2" w:semiHidden="1" w:unhideWhenUsed="1"/>
+    <w:lsdException w:name="Table Web 1" w:semiHidden="1" w:unhideWhenUsed="1"/>
+    <w:lsdException w:name="Table Web 2" w:semiHidden="1" w:unhideWhenUsed="1"/>
+    <w:lsdException w:name="Table Web 3" w:semiHidden="1" w:unhideWhenUsed="1"/>
+    <w:lsdException w:name="Table Theme" w:semiHidden="1" w:unhideWhenUsed="1"/>
+    <w:lsdException w:name="Light Shading"/>
+    <w:lsdException w:name="Light List"/>
+    <w:lsdException w:name="Light Grid"/>
+    <w:lsdException w:name="Medium Shading 1"/>
+    <w:lsdException w:name="Medium Shading 2"/>
+    <w:lsdException w:name="Medium List 1"/>
+    <w:lsdException w:name="Medium List 2"/>
+    <w:lsdException w:name="Medium Grid 1"/>
+    <w:lsdException w:name="Medium Grid 2"/>
+    <w:lsdException w:name="Medium Grid 3"/>
+    <w:lsdException w:name="Dark List"/>
+    <w:lsdException w:name="Colorful Shading"/>
+    <w:lsdException w:name="Colorful List"/>
+    <w:lsdException w:name="Colorful Grid"/>
+    <w:lsdException w:name="Light Shading Accent 1"/>
+    <w:lsdException w:name="Light List Accent 1"/>
+    <w:lsdException w:name="Light Grid Accent 1"/>
+    <w:lsdException w:name="Medium Shading 1 Accent 1"/>
+    <w:lsdException w:name="Medium Shading 2 Accent 1"/>
+    <w:lsdException w:name="Medium List 1 Accent 1"/>
+    <w:lsdException w:name="Medium List 2 Accent 1"/>
+    <w:lsdException w:name="Medium Grid 1 Accent 1"/>
+    <w:lsdException w:name="Medium Grid 2 Accent 1"/>
+    <w:lsdException w:name="Medium Grid 3 Accent 1"/>
+    <w:lsdException w:name="Dark List Accent 1"/>
+    <w:lsdException w:name="Colorful Shading Accent 1"/>
+    <w:lsdException w:name="Colorful List Accent 1"/>
+    <w:lsdException w:name="Colorful Grid Accent 1"/>
+    <w:lsdException w:name="Light Shading Accent 2"/>
+    <w:lsdException w:name="Light List Accent 2"/>
+    <w:lsdException w:name="Light Grid Accent 2"/>
+    <w:lsdException w:name="Medium Shading 1 Accent 2"/>
+    <w:lsdException w:name="Medium Shading 2 Accent 2"/>
+    <w:lsdException w:name="Medium List 1 Accent 2"/>
+    <w:lsdException w:name="Medium List 2 Accent 2"/>
+    <w:lsdException w:name="Medium Grid 1 Accent 2"/>
+    <w:lsdException w:name="Medium Grid 2 Accent 2"/>
+    <w:lsdException w:name="Medium Grid 3 Accent 2"/>
+    <w:lsdException w:name="Dark List Accent 2"/>
+    <w:lsdException w:name="Colorful Shading Accent 2"/>
+    <w:lsdException w:name="Colorful List Accent 2"/>
+    <w:lsdException w:name="Colorful Grid Accent 2"/>
+    <w:lsdException w:name="Light Shading Accent 3"/>
+    <w:lsdException w:name="Light List Accent 3"/>
+    <w:lsdException w:name="Light Grid Accent 3"/>
+    <w:lsdException w:name="Medium Shading 1 Accent 3"/>
+    <w:lsdException w:name="Medium Shading 2 Accent 3"/>
+    <w:lsdException w:name="Medium List 1 Accent 3"/>
+    <w:lsdException w:name="Medium List 2 Accent 3"/>
+    <w:lsdException w:name="Medium Grid 1 Accent 3"/>
+    <w:lsdException w:name="Medium Grid 2 Accent 3"/>
+    <w:lsdException w:name="Medium Grid 3 Accent 3"/>
+    <w:lsdException w:name="Dark List Accent 3"/>
+    <w:lsdException w:name="Colorful Shading Accent 3"/>
+    <w:lsdException w:name="Colorful List Accent 3"/>
+    <w:lsdException w:name="Colorful Grid Accent 3"/>
+    <w:lsdException w:name="Light Shading Accent 4"/>
+    <w:lsdException w:name="Light List Accent 4"/>
+    <w:lsdException w:name="Light Grid Accent 4"/>
+    <w:lsdException w:name="Medium Shading 1 Accent 4"/>
+    <w:lsdException w:name="Medium Shading 2 Accent 4"/>
+    <w:lsdException w:name="Medium List 1 Accent 4"/>
+    <w:lsdException w:name="Medium List 2 Accent 4"/>
+    <w:lsdException w:name="Medium Grid 1 Accent 4"/>
+    <w:lsdException w:name="Medium Grid 2 Accent 4"/>
+    <w:lsdException w:name="Medium Grid 3 Accent 4"/>
+    <w:lsdException w:name="Dark List Accent 4"/>
+    <w:lsdException w:name="Colorful Shading Accent 4"/>
+    <w:lsdException w:name="Colorful List Accent 4"/>
+    <w:lsdException w:name="Colorful Grid Accent 4"/>
+    <w:lsdException w:name="Light Shading Accent 5"/>
+    <w:lsdException w:name="Light List Accent 5"/>
+    <w:lsdException w:name="Light Grid Accent 5"/>
+    <w:lsdException w:name="Medium Shading 1 Accent 5"/>
+    <w:lsdException w:name="Medium Shading 2 Accent 5"/>
+    <w:lsdException w:name="Medium List 1 Accent 5"/>
+    <w:lsdException w:name="Medium List 2 Accent 5"/>
+    <w:lsdException w:name="Medium Grid 1 Accent 5"/>
+    <w:lsdException w:name="Medium Grid 2 Accent 5"/>
+    <w:lsdException w:name="Medium Grid 3 Accent 5"/>
+    <w:lsdException w:name="Dark List Accent 5"/>
+    <w:lsdException w:name="Colorful Shading Accent 5"/>
+    <w:lsdException w:name="Colorful List Accent 5"/>
+    <w:lsdException w:name="Colorful Grid Accent 5"/>
+    <w:lsdException w:name="Light Shading Accent 6"/>
+    <w:lsdException w:name="Light List Accent 6"/>
+    <w:lsdException w:name="Light Grid Accent 6"/>
+    <w:lsdException w:name="Medium Shading 1 Accent 6"/>
+    <w:lsdException w:name="Medium Shading 2 Accent 6"/>
+    <w:lsdException w:name="Medium List 1 Accent 6"/>
+    <w:lsdException w:name="Medium List 2 Accent 6"/>
+    <w:lsdException w:name="Medium Grid 1 Accent 6"/>
+    <w:lsdException w:name="Medium Grid 2 Accent 6"/>
+    <w:lsdException w:name="Medium Grid 3 Accent 6"/>
+    <w:lsdException w:name="Dark List Accent 6"/>
+    <w:lsdException w:name="Colorful Shading Accent 6"/>
+    <w:lsdException w:name="Colorful List Accent 6"/>
+    <w:lsdException w:name="Colorful Grid Accent 6"/>
+    <w:lsdException w:name="Grid Table 4" w:uiPriority="49"/>
+    <w:lsdException w:name="Grid Table 5 Dark" w:uiPriority="50"/>
+    <w:lsdException w:name="Grid Table 6 Colorful" w:uiPriority="51"/>
+    <w:lsdException w:name="Grid Table 7 Colorful" w:uiPriority="52"/>
+    <w:lsdException w:name="Grid Table 1 Light Accent 1" w:uiPriority="46"/>
+    <w:lsdException w:name="Grid Table 2 Accent 1" w:uiPriority="47"/>
+    <w:lsdException w:name="Grid Table 3 Accent 1" w:uiPriority="48"/>
+    <w:lsdException w:name="Grid Table 4 Accent 1" w:uiPriority="49"/>
+    <w:lsdException w:name="Grid Table 5 Dark Accent 1" w:uiPriority="50"/>
+    <w:lsdException w:name="Grid Table 6 Colorful Accent 1" w:uiPriority="51"/>
+    <w:lsdException w:name="Grid Table 7 Colorful Accent 1" w:uiPriority="52"/>
+    <w:lsdException w:name="Grid Table 1 Light Accent 2" w:uiPriority="46"/>
+    <w:lsdException w:name="Grid Table 2 Accent 2" w:uiPriority="47"/>
+    <w:lsdException w:name="Grid Table 3 Accent 2" w:uiPriority="48"/>
+    <w:lsdException w:name="Grid Table 4 Accent 2" w:uiPriority="49"/>
+    <w:lsdException w:name="Grid Table 5 Dark Accent 2" w:uiPriority="50"/>
+    <w:lsdException w:name="Grid Table 6 Colorful Accent 2" w:uiPriority="51"/>
+    <w:lsdException w:name="Grid Table 7 Colorful Accent 2" w:uiPriority="52"/>
+    <w:lsdException w:name="Grid Table 1 Light Accent 3" w:uiPriority="46"/>
+    <w:lsdException w:name="Grid Table 2 Accent 3" w:uiPriority="47"/>
+    <w:lsdException w:name="Grid Table 3 Accent 3" w:uiPriority="48"/>
+    <w:lsdException w:name="Grid Table 4 Accent 3" w:uiPriority="49"/>
+    <w:lsdException w:name="Grid Table 5 Dark Accent 3" w:uiPriority="50"/>
+    <w:lsdException w:name="Grid Table 6 Colorful Accent 3" w:uiPriority="51"/>
+    <w:lsdException w:name="Grid Table 7 Colorful Accent 3" w:uiPriority="52"/>
+    <w:lsdException w:name="Grid Table 1 Light Accent 4" w:uiPriority="46"/>
+    <w:lsdException w:name="Grid Table 2 Accent 4" w:uiPriority="47"/>
+    <w:lsdException w:name="Grid Table 3 Accent 4" w:uiPriority="48"/>
+    <w:lsdException w:name="Grid Table 4 Accent 4" w:uiPriority="49"/>
+    <w:lsdException w:name="Grid Table 5 Dark Accent 4" w:uiPriority="50"/>
+    <w:lsdException w:name="Grid Table 6 Colorful Accent 4" w:uiPriority="51"/>
+    <w:lsdException w:name="Grid Table 7 Colorful Accent 4" w:uiPriority="52"/>
+    <w:lsdException w:name="Grid Table 1 Light Accent 5" w:uiPriority="46"/>
+    <w:lsdException w:name="Grid Table 2 Accent 5" w:uiPriority="47"/>
+    <w:lsdException w:name="Grid Table 3 Accent 5" w:uiPriority="48"/>
+    <w:lsdException w:name="Grid Table 4 Accent 5" w:uiPriority="49"/>
+    <w:lsdException w:name="Grid Table 5 Dark Accent 5" w:uiPriority="50"/>
+    <w:lsdException w:name="Grid Table 6 Colorful Accent 5" w:uiPriority="51"/>
+    <w:lsdException w:name="Grid Table 7 Colorful Accent 5" w:uiPriority="52"/>
+    <w:lsdException w:name="Grid Table 1 Light Accent 6" w:uiPriority="46"/>
+    <w:lsdException w:name="Grid Table 2 Accent 6" w:uiPriority="47"/>
+    <w:lsdException w:name="Grid Table 3 Accent 6" w:uiPriority="48"/>
+    <w:lsdException w:name="Grid Table 4 Accent 6" w:uiPriority="49"/>
+    <w:lsdException w:name="Grid Table 5 Dark Accent 6" w:uiPriority="50"/>
+    <w:lsdException w:name="Grid Table 6 Colorful Accent 6" w:uiPriority="51"/>
+    <w:lsdException w:name="Grid Table 7 Colorful Accent 6" w:uiPriority="52"/>
+    <w:lsdException w:name="List Table 1 Light" w:uiPriority="46"/>
+    <w:lsdException w:name="List Table 2" w:uiPriority="47"/>
+    <w:lsdException w:name="List Table 3" w:uiPriority="48"/>
+    <w:lsdException w:name="List Table 4" w:uiPriority="49"/>
+    <w:lsdException w:name="List Table 5 Dark" w:uiPriority="50"/>
+    <w:lsdException w:name="List Table 6 Colorful" w:uiPriority="51"/>
+    <w:lsdException w:name="List Table 7 Colorful" w:uiPriority="52"/>
+    <w:lsdException w:name="List Table 1 Light Accent 1" w:uiPriority="46"/>
+    <w:lsdException w:name="List Table 2 Accent 1" w:uiPriority="47"/>
+    <w:lsdException w:name="List Table 3 Accent 1" w:uiPriority="48"/>
+    <w:lsdException w:name="List Table 4 Accent 1" w:uiPriority="49"/>
+    <w:lsdException w:name="List Table 5 Dark Accent 1" w:uiPriority="50"/>
+    <w:lsdException w:name="List Table 6 Colorful Accent 1" w:uiPriority="51"/>
+    <w:lsdException w:name="List Table 7 Colorful Accent 1" w:uiPriority="52"/>
+    <w:lsdException w:name="List Table 1 Light Accent 2" w:uiPriority="46"/>
+    <w:lsdException w:name="List Table 2 Accent 2" w:uiPriority="47"/>
+    <w:lsdException w:name="List Table 3 Accent 2" w:uiPriority="48"/>
+    <w:lsdException w:name="List Table 4 Accent 2" w:uiPriority="49"/>
+    <w:lsdException w:name="List Table 5 Dark Accent 2" w:uiPriority="50"/>
+    <w:lsdException w:name="List Table 6 Colorful Accent 2" w:uiPriority="51"/>
+    <w:lsdException w:name="List Table 7 Colorful Accent 2" w:uiPriority="52"/>
+    <w:lsdException w:name="List Table 1 Light Accent 3" w:uiPriority="46"/>
+    <w:lsdException w:name="List Table 2 Accent 3" w:uiPriority="47"/>
+    <w:lsdException w:name="List Table 3 Accent 3" w:uiPriority="48"/>
+    <w:lsdException w:name="List Table 4 Accent 3" w:uiPriority="49"/>
+    <w:lsdException w:name="List Table 5 Dark Accent 3" w:uiPriority="50"/>
+    <w:lsdException w:name="List Table 6 Colorful Accent 3" w:uiPriority="51"/>
+    <w:lsdException w:name="List Table 7 Colorful Accent 3" w:uiPriority="52"/>
+    <w:lsdException w:name="List Table 1 Light Accent 4" w:uiPriority="46"/>
+    <w:lsdException w:name="List Table 2 Accent 4" w:uiPriority="47"/>
+    <w:lsdException w:name="List Table 3 Accent 4" w:uiPriority="48"/>
+    <w:lsdException w:name="List Table 4 Accent 4" w:uiPriority="49"/>
+    <w:lsdException w:name="List Table 5 Dark Accent 4" w:uiPriority="50"/>
+    <w:lsdException w:name="List Table 6 Colorful Accent 4" w:uiPriority="51"/>
+    <w:lsdException w:name="List Table 7 Colorful Accent 4" w:uiPriority="52"/>
+    <w:lsdException w:name="List Table 1 Light Accent 5" w:uiPriority="46"/>
+    <w:lsdException w:name="List Table 2 Accent 5" w:uiPriority="47"/>
+    <w:lsdException w:name="List Table 3 Accent 5" w:uiPriority="48"/>
+    <w:lsdException w:name="List Table 4 Accent 5" w:uiPriority="49"/>
+    <w:lsdException w:name="List Table 5 Dark Accent 5" w:uiPriority="50"/>
+    <w:lsdException w:name="List Table 6 Colorful Accent 5" w:uiPriority="51"/>
+    <w:lsdException w:name="List Table 7 Colorful Accent 5" w:uiPriority="52"/>
+    <w:lsdException w:name="List Table 1 Light Accent 6" w:uiPriority="46"/>
+    <w:lsdException w:name="List Table 2 Accent 6" w:uiPriority="47"/>
+    <w:lsdException w:name="List Table 3 Accent 6" w:uiPriority="48"/>
+    <w:lsdException w:name="List Table 4 Accent 6" w:uiPriority="49"/>
+    <w:lsdException w:name="List Table 5 Dark Accent 6" w:uiPriority="50"/>
+    <w:lsdException w:name="List Table 6 Colorful Accent 6" w:uiPriority="51"/>
+    <w:lsdException w:name="List Table 7 Colorful Accent 6" w:uiPriority="52"/>
+    <w:lsdException w:name="Mention" w:semiHidden="1" w:uiPriority="99" w:unhideWhenUsed="1"/>
+    <w:lsdException w:name="Smart Hyperlink" w:semiHidden="1" w:uiPriority="99" w:unhideWhenUsed="1"/>
+    <w:lsdException w:name="Hashtag" w:semiHidden="1" w:uiPriority="99" w:unhideWhenUsed="1"/>
+    <w:lsdException w:name="Unresolved Mention" w:semiHidden="1" w:uiPriority="99" w:unhideWhenUsed="1"/>
+    <w:lsdException w:name="Smart Link" w:semiHidden="1" w:uiPriority="99" w:unhideWhenUsed="1"/>
+  </w:latentStyles>
   <w:style w:default="1" w:styleId="Normal" w:type="paragraph">
     <w:name w:val="Normal"/>
     <w:qFormat/>
   </w:style>
+  <w:style w:styleId="Heading1" w:type="paragraph">
+    <w:name w:val="heading 1"/>
+    <w:basedOn w:val="Normal"/>
+    <w:next w:val="BodyText"/>
+    <w:uiPriority w:val="9"/>
+    <w:qFormat/>
+    <w:pPr>
+      <w:keepNext/>
+      <w:keepLines/>
+      <w:spacing w:after="0" w:before="480"/>
+      <w:outlineLvl w:val="0"/>
+    </w:pPr>
+    <w:rPr>
+      <w:rFonts w:asciiTheme="majorHAnsi" w:cstheme="majorBidi" w:eastAsiaTheme="majorEastAsia" w:hAnsiTheme="majorHAnsi"/>
+      <w:b/>
+      <w:bCs/>
+      <w:color w:val="E64C38"/>
+      <w:sz w:val="32"/>
+      <w:szCs w:val="32"/>
+    </w:rPr>
+  </w:style>
+  <w:style w:styleId="Heading2" w:type="paragraph">
+    <w:name w:val="heading 2"/>
+    <w:basedOn w:val="Normal"/>
+    <w:next w:val="BodyText"/>
+    <w:uiPriority w:val="9"/>
+    <w:unhideWhenUsed/>
+    <w:qFormat/>
+    <w:pPr>
+      <w:keepNext/>
+      <w:keepLines/>
+      <w:spacing w:after="0" w:before="200"/>
+      <w:outlineLvl w:val="1"/>
+    </w:pPr>
+    <w:rPr>
+      <w:rFonts w:asciiTheme="majorHAnsi" w:cstheme="majorBidi" w:eastAsiaTheme="majorEastAsia" w:hAnsiTheme="majorHAnsi"/>
+      <w:b/>
+      <w:bCs/>
+      <w:color w:val="E64C38"/>
+      <w:sz w:val="28"/>
+      <w:szCs w:val="28"/>
+    </w:rPr>
+  </w:style>
+  <w:style w:styleId="Heading3" w:type="paragraph">
+    <w:name w:val="heading 3"/>
+    <w:basedOn w:val="Normal"/>
+    <w:next w:val="BodyText"/>
+    <w:uiPriority w:val="9"/>
+    <w:unhideWhenUsed/>
+    <w:qFormat/>
+    <w:pPr>
+      <w:keepNext/>
+      <w:keepLines/>
+      <w:spacing w:after="0" w:before="200"/>
+      <w:outlineLvl w:val="2"/>
+    </w:pPr>
+    <w:rPr>
+      <w:rFonts w:asciiTheme="majorHAnsi" w:cstheme="majorBidi" w:eastAsiaTheme="majorEastAsia" w:hAnsiTheme="majorHAnsi"/>
+      <w:b/>
+      <w:bCs/>
+      <w:color w:val="E64C38"/>
+      <w:sz w:val="24"/>
+      <w:szCs w:val="24"/>
+    </w:rPr>
+  </w:style>
+  <w:style w:styleId="Heading4" w:type="paragraph">
+    <w:name w:val="heading 4"/>
+    <w:basedOn w:val="Normal"/>
+    <w:next w:val="BodyText"/>
+    <w:uiPriority w:val="9"/>
+    <w:unhideWhenUsed/>
+    <w:qFormat/>
+    <w:pPr>
+      <w:keepNext/>
+      <w:keepLines/>
+      <w:spacing w:after="0" w:before="200"/>
+      <w:outlineLvl w:val="3"/>
+    </w:pPr>
+    <w:rPr>
+      <w:rFonts w:asciiTheme="majorHAnsi" w:cstheme="majorBidi" w:eastAsiaTheme="majorEastAsia" w:hAnsiTheme="majorHAnsi"/>
+      <w:bCs/>
+      <w:i/>
+      <w:color w:val="E64C38"/>
+      <w:sz w:val="24"/>
+      <w:szCs w:val="24"/>
+    </w:rPr>
+  </w:style>
+  <w:style w:styleId="Heading5" w:type="paragraph">
+    <w:name w:val="heading 5"/>
+    <w:basedOn w:val="Normal"/>
+    <w:next w:val="BodyText"/>
+    <w:uiPriority w:val="9"/>
+    <w:unhideWhenUsed/>
+    <w:qFormat/>
+    <w:pPr>
+      <w:keepNext/>
+      <w:keepLines/>
+      <w:spacing w:after="0" w:before="200"/>
+      <w:outlineLvl w:val="4"/>
+    </w:pPr>
+    <w:rPr>
+      <w:rFonts w:asciiTheme="majorHAnsi" w:cstheme="majorBidi" w:eastAsiaTheme="majorEastAsia" w:hAnsiTheme="majorHAnsi"/>
+      <w:iCs/>
+      <w:color w:val="E64C38"/>
+      <w:sz w:val="24"/>
+      <w:szCs w:val="24"/>
+    </w:rPr>
+  </w:style>
+  <w:style w:styleId="Heading6" w:type="paragraph">
+    <w:name w:val="heading 6"/>
+    <w:basedOn w:val="Normal"/>
+    <w:next w:val="BodyText"/>
+    <w:uiPriority w:val="9"/>
+    <w:unhideWhenUsed/>
+    <w:qFormat/>
+    <w:pPr>
+      <w:keepNext/>
+      <w:keepLines/>
+      <w:spacing w:after="0" w:before="200"/>
+      <w:outlineLvl w:val="5"/>
+    </w:pPr>
+    <w:rPr>
+      <w:rFonts w:asciiTheme="majorHAnsi" w:cstheme="majorBidi" w:eastAsiaTheme="majorEastAsia" w:hAnsiTheme="majorHAnsi"/>
+      <w:color w:val="E64C38"/>
+      <w:sz w:val="24"/>
+      <w:szCs w:val="24"/>
+    </w:rPr>
+  </w:style>
+  <w:style w:styleId="Heading7" w:type="paragraph">
+    <w:name w:val="heading 7"/>
+    <w:basedOn w:val="Normal"/>
+    <w:next w:val="BodyText"/>
+    <w:uiPriority w:val="9"/>
+    <w:unhideWhenUsed/>
+    <w:qFormat/>
+    <w:pPr>
+      <w:keepNext/>
+      <w:keepLines/>
+      <w:spacing w:after="0" w:before="200"/>
+      <w:outlineLvl w:val="6"/>
+    </w:pPr>
+    <w:rPr>
+      <w:rFonts w:asciiTheme="majorHAnsi" w:cstheme="majorBidi" w:eastAsiaTheme="majorEastAsia" w:hAnsiTheme="majorHAnsi"/>
+      <w:color w:val="E64C38"/>
+      <w:sz w:val="24"/>
+      <w:szCs w:val="24"/>
+    </w:rPr>
+  </w:style>
+  <w:style w:styleId="Heading8" w:type="paragraph">
+    <w:name w:val="heading 8"/>
+    <w:basedOn w:val="Normal"/>
+    <w:next w:val="BodyText"/>
+    <w:uiPriority w:val="9"/>
+    <w:unhideWhenUsed/>
+    <w:qFormat/>
+    <w:pPr>
+      <w:keepNext/>
+      <w:keepLines/>
+      <w:spacing w:after="0" w:before="200"/>
+      <w:outlineLvl w:val="7"/>
+    </w:pPr>
+    <w:rPr>
+      <w:rFonts w:asciiTheme="majorHAnsi" w:cstheme="majorBidi" w:eastAsiaTheme="majorEastAsia" w:hAnsiTheme="majorHAnsi"/>
+      <w:color w:val="E64C38"/>
+      <w:sz w:val="24"/>
+      <w:szCs w:val="24"/>
+    </w:rPr>
+  </w:style>
+  <w:style w:styleId="Heading9" w:type="paragraph">
+    <w:name w:val="heading 9"/>
+    <w:basedOn w:val="Normal"/>
+    <w:next w:val="BodyText"/>
+    <w:uiPriority w:val="9"/>
+    <w:unhideWhenUsed/>
+    <w:qFormat/>
+    <w:pPr>
+      <w:keepNext/>
+      <w:keepLines/>
+      <w:spacing w:after="0" w:before="200"/>
+      <w:outlineLvl w:val="8"/>
+    </w:pPr>
+    <w:rPr>
+      <w:rFonts w:asciiTheme="majorHAnsi" w:cstheme="majorBidi" w:eastAsiaTheme="majorEastAsia" w:hAnsiTheme="majorHAnsi"/>
+      <w:color w:val="E64C38"/>
+      <w:sz w:val="24"/>
+      <w:szCs w:val="24"/>
+    </w:rPr>
+  </w:style>
+  <w:style w:default="1" w:styleId="DefaultParagraphFont" w:type="character">
+    <w:name w:val="Default Paragraph Font"/>
+    <w:uiPriority w:val="1"/>
+    <w:semiHidden/>
+    <w:unhideWhenUsed/>
+  </w:style>
+  <w:style w:default="1" w:styleId="TableNormal" w:type="table">
+    <w:name w:val="Normal Table"/>
+    <w:uiPriority w:val="99"/>
+    <w:semiHidden/>
+    <w:unhideWhenUsed/>
+    <w:tblPr>
+      <w:tblInd w:type="dxa" w:w="0"/>
+      <w:tblCellMar>
+        <w:top w:type="dxa" w:w="0"/>
+        <w:left w:type="dxa" w:w="108"/>
+        <w:bottom w:type="dxa" w:w="0"/>
+        <w:right w:type="dxa" w:w="108"/>
+      </w:tblCellMar>
+    </w:tblPr>
+  </w:style>
+  <w:style w:default="1" w:styleId="NoList" w:type="numbering">
+    <w:name w:val="No List"/>
+    <w:uiPriority w:val="99"/>
+    <w:semiHidden/>
+    <w:unhideWhenUsed/>
+  </w:style>
   <w:style w:styleId="BodyText" w:type="paragraph">
     <w:name w:val="Body Text"/>
     <w:basedOn w:val="Normal"/>
-    <w:link w:val="BodyTextChar"/>
     <w:qFormat/>
     <w:pPr>
       <w:spacing w:after="180" w:before="180"/>
@@ -4662,111 +5860,52 @@
     <w:name w:val="Title"/>
     <w:basedOn w:val="Normal"/>
     <w:next w:val="BodyText"/>
-    <w:link w:val="TitleChar"/>
-    <w:uiPriority w:val="10"/>
     <w:qFormat/>
-    <w:rsid w:val="00A10FD9"/>
     <w:pPr>
-      <w:spacing w:after="80" w:line="240" w:lineRule="auto"/>
-      <w:contextualSpacing/>
+      <w:keepNext/>
+      <w:keepLines/>
+      <w:spacing w:after="240" w:before="480"/>
       <w:jc w:val="center"/>
     </w:pPr>
     <w:rPr>
-      <w:rFonts w:asciiTheme="majorHAnsi" w:cstheme="majorBidi" w:eastAsiaTheme="majorEastAsia" w:hAnsiTheme="majorHAnsi"/>
-      <w:sz w:val="56"/>
-      <w:szCs w:val="56"/>
-    </w:rPr>
-  </w:style>
-  <w:style w:customStyle="1" w:styleId="TitleChar" w:type="character">
-    <w:name w:val="Title Char"/>
-    <w:basedOn w:val="DefaultParagraphFont"/>
-    <w:link w:val="Title"/>
-    <w:uiPriority w:val="10"/>
-    <w:rsid w:val="00A10FD9"/>
-    <w:rPr>
-      <w:rFonts w:asciiTheme="majorHAnsi" w:cstheme="majorBidi" w:eastAsiaTheme="majorEastAsia" w:hAnsiTheme="majorHAnsi"/>
-      <w:sz w:val="56"/>
-      <w:szCs w:val="56"/>
+      <w:b/>
+      <w:color w:val="E64C38"/>
+      <w:sz w:val="52"/>
+      <w:szCs w:val="52"/>
     </w:rPr>
   </w:style>
   <w:style w:styleId="Subtitle" w:type="paragraph">
     <w:name w:val="Subtitle"/>
     <w:basedOn w:val="Title"/>
     <w:next w:val="BodyText"/>
-    <w:link w:val="SubtitleChar"/>
-    <w:uiPriority w:val="11"/>
     <w:qFormat/>
-    <w:rsid w:val="00A10FD9"/>
     <w:pPr>
-      <w:numPr>
-        <w:ilvl w:val="1"/>
-      </w:numPr>
+      <w:spacing w:before="240"/>
     </w:pPr>
     <w:rPr>
-      <w:rFonts w:cstheme="majorBidi" w:eastAsiaTheme="majorEastAsia"/>
-      <w:spacing w:val="15"/>
-      <w:sz w:val="28"/>
-      <w:szCs w:val="28"/>
-    </w:rPr>
-  </w:style>
-  <w:style w:customStyle="1" w:styleId="SubtitleChar" w:type="character">
-    <w:name w:val="Subtitle Char"/>
-    <w:basedOn w:val="DefaultParagraphFont"/>
-    <w:link w:val="Subtitle"/>
-    <w:uiPriority w:val="11"/>
-    <w:rsid w:val="00A10FD9"/>
-    <w:rPr>
-      <w:rFonts w:cstheme="majorBidi" w:eastAsiaTheme="majorEastAsia"/>
-      <w:color w:themeColor="text1" w:themeTint="A6" w:val="595959"/>
-      <w:spacing w:val="15"/>
-      <w:sz w:val="28"/>
-      <w:szCs w:val="28"/>
+      <w:sz w:val="30"/>
+      <w:szCs w:val="30"/>
     </w:rPr>
   </w:style>
   <w:style w:customStyle="1" w:styleId="Author" w:type="paragraph">
     <w:name w:val="Author"/>
-    <w:basedOn w:val="Title"/>
     <w:next w:val="BodyText"/>
     <w:qFormat/>
     <w:pPr>
       <w:keepNext/>
       <w:keepLines/>
+      <w:jc w:val="center"/>
     </w:pPr>
-    <w:rPr>
-      <w:sz w:val="24"/>
-      <w:szCs w:val="24"/>
-    </w:rPr>
   </w:style>
   <w:style w:styleId="Date" w:type="paragraph">
     <w:name w:val="Date"/>
-    <w:basedOn w:val="Title"/>
     <w:next w:val="BodyText"/>
     <w:qFormat/>
     <w:pPr>
       <w:keepNext/>
       <w:keepLines/>
-    </w:pPr>
-    <w:rPr>
-      <w:sz w:val="24"/>
-      <w:szCs w:val="24"/>
-    </w:rPr>
-  </w:style>
-  <w:style w:customStyle="1" w:styleId="AbstractTitle" w:type="paragraph">
-    <w:name w:val="Abstract Title"/>
-    <w:basedOn w:val="Normal"/>
-    <w:next w:val="Abstract"/>
-    <w:qFormat/>
-    <w:pPr>
-      <w:keepNext/>
-      <w:keepLines/>
-      <w:spacing w:after="0" w:before="300"/>
       <w:jc w:val="center"/>
     </w:pPr>
-    <w:rPr>
-      <w:b/>
-      <w:sz w:val="20"/>
-      <w:szCs w:val="20"/>
-    </w:rPr>
   </w:style>
   <w:style w:customStyle="1" w:styleId="Abstract" w:type="paragraph">
     <w:name w:val="Abstract"/>
@@ -4776,7 +5915,7 @@
     <w:pPr>
       <w:keepNext/>
       <w:keepLines/>
-      <w:spacing w:after="300" w:before="100"/>
+      <w:spacing w:after="300" w:before="300"/>
     </w:pPr>
     <w:rPr>
       <w:sz w:val="20"/>
@@ -4786,328 +5925,7 @@
   <w:style w:styleId="Bibliography" w:type="paragraph">
     <w:name w:val="Bibliography"/>
     <w:basedOn w:val="Normal"/>
-    <w:next w:val="Bibliography"/>
     <w:qFormat/>
-    <w:pPr/>
-    <w:rPr/>
-  </w:style>
-  <w:style w:styleId="Heading1" w:type="paragraph">
-    <w:name w:val="heading 1"/>
-    <w:basedOn w:val="Normal"/>
-    <w:next w:val="BodyText"/>
-    <w:link w:val="Heading1Char"/>
-    <w:uiPriority w:val="9"/>
-    <w:qFormat/>
-    <w:rsid w:val="00A10FD9"/>
-    <w:pPr>
-      <w:keepNext/>
-      <w:keepLines/>
-      <w:spacing w:after="80" w:before="360"/>
-      <w:outlineLvl w:val="0"/>
-    </w:pPr>
-    <w:rPr>
-      <w:rFonts w:asciiTheme="majorHAnsi" w:cstheme="majorBidi" w:eastAsiaTheme="majorEastAsia" w:hAnsiTheme="majorHAnsi"/>
-      <w:color w:themeColor="accent1" w:themeShade="BF" w:val="0F4761"/>
-      <w:sz w:val="40"/>
-      <w:szCs w:val="40"/>
-    </w:rPr>
-  </w:style>
-  <w:style w:styleId="Heading2" w:type="paragraph">
-    <w:name w:val="heading 2"/>
-    <w:basedOn w:val="Normal"/>
-    <w:next w:val="BodyText"/>
-    <w:link w:val="Heading2Char"/>
-    <w:uiPriority w:val="9"/>
-    <w:semiHidden/>
-    <w:unhideWhenUsed/>
-    <w:qFormat/>
-    <w:rsid w:val="00A10FD9"/>
-    <w:pPr>
-      <w:keepNext/>
-      <w:keepLines/>
-      <w:spacing w:after="80" w:before="160"/>
-      <w:outlineLvl w:val="1"/>
-    </w:pPr>
-    <w:rPr>
-      <w:rFonts w:asciiTheme="majorHAnsi" w:cstheme="majorBidi" w:eastAsiaTheme="majorEastAsia" w:hAnsiTheme="majorHAnsi"/>
-      <w:color w:themeColor="accent1" w:themeShade="BF" w:val="0F4761"/>
-      <w:sz w:val="32"/>
-      <w:szCs w:val="32"/>
-    </w:rPr>
-  </w:style>
-  <w:style w:styleId="Heading3" w:type="paragraph">
-    <w:name w:val="heading 3"/>
-    <w:basedOn w:val="Normal"/>
-    <w:next w:val="BodyText"/>
-    <w:link w:val="Heading3Char"/>
-    <w:uiPriority w:val="9"/>
-    <w:semiHidden/>
-    <w:unhideWhenUsed/>
-    <w:qFormat/>
-    <w:rsid w:val="00A10FD9"/>
-    <w:pPr>
-      <w:keepNext/>
-      <w:keepLines/>
-      <w:spacing w:after="80" w:before="160"/>
-      <w:outlineLvl w:val="2"/>
-    </w:pPr>
-    <w:rPr>
-      <w:rFonts w:cstheme="majorBidi" w:eastAsiaTheme="majorEastAsia"/>
-      <w:color w:themeColor="accent1" w:themeShade="BF" w:val="0F4761"/>
-      <w:sz w:val="28"/>
-      <w:szCs w:val="28"/>
-    </w:rPr>
-  </w:style>
-  <w:style w:styleId="Heading4" w:type="paragraph">
-    <w:name w:val="heading 4"/>
-    <w:basedOn w:val="Normal"/>
-    <w:next w:val="BodyText"/>
-    <w:link w:val="Heading4Char"/>
-    <w:uiPriority w:val="9"/>
-    <w:semiHidden/>
-    <w:unhideWhenUsed/>
-    <w:qFormat/>
-    <w:rsid w:val="00A10FD9"/>
-    <w:pPr>
-      <w:keepNext/>
-      <w:keepLines/>
-      <w:spacing w:after="40" w:before="80"/>
-      <w:outlineLvl w:val="3"/>
-    </w:pPr>
-    <w:rPr>
-      <w:rFonts w:cstheme="majorBidi" w:eastAsiaTheme="majorEastAsia"/>
-      <w:i/>
-      <w:iCs/>
-      <w:color w:themeColor="accent1" w:themeShade="BF" w:val="0F4761"/>
-    </w:rPr>
-  </w:style>
-  <w:style w:styleId="Heading5" w:type="paragraph">
-    <w:name w:val="heading 5"/>
-    <w:basedOn w:val="Normal"/>
-    <w:next w:val="BodyText"/>
-    <w:link w:val="Heading5Char"/>
-    <w:uiPriority w:val="9"/>
-    <w:semiHidden/>
-    <w:unhideWhenUsed/>
-    <w:qFormat/>
-    <w:rsid w:val="00A10FD9"/>
-    <w:pPr>
-      <w:keepNext/>
-      <w:keepLines/>
-      <w:spacing w:after="40" w:before="80"/>
-      <w:outlineLvl w:val="4"/>
-    </w:pPr>
-    <w:rPr>
-      <w:rFonts w:cstheme="majorBidi" w:eastAsiaTheme="majorEastAsia"/>
-      <w:color w:themeColor="accent1" w:themeShade="BF" w:val="0F4761"/>
-    </w:rPr>
-  </w:style>
-  <w:style w:styleId="Heading6" w:type="paragraph">
-    <w:name w:val="heading 6"/>
-    <w:basedOn w:val="Normal"/>
-    <w:next w:val="BodyText"/>
-    <w:link w:val="Heading6Char"/>
-    <w:uiPriority w:val="9"/>
-    <w:semiHidden/>
-    <w:unhideWhenUsed/>
-    <w:qFormat/>
-    <w:rsid w:val="00A10FD9"/>
-    <w:pPr>
-      <w:keepNext/>
-      <w:keepLines/>
-      <w:spacing w:after="0" w:before="40"/>
-      <w:outlineLvl w:val="5"/>
-    </w:pPr>
-    <w:rPr>
-      <w:rFonts w:cstheme="majorBidi" w:eastAsiaTheme="majorEastAsia"/>
-      <w:i/>
-      <w:iCs/>
-      <w:color w:themeColor="text1" w:themeTint="A6" w:val="595959"/>
-    </w:rPr>
-  </w:style>
-  <w:style w:styleId="Heading7" w:type="paragraph">
-    <w:name w:val="heading 7"/>
-    <w:basedOn w:val="Normal"/>
-    <w:next w:val="BodyText"/>
-    <w:link w:val="Heading7Char"/>
-    <w:uiPriority w:val="9"/>
-    <w:semiHidden/>
-    <w:unhideWhenUsed/>
-    <w:qFormat/>
-    <w:rsid w:val="00A10FD9"/>
-    <w:pPr>
-      <w:keepNext/>
-      <w:keepLines/>
-      <w:spacing w:after="0" w:before="40"/>
-      <w:outlineLvl w:val="6"/>
-    </w:pPr>
-    <w:rPr>
-      <w:rFonts w:cstheme="majorBidi" w:eastAsiaTheme="majorEastAsia"/>
-      <w:color w:themeColor="text1" w:themeTint="A6" w:val="595959"/>
-    </w:rPr>
-  </w:style>
-  <w:style w:styleId="Heading8" w:type="paragraph">
-    <w:name w:val="heading 8"/>
-    <w:basedOn w:val="Normal"/>
-    <w:next w:val="BodyText"/>
-    <w:link w:val="Heading8Char"/>
-    <w:uiPriority w:val="9"/>
-    <w:semiHidden/>
-    <w:unhideWhenUsed/>
-    <w:qFormat/>
-    <w:rsid w:val="00A10FD9"/>
-    <w:pPr>
-      <w:keepNext/>
-      <w:keepLines/>
-      <w:spacing w:after="0"/>
-      <w:outlineLvl w:val="7"/>
-    </w:pPr>
-    <w:rPr>
-      <w:rFonts w:cstheme="majorBidi" w:eastAsiaTheme="majorEastAsia"/>
-      <w:i/>
-      <w:iCs/>
-      <w:color w:themeColor="text1" w:themeTint="D8" w:val="272727"/>
-    </w:rPr>
-  </w:style>
-  <w:style w:styleId="Heading9" w:type="paragraph">
-    <w:name w:val="heading 9"/>
-    <w:basedOn w:val="Normal"/>
-    <w:next w:val="BodyText"/>
-    <w:link w:val="Heading9Char"/>
-    <w:uiPriority w:val="9"/>
-    <w:semiHidden/>
-    <w:unhideWhenUsed/>
-    <w:qFormat/>
-    <w:rsid w:val="00A10FD9"/>
-    <w:pPr>
-      <w:keepNext/>
-      <w:keepLines/>
-      <w:spacing w:after="0"/>
-      <w:outlineLvl w:val="8"/>
-    </w:pPr>
-    <w:rPr>
-      <w:rFonts w:cstheme="majorBidi" w:eastAsiaTheme="majorEastAsia"/>
-      <w:color w:themeColor="text1" w:themeTint="D8" w:val="272727"/>
-    </w:rPr>
-  </w:style>
-  <w:style w:customStyle="1" w:styleId="Heading1Char" w:type="character">
-    <w:name w:val="Heading 1 Char"/>
-    <w:basedOn w:val="DefaultParagraphFont"/>
-    <w:link w:val="Heading1"/>
-    <w:uiPriority w:val="9"/>
-    <w:rsid w:val="00A10FD9"/>
-    <w:rPr>
-      <w:rFonts w:asciiTheme="majorHAnsi" w:cstheme="majorBidi" w:eastAsiaTheme="majorEastAsia" w:hAnsiTheme="majorHAnsi"/>
-      <w:color w:themeColor="accent1" w:themeShade="BF" w:val="0F4761"/>
-      <w:sz w:val="40"/>
-      <w:szCs w:val="40"/>
-    </w:rPr>
-  </w:style>
-  <w:style w:customStyle="1" w:styleId="Heading2Char" w:type="character">
-    <w:name w:val="Heading 2 Char"/>
-    <w:basedOn w:val="DefaultParagraphFont"/>
-    <w:link w:val="Heading2"/>
-    <w:uiPriority w:val="9"/>
-    <w:semiHidden/>
-    <w:rsid w:val="00A10FD9"/>
-    <w:rPr>
-      <w:rFonts w:asciiTheme="majorHAnsi" w:cstheme="majorBidi" w:eastAsiaTheme="majorEastAsia" w:hAnsiTheme="majorHAnsi"/>
-      <w:color w:themeColor="accent1" w:themeShade="BF" w:val="0F4761"/>
-      <w:sz w:val="32"/>
-      <w:szCs w:val="32"/>
-    </w:rPr>
-  </w:style>
-  <w:style w:customStyle="1" w:styleId="Heading3Char" w:type="character">
-    <w:name w:val="Heading 3 Char"/>
-    <w:basedOn w:val="DefaultParagraphFont"/>
-    <w:link w:val="Heading3"/>
-    <w:uiPriority w:val="9"/>
-    <w:semiHidden/>
-    <w:rsid w:val="00A10FD9"/>
-    <w:rPr>
-      <w:rFonts w:cstheme="majorBidi" w:eastAsiaTheme="majorEastAsia"/>
-      <w:color w:themeColor="accent1" w:themeShade="BF" w:val="0F4761"/>
-      <w:sz w:val="28"/>
-      <w:szCs w:val="28"/>
-    </w:rPr>
-  </w:style>
-  <w:style w:customStyle="1" w:styleId="Heading4Char" w:type="character">
-    <w:name w:val="Heading 4 Char"/>
-    <w:basedOn w:val="DefaultParagraphFont"/>
-    <w:link w:val="Heading4"/>
-    <w:uiPriority w:val="9"/>
-    <w:semiHidden/>
-    <w:rsid w:val="00A10FD9"/>
-    <w:rPr>
-      <w:rFonts w:cstheme="majorBidi" w:eastAsiaTheme="majorEastAsia"/>
-      <w:i/>
-      <w:iCs/>
-      <w:color w:themeColor="accent1" w:themeShade="BF" w:val="0F4761"/>
-    </w:rPr>
-  </w:style>
-  <w:style w:customStyle="1" w:styleId="Heading5Char" w:type="character">
-    <w:name w:val="Heading 5 Char"/>
-    <w:basedOn w:val="DefaultParagraphFont"/>
-    <w:link w:val="Heading5"/>
-    <w:uiPriority w:val="9"/>
-    <w:semiHidden/>
-    <w:rsid w:val="00A10FD9"/>
-    <w:rPr>
-      <w:rFonts w:cstheme="majorBidi" w:eastAsiaTheme="majorEastAsia"/>
-      <w:color w:themeColor="accent1" w:themeShade="BF" w:val="0F4761"/>
-    </w:rPr>
-  </w:style>
-  <w:style w:customStyle="1" w:styleId="Heading6Char" w:type="character">
-    <w:name w:val="Heading 6 Char"/>
-    <w:basedOn w:val="DefaultParagraphFont"/>
-    <w:link w:val="Heading6"/>
-    <w:uiPriority w:val="9"/>
-    <w:semiHidden/>
-    <w:rsid w:val="00A10FD9"/>
-    <w:rPr>
-      <w:rFonts w:cstheme="majorBidi" w:eastAsiaTheme="majorEastAsia"/>
-      <w:i/>
-      <w:iCs/>
-      <w:color w:themeColor="text1" w:themeTint="A6" w:val="595959"/>
-    </w:rPr>
-  </w:style>
-  <w:style w:customStyle="1" w:styleId="Heading7Char" w:type="character">
-    <w:name w:val="Heading 7 Char"/>
-    <w:basedOn w:val="DefaultParagraphFont"/>
-    <w:link w:val="Heading7"/>
-    <w:uiPriority w:val="9"/>
-    <w:semiHidden/>
-    <w:rsid w:val="00A10FD9"/>
-    <w:rPr>
-      <w:rFonts w:cstheme="majorBidi" w:eastAsiaTheme="majorEastAsia"/>
-      <w:color w:themeColor="text1" w:themeTint="A6" w:val="595959"/>
-    </w:rPr>
-  </w:style>
-  <w:style w:customStyle="1" w:styleId="Heading8Char" w:type="character">
-    <w:name w:val="Heading 8 Char"/>
-    <w:basedOn w:val="DefaultParagraphFont"/>
-    <w:link w:val="Heading8"/>
-    <w:uiPriority w:val="9"/>
-    <w:semiHidden/>
-    <w:rsid w:val="00A10FD9"/>
-    <w:rPr>
-      <w:rFonts w:cstheme="majorBidi" w:eastAsiaTheme="majorEastAsia"/>
-      <w:i/>
-      <w:iCs/>
-      <w:color w:themeColor="text1" w:themeTint="D8" w:val="272727"/>
-    </w:rPr>
-  </w:style>
-  <w:style w:customStyle="1" w:styleId="Heading9Char" w:type="character">
-    <w:name w:val="Heading 9 Char"/>
-    <w:basedOn w:val="DefaultParagraphFont"/>
-    <w:link w:val="Heading9"/>
-    <w:uiPriority w:val="9"/>
-    <w:semiHidden/>
-    <w:rsid w:val="00A10FD9"/>
-    <w:rPr>
-      <w:rFonts w:cstheme="majorBidi" w:eastAsiaTheme="majorEastAsia"/>
-      <w:color w:themeColor="text1" w:themeTint="D8" w:val="272727"/>
-    </w:rPr>
   </w:style>
   <w:style w:styleId="BlockText" w:type="paragraph">
     <w:name w:val="Block Text"/>
@@ -5118,37 +5936,18 @@
     <w:qFormat/>
     <w:pPr>
       <w:spacing w:after="100" w:before="100"/>
-      <w:ind w:firstLine="0" w:left="480" w:right="480"/>
+      <w:ind w:left="480" w:right="480"/>
     </w:pPr>
   </w:style>
   <w:style w:styleId="FootnoteText" w:type="paragraph">
-    <w:name w:val="Footnote Text"/>
+    <w:name w:val="footnote text"/>
     <w:basedOn w:val="Normal"/>
-    <w:next w:val="FootnoteText"/>
     <w:uiPriority w:val="9"/>
     <w:unhideWhenUsed/>
     <w:qFormat/>
   </w:style>
-  <w:style w:styleId="FootnoteBlockText" w:type="paragraph">
-    <w:name w:val="Footnote Block Text"/>
-    <w:basedOn w:val="FootnoteText"/>
-    <w:next w:val="FootnoteText"/>
-    <w:uiPriority w:val="9"/>
-    <w:unhideWhenUsed/>
-    <w:qFormat/>
-    <w:pPr>
-      <w:spacing w:after="100" w:before="100"/>
-      <w:ind w:firstLine="0" w:left="480" w:right="480"/>
-    </w:pPr>
-  </w:style>
-  <w:style w:default="1" w:styleId="DefaultParagraphFont" w:type="character">
-    <w:name w:val="Default Paragraph Font"/>
-    <w:semiHidden/>
-    <w:unhideWhenUsed/>
-  </w:style>
-  <w:style w:default="1" w:styleId="Table" w:type="table">
+  <w:style w:customStyle="1" w:styleId="Table" w:type="table">
     <w:name w:val="Table"/>
-    <w:basedOn w:val="TableNormal"/>
     <w:semiHidden/>
     <w:unhideWhenUsed/>
     <w:qFormat/>
@@ -5161,14 +5960,6 @@
         <w:right w:type="dxa" w:w="108"/>
       </w:tblCellMar>
     </w:tblPr>
-    <w:tblStylePr w:type="firstRow">
-      <w:tcPr>
-        <w:tcBorders>
-          <w:bottom w:val="single"/>
-        </w:tcBorders>
-        <w:vAlign w:val="bottom"/>
-      </w:tcPr>
-    </w:tblStylePr>
   </w:style>
   <w:style w:customStyle="1" w:styleId="DefinitionTerm" w:type="paragraph">
     <w:name w:val="Definition Term"/>
@@ -5188,11 +5979,11 @@
     <w:basedOn w:val="Normal"/>
   </w:style>
   <w:style w:styleId="Caption" w:type="paragraph">
-    <w:name w:val="Caption"/>
+    <w:name w:val="caption"/>
     <w:basedOn w:val="Normal"/>
-    <w:link w:val="BodyTextChar"/>
+    <w:link w:val="CaptionChar"/>
     <w:pPr>
-      <w:spacing w:after="120" w:before="0"/>
+      <w:spacing w:after="120"/>
     </w:pPr>
     <w:rPr>
       <w:i/>
@@ -5220,35 +6011,33 @@
       <w:keepNext/>
     </w:pPr>
   </w:style>
-  <w:style w:customStyle="1" w:styleId="BodyTextChar" w:type="character">
-    <w:name w:val="Body Text Char"/>
+  <w:style w:customStyle="1" w:styleId="CaptionChar" w:type="character">
+    <w:name w:val="Caption Char"/>
     <w:basedOn w:val="DefaultParagraphFont"/>
-    <w:link w:val="BodyText"/>
+    <w:link w:val="Caption"/>
   </w:style>
   <w:style w:customStyle="1" w:styleId="VerbatimChar" w:type="character">
     <w:name w:val="Verbatim Char"/>
-    <w:basedOn w:val="BodyTextChar"/>
+    <w:basedOn w:val="CaptionChar"/>
+    <w:link w:val="SourceCode"/>
     <w:rPr>
       <w:rFonts w:ascii="Consolas" w:hAnsi="Consolas"/>
       <w:sz w:val="22"/>
     </w:rPr>
   </w:style>
-  <w:style w:customStyle="1" w:styleId="SectionNumber" w:type="character">
-    <w:name w:val="Section Number"/>
-    <w:basedOn w:val="BodyTextChar"/>
-  </w:style>
   <w:style w:styleId="FootnoteReference" w:type="character">
-    <w:name w:val="Footnote Reference"/>
-    <w:basedOn w:val="BodyTextChar"/>
+    <w:name w:val="footnote reference"/>
+    <w:basedOn w:val="CaptionChar"/>
     <w:rPr>
       <w:vertAlign w:val="superscript"/>
     </w:rPr>
   </w:style>
   <w:style w:styleId="Hyperlink" w:type="character">
     <w:name w:val="Hyperlink"/>
-    <w:basedOn w:val="BodyTextChar"/>
+    <w:basedOn w:val="CaptionChar"/>
+    <w:uiPriority w:val="99"/>
     <w:rPr>
-      <w:color w:themeColor="accent1" w:val="4F81BD"/>
+      <w:color w:val="E64C38"/>
     </w:rPr>
   </w:style>
   <w:style w:styleId="TOCHeading" w:type="paragraph">
@@ -5263,245 +6052,328 @@
       <w:outlineLvl w:val="9"/>
     </w:pPr>
     <w:rPr>
-      <w:rFonts w:asciiTheme="majorHAnsi" w:cstheme="majorBidi" w:eastAsiaTheme="majorEastAsia" w:hAnsiTheme="majorHAnsi"/>
       <w:b w:val="0"/>
       <w:bCs w:val="0"/>
-      <w:color w:themeColor="accent1" w:themeShade="BF" w:val="365F91"/>
     </w:rPr>
   </w:style>
-  <w:style w:type="paragraph" w:customStyle="1" w:styleId="SourceCode">
+  <w:style w:customStyle="1" w:styleId="SourceCode" w:type="paragraph">
     <w:name w:val="Source Code"/>
     <w:basedOn w:val="Normal"/>
     <w:link w:val="VerbatimChar"/>
     <w:pPr>
-      <w:wordWrap w:val="off"/>
+      <w:wordWrap w:val="0"/>
     </w:pPr>
   </w:style>
-  <w:style w:type="character" w:customStyle="1" w:styleId="KeywordTok">
+  <w:style w:customStyle="1" w:styleId="KeywordTok" w:type="character">
     <w:name w:val="KeywordTok"/>
     <w:basedOn w:val="VerbatimChar"/>
     <w:rPr>
+      <w:rFonts w:ascii="Consolas" w:hAnsi="Consolas"/>
       <w:b/>
       <w:color w:val="007020"/>
+      <w:sz w:val="22"/>
     </w:rPr>
   </w:style>
-  <w:style w:type="character" w:customStyle="1" w:styleId="DataTypeTok">
+  <w:style w:customStyle="1" w:styleId="DataTypeTok" w:type="character">
     <w:name w:val="DataTypeTok"/>
     <w:basedOn w:val="VerbatimChar"/>
     <w:rPr>
+      <w:rFonts w:ascii="Consolas" w:hAnsi="Consolas"/>
       <w:color w:val="902000"/>
+      <w:sz w:val="22"/>
     </w:rPr>
   </w:style>
-  <w:style w:type="character" w:customStyle="1" w:styleId="DecValTok">
+  <w:style w:customStyle="1" w:styleId="DecValTok" w:type="character">
     <w:name w:val="DecValTok"/>
     <w:basedOn w:val="VerbatimChar"/>
     <w:rPr>
-      <w:color w:val="40a070"/>
+      <w:rFonts w:ascii="Consolas" w:hAnsi="Consolas"/>
+      <w:color w:val="40A070"/>
+      <w:sz w:val="22"/>
     </w:rPr>
   </w:style>
-  <w:style w:type="character" w:customStyle="1" w:styleId="BaseNTok">
+  <w:style w:customStyle="1" w:styleId="BaseNTok" w:type="character">
     <w:name w:val="BaseNTok"/>
     <w:basedOn w:val="VerbatimChar"/>
     <w:rPr>
-      <w:color w:val="40a070"/>
+      <w:rFonts w:ascii="Consolas" w:hAnsi="Consolas"/>
+      <w:color w:val="40A070"/>
+      <w:sz w:val="22"/>
     </w:rPr>
   </w:style>
-  <w:style w:type="character" w:customStyle="1" w:styleId="FloatTok">
+  <w:style w:customStyle="1" w:styleId="FloatTok" w:type="character">
     <w:name w:val="FloatTok"/>
     <w:basedOn w:val="VerbatimChar"/>
     <w:rPr>
-      <w:color w:val="40a070"/>
+      <w:rFonts w:ascii="Consolas" w:hAnsi="Consolas"/>
+      <w:color w:val="40A070"/>
+      <w:sz w:val="22"/>
     </w:rPr>
   </w:style>
-  <w:style w:type="character" w:customStyle="1" w:styleId="ConstantTok">
+  <w:style w:customStyle="1" w:styleId="ConstantTok" w:type="character">
     <w:name w:val="ConstantTok"/>
     <w:basedOn w:val="VerbatimChar"/>
     <w:rPr>
+      <w:rFonts w:ascii="Consolas" w:hAnsi="Consolas"/>
       <w:color w:val="880000"/>
+      <w:sz w:val="22"/>
     </w:rPr>
   </w:style>
-  <w:style w:type="character" w:customStyle="1" w:styleId="CharTok">
+  <w:style w:customStyle="1" w:styleId="CharTok" w:type="character">
     <w:name w:val="CharTok"/>
     <w:basedOn w:val="VerbatimChar"/>
     <w:rPr>
-      <w:color w:val="4070a0"/>
+      <w:rFonts w:ascii="Consolas" w:hAnsi="Consolas"/>
+      <w:color w:val="4070A0"/>
+      <w:sz w:val="22"/>
     </w:rPr>
   </w:style>
-  <w:style w:type="character" w:customStyle="1" w:styleId="SpecialCharTok">
+  <w:style w:customStyle="1" w:styleId="SpecialCharTok" w:type="character">
     <w:name w:val="SpecialCharTok"/>
     <w:basedOn w:val="VerbatimChar"/>
     <w:rPr>
-      <w:color w:val="4070a0"/>
+      <w:rFonts w:ascii="Consolas" w:hAnsi="Consolas"/>
+      <w:color w:val="4070A0"/>
+      <w:sz w:val="22"/>
     </w:rPr>
   </w:style>
-  <w:style w:type="character" w:customStyle="1" w:styleId="StringTok">
+  <w:style w:customStyle="1" w:styleId="StringTok" w:type="character">
     <w:name w:val="StringTok"/>
     <w:basedOn w:val="VerbatimChar"/>
     <w:rPr>
-      <w:color w:val="4070a0"/>
+      <w:rFonts w:ascii="Consolas" w:hAnsi="Consolas"/>
+      <w:color w:val="4070A0"/>
+      <w:sz w:val="22"/>
     </w:rPr>
   </w:style>
-  <w:style w:type="character" w:customStyle="1" w:styleId="VerbatimStringTok">
+  <w:style w:customStyle="1" w:styleId="VerbatimStringTok" w:type="character">
     <w:name w:val="VerbatimStringTok"/>
     <w:basedOn w:val="VerbatimChar"/>
     <w:rPr>
-      <w:color w:val="4070a0"/>
+      <w:rFonts w:ascii="Consolas" w:hAnsi="Consolas"/>
+      <w:color w:val="4070A0"/>
+      <w:sz w:val="22"/>
     </w:rPr>
   </w:style>
-  <w:style w:type="character" w:customStyle="1" w:styleId="SpecialStringTok">
+  <w:style w:customStyle="1" w:styleId="SpecialStringTok" w:type="character">
     <w:name w:val="SpecialStringTok"/>
     <w:basedOn w:val="VerbatimChar"/>
     <w:rPr>
-      <w:color w:val="bb6688"/>
+      <w:rFonts w:ascii="Consolas" w:hAnsi="Consolas"/>
+      <w:color w:val="BB6688"/>
+      <w:sz w:val="22"/>
     </w:rPr>
   </w:style>
-  <w:style w:type="character" w:customStyle="1" w:styleId="ImportTok">
+  <w:style w:customStyle="1" w:styleId="ImportTok" w:type="character">
     <w:name w:val="ImportTok"/>
     <w:basedOn w:val="VerbatimChar"/>
     <w:rPr>
-      <w:b/>
-      <w:color w:val="008000"/>
+      <w:rFonts w:ascii="Consolas" w:hAnsi="Consolas"/>
+      <w:sz w:val="22"/>
     </w:rPr>
   </w:style>
-  <w:style w:type="character" w:customStyle="1" w:styleId="CommentTok">
+  <w:style w:customStyle="1" w:styleId="CommentTok" w:type="character">
     <w:name w:val="CommentTok"/>
     <w:basedOn w:val="VerbatimChar"/>
     <w:rPr>
+      <w:rFonts w:ascii="Consolas" w:hAnsi="Consolas"/>
       <w:i/>
-      <w:color w:val="60a0b0"/>
+      <w:color w:val="60A0B0"/>
+      <w:sz w:val="22"/>
     </w:rPr>
   </w:style>
-  <w:style w:type="character" w:customStyle="1" w:styleId="DocumentationTok">
+  <w:style w:customStyle="1" w:styleId="DocumentationTok" w:type="character">
     <w:name w:val="DocumentationTok"/>
     <w:basedOn w:val="VerbatimChar"/>
     <w:rPr>
+      <w:rFonts w:ascii="Consolas" w:hAnsi="Consolas"/>
       <w:i/>
-      <w:color w:val="ba2121"/>
+      <w:color w:val="BA2121"/>
+      <w:sz w:val="22"/>
     </w:rPr>
   </w:style>
-  <w:style w:type="character" w:customStyle="1" w:styleId="AnnotationTok">
+  <w:style w:customStyle="1" w:styleId="AnnotationTok" w:type="character">
     <w:name w:val="AnnotationTok"/>
     <w:basedOn w:val="VerbatimChar"/>
     <w:rPr>
+      <w:rFonts w:ascii="Consolas" w:hAnsi="Consolas"/>
       <w:b/>
       <w:i/>
-      <w:color w:val="60a0b0"/>
+      <w:color w:val="60A0B0"/>
+      <w:sz w:val="22"/>
     </w:rPr>
   </w:style>
-  <w:style w:type="character" w:customStyle="1" w:styleId="CommentVarTok">
+  <w:style w:customStyle="1" w:styleId="CommentVarTok" w:type="character">
     <w:name w:val="CommentVarTok"/>
     <w:basedOn w:val="VerbatimChar"/>
     <w:rPr>
+      <w:rFonts w:ascii="Consolas" w:hAnsi="Consolas"/>
       <w:b/>
       <w:i/>
-      <w:color w:val="60a0b0"/>
+      <w:color w:val="60A0B0"/>
+      <w:sz w:val="22"/>
     </w:rPr>
   </w:style>
-  <w:style w:type="character" w:customStyle="1" w:styleId="OtherTok">
+  <w:style w:customStyle="1" w:styleId="OtherTok" w:type="character">
     <w:name w:val="OtherTok"/>
     <w:basedOn w:val="VerbatimChar"/>
     <w:rPr>
+      <w:rFonts w:ascii="Consolas" w:hAnsi="Consolas"/>
       <w:color w:val="007020"/>
+      <w:sz w:val="22"/>
     </w:rPr>
   </w:style>
-  <w:style w:type="character" w:customStyle="1" w:styleId="FunctionTok">
+  <w:style w:customStyle="1" w:styleId="FunctionTok" w:type="character">
     <w:name w:val="FunctionTok"/>
     <w:basedOn w:val="VerbatimChar"/>
     <w:rPr>
-      <w:color w:val="06287e"/>
+      <w:rFonts w:ascii="Consolas" w:hAnsi="Consolas"/>
+      <w:color w:val="06287E"/>
+      <w:sz w:val="22"/>
     </w:rPr>
   </w:style>
-  <w:style w:type="character" w:customStyle="1" w:styleId="VariableTok">
+  <w:style w:customStyle="1" w:styleId="VariableTok" w:type="character">
     <w:name w:val="VariableTok"/>
     <w:basedOn w:val="VerbatimChar"/>
     <w:rPr>
-      <w:color w:val="19177c"/>
+      <w:rFonts w:ascii="Consolas" w:hAnsi="Consolas"/>
+      <w:color w:val="19177C"/>
+      <w:sz w:val="22"/>
     </w:rPr>
   </w:style>
-  <w:style w:type="character" w:customStyle="1" w:styleId="ControlFlowTok">
+  <w:style w:customStyle="1" w:styleId="ControlFlowTok" w:type="character">
     <w:name w:val="ControlFlowTok"/>
     <w:basedOn w:val="VerbatimChar"/>
     <w:rPr>
+      <w:rFonts w:ascii="Consolas" w:hAnsi="Consolas"/>
       <w:b/>
       <w:color w:val="007020"/>
+      <w:sz w:val="22"/>
     </w:rPr>
   </w:style>
-  <w:style w:type="character" w:customStyle="1" w:styleId="OperatorTok">
+  <w:style w:customStyle="1" w:styleId="OperatorTok" w:type="character">
     <w:name w:val="OperatorTok"/>
     <w:basedOn w:val="VerbatimChar"/>
     <w:rPr>
+      <w:rFonts w:ascii="Consolas" w:hAnsi="Consolas"/>
       <w:color w:val="666666"/>
+      <w:sz w:val="22"/>
     </w:rPr>
   </w:style>
-  <w:style w:type="character" w:customStyle="1" w:styleId="BuiltInTok">
+  <w:style w:customStyle="1" w:styleId="BuiltInTok" w:type="character">
     <w:name w:val="BuiltInTok"/>
     <w:basedOn w:val="VerbatimChar"/>
     <w:rPr>
-      <w:color w:val="008000"/>
+      <w:rFonts w:ascii="Consolas" w:hAnsi="Consolas"/>
+      <w:sz w:val="22"/>
     </w:rPr>
   </w:style>
-  <w:style w:type="character" w:customStyle="1" w:styleId="ExtensionTok">
+  <w:style w:customStyle="1" w:styleId="ExtensionTok" w:type="character">
     <w:name w:val="ExtensionTok"/>
     <w:basedOn w:val="VerbatimChar"/>
-    <w:rPr/>
-  </w:style>
-  <w:style w:type="character" w:customStyle="1" w:styleId="PreprocessorTok">
+    <w:rPr>
+      <w:rFonts w:ascii="Consolas" w:hAnsi="Consolas"/>
+      <w:sz w:val="22"/>
+    </w:rPr>
+  </w:style>
+  <w:style w:customStyle="1" w:styleId="PreprocessorTok" w:type="character">
     <w:name w:val="PreprocessorTok"/>
     <w:basedOn w:val="VerbatimChar"/>
     <w:rPr>
-      <w:color w:val="bc7a00"/>
+      <w:rFonts w:ascii="Consolas" w:hAnsi="Consolas"/>
+      <w:color w:val="BC7A00"/>
+      <w:sz w:val="22"/>
     </w:rPr>
   </w:style>
-  <w:style w:type="character" w:customStyle="1" w:styleId="AttributeTok">
+  <w:style w:customStyle="1" w:styleId="AttributeTok" w:type="character">
     <w:name w:val="AttributeTok"/>
     <w:basedOn w:val="VerbatimChar"/>
     <w:rPr>
-      <w:color w:val="7d9029"/>
+      <w:rFonts w:ascii="Consolas" w:hAnsi="Consolas"/>
+      <w:color w:val="7D9029"/>
+      <w:sz w:val="22"/>
     </w:rPr>
   </w:style>
-  <w:style w:type="character" w:customStyle="1" w:styleId="RegionMarkerTok">
+  <w:style w:customStyle="1" w:styleId="RegionMarkerTok" w:type="character">
     <w:name w:val="RegionMarkerTok"/>
     <w:basedOn w:val="VerbatimChar"/>
-    <w:rPr/>
-  </w:style>
-  <w:style w:type="character" w:customStyle="1" w:styleId="InformationTok">
+    <w:rPr>
+      <w:rFonts w:ascii="Consolas" w:hAnsi="Consolas"/>
+      <w:sz w:val="22"/>
+    </w:rPr>
+  </w:style>
+  <w:style w:customStyle="1" w:styleId="InformationTok" w:type="character">
     <w:name w:val="InformationTok"/>
     <w:basedOn w:val="VerbatimChar"/>
     <w:rPr>
+      <w:rFonts w:ascii="Consolas" w:hAnsi="Consolas"/>
       <w:b/>
       <w:i/>
-      <w:color w:val="60a0b0"/>
+      <w:color w:val="60A0B0"/>
+      <w:sz w:val="22"/>
     </w:rPr>
   </w:style>
-  <w:style w:type="character" w:customStyle="1" w:styleId="WarningTok">
+  <w:style w:customStyle="1" w:styleId="WarningTok" w:type="character">
     <w:name w:val="WarningTok"/>
     <w:basedOn w:val="VerbatimChar"/>
     <w:rPr>
+      <w:rFonts w:ascii="Consolas" w:hAnsi="Consolas"/>
       <w:b/>
       <w:i/>
-      <w:color w:val="60a0b0"/>
+      <w:color w:val="60A0B0"/>
+      <w:sz w:val="22"/>
     </w:rPr>
   </w:style>
-  <w:style w:type="character" w:customStyle="1" w:styleId="AlertTok">
+  <w:style w:customStyle="1" w:styleId="AlertTok" w:type="character">
     <w:name w:val="AlertTok"/>
     <w:basedOn w:val="VerbatimChar"/>
     <w:rPr>
+      <w:rFonts w:ascii="Consolas" w:hAnsi="Consolas"/>
       <w:b/>
-      <w:color w:val="ff0000"/>
+      <w:color w:val="FF0000"/>
+      <w:sz w:val="22"/>
     </w:rPr>
   </w:style>
-  <w:style w:type="character" w:customStyle="1" w:styleId="ErrorTok">
+  <w:style w:customStyle="1" w:styleId="ErrorTok" w:type="character">
     <w:name w:val="ErrorTok"/>
     <w:basedOn w:val="VerbatimChar"/>
     <w:rPr>
+      <w:rFonts w:ascii="Consolas" w:hAnsi="Consolas"/>
       <w:b/>
-      <w:color w:val="ff0000"/>
+      <w:color w:val="FF0000"/>
+      <w:sz w:val="22"/>
     </w:rPr>
   </w:style>
-  <w:style w:type="character" w:customStyle="1" w:styleId="NormalTok">
+  <w:style w:customStyle="1" w:styleId="NormalTok" w:type="character">
     <w:name w:val="NormalTok"/>
     <w:basedOn w:val="VerbatimChar"/>
-    <w:rPr/>
+    <w:rPr>
+      <w:rFonts w:ascii="Consolas" w:hAnsi="Consolas"/>
+      <w:sz w:val="22"/>
+    </w:rPr>
+  </w:style>
+  <w:style w:styleId="TOC1" w:type="paragraph">
+    <w:name w:val="toc 1"/>
+    <w:basedOn w:val="Normal"/>
+    <w:next w:val="Normal"/>
+    <w:autoRedefine/>
+    <w:uiPriority w:val="39"/>
+    <w:rsid w:val="005704A3"/>
+    <w:pPr>
+      <w:spacing w:after="100"/>
+    </w:pPr>
+  </w:style>
+  <w:style w:styleId="TOC2" w:type="paragraph">
+    <w:name w:val="toc 2"/>
+    <w:basedOn w:val="Normal"/>
+    <w:next w:val="Normal"/>
+    <w:autoRedefine/>
+    <w:uiPriority w:val="39"/>
+    <w:rsid w:val="005704A3"/>
+    <w:pPr>
+      <w:spacing w:after="100"/>
+      <w:ind w:left="220"/>
+    </w:pPr>
   </w:style>
 </w:styles>
 </file>
@@ -5517,44 +6389,44 @@
         <a:sysClr val="window" lastClr="FFFFFF"/>
       </a:lt1>
       <a:dk2>
-        <a:srgbClr val="0E2841"/>
+        <a:srgbClr val="1F497D"/>
       </a:dk2>
       <a:lt2>
-        <a:srgbClr val="E8E8E8"/>
+        <a:srgbClr val="EEECE1"/>
       </a:lt2>
       <a:accent1>
-        <a:srgbClr val="156082"/>
+        <a:srgbClr val="4F81BD"/>
       </a:accent1>
       <a:accent2>
-        <a:srgbClr val="E97132"/>
+        <a:srgbClr val="C0504D"/>
       </a:accent2>
       <a:accent3>
-        <a:srgbClr val="196B24"/>
+        <a:srgbClr val="9BBB59"/>
       </a:accent3>
       <a:accent4>
-        <a:srgbClr val="0F9ED5"/>
+        <a:srgbClr val="8064A2"/>
       </a:accent4>
       <a:accent5>
-        <a:srgbClr val="A02B93"/>
+        <a:srgbClr val="4BACC6"/>
       </a:accent5>
       <a:accent6>
-        <a:srgbClr val="4EA72E"/>
+        <a:srgbClr val="F79646"/>
       </a:accent6>
       <a:hlink>
-        <a:srgbClr val="467886"/>
+        <a:srgbClr val="0000FF"/>
       </a:hlink>
       <a:folHlink>
-        <a:srgbClr val="96607D"/>
+        <a:srgbClr val="800080"/>
       </a:folHlink>
     </a:clrScheme>
     <a:fontScheme name="Office">
       <a:majorFont>
-        <a:latin typeface="Aptos Display" panose="02110004020202020204"/>
+        <a:latin typeface="Montserrat"/>
         <a:ea typeface=""/>
         <a:cs typeface=""/>
-        <a:font script="Jpan" typeface="游ゴシック Light"/>
+        <a:font script="Jpan" typeface="ＭＳ ゴシック"/>
         <a:font script="Hang" typeface="맑은 고딕"/>
-        <a:font script="Hans" typeface="等线 Light"/>
+        <a:font script="Hans" typeface="宋体"/>
         <a:font script="Hant" typeface="新細明體"/>
         <a:font script="Arab" typeface="Times New Roman"/>
         <a:font script="Hebr" typeface="Times New Roman"/>
@@ -5581,32 +6453,14 @@
         <a:font script="Mong" typeface="Mongolian Baiti"/>
         <a:font script="Viet" typeface="Times New Roman"/>
         <a:font script="Uigh" typeface="Microsoft Uighur"/>
-        <a:font script="Geor" typeface="Sylfaen"/>
-        <a:font script="Armn" typeface="Arial"/>
-        <a:font script="Bugi" typeface="Leelawadee UI"/>
-        <a:font script="Bopo" typeface="Microsoft JhengHei"/>
-        <a:font script="Java" typeface="Javanese Text"/>
-        <a:font script="Lisu" typeface="Segoe UI"/>
-        <a:font script="Mymr" typeface="Myanmar Text"/>
-        <a:font script="Nkoo" typeface="Ebrima"/>
-        <a:font script="Olck" typeface="Nirmala UI"/>
-        <a:font script="Osma" typeface="Ebrima"/>
-        <a:font script="Phag" typeface="Phagspa"/>
-        <a:font script="Syrn" typeface="Estrangelo Edessa"/>
-        <a:font script="Syrj" typeface="Estrangelo Edessa"/>
-        <a:font script="Syre" typeface="Estrangelo Edessa"/>
-        <a:font script="Sora" typeface="Nirmala UI"/>
-        <a:font script="Tale" typeface="Microsoft Tai Le"/>
-        <a:font script="Talu" typeface="Microsoft New Tai Lue"/>
-        <a:font script="Tfng" typeface="Ebrima"/>
       </a:majorFont>
       <a:minorFont>
-        <a:latin typeface="Aptos" panose="02110004020202020204"/>
+        <a:latin typeface="Montserrat"/>
         <a:ea typeface=""/>
         <a:cs typeface=""/>
-        <a:font script="Jpan" typeface="游明朝"/>
+        <a:font script="Jpan" typeface="ＭＳ 明朝"/>
         <a:font script="Hang" typeface="맑은 고딕"/>
-        <a:font script="Hans" typeface="等线"/>
+        <a:font script="Hans" typeface="宋体"/>
         <a:font script="Hant" typeface="新細明體"/>
         <a:font script="Arab" typeface="Arial"/>
         <a:font script="Hebr" typeface="Arial"/>
@@ -5633,24 +6487,6 @@
         <a:font script="Mong" typeface="Mongolian Baiti"/>
         <a:font script="Viet" typeface="Arial"/>
         <a:font script="Uigh" typeface="Microsoft Uighur"/>
-        <a:font script="Geor" typeface="Sylfaen"/>
-        <a:font script="Armn" typeface="Arial"/>
-        <a:font script="Bugi" typeface="Leelawadee UI"/>
-        <a:font script="Bopo" typeface="Microsoft JhengHei"/>
-        <a:font script="Java" typeface="Javanese Text"/>
-        <a:font script="Lisu" typeface="Segoe UI"/>
-        <a:font script="Mymr" typeface="Myanmar Text"/>
-        <a:font script="Nkoo" typeface="Ebrima"/>
-        <a:font script="Olck" typeface="Nirmala UI"/>
-        <a:font script="Osma" typeface="Ebrima"/>
-        <a:font script="Phag" typeface="Phagspa"/>
-        <a:font script="Syrn" typeface="Estrangelo Edessa"/>
-        <a:font script="Syrj" typeface="Estrangelo Edessa"/>
-        <a:font script="Syre" typeface="Estrangelo Edessa"/>
-        <a:font script="Sora" typeface="Nirmala UI"/>
-        <a:font script="Tale" typeface="Microsoft Tai Le"/>
-        <a:font script="Talu" typeface="Microsoft New Tai Lue"/>
-        <a:font script="Tfng" typeface="Ebrima"/>
       </a:minorFont>
     </a:fontScheme>
     <a:fmtScheme name="Office">
@@ -5662,141 +6498,200 @@
           <a:gsLst>
             <a:gs pos="0">
               <a:schemeClr val="phClr">
-                <a:lumMod val="110000"/>
-                <a:satMod val="105000"/>
-                <a:tint val="67000"/>
+                <a:tint val="50000"/>
+                <a:satMod val="300000"/>
               </a:schemeClr>
             </a:gs>
-            <a:gs pos="50000">
+            <a:gs pos="35000">
               <a:schemeClr val="phClr">
-                <a:lumMod val="105000"/>
-                <a:satMod val="103000"/>
-                <a:tint val="73000"/>
+                <a:tint val="37000"/>
+                <a:satMod val="300000"/>
               </a:schemeClr>
             </a:gs>
             <a:gs pos="100000">
               <a:schemeClr val="phClr">
-                <a:lumMod val="105000"/>
-                <a:satMod val="109000"/>
-                <a:tint val="81000"/>
+                <a:tint val="15000"/>
+                <a:satMod val="350000"/>
               </a:schemeClr>
             </a:gs>
           </a:gsLst>
-          <a:lin ang="5400000" scaled="0"/>
+          <a:lin ang="16200000" scaled="1"/>
         </a:gradFill>
         <a:gradFill rotWithShape="1">
           <a:gsLst>
             <a:gs pos="0">
               <a:schemeClr val="phClr">
-                <a:satMod val="103000"/>
-                <a:lumMod val="102000"/>
-                <a:tint val="94000"/>
-              </a:schemeClr>
-            </a:gs>
-            <a:gs pos="50000">
-              <a:schemeClr val="phClr">
-                <a:satMod val="110000"/>
-                <a:lumMod val="100000"/>
+                <a:tint val="100000"/>
                 <a:shade val="100000"/>
+                <a:satMod val="130000"/>
               </a:schemeClr>
             </a:gs>
             <a:gs pos="100000">
               <a:schemeClr val="phClr">
-                <a:lumMod val="99000"/>
-                <a:satMod val="120000"/>
-                <a:shade val="78000"/>
+                <a:tint val="50000"/>
+                <a:shade val="100000"/>
+                <a:satMod val="350000"/>
               </a:schemeClr>
             </a:gs>
           </a:gsLst>
-          <a:lin ang="5400000" scaled="0"/>
+          <a:lin ang="16200000" scaled="0"/>
         </a:gradFill>
       </a:fillStyleLst>
       <a:lnStyleLst>
-        <a:ln w="6350" cap="flat" cmpd="sng" algn="ctr">
+        <a:ln w="9525" cap="flat" cmpd="sng" algn="ctr">
+          <a:solidFill>
+            <a:schemeClr val="phClr">
+              <a:shade val="95000"/>
+              <a:satMod val="105000"/>
+            </a:schemeClr>
+          </a:solidFill>
+          <a:prstDash val="solid"/>
+        </a:ln>
+        <a:ln w="25400" cap="flat" cmpd="sng" algn="ctr">
           <a:solidFill>
             <a:schemeClr val="phClr"/>
           </a:solidFill>
           <a:prstDash val="solid"/>
-          <a:miter lim="800000"/>
         </a:ln>
-        <a:ln w="12700" cap="flat" cmpd="sng" algn="ctr">
+        <a:ln w="38100" cap="flat" cmpd="sng" algn="ctr">
           <a:solidFill>
             <a:schemeClr val="phClr"/>
           </a:solidFill>
           <a:prstDash val="solid"/>
-          <a:miter lim="800000"/>
-        </a:ln>
-        <a:ln w="19050" cap="flat" cmpd="sng" algn="ctr">
-          <a:solidFill>
-            <a:schemeClr val="phClr"/>
-          </a:solidFill>
-          <a:prstDash val="solid"/>
-          <a:miter lim="800000"/>
         </a:ln>
       </a:lnStyleLst>
       <a:effectStyleLst>
         <a:effectStyle>
-          <a:effectLst/>
-        </a:effectStyle>
-        <a:effectStyle>
-          <a:effectLst/>
+          <a:effectLst>
+            <a:outerShdw blurRad="40000" dist="20000" dir="5400000" rotWithShape="0">
+              <a:srgbClr val="000000">
+                <a:alpha val="38000"/>
+              </a:srgbClr>
+            </a:outerShdw>
+          </a:effectLst>
         </a:effectStyle>
         <a:effectStyle>
           <a:effectLst>
-            <a:outerShdw blurRad="57150" dist="19050" dir="5400000" algn="ctr" rotWithShape="0">
+            <a:outerShdw blurRad="40000" dist="23000" dir="5400000" rotWithShape="0">
               <a:srgbClr val="000000">
-                <a:alpha val="63000"/>
+                <a:alpha val="35000"/>
               </a:srgbClr>
             </a:outerShdw>
           </a:effectLst>
+        </a:effectStyle>
+        <a:effectStyle>
+          <a:effectLst>
+            <a:outerShdw blurRad="40000" dist="23000" dir="5400000" rotWithShape="0">
+              <a:srgbClr val="000000">
+                <a:alpha val="35000"/>
+              </a:srgbClr>
+            </a:outerShdw>
+          </a:effectLst>
+          <a:scene3d>
+            <a:camera prst="orthographicFront">
+              <a:rot lat="0" lon="0" rev="0"/>
+            </a:camera>
+            <a:lightRig rig="threePt" dir="t">
+              <a:rot lat="0" lon="0" rev="1200000"/>
+            </a:lightRig>
+          </a:scene3d>
+          <a:sp3d>
+            <a:bevelT w="63500" h="25400"/>
+          </a:sp3d>
         </a:effectStyle>
       </a:effectStyleLst>
       <a:bgFillStyleLst>
         <a:solidFill>
           <a:schemeClr val="phClr"/>
         </a:solidFill>
-        <a:solidFill>
-          <a:schemeClr val="phClr">
-            <a:tint val="95000"/>
-            <a:satMod val="170000"/>
-          </a:schemeClr>
-        </a:solidFill>
         <a:gradFill rotWithShape="1">
           <a:gsLst>
             <a:gs pos="0">
               <a:schemeClr val="phClr">
-                <a:tint val="93000"/>
-                <a:satMod val="150000"/>
-                <a:shade val="98000"/>
-                <a:lumMod val="102000"/>
+                <a:tint val="40000"/>
+                <a:satMod val="350000"/>
               </a:schemeClr>
             </a:gs>
-            <a:gs pos="50000">
+            <a:gs pos="40000">
               <a:schemeClr val="phClr">
-                <a:tint val="98000"/>
-                <a:satMod val="130000"/>
-                <a:shade val="90000"/>
-                <a:lumMod val="103000"/>
+                <a:tint val="45000"/>
+                <a:shade val="99000"/>
+                <a:satMod val="350000"/>
               </a:schemeClr>
             </a:gs>
             <a:gs pos="100000">
               <a:schemeClr val="phClr">
-                <a:shade val="63000"/>
-                <a:satMod val="120000"/>
+                <a:shade val="20000"/>
+                <a:satMod val="255000"/>
               </a:schemeClr>
             </a:gs>
           </a:gsLst>
-          <a:lin ang="5400000" scaled="0"/>
+          <a:path path="circle">
+            <a:fillToRect l="50000" t="-80000" r="50000" b="180000"/>
+          </a:path>
+        </a:gradFill>
+        <a:gradFill rotWithShape="1">
+          <a:gsLst>
+            <a:gs pos="0">
+              <a:schemeClr val="phClr">
+                <a:tint val="80000"/>
+                <a:satMod val="300000"/>
+              </a:schemeClr>
+            </a:gs>
+            <a:gs pos="100000">
+              <a:schemeClr val="phClr">
+                <a:shade val="30000"/>
+                <a:satMod val="200000"/>
+              </a:schemeClr>
+            </a:gs>
+          </a:gsLst>
+          <a:path path="circle">
+            <a:fillToRect l="50000" t="50000" r="50000" b="50000"/>
+          </a:path>
         </a:gradFill>
       </a:bgFillStyleLst>
     </a:fmtScheme>
   </a:themeElements>
-  <a:objectDefaults/>
+  <a:objectDefaults>
+    <a:spDef>
+      <a:spPr/>
+      <a:bodyPr/>
+      <a:lstStyle/>
+      <a:style>
+        <a:lnRef idx="1">
+          <a:schemeClr val="accent1"/>
+        </a:lnRef>
+        <a:fillRef idx="3">
+          <a:schemeClr val="accent1"/>
+        </a:fillRef>
+        <a:effectRef idx="2">
+          <a:schemeClr val="accent1"/>
+        </a:effectRef>
+        <a:fontRef idx="minor">
+          <a:schemeClr val="lt1"/>
+        </a:fontRef>
+      </a:style>
+    </a:spDef>
+    <a:lnDef>
+      <a:spPr/>
+      <a:bodyPr/>
+      <a:lstStyle/>
+      <a:style>
+        <a:lnRef idx="2">
+          <a:schemeClr val="accent1"/>
+        </a:lnRef>
+        <a:fillRef idx="0">
+          <a:schemeClr val="accent1"/>
+        </a:fillRef>
+        <a:effectRef idx="1">
+          <a:schemeClr val="accent1"/>
+        </a:effectRef>
+        <a:fontRef idx="minor">
+          <a:schemeClr val="tx1"/>
+        </a:fontRef>
+      </a:style>
+    </a:lnDef>
+  </a:objectDefaults>
   <a:extraClrSchemeLst/>
-  <a:extLst>
-    <a:ext uri="{05A4C25C-085E-4340-85A3-A5531E510DB2}">
-      <thm15:themeFamily xmlns:thm15="http://schemas.microsoft.com/office/thememl/2012/main" name="Office Theme" id="{2E142A2C-CD16-42D6-873A-C26D2A0506FA}" vid="{1BDDFF52-6CD6-40A5-AB3C-68EB2F1E4D0A}"/>
-    </a:ext>
-  </a:extLst>
 </a:theme>
 </file>
--- a/Enyrgy_Paperclip_Knowledge_Base.docx
+++ b/Enyrgy_Paperclip_Knowledge_Base.docx
@@ -2,188 +2,1498 @@
 <file path=word/document.xml><?xml version="1.0" encoding="utf-8"?>
 <w:document xmlns:w="http://schemas.openxmlformats.org/wordprocessingml/2006/main" xmlns:m="http://schemas.openxmlformats.org/officeDocument/2006/math" xmlns:r="http://schemas.openxmlformats.org/officeDocument/2006/relationships" xmlns:o="urn:schemas-microsoft-com:office:office" xmlns:v="urn:schemas-microsoft-com:vml" xmlns:w10="urn:schemas-microsoft-com:office:word" xmlns:a="http://schemas.openxmlformats.org/drawingml/2006/main" xmlns:pic="http://schemas.openxmlformats.org/drawingml/2006/picture" xmlns:wp="http://schemas.openxmlformats.org/drawingml/2006/wordprocessingDrawing">
   <w:body>
-    <w:p>
-      <w:pPr>
-        <w:spacing w:before="1440" w:after="240"/>
-        <w:jc w:val="center"/>
-      </w:pPr>
-      <w:r>
-        <w:rPr>
-          <w:rFonts w:ascii="Montserrat" w:eastAsia="Montserrat" w:hAnsi="Montserrat" w:cs="Montserrat"/>
-          <w:b/>
-          <w:bCs/>
-          <w:color w:val="E64C38"/>
-          <w:sz w:val="80"/>
-          <w:szCs w:val="80"/>
-        </w:rPr>
-        <w:t xml:space="preserve">ENYRGY</w:t>
-      </w:r>
-    </w:p>
-    <w:p>
-      <w:pPr>
-        <w:spacing w:after="480"/>
-        <w:jc w:val="center"/>
-      </w:pPr>
-      <w:r>
-        <w:rPr>
-          <w:rFonts w:ascii="Montserrat" w:eastAsia="Montserrat" w:hAnsi="Montserrat" w:cs="Montserrat"/>
+    <w:bookmarkStart w:id="44" w:name="enyrgy-knowledge-base-shared-agent-read"/>
+    <w:p>
+      <w:pPr>
+        <w:pStyle w:val="Heading1"/>
+      </w:pPr>
+      <w:r>
+        <w:t xml:space="preserve">Enyrgy Knowledge Base (Shared, Agent-Read)</w:t>
+      </w:r>
+    </w:p>
+    <w:p>
+      <w:pPr>
+        <w:pStyle w:val="FirstParagraph"/>
+      </w:pPr>
+      <w:r>
+        <w:rPr>
+          <w:b/>
+          <w:bCs/>
+        </w:rPr>
+        <w:t xml:space="preserve">The single source of truth every Enyrgy Paperclip agent reads facts from. No agent may invent a number, claim, policy, price, or date. If a fact is not in here, escalate to the KB Manager rather than guess.</w:t>
+      </w:r>
+      <w:r>
+        <w:t xml:space="preserve"> </w:t>
+      </w:r>
+      <w:r>
+        <w:t xml:space="preserve">Grounded in Implementation Guide v3.9 (Sections 1, 14, 15, 17 to 19, 22) with the Session 8 claim correction applied. Sub-account: GtXjla7Ld1dordsTWrVy.</w:t>
+      </w:r>
+    </w:p>
+    <w:p>
+      <w:pPr>
+        <w:pStyle w:val="BodyText"/>
+      </w:pPr>
+      <w:r>
+        <w:t xml:space="preserve">No em-dashes anywhere. Peer-to-peer voice. Sunlight. Evolved.</w:t>
+      </w:r>
+    </w:p>
+    <w:p>
+      <w:pPr>
+        <w:pStyle w:val="BodyText"/>
+      </w:pPr>
+      <w:r>
+        <w:rPr>
+          <w:b/>
+          <w:bCs/>
+        </w:rPr>
+        <w:t xml:space="preserve">If a person names a health condition, an injury, or a medication, stop and read section 16 before replying.</w:t>
+      </w:r>
+      <w:r>
+        <w:t xml:space="preserve"> </w:t>
+      </w:r>
+      <w:r>
+        <w:t xml:space="preserve">Never clear anyone for use, and never treat absence from the contraindication list as clearance.</w:t>
+      </w:r>
+    </w:p>
+    <w:bookmarkStart w:id="19" w:name="company-snapshot"/>
+    <w:p>
+      <w:pPr>
+        <w:pStyle w:val="Heading2"/>
+      </w:pPr>
+      <w:r>
+        <w:t xml:space="preserve">1. Company snapshot</w:t>
+      </w:r>
+    </w:p>
+    <w:p>
+      <w:pPr>
+        <w:pStyle w:val="FirstParagraph"/>
+      </w:pPr>
+      <w:r>
+        <w:t xml:space="preserve">Enyrgy is a health-technology company that developed the Enyrgy Vitamin D Primal Light Platform, an intelligent precision phototherapy platform. Mission: restore the body’s natural ability to respond to sunlight with precision, safety, and measurable benefit.</w:t>
+      </w:r>
+    </w:p>
+    <w:p>
+      <w:pPr>
+        <w:pStyle w:val="Compact"/>
+        <w:numPr>
+          <w:ilvl w:val="0"/>
+          <w:numId w:val="1001"/>
+        </w:numPr>
+      </w:pPr>
+      <w:r>
+        <w:t xml:space="preserve">Users: 600+ (organic growth, zero paid advertising to date).</w:t>
+      </w:r>
+      <w:r>
+        <w:t xml:space="preserve"> </w:t>
+      </w:r>
+      <w:r>
+        <w:rPr>
+          <w:b/>
+          <w:bCs/>
+        </w:rPr>
+        <w:t xml:space="preserve">Say users, not customers.</w:t>
+      </w:r>
+      <w:r>
+        <w:t xml:space="preserve"> </w:t>
+      </w:r>
+      <w:r>
+        <w:t xml:space="preserve">A home unit supports up to six users, so the two are not interchangeable and “600+ customers” overstates unit sales. Use “600+ users” in all copy.</w:t>
+      </w:r>
+    </w:p>
+    <w:p>
+      <w:pPr>
+        <w:pStyle w:val="Compact"/>
+        <w:numPr>
+          <w:ilvl w:val="0"/>
+          <w:numId w:val="1001"/>
+        </w:numPr>
+      </w:pPr>
+      <w:r>
+        <w:t xml:space="preserve">Treatments completed: 25,000+ (zero burns, zero adverse events).</w:t>
+      </w:r>
+    </w:p>
+    <w:p>
+      <w:pPr>
+        <w:pStyle w:val="Compact"/>
+        <w:numPr>
+          <w:ilvl w:val="0"/>
+          <w:numId w:val="1001"/>
+        </w:numPr>
+      </w:pPr>
+      <w:r>
+        <w:t xml:space="preserve">Return rate: under 1 percent (industry average 5 to 10 percent).</w:t>
+      </w:r>
+    </w:p>
+    <w:p>
+      <w:pPr>
+        <w:pStyle w:val="Compact"/>
+        <w:numPr>
+          <w:ilvl w:val="0"/>
+          <w:numId w:val="1001"/>
+        </w:numPr>
+      </w:pPr>
+      <w:r>
+        <w:t xml:space="preserve">Countries with inbound demand: 5 (USA, UK, Canada, France, New Zealand).</w:t>
+      </w:r>
+    </w:p>
+    <w:p>
+      <w:pPr>
+        <w:pStyle w:val="Compact"/>
+        <w:numPr>
+          <w:ilvl w:val="0"/>
+          <w:numId w:val="1001"/>
+        </w:numPr>
+      </w:pPr>
+      <w:r>
+        <w:t xml:space="preserve">Red light co-use: 90 percent of customers also use red light therapy.</w:t>
+      </w:r>
+    </w:p>
+    <w:p>
+      <w:pPr>
+        <w:pStyle w:val="Compact"/>
+        <w:numPr>
+          <w:ilvl w:val="0"/>
+          <w:numId w:val="1001"/>
+        </w:numPr>
+      </w:pPr>
+      <w:r>
+        <w:t xml:space="preserve">Facility: 5115 N 27th Ave, Bld 66, Phoenix, AZ 85017. Made in USA (relocated from Scottsdale).</w:t>
+      </w:r>
+    </w:p>
+    <w:p>
+      <w:pPr>
+        <w:pStyle w:val="Compact"/>
+        <w:numPr>
+          <w:ilvl w:val="0"/>
+          <w:numId w:val="1001"/>
+        </w:numPr>
+      </w:pPr>
+      <w:r>
+        <w:t xml:space="preserve">Founders and team: Scott Hansbury (Co-founder &amp; CEO), David Letourneau (President and Co-Founder), Brian Cameron (fractional CFO).</w:t>
+      </w:r>
+    </w:p>
+    <w:p>
+      <w:pPr>
+        <w:pStyle w:val="Compact"/>
+        <w:numPr>
+          <w:ilvl w:val="0"/>
+          <w:numId w:val="1001"/>
+        </w:numPr>
+      </w:pPr>
+      <w:r>
+        <w:t xml:space="preserve">Founder track record (verified, investor-facing): Scott Hansbury,</w:t>
+      </w:r>
+      <w:r>
+        <w:t xml:space="preserve"> </w:t>
+      </w:r>
+      <w:r>
+        <w:rPr>
+          <w:b/>
+          <w:bCs/>
+        </w:rPr>
+        <w:t xml:space="preserve">five exits from his previous eight startups totaling $500M+ in enterprise value, plus eleven M&amp;A transactions led, buy-side and sell-side, representing an additional $249M</w:t>
+      </w:r>
+      <w:r>
+        <w:t xml:space="preserve"> </w:t>
+      </w:r>
+      <w:r>
+        <w:t xml:space="preserve">(confirmed by Scott, 2026-08-25). Enyrgy is his ninth startup.</w:t>
+      </w:r>
+      <w:r>
+        <w:t xml:space="preserve"> </w:t>
+      </w:r>
+      <w:r>
+        <w:rPr>
+          <w:b/>
+          <w:bCs/>
+        </w:rPr>
+        <w:t xml:space="preserve">State the two figures separately and never combine them into a single total</w:t>
+      </w:r>
+      <w:r>
+        <w:t xml:space="preserve">, since they describe different work: the $500M is exit value from companies he founded or helped build, the $249M is transaction value from deals he led. David Letourneau, scaled Alair Homes from 1 to 100+ locations, $750M+ in sales.</w:t>
+      </w:r>
+      <w:r>
+        <w:t xml:space="preserve"> </w:t>
+      </w:r>
+      <w:r>
+        <w:rPr>
+          <w:b/>
+          <w:bCs/>
+        </w:rPr>
+        <w:t xml:space="preserve">Brian Cameron, fractional CFO, is a former securities regulator</w:t>
+      </w:r>
+      <w:r>
+        <w:t xml:space="preserve"> </w:t>
+      </w:r>
+      <w:r>
+        <w:t xml:space="preserve">(confirmed by Scott, 2026-08-02). That background is a meaningful trust signal in investor conversations and is the kind of credential a serious investor may verify, so use it as stated and do not embellish it.</w:t>
+      </w:r>
+    </w:p>
+    <w:p>
+      <w:pPr>
+        <w:pStyle w:val="Compact"/>
+        <w:numPr>
+          <w:ilvl w:val="0"/>
+          <w:numId w:val="1001"/>
+        </w:numPr>
+      </w:pPr>
+      <w:r>
+        <w:t xml:space="preserve">Active OEM partner: Lumanova (Luma D Light).</w:t>
+      </w:r>
+    </w:p>
+    <w:bookmarkEnd w:id="19"/>
+    <w:bookmarkStart w:id="20" w:name="product-the-triple-pathway-advantage"/>
+    <w:p>
+      <w:pPr>
+        <w:pStyle w:val="Heading2"/>
+      </w:pPr>
+      <w:r>
+        <w:t xml:space="preserve">2. Product: the Triple-Pathway Advantage</w:t>
+      </w:r>
+    </w:p>
+    <w:p>
+      <w:pPr>
+        <w:pStyle w:val="FirstParagraph"/>
+      </w:pPr>
+      <w:r>
+        <w:t xml:space="preserve">Product name on first reference:</w:t>
+      </w:r>
+      <w:r>
+        <w:t xml:space="preserve"> </w:t>
+      </w:r>
+      <w:r>
+        <w:rPr>
+          <w:b/>
+          <w:bCs/>
+        </w:rPr>
+        <w:t xml:space="preserve">Enyrgy Vitamin D Primal Light Platform</w:t>
+      </w:r>
+      <w:r>
+        <w:t xml:space="preserve">. Deprecated names, never use: “Precision Vitamin D Wellness Platform,” “Primal Light Platform” alone.</w:t>
+      </w:r>
+    </w:p>
+    <w:p>
+      <w:pPr>
+        <w:pStyle w:val="Compact"/>
+        <w:numPr>
+          <w:ilvl w:val="0"/>
+          <w:numId w:val="1002"/>
+        </w:numPr>
+      </w:pPr>
+      <w:r>
+        <w:t xml:space="preserve">Pathway 1, Vitamin D synthesis: 2.4x more efficient than sunlight. 2 to 4 minutes equals 2 to 4 hours of mid-day sun. Vitamin D synthesis requires UVB in the 280 to 315 nm band; visible-light and circadian lamps do not emit UVB and cannot trigger it.</w:t>
+      </w:r>
+    </w:p>
+    <w:p>
+      <w:pPr>
+        <w:pStyle w:val="Compact"/>
+        <w:numPr>
+          <w:ilvl w:val="0"/>
+          <w:numId w:val="1002"/>
+        </w:numPr>
+      </w:pPr>
+      <w:r>
+        <w:t xml:space="preserve">Pathway 2, Nitric Oxide release: supports cardiovascular regulation and blood pressure. Cannot be delivered orally (see the nitric oxide framing rule in section 10).</w:t>
+      </w:r>
+    </w:p>
+    <w:p>
+      <w:pPr>
+        <w:pStyle w:val="Compact"/>
+        <w:numPr>
+          <w:ilvl w:val="0"/>
+          <w:numId w:val="1002"/>
+        </w:numPr>
+      </w:pPr>
+      <w:r>
+        <w:t xml:space="preserve">Pathway 3, Serotonin production: sleep, mood, and cognitive function. Users report improvements within weeks. Sleep mechanism (educational framing only): serotonin made from daytime light is the precursor the body converts to melatonin, the hormone that regulates the sleep cycle; less daytime light means less of that upstream chemistry. Present this as how the biology works, not as a promise the device improves sleep (wellness device, no medical claims).</w:t>
+      </w:r>
+    </w:p>
+    <w:p>
+      <w:pPr>
+        <w:pStyle w:val="FirstParagraph"/>
+      </w:pPr>
+      <w:r>
+        <w:t xml:space="preserve">Sunlight photochemistry (grounds the “light does five” framing): light on skin produces more than vitamin D3. The parallel outputs are vitamin D3, vitamin D3 sulfate, photoproducts (for example lumisterol and tachysterol), nitric oxide (UVA photorelease), and serotonin (daytime light). These are parallel outputs of one exposure, not a linear chain; nitric oxide and serotonin are separate light pathways, not downstream products of vitamin D. Copy may say sunlight or light produces five outputs. Enyrgy’s marketed, benefit-substantiated pathways remain the three of the Triple-Pathway Advantage (vitamin D, nitric oxide, serotonin); do not claim specific health benefits for vitamin D sulfate or photoproducts beyond noting they are additional things sunlight makes. A statement about what light does (five outputs) is fine; a claim that the device delivers five distinct benefits is not. Rule of thumb for all copy: when describing what sunlight or light does, say five outputs; when describing what Enyrgy delivers, say the three Triple-Pathway pathways.</w:t>
+      </w:r>
+    </w:p>
+    <w:p>
+      <w:pPr>
+        <w:pStyle w:val="BodyText"/>
+      </w:pPr>
+      <w:r>
+        <w:t xml:space="preserve">Sales anchor: nothing else delivers all three in 2 to 4 minutes with a dose calibrated to the individual and an automatic cutoff. Supplements deliver Vitamin D only. Sunlight needs about 60x more time plus cancer risk. Red light is a different mechanism entirely (90 percent of Enyrgy customers use both). Enyrgy is a new category.</w:t>
+      </w:r>
+      <w:r>
+        <w:t xml:space="preserve"> </w:t>
+      </w:r>
+      <w:r>
+        <w:rPr>
+          <w:b/>
+          <w:bCs/>
+        </w:rPr>
+        <w:t xml:space="preserve">Do not write the unqualified form</w:t>
+      </w:r>
+      <w:r>
+        <w:t xml:space="preserve"> </w:t>
+      </w:r>
+      <w:r>
+        <w:t xml:space="preserve">(“no other solution delivers all three”): a tanning bed does trigger all three pathways, badly and with no dosing control, so the unqualified claim is knockable down by one counterexample in front of the operators most likely to know it. The calibration-and-cutoff qualifier is what nothing else clears.</w:t>
+      </w:r>
+    </w:p>
+    <w:p>
+      <w:pPr>
+        <w:pStyle w:val="BodyText"/>
+      </w:pPr>
+      <w:r>
+        <w:t xml:space="preserve">Approved trademarked terms:</w:t>
+      </w:r>
+      <w:r>
+        <w:t xml:space="preserve"> </w:t>
+      </w:r>
+      <w:r>
+        <w:rPr>
+          <w:b/>
+          <w:bCs/>
+        </w:rPr>
+        <w:t xml:space="preserve">BioCalibrated Sunshine</w:t>
+      </w:r>
+      <w:r>
+        <w:t xml:space="preserve"> </w:t>
+      </w:r>
+      <w:r>
+        <w:t xml:space="preserve">(personalized-dosing and skin-type angle),</w:t>
+      </w:r>
+      <w:r>
+        <w:t xml:space="preserve"> </w:t>
+      </w:r>
+      <w:r>
+        <w:rPr>
+          <w:b/>
+          <w:bCs/>
+        </w:rPr>
+        <w:t xml:space="preserve">Triple-Pathway Advantage</w:t>
+      </w:r>
+      <w:r>
+        <w:t xml:space="preserve">.</w:t>
+      </w:r>
+    </w:p>
+    <w:bookmarkEnd w:id="20"/>
+    <w:bookmarkStart w:id="21" w:name="pricing-and-unit-economics"/>
+    <w:p>
+      <w:pPr>
+        <w:pStyle w:val="Heading2"/>
+      </w:pPr>
+      <w:r>
+        <w:t xml:space="preserve">3. Pricing and unit economics</w:t>
+      </w:r>
+    </w:p>
+    <w:p>
+      <w:pPr>
+        <w:pStyle w:val="Compact"/>
+        <w:numPr>
+          <w:ilvl w:val="0"/>
+          <w:numId w:val="1003"/>
+        </w:numPr>
+      </w:pPr>
+      <w:r>
+        <w:t xml:space="preserve">Consumer Unit MSRP: $2,995 (gross margin 66 percent). Primary revenue driver, direct to consumer.</w:t>
+      </w:r>
+    </w:p>
+    <w:p>
+      <w:pPr>
+        <w:pStyle w:val="Compact"/>
+        <w:numPr>
+          <w:ilvl w:val="0"/>
+          <w:numId w:val="1003"/>
+        </w:numPr>
+      </w:pPr>
+      <w:r>
+        <w:t xml:space="preserve">Commercial Unit MSRP: $8,950 (gross margin 78 percent). B2B wellness, growing.</w:t>
+      </w:r>
+    </w:p>
+    <w:p>
+      <w:pPr>
+        <w:pStyle w:val="Compact"/>
+        <w:numPr>
+          <w:ilvl w:val="0"/>
+          <w:numId w:val="1003"/>
+        </w:numPr>
+      </w:pPr>
+      <w:r>
+        <w:t xml:space="preserve">Per-session cost: $2.30 (5 sessions per week over 5 years, roughly 1,300 sessions).</w:t>
+      </w:r>
+    </w:p>
+    <w:p>
+      <w:pPr>
+        <w:pStyle w:val="Compact"/>
+        <w:numPr>
+          <w:ilvl w:val="0"/>
+          <w:numId w:val="1003"/>
+        </w:numPr>
+      </w:pPr>
+      <w:r>
+        <w:t xml:space="preserve">Referral: $150 off for the referee, $100 credit for the referrer (used in WF-07).</w:t>
+      </w:r>
+      <w:r>
+        <w:t xml:space="preserve"> </w:t>
+      </w:r>
+      <w:r>
+        <w:rPr>
+          <w:b/>
+          <w:bCs/>
+        </w:rPr>
+        <w:t xml:space="preserve">Operated manually today:</w:t>
+      </w:r>
+      <w:r>
+        <w:t xml:space="preserve"> </w:t>
+      </w:r>
+      <w:r>
+        <w:t xml:space="preserve">a customer requests it and a custom Shopify discount code specific to that user is created by hand. Automation waits on the built-in loyalty program in the next app version, but the offer itself is live and can be quoted.</w:t>
+      </w:r>
+    </w:p>
+    <w:p>
+      <w:pPr>
+        <w:pStyle w:val="Compact"/>
+        <w:numPr>
+          <w:ilvl w:val="0"/>
+          <w:numId w:val="1003"/>
+        </w:numPr>
+      </w:pPr>
+      <w:r>
+        <w:t xml:space="preserve">Monitored inbound address:</w:t>
+      </w:r>
+      <w:r>
+        <w:t xml:space="preserve"> </w:t>
+      </w:r>
+      <w:r>
+        <w:rPr>
+          <w:b/>
+          <w:bCs/>
+        </w:rPr>
+        <w:t xml:space="preserve">contact@enyrgy.com</w:t>
+      </w:r>
+      <w:r>
+        <w:t xml:space="preserve">, used across the funnel and monitored. Safe to give out.</w:t>
+      </w:r>
+    </w:p>
+    <w:p>
+      <w:pPr>
+        <w:pStyle w:val="Compact"/>
+        <w:numPr>
+          <w:ilvl w:val="0"/>
+          <w:numId w:val="1003"/>
+        </w:numPr>
+      </w:pPr>
+      <w:r>
+        <w:t xml:space="preserve">Guarantee: 30-day money-back guarantee on the Consumer Unit. If it is not for you, return it within 30 days (return rate is under 1 percent, see Section 4).</w:t>
+      </w:r>
+    </w:p>
+    <w:p>
+      <w:pPr>
+        <w:pStyle w:val="Compact"/>
+        <w:numPr>
+          <w:ilvl w:val="0"/>
+          <w:numId w:val="1003"/>
+        </w:numPr>
+      </w:pPr>
+      <w:r>
+        <w:t xml:space="preserve">Payment options: the Consumer Unit can be paid in full, financed, rented monthly, or purchased with HSA/FSA funds through Truemed, so it can fit a monthly budget instead of a lump sum. Financing and rental are both real, offered options; specific rates and terms are not yet in the KB, so confirm with the KB Manager before quoting any figure.</w:t>
+      </w:r>
+      <w:r>
+        <w:t xml:space="preserve"> </w:t>
+      </w:r>
+      <w:r>
+        <w:rPr>
+          <w:b/>
+          <w:bCs/>
+        </w:rPr>
+        <w:t xml:space="preserve">HSA/FSA (approved August 2026):</w:t>
+      </w:r>
+      <w:r>
+        <w:t xml:space="preserve"> </w:t>
+      </w:r>
+      <w:r>
+        <w:t xml:space="preserve">the only authorized phrasing is “HSA/FSA eligible through Truemed”. Never explain eligibility in condition-or-treatment terms and never describe the Letter of Medical Necessity. That framing is prohibited regardless of what Truemed’s own copy blocks say.</w:t>
+      </w:r>
+      <w:r>
+        <w:t xml:space="preserve"> </w:t>
+      </w:r>
+      <w:r>
+        <w:rPr>
+          <w:b/>
+          <w:bCs/>
+        </w:rPr>
+        <w:t xml:space="preserve">Eligibility covers the Consumer Unit only. The wall mount is excluded</w:t>
+      </w:r>
+      <w:r>
+        <w:t xml:space="preserve">, so never imply cart-wide eligibility. The commercial unit is out of scope entirely: a facility purchase is a business expense, not a personal medical one.</w:t>
+      </w:r>
+      <w:r>
+        <w:t xml:space="preserve"> </w:t>
+      </w:r>
+      <w:r>
+        <w:rPr>
+          <w:b/>
+          <w:bCs/>
+        </w:rPr>
+        <w:t xml:space="preserve">Facility and commercial, confirmed by Truemed August 2026. The test is who the buyer of record is:</w:t>
+      </w:r>
+    </w:p>
+    <w:p>
+      <w:pPr>
+        <w:pStyle w:val="Compact"/>
+        <w:numPr>
+          <w:ilvl w:val="1"/>
+          <w:numId w:val="1004"/>
+        </w:numPr>
+      </w:pPr>
+      <w:r>
+        <w:rPr>
+          <w:b/>
+          <w:bCs/>
+        </w:rPr>
+        <w:t xml:space="preserve">NOT eligible:</w:t>
+      </w:r>
+      <w:r>
+        <w:t xml:space="preserve"> </w:t>
+      </w:r>
+      <w:r>
+        <w:t xml:space="preserve">a facility buying units for its business, and any membership or session fees that include Enyrgy access. Those are business expenses, or a membership, not a personal medical purchase. This is what Truemed ruled out.</w:t>
+      </w:r>
+    </w:p>
+    <w:p>
+      <w:pPr>
+        <w:pStyle w:val="Compact"/>
+        <w:numPr>
+          <w:ilvl w:val="1"/>
+          <w:numId w:val="1004"/>
+        </w:numPr>
+      </w:pPr>
+      <w:r>
+        <w:rPr>
+          <w:b/>
+          <w:bCs/>
+        </w:rPr>
+        <w:t xml:space="preserve">ELIGIBLE:</w:t>
+      </w:r>
+      <w:r>
+        <w:t xml:space="preserve"> </w:t>
+      </w:r>
+      <w:r>
+        <w:t xml:space="preserve">an individual buying their own Consumer Unit directly at</w:t>
+      </w:r>
+      <w:r>
+        <w:t xml:space="preserve"> </w:t>
+      </w:r>
+      <w:r>
+        <w:rPr>
+          <w:rStyle w:val="VerbatimChar"/>
+        </w:rPr>
+        <w:t xml:space="preserve">shop.enyrgy.com</w:t>
+      </w:r>
+      <w:r>
+        <w:t xml:space="preserve">,</w:t>
+      </w:r>
+      <w:r>
+        <w:t xml:space="preserve"> </w:t>
+      </w:r>
+      <w:r>
+        <w:rPr>
+          <w:b/>
+          <w:bCs/>
+        </w:rPr>
+        <w:t xml:space="preserve">including when they arrive through a facility’s unique referral link</w:t>
+      </w:r>
+      <w:r>
+        <w:t xml:space="preserve">. The facility earns commission on that sale but is not the purchaser; the transaction is consumer to Enyrgy, which makes it the same direct consumer purchase as any other order. A facility may tell its members this.</w:t>
+      </w:r>
+    </w:p>
+    <w:p>
+      <w:pPr>
+        <w:pStyle w:val="Compact"/>
+        <w:numPr>
+          <w:ilvl w:val="1"/>
+          <w:numId w:val="1004"/>
+        </w:numPr>
+      </w:pPr>
+      <w:r>
+        <w:t xml:space="preserve">Never suggest routing a facility’s own purchase through an individual to obtain eligibility. The distinction is whose purchase it is, not which link was used.</w:t>
+      </w:r>
+    </w:p>
+    <w:p>
+      <w:pPr>
+        <w:pStyle w:val="Compact"/>
+        <w:numPr>
+          <w:ilvl w:val="0"/>
+          <w:numId w:val="1003"/>
+        </w:numPr>
+      </w:pPr>
+      <w:r>
+        <w:t xml:space="preserve">Commercial unit footprint: the device requires approximately</w:t>
+      </w:r>
+      <w:r>
+        <w:t xml:space="preserve"> </w:t>
+      </w:r>
+      <w:r>
+        <w:rPr>
+          <w:b/>
+          <w:bCs/>
+        </w:rPr>
+        <w:t xml:space="preserve">4 feet by 4 feet of floor space</w:t>
+      </w:r>
+      <w:r>
+        <w:t xml:space="preserve">. Space is usually the first practical objection a facility raises, so answer it directly. It does not need a dedicated room; facilities commonly site it in a hallway or an alcove where clients can take a session while waiting on another modality.</w:t>
+      </w:r>
+    </w:p>
+    <w:p>
+      <w:pPr>
+        <w:pStyle w:val="Compact"/>
+        <w:numPr>
+          <w:ilvl w:val="0"/>
+          <w:numId w:val="1003"/>
+        </w:numPr>
+      </w:pPr>
+      <w:r>
+        <w:t xml:space="preserve">Manufacturing and lead times: units are built in Phoenix in limited batches, which is why consumer copy refers to limited batches and to ship times running a few weeks.</w:t>
+      </w:r>
+      <w:r>
+        <w:t xml:space="preserve"> </w:t>
+      </w:r>
+      <w:r>
+        <w:rPr>
+          <w:b/>
+          <w:bCs/>
+        </w:rPr>
+        <w:t xml:space="preserve">Never quote a batch size or a specific lead time.</w:t>
+      </w:r>
+      <w:r>
+        <w:t xml:space="preserve"> </w:t>
+      </w:r>
+      <w:r>
+        <w:t xml:space="preserve">Both move with funding and production capacity, so any figure written down would keep being stated confidently after it stopped being true. “Limited batches” holds at any batch size and is the approved phrasing. Escalate lead-time questions to Scott.</w:t>
+      </w:r>
+    </w:p>
+    <w:p>
+      <w:pPr>
+        <w:pStyle w:val="Compact"/>
+        <w:numPr>
+          <w:ilvl w:val="0"/>
+          <w:numId w:val="1003"/>
+        </w:numPr>
+      </w:pPr>
+      <w:r>
+        <w:t xml:space="preserve">OEM white-label (Lumanova / Luma D Light): same MSRP, wholesale arrangement.</w:t>
+      </w:r>
+    </w:p>
+    <w:p>
+      <w:pPr>
+        <w:pStyle w:val="Compact"/>
+        <w:numPr>
+          <w:ilvl w:val="0"/>
+          <w:numId w:val="1003"/>
+        </w:numPr>
+      </w:pPr>
+      <w:r>
+        <w:rPr>
+          <w:b/>
+          <w:bCs/>
+        </w:rPr>
+        <w:t xml:space="preserve">Take-home retail margin: approximately $600 per device</w:t>
+      </w:r>
+      <w:r>
+        <w:t xml:space="preserve"> </w:t>
+      </w:r>
+      <w:r>
+        <w:t xml:space="preserve">to a facility or shop reselling consumer units. Confirmed by Scott during the Facility Overview build. This is the second margin line quoted to commercial facilities, sitting on top of the in-clinic recurring revenue from the modality, and it is the figure a facility will hold Enyrgy to in a margin conversation.</w:t>
+      </w:r>
+    </w:p>
+    <w:p>
+      <w:pPr>
+        <w:pStyle w:val="Compact"/>
+        <w:numPr>
+          <w:ilvl w:val="0"/>
+          <w:numId w:val="1003"/>
+        </w:numPr>
+      </w:pPr>
+      <w:r>
+        <w:t xml:space="preserve">Order URL: https://shop.enyrgy.com/products/uvb-light-therapy. Device registration: https://api.enyrgy.com/. Discovery-call booking: https://api.leadconnectorhq.com/widget/booking/C0hV5CFHUhWOIzs4OedC. Customer Testimonial Form: https://api.leadconnectorhq.com/widget/form/OjahkWeVDeozQkfG9dW2?notrack=true. Google review (GBP), live: https://g.page/r/CfN5Rj0CdmrfEAI/review. Trustpilot review: https://www.trustpilot.com/evaluate/enyrgy.com.</w:t>
+      </w:r>
+    </w:p>
+    <w:p>
+      <w:pPr>
+        <w:pStyle w:val="Compact"/>
+        <w:numPr>
+          <w:ilvl w:val="0"/>
+          <w:numId w:val="1003"/>
+        </w:numPr>
+      </w:pPr>
+      <w:r>
+        <w:t xml:space="preserve">Commercial model: operators charge clients</w:t>
+      </w:r>
+      <w:r>
+        <w:t xml:space="preserve"> </w:t>
+      </w:r>
+      <w:r>
+        <w:rPr>
+          <w:b/>
+          <w:bCs/>
+        </w:rPr>
+        <w:t xml:space="preserve">$49 to $125 per month</w:t>
+      </w:r>
+      <w:r>
+        <w:t xml:space="preserve"> </w:t>
+      </w:r>
+      <w:r>
+        <w:t xml:space="preserve">for Enyrgy access.</w:t>
+      </w:r>
+      <w:r>
+        <w:t xml:space="preserve"> </w:t>
+      </w:r>
+      <w:r>
+        <w:rPr>
+          <w:b/>
+          <w:bCs/>
+        </w:rPr>
+        <w:t xml:space="preserve">The rate depends on location and local clientele</w:t>
+      </w:r>
+      <w:r>
+        <w:t xml:space="preserve">, so quote the end of the range that matches the market rather than a single number. Standard markets support $49 to $75. Premium metro markets with affluent clientele support up to $125 (Orange County, California is a $125 market; the Center for New Medicine and Beyond Wellness in Costa Mesa are the reference points). Revenue scales with active client count:</w:t>
+      </w:r>
+    </w:p>
+    <w:p>
+      <w:pPr>
+        <w:pStyle w:val="Compact"/>
+        <w:numPr>
+          <w:ilvl w:val="1"/>
+          <w:numId w:val="1005"/>
+        </w:numPr>
+      </w:pPr>
+      <w:r>
+        <w:t xml:space="preserve">At $49 per month: 25 clients is $1,225 per month ($14,700 per year); 50 clients is $2,450 per month ($29,400 per year); 100 clients is $4,900 per month ($58,800 per year). Against the $8,950 unit cost, payback at 50 clients is under 4 months.</w:t>
+      </w:r>
+    </w:p>
+    <w:p>
+      <w:pPr>
+        <w:pStyle w:val="Compact"/>
+        <w:numPr>
+          <w:ilvl w:val="1"/>
+          <w:numId w:val="1005"/>
+        </w:numPr>
+      </w:pPr>
+      <w:r>
+        <w:t xml:space="preserve">At $125 per month: 25 clients is $3,125 per month ($37,500 per year); 50 clients is $6,250 per month ($75,000 per year); 100 clients is $12,500 per month ($150,000 per year). Payback at 50 clients is about 6 weeks.</w:t>
+      </w:r>
+    </w:p>
+    <w:p>
+      <w:pPr>
+        <w:pStyle w:val="Compact"/>
+        <w:numPr>
+          <w:ilvl w:val="0"/>
+          <w:numId w:val="1003"/>
+        </w:numPr>
+      </w:pPr>
+      <w:r>
+        <w:t xml:space="preserve">Commercial delivery model: the market is moving away from per-modality add-on pricing toward</w:t>
+      </w:r>
+      <w:r>
+        <w:t xml:space="preserve"> </w:t>
+      </w:r>
+      <w:r>
+        <w:rPr>
+          <w:b/>
+          <w:bCs/>
+        </w:rPr>
+        <w:t xml:space="preserve">membership models</w:t>
+      </w:r>
+      <w:r>
+        <w:t xml:space="preserve">. Enyrgy fits that shift and operators position it two ways: as a draw to bring in new members, and as an incentive to upgrade existing members into a higher tier. Where a facility runs</w:t>
+      </w:r>
+      <w:r>
+        <w:t xml:space="preserve"> </w:t>
+      </w:r>
+      <w:r>
+        <w:rPr>
+          <w:b/>
+          <w:bCs/>
+        </w:rPr>
+        <w:t xml:space="preserve">credit-based memberships</w:t>
+      </w:r>
+      <w:r>
+        <w:t xml:space="preserve"> </w:t>
+      </w:r>
+      <w:r>
+        <w:t xml:space="preserve">(members prepay for service credits), do NOT let Enyrgy be priced per session against credits: at 4 to 5 sessions a week the credit draw would consume an entire membership and crowd out the operator’s higher-margin services. Price it as a flat monthly add-on that sits outside credits, or include it in a top tier as the upgrade trigger. Enyrgy’s advantage in any membership model is that its marginal cost per session is near zero (no consumables, no practitioner, 2 to 4 minutes, app-run), unlike IV, NAD+, or practitioner-delivered services.</w:t>
+      </w:r>
+    </w:p>
+    <w:bookmarkEnd w:id="21"/>
+    <w:bookmarkStart w:id="23" w:name="clinical-and-credibility-data"/>
+    <w:p>
+      <w:pPr>
+        <w:pStyle w:val="Heading2"/>
+      </w:pPr>
+      <w:r>
+        <w:t xml:space="preserve">4. Clinical and credibility data</w:t>
+      </w:r>
+    </w:p>
+    <w:p>
+      <w:pPr>
+        <w:pStyle w:val="Compact"/>
+        <w:numPr>
+          <w:ilvl w:val="0"/>
+          <w:numId w:val="1006"/>
+        </w:numPr>
+      </w:pPr>
+      <w:r>
+        <w:t xml:space="preserve">Clinical study result: 12-week study; average Vitamin D increase of 111 percent (participants went from an average of 39.96 ng/mL to 84.20 ng/mL); 100 percent of participants reached optimal Vitamin D levels.</w:t>
+      </w:r>
+    </w:p>
+    <w:p>
+      <w:pPr>
+        <w:pStyle w:val="Compact"/>
+        <w:numPr>
+          <w:ilvl w:val="0"/>
+          <w:numId w:val="1006"/>
+        </w:numPr>
+      </w:pPr>
+      <w:r>
+        <w:t xml:space="preserve">Clinical study design and limitations (always cite results with this context): small study, N = 5 healthy adults, 4 to 6 sessions per week, 12 weeks, no control group. Larger trials are in development. When citing the 111 percent or 100-percent-optimal figures, present them as a small uncontrolled study, not as a large or controlled trial.</w:t>
+      </w:r>
+    </w:p>
+    <w:p>
+      <w:pPr>
+        <w:pStyle w:val="Compact"/>
+        <w:numPr>
+          <w:ilvl w:val="0"/>
+          <w:numId w:val="1006"/>
+        </w:numPr>
+      </w:pPr>
+      <w:r>
+        <w:rPr>
+          <w:b/>
+          <w:bCs/>
+        </w:rPr>
+        <w:t xml:space="preserve">Never call it a pilot.</w:t>
+      </w:r>
+      <w:r>
+        <w:t xml:space="preserve"> </w:t>
+      </w:r>
+      <w:r>
+        <w:t xml:space="preserve">Use study, small study, or observational cohort. “Pilot” implies a pre-launch or beta program, and this study ran months after Enyrgy went to full production in the market. The word understates the product’s maturity while doing nothing to improve the honesty of the caveat, which “small, N = 5, no control group” already carries in full.</w:t>
+      </w:r>
+    </w:p>
+    <w:p>
+      <w:pPr>
+        <w:pStyle w:val="Compact"/>
+        <w:numPr>
+          <w:ilvl w:val="0"/>
+          <w:numId w:val="1006"/>
+        </w:numPr>
+      </w:pPr>
+      <w:r>
+        <w:rPr>
+          <w:b/>
+          <w:bCs/>
+        </w:rPr>
+        <w:t xml:space="preserve">Write “the five participants,” not “five participants.”</w:t>
+      </w:r>
+      <w:r>
+        <w:t xml:space="preserve"> </w:t>
+      </w:r>
+      <w:r>
+        <w:t xml:space="preserve">Without the article the sentence reads as though a larger cohort was studied and only five of them responded.</w:t>
+      </w:r>
+    </w:p>
+    <w:p>
+      <w:pPr>
+        <w:pStyle w:val="Compact"/>
+        <w:numPr>
+          <w:ilvl w:val="0"/>
+          <w:numId w:val="1006"/>
+        </w:numPr>
+      </w:pPr>
+      <w:r>
+        <w:t xml:space="preserve">Participant-level results (12-week study, about 5 sessions per week, skin types II to IV): P1 (Skin Type II) 38.4 to 86.0; P2 (III) 34.0 to 88.4; P3 (III) 37.0 to 78.0; P4 (IV) 47.0 to 88.7; P5 (III) 43.4 to 79.9 ng/mL. These reconcile to the reported averages (start 39.96, end 84.20). All started insufficient or borderline, all reached optimal, zero dropouts. Present with the same N = 5 caveat as the averages.</w:t>
+      </w:r>
+    </w:p>
+    <w:p>
+      <w:pPr>
+        <w:pStyle w:val="Compact"/>
+        <w:numPr>
+          <w:ilvl w:val="0"/>
+          <w:numId w:val="1006"/>
+        </w:numPr>
+      </w:pPr>
+      <w:r>
+        <w:t xml:space="preserve">Efficiency: 2.4x more efficient than sunlight for Vitamin D synthesis; 2 to 4 minutes equals 2 to 4 hours of mid-day sun (about 60x).</w:t>
+      </w:r>
+    </w:p>
+    <w:p>
+      <w:pPr>
+        <w:pStyle w:val="Compact"/>
+        <w:numPr>
+          <w:ilvl w:val="0"/>
+          <w:numId w:val="1006"/>
+        </w:numPr>
+      </w:pPr>
+      <w:r>
+        <w:t xml:space="preserve">Safety:</w:t>
+      </w:r>
+      <w:r>
+        <w:t xml:space="preserve"> </w:t>
+      </w:r>
+      <w:r>
+        <w:rPr>
+          <w:b/>
+          <w:bCs/>
+        </w:rPr>
+        <w:t xml:space="preserve">the contraindication list and the rules for inbound health questions are in section 16, and they govern any conversation where a person names a condition, an injury, or a medication.</w:t>
+      </w:r>
+      <w:r>
+        <w:t xml:space="preserve"> </w:t>
+      </w:r>
+      <w:r>
+        <w:t xml:space="preserve">25,000+ sessions with zero burns and zero adverse events. The device emits over 90 percent UVB and under 10 percent UVA, the opposite of sunlight (about 95 percent UVA). The app calculates each user’s personal MED by skin type and shuts off automatically. Each session runs 2 to 4 minutes set by skin type, and the app allows a maximum of one session per day (it prevents more than one), so “2 to 4 minutes a day” is accurate.</w:t>
+      </w:r>
+    </w:p>
+    <w:p>
+      <w:pPr>
+        <w:pStyle w:val="Compact"/>
+        <w:numPr>
+          <w:ilvl w:val="0"/>
+          <w:numId w:val="1006"/>
+        </w:numPr>
+      </w:pPr>
+      <w:r>
+        <w:t xml:space="preserve">Return rate under 1 percent, roughly 5 to 10x better than the industry average.</w:t>
+      </w:r>
+    </w:p>
+    <w:bookmarkStart w:id="22" w:name="X348ceaeaf7c4d682e7f80c59634d85e8a3d0daf"/>
+    <w:p>
+      <w:pPr>
+        <w:pStyle w:val="Heading3"/>
+      </w:pPr>
+      <w:r>
+        <w:t xml:space="preserve">Athlete and bone-health research (supports the Recovery Protocol and the Athlete ICP)</w:t>
+      </w:r>
+    </w:p>
+    <w:p>
+      <w:pPr>
+        <w:pStyle w:val="FirstParagraph"/>
+      </w:pPr>
+      <w:r>
+        <w:t xml:space="preserve">These are findings from the general peer-reviewed literature on UVB and natural vitamin D synthesis, NOT clinical trials of the Enyrgy device. Cite as “research shows,” attribute to the study, and do not claim the Enyrgy device itself was tested for these outcomes. Keep it non-medical (Enyrgy is a wellness device): describe how vitamin D supports bone and recovery; never “treat”, “heal”, “cure”, or “fix”. Do not overstate (“proves”, “definitively superior”, “conclusive”); the studies support the mechanism, they are not device trials. Full compilation on file (Research/Bone Health).</w:t>
+      </w:r>
+    </w:p>
+    <w:p>
+      <w:pPr>
+        <w:pStyle w:val="BodyText"/>
+      </w:pPr>
+      <w:r>
+        <w:t xml:space="preserve">Approved figures with sources: - Bone: UVB / natural vitamin D synthesis is associated with up to 14 percent higher bone mineral density and 11 percent greater bone mechanical strength versus supplementation or controls (Morita et al., Heliyon 2020: trabecular BMD 61 vs 47 percent in controls; mechanical strength +11 percent, P=0.036). - Performance threshold: peak neuromuscular performance is associated with 25(OH)D around 50 ng/mL (Shuler et al., Sports Health 2012). - UVB vs pills: narrowband UVB three times per week raised vitamin D more effectively than 1600 IU per day of oral D3 in a randomized trial (Bogh et al., British Journal of Dermatology 2012). - Source share and half-life: UVB contributes roughly 80 to 90 percent of circulating 25(OH)D (diet and supplements 10 to 20 percent), with a longer half-life, about 21 to 30 days (Owens et al., Sports Medicine 2018; Holick et al., JBMR 2007). - Recovery: adequate vitamin D supports muscle repair and is associated with lower muscle-damage markers (creatine kinase, LDH, C-reactive protein) and less soreness after intense exercise; deficiency (under 30 ng/mL) is associated with impaired strength and slower recovery (Owens 2018; Caballero-Garcia et al., Nutrients 2021; Rojano-Ortega et al., JHND 2023). - Fracture healing: natural vitamin D synthesis supports bone callus formation and mineralization at fracture sites (Fischer et al., ECM 2018). - Dosing reference used in the research: roughly 10 to 15 minutes of midday sun, three times per week. -</w:t>
+      </w:r>
+      <w:r>
+        <w:t xml:space="preserve"> </w:t>
+      </w:r>
+      <w:r>
+        <w:rPr>
+          <w:b/>
+          <w:bCs/>
+        </w:rPr>
+        <w:t xml:space="preserve">Prevalence, the citable number. This supersedes the previously unsourced “77 percent” figure.</w:t>
+      </w:r>
+      <w:r>
+        <w:t xml:space="preserve"> </w:t>
+      </w:r>
+      <w:r>
+        <w:t xml:space="preserve">In a 2023 pooled analysis of 308 population-based studies across 81 countries and 7.9 million participants aged 1 and over,</w:t>
+      </w:r>
+      <w:r>
+        <w:t xml:space="preserve"> </w:t>
+      </w:r>
+      <w:r>
+        <w:rPr>
+          <w:b/>
+          <w:bCs/>
+        </w:rPr>
+        <w:t xml:space="preserve">76.6 percent had serum 25(OH)D below 30 ng/mL</w:t>
+      </w:r>
+      <w:r>
+        <w:t xml:space="preserve"> </w:t>
+      </w:r>
+      <w:r>
+        <w:t xml:space="preserve">(75 nmol/L; 95% CrI 74.0 to 79.1). Also reported: 47.9 percent below 20 ng/mL and 15.7 percent below 12 ng/mL. (Cui A, Zhang T, Xiao P, Fan Z, Wang H, Zhuang Y. “Global and regional prevalence of vitamin D deficiency in population-based studies from 2000 to 2022.”</w:t>
+      </w:r>
+      <w:r>
+        <w:t xml:space="preserve"> </w:t>
+      </w:r>
+      <w:r>
+        <w:rPr>
           <w:i/>
           <w:iCs/>
-          <w:sz w:val="32"/>
-          <w:szCs w:val="32"/>
-        </w:rPr>
+        </w:rPr>
+        <w:t xml:space="preserve">Frontiers in Nutrition</w:t>
+      </w:r>
+      <w:r>
+        <w:t xml:space="preserve"> </w:t>
+      </w:r>
+      <w:r>
+        <w:t xml:space="preserve">2023; PMC10064807, free to read.)</w:t>
+      </w:r>
+      <w:r>
+        <w:t xml:space="preserve"> </w:t>
+      </w:r>
+      <w:r>
+        <w:rPr>
+          <w:b/>
+          <w:bCs/>
+        </w:rPr>
+        <w:t xml:space="preserve">Three rules for stating it.</w:t>
+      </w:r>
+      <w:r>
+        <w:t xml:space="preserve"> </w:t>
+      </w:r>
+      <w:r>
+        <w:t xml:space="preserve">(1) Below 30 ng/mL is</w:t>
+      </w:r>
+      <w:r>
+        <w:t xml:space="preserve"> </w:t>
+      </w:r>
+      <w:r>
+        <w:rPr>
+          <w:b/>
+          <w:bCs/>
+        </w:rPr>
+        <w:t xml:space="preserve">insufficiency or low vitamin D status</w:t>
+      </w:r>
+      <w:r>
+        <w:t xml:space="preserve">, not universally accepted “deficiency”. Never call 76.6 percent a deficiency rate. (2) The population is</w:t>
+      </w:r>
+      <w:r>
+        <w:t xml:space="preserve"> </w:t>
+      </w:r>
+      <w:r>
+        <w:rPr>
+          <w:b/>
+          <w:bCs/>
+        </w:rPr>
+        <w:t xml:space="preserve">global and aged 1 and over</w:t>
+      </w:r>
+      <w:r>
+        <w:t xml:space="preserve">, so say “people”, never “adults”, never “Americans”, never “indoor”. (3) The authors report high heterogeneity between pooled studies; do not present the figure as a precise national rate.</w:t>
+      </w:r>
+      <w:r>
+        <w:t xml:space="preserve"> </w:t>
+      </w:r>
+      <w:r>
+        <w:rPr>
+          <w:b/>
+          <w:bCs/>
+        </w:rPr>
+        <w:t xml:space="preserve">Approved short forms:</w:t>
+      </w:r>
+      <w:r>
+        <w:t xml:space="preserve"> </w:t>
+      </w:r>
+      <w:r>
+        <w:t xml:space="preserve">“about three-quarters of people have vitamin D below 30 ng/mL” or “76.6 percent of people worldwide are below 30 ng/mL”. -</w:t>
+      </w:r>
+      <w:r>
+        <w:t xml:space="preserve"> </w:t>
+      </w:r>
+      <w:r>
+        <w:rPr>
+          <w:b/>
+          <w:bCs/>
+        </w:rPr>
+        <w:t xml:space="preserve">Sunny climates do not prevent it (use this for the sun objection):</w:t>
+      </w:r>
+      <w:r>
+        <w:t xml:space="preserve"> </w:t>
+      </w:r>
+      <w:r>
+        <w:t xml:space="preserve">low vitamin D status is a problem even in countries with sun exposure all year round (Palacios C, Gonzalez L. “Is vitamin D deficiency a major global public health problem?”</w:t>
+      </w:r>
+      <w:r>
+        <w:t xml:space="preserve"> </w:t>
+      </w:r>
+      <w:r>
+        <w:rPr>
+          <w:i/>
+          <w:iCs/>
+        </w:rPr>
+        <w:t xml:space="preserve">J Steroid Biochem Mol Biol</w:t>
+      </w:r>
+      <w:r>
+        <w:t xml:space="preserve"> </w:t>
+      </w:r>
+      <w:r>
+        <w:t xml:space="preserve">2014; PMC4018438, free to read). The paper’s own Highlights state it verbatim:</w:t>
+      </w:r>
+      <w:r>
+        <w:t xml:space="preserve"> </w:t>
+      </w:r>
+      <w:r>
+        <w:rPr>
+          <w:b/>
+          <w:bCs/>
+        </w:rPr>
+        <w:t xml:space="preserve">“Low vitamin D status is a problem even in countries with sun exposure all year round.”</w:t>
+      </w:r>
+      <w:r>
+        <w:t xml:space="preserve"> </w:t>
+      </w:r>
+      <w:r>
+        <w:t xml:space="preserve">Quote that line as written.</w:t>
+      </w:r>
+      <w:r>
+        <w:t xml:space="preserve"> </w:t>
+      </w:r>
+      <w:r>
+        <w:rPr>
+          <w:b/>
+          <w:bCs/>
+        </w:rPr>
+        <w:t xml:space="preserve">Three limits.</w:t>
+      </w:r>
+      <w:r>
+        <w:t xml:space="preserve"> </w:t>
+      </w:r>
+      <w:r>
+        <w:t xml:space="preserve">(1) It reports prevalence by region, age group and threshold and gives no single headline figure, so it CANNOT source the 77 percent. (2) It says nothing about UVB devices or phototherapy, so never present it as support for the platform itself, only for the problem. (3) 2014 data: fine for establishing that the phenomenon exists, not for current prevalence.</w:t>
+      </w:r>
+    </w:p>
+    <w:bookmarkEnd w:id="22"/>
+    <w:bookmarkEnd w:id="23"/>
+    <w:bookmarkStart w:id="24" w:name="advisory-board"/>
+    <w:p>
+      <w:pPr>
+        <w:pStyle w:val="Heading2"/>
+      </w:pPr>
+      <w:r>
+        <w:t xml:space="preserve">5. Advisory board</w:t>
+      </w:r>
+    </w:p>
+    <w:p>
+      <w:pPr>
+        <w:pStyle w:val="FirstParagraph"/>
+      </w:pPr>
+      <w:r>
+        <w:t xml:space="preserve">Scientific Advisory Board, approved bios (use as written; do not embellish beyond these):</w:t>
+      </w:r>
+    </w:p>
+    <w:p>
+      <w:pPr>
+        <w:pStyle w:val="Compact"/>
+        <w:numPr>
+          <w:ilvl w:val="0"/>
+          <w:numId w:val="1007"/>
+        </w:numPr>
+      </w:pPr>
+      <w:r>
+        <w:rPr>
+          <w:b/>
+          <w:bCs/>
+        </w:rPr>
+        <w:t xml:space="preserve">Dr. Bruce Hollis:</w:t>
+      </w:r>
+      <w:r>
+        <w:t xml:space="preserve"> </w:t>
+      </w:r>
+      <w:r>
+        <w:t xml:space="preserve">over 70,000 citations, widely regarded as the Godfather of Vitamin D Research.</w:t>
+      </w:r>
+      <w:r>
+        <w:t xml:space="preserve"> </w:t>
+      </w:r>
+      <w:r>
+        <w:rPr>
+          <w:b/>
+          <w:bCs/>
+        </w:rPr>
+        <w:t xml:space="preserve">Over forty years on vitamin D research</w:t>
+      </w:r>
+      <w:r>
+        <w:t xml:space="preserve">, much of it on the difference between oral supplementation and UVB-synthesized vitamin D. He has reviewed and endorsed the Enyrgy platform.</w:t>
+      </w:r>
+    </w:p>
+    <w:p>
+      <w:pPr>
+        <w:pStyle w:val="Compact"/>
+        <w:numPr>
+          <w:ilvl w:val="0"/>
+          <w:numId w:val="1007"/>
+        </w:numPr>
+      </w:pPr>
+      <w:r>
+        <w:rPr>
+          <w:b/>
+          <w:bCs/>
+        </w:rPr>
+        <w:t xml:space="preserve">Dr. Samantha Kimball:</w:t>
+      </w:r>
+      <w:r>
+        <w:t xml:space="preserve"> </w:t>
+      </w:r>
+      <w:r>
+        <w:t xml:space="preserve">designed the MED protocol that powers every session; a leading researcher in UV therapy safety.</w:t>
+      </w:r>
+      <w:r>
+        <w:t xml:space="preserve"> </w:t>
+      </w:r>
+      <w:r>
+        <w:rPr>
+          <w:b/>
+          <w:bCs/>
+        </w:rPr>
+        <w:t xml:space="preserve">Over 100 peer-reviewed papers and two decades in the field.</w:t>
+      </w:r>
+    </w:p>
+    <w:p>
+      <w:pPr>
+        <w:pStyle w:val="Compact"/>
+        <w:numPr>
+          <w:ilvl w:val="0"/>
+          <w:numId w:val="1007"/>
+        </w:numPr>
+      </w:pPr>
+      <w:r>
+        <w:rPr>
+          <w:b/>
+          <w:bCs/>
+        </w:rPr>
+        <w:t xml:space="preserve">Dr. William Grant:</w:t>
+      </w:r>
+      <w:r>
+        <w:t xml:space="preserve"> </w:t>
+      </w:r>
+      <w:r>
+        <w:t xml:space="preserve">NASA UVB researcher and pioneer in phototherapy science.</w:t>
+      </w:r>
+      <w:r>
+        <w:t xml:space="preserve"> </w:t>
+      </w:r>
+      <w:r>
+        <w:rPr>
+          <w:b/>
+          <w:bCs/>
+        </w:rPr>
+        <w:t xml:space="preserve">More than 350 peer-reviewed papers</w:t>
+      </w:r>
+      <w:r>
+        <w:t xml:space="preserve"> </w:t>
+      </w:r>
+      <w:r>
+        <w:t xml:space="preserve">on vitamin D, sunlight and health outcomes, using NASA UVB satellite data to map how sunlight exposure tracks with health across populations.</w:t>
+      </w:r>
+    </w:p>
+    <w:p>
+      <w:pPr>
+        <w:pStyle w:val="FirstParagraph"/>
+      </w:pPr>
+      <w:r>
+        <w:t xml:space="preserve">Do not paraphrase or embellish an advisor’s credentials beyond these approved bios. The publication and tenure figures were confirmed by Scott on 2026-08-02 and added because they were already live in WF-17 Long-Term Nurture touch 6, where the specificity is what makes the email work. Use the shorter form where space is tight; use the fuller form when the job is establishing that real researchers built the protocol. The short approved phrasing for objection handling remains “advisory board includes Dr. Bruce Hollis.” Compliance note: any public claim that an advisor “reviewed and endorsed” the platform must have the advisor’s documented consent on file, per FTC endorsement rules.</w:t>
+      </w:r>
+    </w:p>
+    <w:bookmarkEnd w:id="24"/>
+    <w:bookmarkStart w:id="25" w:name="X2416962bbe798b4d07d64a796f71649a000b8ee"/>
+    <w:p>
+      <w:pPr>
+        <w:pStyle w:val="Heading2"/>
+      </w:pPr>
+      <w:r>
+        <w:t xml:space="preserve">6. Approved talking points (voiced, use as written)</w:t>
+      </w:r>
+    </w:p>
+    <w:p>
+      <w:pPr>
+        <w:pStyle w:val="Compact"/>
+        <w:numPr>
+          <w:ilvl w:val="0"/>
+          <w:numId w:val="1008"/>
+        </w:numPr>
+      </w:pPr>
+      <w:r>
+        <w:t xml:space="preserve">Every human body was meant to thrive on sunlight. We just made it safe, personalized and controllable. (Standard Description, do not alter.)</w:t>
+      </w:r>
+    </w:p>
+    <w:p>
+      <w:pPr>
+        <w:pStyle w:val="Compact"/>
+        <w:numPr>
+          <w:ilvl w:val="0"/>
+          <w:numId w:val="1008"/>
+        </w:numPr>
+      </w:pPr>
+      <w:r>
+        <w:t xml:space="preserve">Get your body responding to sunlight the way it was meant to.</w:t>
+      </w:r>
+    </w:p>
+    <w:p>
+      <w:pPr>
+        <w:pStyle w:val="Compact"/>
+        <w:numPr>
+          <w:ilvl w:val="0"/>
+          <w:numId w:val="1008"/>
+        </w:numPr>
+      </w:pPr>
+      <w:r>
+        <w:t xml:space="preserve">Three biological pathways, switched on in 2 to 4 minutes.</w:t>
+      </w:r>
+    </w:p>
+    <w:p>
+      <w:pPr>
+        <w:pStyle w:val="Compact"/>
+        <w:numPr>
+          <w:ilvl w:val="0"/>
+          <w:numId w:val="1008"/>
+        </w:numPr>
+      </w:pPr>
+      <w:r>
+        <w:t xml:space="preserve">25,000+ sessions with zero adverse events.</w:t>
+      </w:r>
+    </w:p>
+    <w:p>
+      <w:pPr>
+        <w:pStyle w:val="Compact"/>
+        <w:numPr>
+          <w:ilvl w:val="0"/>
+          <w:numId w:val="1008"/>
+        </w:numPr>
+      </w:pPr>
+      <w:r>
+        <w:t xml:space="preserve">In our clinical study, 100 percent of participants reached optimal Vitamin D levels.</w:t>
+      </w:r>
+    </w:p>
+    <w:p>
+      <w:pPr>
+        <w:pStyle w:val="Compact"/>
+        <w:numPr>
+          <w:ilvl w:val="0"/>
+          <w:numId w:val="1008"/>
+        </w:numPr>
+      </w:pPr>
+      <w:r>
+        <w:t xml:space="preserve">2.4x more efficient than sunlight for Vitamin D synthesis.</w:t>
+      </w:r>
+    </w:p>
+    <w:p>
+      <w:pPr>
+        <w:pStyle w:val="Compact"/>
+        <w:numPr>
+          <w:ilvl w:val="0"/>
+          <w:numId w:val="1008"/>
+        </w:numPr>
+      </w:pPr>
+      <w:r>
+        <w:t xml:space="preserve">The app determines your skin type, sets your dose, and ends the session for you.</w:t>
+      </w:r>
+    </w:p>
+    <w:p>
+      <w:pPr>
+        <w:pStyle w:val="Compact"/>
+        <w:numPr>
+          <w:ilvl w:val="0"/>
+          <w:numId w:val="1008"/>
+        </w:numPr>
+      </w:pPr>
+      <w:r>
+        <w:t xml:space="preserve">Under 1 percent of people send it back. The industry lives at 5 to 10 percent.</w:t>
+      </w:r>
+    </w:p>
+    <w:p>
+      <w:pPr>
+        <w:pStyle w:val="Compact"/>
+        <w:numPr>
+          <w:ilvl w:val="0"/>
+          <w:numId w:val="1008"/>
+        </w:numPr>
+      </w:pPr>
+      <w:r>
+        <w:t xml:space="preserve">Built in Phoenix, Arizona. Made in USA.</w:t>
+      </w:r>
+    </w:p>
+    <w:p>
+      <w:pPr>
+        <w:pStyle w:val="Compact"/>
+        <w:numPr>
+          <w:ilvl w:val="0"/>
+          <w:numId w:val="1008"/>
+        </w:numPr>
+      </w:pPr>
+      <w:r>
+        <w:t xml:space="preserve">600+ users, 5 countries, zero paid ads.</w:t>
+      </w:r>
+    </w:p>
+    <w:p>
+      <w:pPr>
+        <w:pStyle w:val="Compact"/>
+        <w:numPr>
+          <w:ilvl w:val="0"/>
+          <w:numId w:val="1008"/>
+        </w:numPr>
+      </w:pPr>
+      <w:r>
+        <w:t xml:space="preserve">Lumanova picked our technology to launch their own light, Luma D Light.</w:t>
+      </w:r>
+    </w:p>
+    <w:p>
+      <w:pPr>
+        <w:pStyle w:val="Compact"/>
+        <w:numPr>
+          <w:ilvl w:val="0"/>
+          <w:numId w:val="1008"/>
+        </w:numPr>
+      </w:pPr>
+      <w:r>
+        <w:t xml:space="preserve">$2,995 to own it at home. $8,950 for the commercial unit.</w:t>
+      </w:r>
+    </w:p>
+    <w:p>
+      <w:pPr>
+        <w:pStyle w:val="Compact"/>
+        <w:numPr>
+          <w:ilvl w:val="0"/>
+          <w:numId w:val="1008"/>
+        </w:numPr>
+      </w:pPr>
+      <w:r>
+        <w:t xml:space="preserve">That is $2.30 a session at 5 a week over 5 years.</w:t>
+      </w:r>
+    </w:p>
+    <w:p>
+      <w:pPr>
+        <w:pStyle w:val="Compact"/>
+        <w:numPr>
+          <w:ilvl w:val="0"/>
+          <w:numId w:val="1008"/>
+        </w:numPr>
+      </w:pPr>
+      <w:r>
+        <w:t xml:space="preserve">90 percent of our customers run red light too. Different jobs, same routine.</w:t>
+      </w:r>
+    </w:p>
+    <w:p>
+      <w:pPr>
+        <w:pStyle w:val="Compact"/>
+        <w:numPr>
+          <w:ilvl w:val="0"/>
+          <w:numId w:val="1008"/>
+        </w:numPr>
+      </w:pPr>
+      <w:r>
         <w:t xml:space="preserve">Sunlight. Evolved.</w:t>
       </w:r>
     </w:p>
-    <w:p>
-      <w:pPr>
-        <w:jc w:val="center"/>
-      </w:pPr>
-      <w:r>
-        <w:rPr>
-          <w:rFonts w:ascii="Montserrat" w:eastAsia="Montserrat" w:hAnsi="Montserrat" w:cs="Montserrat"/>
-          <w:b/>
-          <w:bCs/>
-          <w:sz w:val="40"/>
-          <w:szCs w:val="40"/>
-        </w:rPr>
-        <w:t xml:space="preserve">Paperclip Knowledge Base</w:t>
-      </w:r>
-    </w:p>
-    <w:p>
-      <w:pPr>
-        <w:spacing w:after="120"/>
-        <w:jc w:val="center"/>
-      </w:pPr>
-      <w:r>
-        <w:rPr>
-          <w:rFonts w:ascii="Montserrat" w:eastAsia="Montserrat" w:hAnsi="Montserrat" w:cs="Montserrat"/>
-          <w:sz w:val="28"/>
-          <w:szCs w:val="28"/>
-        </w:rPr>
-        <w:t xml:space="preserve">Shared, Agent-Read: The Single Source of Truth</w:t>
-      </w:r>
-    </w:p>
-    <w:p>
-      <w:pPr>
-        <w:spacing w:after="480"/>
-        <w:jc w:val="center"/>
-      </w:pPr>
-      <w:r>
-        <w:rPr>
-          <w:rFonts w:ascii="Montserrat" w:eastAsia="Montserrat" w:hAnsi="Montserrat" w:cs="Montserrat"/>
-          <w:color w:val="E64C38"/>
-          <w:sz w:val="24"/>
-          <w:szCs w:val="24"/>
-        </w:rPr>
-        <w:t xml:space="preserve">Grounded in Implementation Guide v3.9</w:t>
-      </w:r>
-    </w:p>
-    <w:p>
-      <w:pPr>
-        <w:jc w:val="center"/>
-      </w:pPr>
-      <w:r>
-        <w:rPr>
-          <w:rFonts w:ascii="Montserrat" w:eastAsia="Montserrat" w:hAnsi="Montserrat" w:cs="Montserrat"/>
-          <w:sz w:val="24"/>
-          <w:szCs w:val="24"/>
-        </w:rPr>
-        <w:t xml:space="preserve">Consumer Unit $2,995 · Commercial Unit $8,950 · 600+ Users · 25,000+ Treatments</w:t>
-      </w:r>
-    </w:p>
-    <w:p>
-      <w:pPr>
-        <w:spacing w:after="240"/>
-        <w:jc w:val="center"/>
-      </w:pPr>
-      <w:r>
-        <w:rPr>
-          <w:rFonts w:ascii="Montserrat" w:eastAsia="Montserrat" w:hAnsi="Montserrat" w:cs="Montserrat"/>
-        </w:rPr>
-        <w:t xml:space="preserve">scott@enyrgy.com · 602-321-0322 · enyrgy.com</w:t>
-      </w:r>
-    </w:p>
-    <w:p>
-      <w:pPr>
-        <w:spacing w:after="240"/>
-        <w:jc w:val="center"/>
-      </w:pPr>
-      <w:r>
-        <w:rPr>
-          <w:rFonts w:ascii="Montserrat" w:eastAsia="Montserrat" w:hAnsi="Montserrat" w:cs="Montserrat"/>
-        </w:rPr>
-        <w:t xml:space="preserve">Author: Scott Hansbury, Co-founder &amp; CEO, Enyrgy Inc</w:t>
-      </w:r>
-    </w:p>
-    <w:p>
-      <w:pPr>
-        <w:spacing w:after="240"/>
-        <w:jc w:val="center"/>
-      </w:pPr>
-      <w:r>
-        <w:rPr>
-          <w:rFonts w:ascii="Montserrat" w:eastAsia="Montserrat" w:hAnsi="Montserrat" w:cs="Montserrat"/>
-        </w:rPr>
-        <w:t xml:space="preserve">Sub-account: GtXjla7Ld1dordsTWrVy</w:t>
-      </w:r>
-    </w:p>
-    <w:p>
-      <w:pPr>
-        <w:spacing w:after="120"/>
-        <w:jc w:val="center"/>
-      </w:pPr>
-      <w:r>
-        <w:rPr>
-          <w:rFonts w:ascii="Montserrat" w:eastAsia="Montserrat" w:hAnsi="Montserrat" w:cs="Montserrat"/>
-          <w:color w:val="666666"/>
-          <w:sz w:val="20"/>
-          <w:szCs w:val="20"/>
-        </w:rPr>
-        <w:t xml:space="preserve">Facility: 5115 N 27th Ave, Bld 66, Phoenix, AZ 85017</w:t>
-      </w:r>
-    </w:p>
-    <w:p>
-      <w:r>
-        <w:t xml:space="preserve">CONFIDENTIAL</w:t>
-      </w:r>
-    </w:p>
-    <w:p>
-      <w:r>
-        <w:t xml:space="preserve"/>
-      </w:r>
-    </w:p>
-    <w:p>
-      <w:r>
-        <w:br w:type="page"/>
-      </w:r>
-    </w:p>
-    <w:sdt>
-      <w:sdtPr>
-        <w:docPartObj>
-          <w:docPartGallery w:val="Table of Contents"/>
-          <w:docPartUnique/>
-        </w:docPartObj>
-      </w:sdtPr>
-      <w:sdtContent>
-        <w:p>
-          <w:pPr>
-            <w:pStyle w:val="TOCHeading"/>
-          </w:pPr>
-          <w:r>
-            <w:t xml:space="preserve">Table of Contents</w:t>
-          </w:r>
-        </w:p>
-        <w:p>
-          <w:r>
-            <w:fldChar w:fldCharType="begin" w:dirty="true"/>
-            <w:instrText xml:space="preserve">TOC \o "1-3" \h \z \u</w:instrText>
-            <w:fldChar w:fldCharType="separate"/>
-            <w:fldChar w:fldCharType="end"/>
-          </w:r>
-        </w:p>
-      </w:sdtContent>
-    </w:sdt>
+    <w:bookmarkEnd w:id="25"/>
+    <w:bookmarkStart w:id="26" w:name="objection-scripts-voiced"/>
+    <w:p>
+      <w:pPr>
+        <w:pStyle w:val="Heading2"/>
+      </w:pPr>
+      <w:r>
+        <w:t xml:space="preserve">7. Objection scripts (voiced)</w:t>
+      </w:r>
+    </w:p>
     <w:p>
       <w:pPr>
         <w:pStyle w:val="FirstParagraph"/>
@@ -191,14 +1501,336 @@
       <w:r>
         <w:rPr>
           <w:b/>
-        </w:rPr>
-        <w:t xml:space="preserve">The single source of truth every Enyrgy Paperclip agent reads facts from. No agent may invent a number, claim, policy, price, or date. If a fact is not in here, escalate to the KB Manager rather than guess.</w:t>
-      </w:r>
-      <w:r>
-        <w:t xml:space="preserve"> </w:t>
-      </w:r>
-      <w:r>
-        <w:t xml:space="preserve">Grounded in Implementation Guide v3.9 (Sections 1, 14, 15, 17 to 19, 22) with the Session 8 claim correction applied. Sub-account: GtXjla7Ld1dordsTWrVy.</w:t>
+          <w:bCs/>
+        </w:rPr>
+        <w:t xml:space="preserve">Consumer</w:t>
+      </w:r>
+    </w:p>
+    <w:p>
+      <w:pPr>
+        <w:pStyle w:val="Compact"/>
+        <w:numPr>
+          <w:ilvl w:val="0"/>
+          <w:numId w:val="1009"/>
+        </w:numPr>
+      </w:pPr>
+      <w:r>
+        <w:t xml:space="preserve">Is this safe? Fair worry. Sunlight is about 95 percent UVA. We flipped it: over 90 percent UVB, under 10 percent UVA. The app determines your skin type, sets your personal dose, and ends the session for you. 25,000+ sessions in, zero burns, zero adverse events.</w:t>
+      </w:r>
+    </w:p>
+    <w:p>
+      <w:pPr>
+        <w:pStyle w:val="Compact"/>
+        <w:numPr>
+          <w:ilvl w:val="0"/>
+          <w:numId w:val="1009"/>
+        </w:numPr>
+      </w:pPr>
+      <w:r>
+        <w:t xml:space="preserve">I already take supplements. Supplements are one lane, Vitamin D, and only if your body responds to it. In research clinical trials, about one in four participants were low responders to vitamin D supplementation. Enyrgy opens all three lanes, Vitamin D, nitric oxide, and serotonin, in 2 to 4 minutes.</w:t>
+      </w:r>
+    </w:p>
+    <w:p>
+      <w:pPr>
+        <w:pStyle w:val="Compact"/>
+        <w:numPr>
+          <w:ilvl w:val="0"/>
+          <w:numId w:val="1009"/>
+        </w:numPr>
+      </w:pPr>
+      <w:r>
+        <w:t xml:space="preserve">$2,995 is a lot. It reads big until you run it per use. $2.30 a session over 5 years at 5 a week. Supplements cost $600 to $1,200 a year with no promise your body uses them. Financing is there if you want it, and under 1 percent of people return it.</w:t>
+      </w:r>
+    </w:p>
+    <w:p>
+      <w:pPr>
+        <w:pStyle w:val="Compact"/>
+        <w:numPr>
+          <w:ilvl w:val="0"/>
+          <w:numId w:val="1009"/>
+        </w:numPr>
+      </w:pPr>
+      <w:r>
+        <w:t xml:space="preserve">I will just go outside. Going outside works if you have 2 to 4 hours of mid-day sun to spare, plus the UVA aging and skin risk that rides along. Enyrgy gets you there in 2 to 4 minutes, about 60x the efficiency, without the downside.</w:t>
+      </w:r>
+    </w:p>
+    <w:p>
+      <w:pPr>
+        <w:pStyle w:val="Compact"/>
+        <w:numPr>
+          <w:ilvl w:val="0"/>
+          <w:numId w:val="1009"/>
+        </w:numPr>
+      </w:pPr>
+      <w:r>
+        <w:t xml:space="preserve">We get plenty of sun here. Fair assumption, and testing settles it faster than arguing. Indoor work, sunscreen and window glass all block UVB at any latitude. A 2014 global review in the Journal of Steroid Biochemistry and Molecular Biology concluded that low vitamin D status is a problem even in countries with sun exposure all year round.</w:t>
+      </w:r>
+    </w:p>
+    <w:p>
+      <w:pPr>
+        <w:pStyle w:val="Compact"/>
+        <w:numPr>
+          <w:ilvl w:val="0"/>
+          <w:numId w:val="1009"/>
+        </w:numPr>
+      </w:pPr>
+      <w:r>
+        <w:t xml:space="preserve">What does the FDA say? It is a wellness device, not a medical one, and we make no medical claims. The results sit on peer-reviewed science, and our advisory board includes Dr. Bruce Hollis.</w:t>
+      </w:r>
+    </w:p>
+    <w:p>
+      <w:pPr>
+        <w:pStyle w:val="FirstParagraph"/>
+      </w:pPr>
+      <w:r>
+        <w:rPr>
+          <w:b/>
+          <w:bCs/>
+        </w:rPr>
+        <w:t xml:space="preserve">Commercial</w:t>
+      </w:r>
+    </w:p>
+    <w:p>
+      <w:pPr>
+        <w:pStyle w:val="Compact"/>
+        <w:numPr>
+          <w:ilvl w:val="0"/>
+          <w:numId w:val="1010"/>
+        </w:numPr>
+      </w:pPr>
+      <w:r>
+        <w:t xml:space="preserve">We already have red light. Ninety percent of our customers use both. They do different biological jobs, so this sits alongside what you already offer instead of replacing it.</w:t>
+      </w:r>
+    </w:p>
+    <w:p>
+      <w:pPr>
+        <w:pStyle w:val="Compact"/>
+        <w:numPr>
+          <w:ilvl w:val="0"/>
+          <w:numId w:val="1010"/>
+        </w:numPr>
+      </w:pPr>
+      <w:r>
+        <w:t xml:space="preserve">Would clients pay? About three-quarters of people have vitamin D below 30 ng/mL, so the demand is already in your book. Operators are charging $49 to $125 a month for it, depending on their market and clientele.</w:t>
+      </w:r>
+    </w:p>
+    <w:p>
+      <w:pPr>
+        <w:pStyle w:val="Compact"/>
+        <w:numPr>
+          <w:ilvl w:val="0"/>
+          <w:numId w:val="1010"/>
+        </w:numPr>
+      </w:pPr>
+      <w:r>
+        <w:t xml:space="preserve">Staff training? It is included, and light. The app calculates each client’s dose and runs the session itself.</w:t>
+      </w:r>
+    </w:p>
+    <w:p>
+      <w:pPr>
+        <w:pStyle w:val="FirstParagraph"/>
+      </w:pPr>
+      <w:r>
+        <w:rPr>
+          <w:b/>
+          <w:bCs/>
+        </w:rPr>
+        <w:t xml:space="preserve">Investor</w:t>
+      </w:r>
+    </w:p>
+    <w:p>
+      <w:pPr>
+        <w:pStyle w:val="Compact"/>
+        <w:numPr>
+          <w:ilvl w:val="0"/>
+          <w:numId w:val="1011"/>
+        </w:numPr>
+      </w:pPr>
+      <w:r>
+        <w:t xml:space="preserve">Where is the equity upside? There is a conversion option at a 20 percent discount to an independent SEC valuation.</w:t>
+      </w:r>
+    </w:p>
+    <w:p>
+      <w:pPr>
+        <w:pStyle w:val="Compact"/>
+        <w:numPr>
+          <w:ilvl w:val="0"/>
+          <w:numId w:val="1011"/>
+        </w:numPr>
+      </w:pPr>
+      <w:r>
+        <w:t xml:space="preserve">Is this a crowded market? It looks crowded until you line up the mechanisms. Nobody else delivers all three pathways. We are a category of one.</w:t>
+      </w:r>
+    </w:p>
+    <w:p>
+      <w:pPr>
+        <w:pStyle w:val="Compact"/>
+        <w:numPr>
+          <w:ilvl w:val="0"/>
+          <w:numId w:val="1011"/>
+        </w:numPr>
+      </w:pPr>
+      <w:r>
+        <w:t xml:space="preserve">What is the exit? A strategic acquisition in the $100 to 150M range within 5 years. Natural buyers look like Philips, Apple Health, Peloton, AG1, or LVMH.</w:t>
+      </w:r>
+    </w:p>
+    <w:bookmarkEnd w:id="26"/>
+    <w:bookmarkStart w:id="27" w:name="claim-precision-corrected"/>
+    <w:p>
+      <w:pPr>
+        <w:pStyle w:val="Heading2"/>
+      </w:pPr>
+      <w:r>
+        <w:t xml:space="preserve">8. Claim precision (corrected)</w:t>
+      </w:r>
+    </w:p>
+    <w:p>
+      <w:pPr>
+        <w:pStyle w:val="FirstParagraph"/>
+      </w:pPr>
+      <w:r>
+        <w:t xml:space="preserve">The “one in four” statistic is about RESPONSE, not absorption. Low responders absorb the pill fine; their cells do less with it. Approved wording only:</w:t>
+      </w:r>
+      <w:r>
+        <w:t xml:space="preserve"> </w:t>
+      </w:r>
+      <w:r>
+        <w:rPr>
+          <w:b/>
+          <w:bCs/>
+        </w:rPr>
+        <w:t xml:space="preserve">“in research clinical trials, about one in four participants were low responders to vitamin D supplementation”</w:t>
+      </w:r>
+      <w:r>
+        <w:t xml:space="preserve">. Do NOT write “in these trials” or “in the trials” in copy: lifted out of this KB the citation stays behind and the phrase reads as though Enyrgy ran them. Investor-facing copy may name them as the Carlberg trials. (Carlberg, VitDmet and VitDbol trials, Nutrients 2023, 15(15):3382). Never say “one in four cannot absorb,” “supplements fail one in four,” or “one in four Americans.” This supersedes the older phrasing in Implementation Guide v3.9 Section 22 (Session 8 correction). Every claim must be exactly as verifiable as stated: no superlatives, no inflation, no unverifiable characterizations.</w:t>
+      </w:r>
+    </w:p>
+    <w:bookmarkEnd w:id="27"/>
+    <w:bookmarkStart w:id="28" w:name="brand-constants-locked"/>
+    <w:p>
+      <w:pPr>
+        <w:pStyle w:val="Heading2"/>
+      </w:pPr>
+      <w:r>
+        <w:t xml:space="preserve">9. Brand constants (locked)</w:t>
+      </w:r>
+    </w:p>
+    <w:p>
+      <w:pPr>
+        <w:pStyle w:val="Compact"/>
+        <w:numPr>
+          <w:ilvl w:val="0"/>
+          <w:numId w:val="1012"/>
+        </w:numPr>
+      </w:pPr>
+      <w:r>
+        <w:t xml:space="preserve">Accent: Sunrise Orange #E64C38 only. No violet, purple, or amber.</w:t>
+      </w:r>
+    </w:p>
+    <w:p>
+      <w:pPr>
+        <w:pStyle w:val="Compact"/>
+        <w:numPr>
+          <w:ilvl w:val="0"/>
+          <w:numId w:val="1012"/>
+        </w:numPr>
+      </w:pPr>
+      <w:r>
+        <w:t xml:space="preserve">Typography: Montserrat, all weights.</w:t>
+      </w:r>
+    </w:p>
+    <w:p>
+      <w:pPr>
+        <w:pStyle w:val="Compact"/>
+        <w:numPr>
+          <w:ilvl w:val="0"/>
+          <w:numId w:val="1012"/>
+        </w:numPr>
+      </w:pPr>
+      <w:r>
+        <w:t xml:space="preserve">Text: Deep Charcoal #1A1A1A. Panels: Warm Off-White #F7F4EE, Calm Beige #ECE4CF. Line #E2DBC9. Muted #6B6B66.</w:t>
+      </w:r>
+    </w:p>
+    <w:p>
+      <w:pPr>
+        <w:pStyle w:val="Compact"/>
+        <w:numPr>
+          <w:ilvl w:val="0"/>
+          <w:numId w:val="1012"/>
+        </w:numPr>
+      </w:pPr>
+      <w:r>
+        <w:t xml:space="preserve">Tagline: “Sunlight. Evolved.”</w:t>
+      </w:r>
+    </w:p>
+    <w:p>
+      <w:pPr>
+        <w:pStyle w:val="Compact"/>
+        <w:numPr>
+          <w:ilvl w:val="0"/>
+          <w:numId w:val="1012"/>
+        </w:numPr>
+      </w:pPr>
+      <w:r>
+        <w:t xml:space="preserve">Voice: peer-to-peer, founder-to-peer. No em-dashes ever; use a comma, period, or rewrite. No icons or decorative glyphs.</w:t>
+      </w:r>
+    </w:p>
+    <w:p>
+      <w:pPr>
+        <w:pStyle w:val="Compact"/>
+        <w:numPr>
+          <w:ilvl w:val="0"/>
+          <w:numId w:val="1012"/>
+        </w:numPr>
+      </w:pPr>
+      <w:r>
+        <w:t xml:space="preserve">Age minimum for all audiences: 18.</w:t>
+      </w:r>
+    </w:p>
+    <w:bookmarkEnd w:id="28"/>
+    <w:bookmarkStart w:id="29" w:name="X29fd5ad5ba47d28e168b82835ce779321403abb"/>
+    <w:p>
+      <w:pPr>
+        <w:pStyle w:val="Heading2"/>
+      </w:pPr>
+      <w:r>
+        <w:t xml:space="preserve">10. Nitric oxide framing (enforce on every asset)</w:t>
+      </w:r>
+    </w:p>
+    <w:p>
+      <w:pPr>
+        <w:pStyle w:val="FirstParagraph"/>
+      </w:pPr>
+      <w:r>
+        <w:t xml:space="preserve">Supplements feed the enzymatic route (substrate to eNOS to NO). UVA triggers enzyme-independent photorelease of NO from preformed skin stores (nitrite and nitrosothiols). The light pathway is additive, one a capsule cannot open. The claim “no supplement produces nitric oxide” is false framing and must never be used.</w:t>
+      </w:r>
+    </w:p>
+    <w:bookmarkEnd w:id="29"/>
+    <w:bookmarkStart w:id="30" w:name="prohibited-words-compliance"/>
+    <w:p>
+      <w:pPr>
+        <w:pStyle w:val="Heading2"/>
+      </w:pPr>
+      <w:r>
+        <w:t xml:space="preserve">11. Prohibited words (compliance)</w:t>
+      </w:r>
+    </w:p>
+    <w:p>
+      <w:pPr>
+        <w:pStyle w:val="FirstParagraph"/>
+      </w:pPr>
+      <w:r>
+        <w:t xml:space="preserve">Never use in client-facing content: treat, cure, diagnose, disease, prescription, FDA-approved, medical treatment, heal, fix, medication, illness, clinical diagnosis, therapeutic treatment.</w:t>
+      </w:r>
+      <w:r>
+        <w:t xml:space="preserve"> </w:t>
+      </w:r>
+      <w:r>
+        <w:rPr>
+          <w:b/>
+          <w:bCs/>
+        </w:rPr>
+        <w:t xml:space="preserve">Enyrgy is a wellness device, not medical, and makes no medical claims.</w:t>
       </w:r>
     </w:p>
     <w:p>
@@ -206,336 +1838,291 @@
         <w:pStyle w:val="BodyText"/>
       </w:pPr>
       <w:r>
-        <w:t xml:space="preserve">No em-dashes anywhere. Peer-to-peer voice. Sunlight. Evolved.</w:t>
-      </w:r>
-    </w:p>
-    <w:p>
-      <w:pPr>
-        <w:pStyle w:val="BodyText"/>
-      </w:pPr>
-      <w:r>
-        <w:rPr>
-          <w:b/>
-        </w:rPr>
-        <w:t xml:space="preserve">If a person names a health condition, an injury, or a medication, stop and read section 16 before replying.</w:t>
-      </w:r>
-      <w:r>
-        <w:t xml:space="preserve"> </w:t>
-      </w:r>
-      <w:r>
-        <w:t xml:space="preserve">Never clear anyone for use, and never treat absence from the contraindication list as clearance.</w:t>
-      </w:r>
-    </w:p>
-    <w:p>
-      <w:pPr>
-        <w:pStyle w:val="Heading1"/>
-      </w:pPr>
-      <w:bookmarkStart w:id="20" w:name="company-snapshot"/>
-      <w:r>
-        <w:t xml:space="preserve">1. Company snapshot</w:t>
-      </w:r>
-      <w:bookmarkEnd w:id="20"/>
+        <w:rPr>
+          <w:b/>
+          <w:bCs/>
+        </w:rPr>
+        <w:t xml:space="preserve">One exemption: the contraindication list in section 16.</w:t>
+      </w:r>
+      <w:r>
+        <w:t xml:space="preserve"> </w:t>
+      </w:r>
+      <w:r>
+        <w:t xml:space="preserve">It is a safety disclosure and must go out verbatim, “diagnosed” and all. Scrubbing it to pass this scan breaks it.</w:t>
+      </w:r>
+    </w:p>
+    <w:bookmarkEnd w:id="30"/>
+    <w:bookmarkStart w:id="31" w:name="X3b2ee3b0312272551b8ea402502772f453681e0"/>
+    <w:p>
+      <w:pPr>
+        <w:pStyle w:val="Heading2"/>
+      </w:pPr>
+      <w:r>
+        <w:t xml:space="preserve">12. Attorney-confirmed compliance rule (verbatim, non-negotiable)</w:t>
+      </w:r>
+    </w:p>
+    <w:p>
+      <w:pPr>
+        <w:pStyle w:val="BlockText"/>
+      </w:pPr>
+      <w:r>
+        <w:t xml:space="preserve">The PPM may be sent to any interested investor after the intro meeting. Accreditation is NOT required before sending the PPM. Confirmed compliant per Enyrgy’s securities attorney.</w:t>
+      </w:r>
+    </w:p>
+    <w:p>
+      <w:pPr>
+        <w:pStyle w:val="BlockText"/>
+      </w:pPr>
+      <w:r>
+        <w:t xml:space="preserve">The subscription agreement and term sheet are pre-acceptance documents and may also be sent before accreditation is confirmed. Accreditation is NOT required to send them.</w:t>
+      </w:r>
+    </w:p>
+    <w:p>
+      <w:pPr>
+        <w:pStyle w:val="BlockText"/>
+      </w:pPr>
+      <w:r>
+        <w:t xml:space="preserve">Accreditation (</w:t>
+      </w:r>
+      <w:r>
+        <w:rPr>
+          <w:rStyle w:val="VerbatimChar"/>
+        </w:rPr>
+        <w:t xml:space="preserve">accredited_verified</w:t>
+      </w:r>
+      <w:r>
+        <w:t xml:space="preserve"> </w:t>
+      </w:r>
+      <w:r>
+        <w:t xml:space="preserve">= Yes) IS required only before: wire instructions, or accepting any investment (the points where funds change hands). No exceptions.</w:t>
+      </w:r>
     </w:p>
     <w:p>
       <w:pPr>
         <w:pStyle w:val="FirstParagraph"/>
       </w:pPr>
       <w:r>
-        <w:t xml:space="preserve">Enyrgy is a health-technology company that developed the Enyrgy Vitamin D Primal Light Platform, an intelligent precision phototherapy platform. Mission: restore the body’s natural ability to respond to sunlight with precision, safety, and measurable benefit.</w:t>
-      </w:r>
-    </w:p>
-    <w:p>
-      <w:pPr>
-        <w:numPr>
-          <w:ilvl w:val="0"/>
-          <w:numId w:val="1001"/>
-        </w:numPr>
-        <w:pStyle w:val="Compact"/>
-      </w:pPr>
-      <w:r>
-        <w:t xml:space="preserve">Users: 600+ (organic growth, zero paid advertising to date).</w:t>
-      </w:r>
-      <w:r>
-        <w:t xml:space="preserve"> </w:t>
-      </w:r>
-      <w:r>
-        <w:rPr>
-          <w:b/>
-        </w:rPr>
-        <w:t xml:space="preserve">Say users, not customers.</w:t>
-      </w:r>
-      <w:r>
-        <w:t xml:space="preserve"> </w:t>
-      </w:r>
-      <w:r>
-        <w:t xml:space="preserve">A home unit supports up to six users, so the two are not interchangeable and “600+ customers” overstates unit sales. Use “600+ users” in all copy.</w:t>
-      </w:r>
-    </w:p>
-    <w:p>
-      <w:pPr>
-        <w:numPr>
-          <w:ilvl w:val="0"/>
-          <w:numId w:val="1001"/>
-        </w:numPr>
-        <w:pStyle w:val="Compact"/>
-      </w:pPr>
-      <w:r>
-        <w:t xml:space="preserve">Treatments completed: 25,000+ (zero burns, zero adverse events).</w:t>
-      </w:r>
-    </w:p>
-    <w:p>
-      <w:pPr>
-        <w:numPr>
-          <w:ilvl w:val="0"/>
-          <w:numId w:val="1001"/>
-        </w:numPr>
-        <w:pStyle w:val="Compact"/>
-      </w:pPr>
-      <w:r>
-        <w:t xml:space="preserve">Return rate: under 1 percent (industry average 5 to 10 percent).</w:t>
-      </w:r>
-    </w:p>
-    <w:p>
-      <w:pPr>
-        <w:numPr>
-          <w:ilvl w:val="0"/>
-          <w:numId w:val="1001"/>
-        </w:numPr>
-        <w:pStyle w:val="Compact"/>
-      </w:pPr>
-      <w:r>
-        <w:t xml:space="preserve">Countries with inbound demand: 5 (USA, UK, Canada, France, New Zealand).</w:t>
-      </w:r>
-    </w:p>
-    <w:p>
-      <w:pPr>
-        <w:numPr>
-          <w:ilvl w:val="0"/>
-          <w:numId w:val="1001"/>
-        </w:numPr>
-        <w:pStyle w:val="Compact"/>
-      </w:pPr>
-      <w:r>
-        <w:t xml:space="preserve">Red light co-use: 90 percent of customers also use red light therapy.</w:t>
-      </w:r>
-    </w:p>
-    <w:p>
-      <w:pPr>
-        <w:numPr>
-          <w:ilvl w:val="0"/>
-          <w:numId w:val="1001"/>
-        </w:numPr>
-        <w:pStyle w:val="Compact"/>
-      </w:pPr>
-      <w:r>
-        <w:t xml:space="preserve">Facility: 5115 N 27th Ave, Bld 66, Phoenix, AZ 85017. Made in USA (relocated from Scottsdale).</w:t>
-      </w:r>
-    </w:p>
-    <w:p>
-      <w:pPr>
-        <w:numPr>
-          <w:ilvl w:val="0"/>
-          <w:numId w:val="1001"/>
-        </w:numPr>
-        <w:pStyle w:val="Compact"/>
-      </w:pPr>
-      <w:r>
-        <w:t xml:space="preserve">Founders and team: Scott Hansbury (Co-founder &amp; CEO), David Letourneau (President and Co-Founder), Brian Cameron (fractional CFO).</w:t>
-      </w:r>
-    </w:p>
-    <w:p>
-      <w:pPr>
-        <w:numPr>
-          <w:ilvl w:val="0"/>
-          <w:numId w:val="1001"/>
-        </w:numPr>
-        <w:pStyle w:val="Compact"/>
-      </w:pPr>
-      <w:r>
-        <w:t xml:space="preserve">Founder track record (verified, investor-facing): Scott Hansbury,</w:t>
-      </w:r>
-      <w:r>
-        <w:t xml:space="preserve"> </w:t>
-      </w:r>
-      <w:r>
-        <w:rPr>
-          <w:b/>
-        </w:rPr>
-        <w:t xml:space="preserve">five exits from his previous eight startups totaling $500M+ in enterprise value, plus eleven M&amp;A transactions led, buy-side and sell-side, representing an additional $249M</w:t>
-      </w:r>
-      <w:r>
-        <w:t xml:space="preserve"> </w:t>
-      </w:r>
-      <w:r>
-        <w:t xml:space="preserve">(confirmed by Scott, 2026-08-25). Enyrgy is his ninth startup.</w:t>
-      </w:r>
-      <w:r>
-        <w:t xml:space="preserve"> </w:t>
-      </w:r>
-      <w:r>
-        <w:rPr>
-          <w:b/>
-        </w:rPr>
-        <w:t xml:space="preserve">State the two figures separately and never combine them into a single total</w:t>
-      </w:r>
-      <w:r>
-        <w:t xml:space="preserve">, since they describe different work: the $500M is exit value from companies he founded or helped build, the $249M is transaction value from deals he led. David Letourneau, scaled Alair Homes from 1 to 100+ locations, $750M+ in sales.</w:t>
-      </w:r>
-      <w:r>
-        <w:t xml:space="preserve"> </w:t>
-      </w:r>
-      <w:r>
-        <w:rPr>
-          <w:b/>
-        </w:rPr>
-        <w:t xml:space="preserve">Brian Cameron, fractional CFO, is a former securities regulator</w:t>
-      </w:r>
-      <w:r>
-        <w:t xml:space="preserve"> </w:t>
-      </w:r>
-      <w:r>
-        <w:t xml:space="preserve">(confirmed by Scott, 2026-08-02). That background is a meaningful trust signal in investor conversations and is the kind of credential a serious investor may verify, so use it as stated and do not embellish it.</w:t>
-      </w:r>
-    </w:p>
-    <w:p>
-      <w:pPr>
-        <w:numPr>
-          <w:ilvl w:val="0"/>
-          <w:numId w:val="1001"/>
-        </w:numPr>
-        <w:pStyle w:val="Compact"/>
-      </w:pPr>
-      <w:r>
-        <w:t xml:space="preserve">Active OEM partner: Lumanova (Luma D Light).</w:t>
-      </w:r>
-    </w:p>
-    <w:p>
-      <w:pPr>
-        <w:pStyle w:val="Heading1"/>
-      </w:pPr>
-      <w:bookmarkStart w:id="21" w:name="product-the-triple-pathway-advantage"/>
-      <w:r>
-        <w:t xml:space="preserve">2. Product: the Triple-Pathway Advantage</w:t>
-      </w:r>
-      <w:bookmarkEnd w:id="21"/>
-    </w:p>
-    <w:p>
-      <w:pPr>
-        <w:pStyle w:val="FirstParagraph"/>
-      </w:pPr>
-      <w:r>
-        <w:t xml:space="preserve">Product name on first reference:</w:t>
-      </w:r>
-      <w:r>
-        <w:t xml:space="preserve"> </w:t>
-      </w:r>
-      <w:r>
-        <w:rPr>
-          <w:b/>
-        </w:rPr>
-        <w:t xml:space="preserve">Enyrgy Vitamin D Primal Light Platform</w:t>
-      </w:r>
-      <w:r>
-        <w:t xml:space="preserve">. Deprecated names, never use: “Precision Vitamin D Wellness Platform,” “Primal Light Platform” alone.</w:t>
-      </w:r>
-    </w:p>
-    <w:p>
-      <w:pPr>
-        <w:numPr>
-          <w:ilvl w:val="0"/>
-          <w:numId w:val="1002"/>
-        </w:numPr>
-        <w:pStyle w:val="Compact"/>
-      </w:pPr>
-      <w:r>
-        <w:t xml:space="preserve">Pathway 1, Vitamin D synthesis: 2.4x more efficient than sunlight. 2 to 4 minutes equals 2 to 4 hours of mid-day sun. Vitamin D synthesis requires UVB in the 280 to 315 nm band; visible-light and circadian lamps do not emit UVB and cannot trigger it.</w:t>
-      </w:r>
-    </w:p>
-    <w:p>
-      <w:pPr>
-        <w:numPr>
-          <w:ilvl w:val="0"/>
-          <w:numId w:val="1002"/>
-        </w:numPr>
-        <w:pStyle w:val="Compact"/>
-      </w:pPr>
-      <w:r>
-        <w:t xml:space="preserve">Pathway 2, Nitric Oxide release: supports cardiovascular regulation and blood pressure. Cannot be delivered orally (see the nitric oxide framing rule in section 10).</w:t>
-      </w:r>
-    </w:p>
-    <w:p>
-      <w:pPr>
-        <w:numPr>
-          <w:ilvl w:val="0"/>
-          <w:numId w:val="1002"/>
-        </w:numPr>
-        <w:pStyle w:val="Compact"/>
-      </w:pPr>
-      <w:r>
-        <w:t xml:space="preserve">Pathway 3, Serotonin production: sleep, mood, and cognitive function. Users report improvements within weeks. Sleep mechanism (educational framing only): serotonin made from daytime light is the precursor the body converts to melatonin, the hormone that regulates the sleep cycle; less daytime light means less of that upstream chemistry. Present this as how the biology works, not as a promise the device improves sleep (wellness device, no medical claims).</w:t>
-      </w:r>
-    </w:p>
-    <w:p>
-      <w:pPr>
-        <w:pStyle w:val="FirstParagraph"/>
-      </w:pPr>
-      <w:r>
-        <w:t xml:space="preserve">Sunlight photochemistry (grounds the “light does five” framing): light on skin produces more than vitamin D3. The parallel outputs are vitamin D3, vitamin D3 sulfate, photoproducts (for example lumisterol and tachysterol), nitric oxide (UVA photorelease), and serotonin (daytime light). These are parallel outputs of one exposure, not a linear chain; nitric oxide and serotonin are separate light pathways, not downstream products of vitamin D. Copy may say sunlight or light produces five outputs. Enyrgy’s marketed, benefit-substantiated pathways remain the three of the Triple-Pathway Advantage (vitamin D, nitric oxide, serotonin); do not claim specific health benefits for vitamin D sulfate or photoproducts beyond noting they are additional things sunlight makes. A statement about what light does (five outputs) is fine; a claim that the device delivers five distinct benefits is not. Rule of thumb for all copy: when describing what sunlight or light does, say five outputs; when describing what Enyrgy delivers, say the three Triple-Pathway pathways.</w:t>
-      </w:r>
-    </w:p>
-    <w:p>
-      <w:pPr>
-        <w:pStyle w:val="BodyText"/>
-      </w:pPr>
-      <w:r>
-        <w:t xml:space="preserve">Sales anchor: nothing else delivers all three in 2 to 4 minutes with a dose calibrated to the individual and an automatic cutoff. Supplements deliver Vitamin D only. Sunlight needs about 60x more time plus cancer risk. Red light is a different mechanism entirely (90 percent of Enyrgy customers use both). Enyrgy is a new category.</w:t>
-      </w:r>
-      <w:r>
-        <w:t xml:space="preserve"> </w:t>
-      </w:r>
-      <w:r>
-        <w:rPr>
-          <w:b/>
-        </w:rPr>
-        <w:t xml:space="preserve">Do not write the unqualified form</w:t>
-      </w:r>
-      <w:r>
-        <w:t xml:space="preserve"> </w:t>
-      </w:r>
-      <w:r>
-        <w:t xml:space="preserve">(“no other solution delivers all three”): a tanning bed does trigger all three pathways, badly and with no dosing control, so the unqualified claim is knockable down by one counterexample in front of the operators most likely to know it. The calibration-and-cutoff qualifier is what nothing else clears.</w:t>
-      </w:r>
-    </w:p>
-    <w:p>
-      <w:pPr>
-        <w:pStyle w:val="BodyText"/>
-      </w:pPr>
-      <w:r>
-        <w:t xml:space="preserve">Approved trademarked terms:</w:t>
-      </w:r>
-      <w:r>
-        <w:t xml:space="preserve"> </w:t>
-      </w:r>
-      <w:r>
-        <w:rPr>
-          <w:b/>
-        </w:rPr>
-        <w:t xml:space="preserve">BioCalibrated Sunshine</w:t>
-      </w:r>
-      <w:r>
-        <w:t xml:space="preserve"> </w:t>
-      </w:r>
-      <w:r>
-        <w:t xml:space="preserve">(personalized-dosing and skin-type angle),</w:t>
-      </w:r>
-      <w:r>
-        <w:t xml:space="preserve"> </w:t>
-      </w:r>
-      <w:r>
-        <w:rPr>
-          <w:b/>
-        </w:rPr>
-        <w:t xml:space="preserve">Triple-Pathway Advantage</w:t>
+        <w:t xml:space="preserve">The prohibited-words scan runs before every email, SMS, and voicemail across all funnels. All investor materials must be attorney-approved before they load into the KB or GHL. The PPM is attorney-approved and may be sent after the intro meeting.</w:t>
+      </w:r>
+    </w:p>
+    <w:bookmarkEnd w:id="31"/>
+    <w:bookmarkStart w:id="32" w:name="investor-offering-details"/>
+    <w:p>
+      <w:pPr>
+        <w:pStyle w:val="Heading2"/>
+      </w:pPr>
+      <w:r>
+        <w:t xml:space="preserve">13. Investor offering details</w:t>
+      </w:r>
+    </w:p>
+    <w:p>
+      <w:pPr>
+        <w:pStyle w:val="Compact"/>
+        <w:numPr>
+          <w:ilvl w:val="0"/>
+          <w:numId w:val="1013"/>
+        </w:numPr>
+      </w:pPr>
+      <w:r>
+        <w:t xml:space="preserve">Structure: Private Credit, Promissory Note.</w:t>
+      </w:r>
+    </w:p>
+    <w:p>
+      <w:pPr>
+        <w:pStyle w:val="Compact"/>
+        <w:numPr>
+          <w:ilvl w:val="0"/>
+          <w:numId w:val="1013"/>
+        </w:numPr>
+      </w:pPr>
+      <w:r>
+        <w:rPr>
+          <w:b/>
+          <w:bCs/>
+        </w:rPr>
+        <w:t xml:space="preserve">Current company valuation: $10M.</w:t>
+      </w:r>
+      <w:r>
+        <w:t xml:space="preserve"> </w:t>
+      </w:r>
+      <w:r>
+        <w:t xml:space="preserve">This is the company’s present valuation. It is</w:t>
+      </w:r>
+      <w:r>
+        <w:t xml:space="preserve"> </w:t>
+      </w:r>
+      <w:r>
+        <w:rPr>
+          <w:b/>
+          <w:bCs/>
+        </w:rPr>
+        <w:t xml:space="preserve">not</w:t>
+      </w:r>
+      <w:r>
+        <w:t xml:space="preserve"> </w:t>
+      </w:r>
+      <w:r>
+        <w:t xml:space="preserve">the basis for the conversion discount below, which discounts from an independent SEC valuation obtained at the time of conversion. Do not present $10M as a conversion price or imply the two are the same number.</w:t>
+      </w:r>
+    </w:p>
+    <w:p>
+      <w:pPr>
+        <w:pStyle w:val="Compact"/>
+        <w:numPr>
+          <w:ilvl w:val="0"/>
+          <w:numId w:val="1013"/>
+        </w:numPr>
+      </w:pPr>
+      <w:r>
+        <w:t xml:space="preserve">Total raise: $3.5M. Minimum: $50,000. Return: 12 percent per annum. Term: 3 years.</w:t>
+      </w:r>
+    </w:p>
+    <w:p>
+      <w:pPr>
+        <w:pStyle w:val="Compact"/>
+        <w:numPr>
+          <w:ilvl w:val="0"/>
+          <w:numId w:val="1013"/>
+        </w:numPr>
+      </w:pPr>
+      <w:r>
+        <w:t xml:space="preserve">Interest paid quarterly (postponed the first 3 months).</w:t>
+      </w:r>
+    </w:p>
+    <w:p>
+      <w:pPr>
+        <w:pStyle w:val="Compact"/>
+        <w:numPr>
+          <w:ilvl w:val="0"/>
+          <w:numId w:val="1013"/>
+        </w:numPr>
+      </w:pPr>
+      <w:r>
+        <w:t xml:space="preserve">Conversion option: at investor discretion, 20 percent discount from an independent SEC valuation.</w:t>
+      </w:r>
+    </w:p>
+    <w:p>
+      <w:pPr>
+        <w:pStyle w:val="Compact"/>
+        <w:numPr>
+          <w:ilvl w:val="0"/>
+          <w:numId w:val="1013"/>
+        </w:numPr>
+      </w:pPr>
+      <w:r>
+        <w:t xml:space="preserve">Exit target: $100 to 150M in 5 years.</w:t>
+      </w:r>
+    </w:p>
+    <w:p>
+      <w:pPr>
+        <w:pStyle w:val="Compact"/>
+        <w:numPr>
+          <w:ilvl w:val="0"/>
+          <w:numId w:val="1013"/>
+        </w:numPr>
+      </w:pPr>
+      <w:r>
+        <w:t xml:space="preserve">Delivery order: PPM, subscription agreement, and term sheet may all be shared pre-acceptance (PPM after the intro meeting). Wire instructions and acceptance of any investment shared only after</w:t>
+      </w:r>
+      <w:r>
+        <w:t xml:space="preserve"> </w:t>
+      </w:r>
+      <w:r>
+        <w:rPr>
+          <w:rStyle w:val="VerbatimChar"/>
+        </w:rPr>
+        <w:t xml:space="preserve">accredited_verified</w:t>
+      </w:r>
+      <w:r>
+        <w:t xml:space="preserve"> </w:t>
+      </w:r>
+      <w:r>
+        <w:t xml:space="preserve">= Yes is confirmed (see the rule in section 12).</w:t>
+      </w:r>
+    </w:p>
+    <w:bookmarkEnd w:id="32"/>
+    <w:bookmarkStart w:id="33" w:name="oem-partner-lumanova-luma-d-light"/>
+    <w:p>
+      <w:pPr>
+        <w:pStyle w:val="Heading2"/>
+      </w:pPr>
+      <w:r>
+        <w:t xml:space="preserve">14. OEM partner (Lumanova / Luma D Light)</w:t>
+      </w:r>
+    </w:p>
+    <w:p>
+      <w:pPr>
+        <w:pStyle w:val="Compact"/>
+        <w:numPr>
+          <w:ilvl w:val="0"/>
+          <w:numId w:val="1014"/>
+        </w:numPr>
+      </w:pPr>
+      <w:r>
+        <w:t xml:space="preserve">Partner: Lumanova. Product brand: Luma D Light. Pricing: same MSRP ($2,995 / $8,950).</w:t>
+      </w:r>
+    </w:p>
+    <w:p>
+      <w:pPr>
+        <w:pStyle w:val="Compact"/>
+        <w:numPr>
+          <w:ilvl w:val="0"/>
+          <w:numId w:val="1014"/>
+        </w:numPr>
+      </w:pPr>
+      <w:r>
+        <w:t xml:space="preserve">Arrangement: OEM white-label; Lumanova sells under their brand, Enyrgy manufactures. Exclusivity: Black Unit.</w:t>
+      </w:r>
+    </w:p>
+    <w:p>
+      <w:pPr>
+        <w:pStyle w:val="Compact"/>
+        <w:numPr>
+          <w:ilvl w:val="0"/>
+          <w:numId w:val="1014"/>
+        </w:numPr>
+      </w:pPr>
+      <w:r>
+        <w:t xml:space="preserve">GHL tags:</w:t>
+      </w:r>
+      <w:r>
+        <w:t xml:space="preserve"> </w:t>
+      </w:r>
+      <w:r>
+        <w:rPr>
+          <w:rStyle w:val="VerbatimChar"/>
+        </w:rPr>
+        <w:t xml:space="preserve">type_partner</w:t>
+      </w:r>
+      <w:r>
+        <w:t xml:space="preserve"> </w:t>
+      </w:r>
+      <w:r>
+        <w:t xml:space="preserve">+</w:t>
+      </w:r>
+      <w:r>
+        <w:t xml:space="preserve"> </w:t>
+      </w:r>
+      <w:r>
+        <w:rPr>
+          <w:rStyle w:val="VerbatimChar"/>
+        </w:rPr>
+        <w:t xml:space="preserve">source_oem_lumanova</w:t>
+      </w:r>
+      <w:r>
+        <w:t xml:space="preserve"> </w:t>
+      </w:r>
+      <w:r>
+        <w:t xml:space="preserve">+</w:t>
+      </w:r>
+      <w:r>
+        <w:t xml:space="preserve"> </w:t>
+      </w:r>
+      <w:r>
+        <w:rPr>
+          <w:rStyle w:val="VerbatimChar"/>
+        </w:rPr>
+        <w:t xml:space="preserve">partnership_status active</w:t>
       </w:r>
       <w:r>
         <w:t xml:space="preserve">.</w:t>
@@ -543,201 +2130,48 @@
     </w:p>
     <w:p>
       <w:pPr>
-        <w:pStyle w:val="Heading1"/>
-      </w:pPr>
-      <w:bookmarkStart w:id="22" w:name="pricing-and-unit-economics"/>
-      <w:r>
-        <w:t xml:space="preserve">3. Pricing and unit economics</w:t>
-      </w:r>
-      <w:bookmarkEnd w:id="22"/>
-    </w:p>
-    <w:p>
-      <w:pPr>
-        <w:numPr>
-          <w:ilvl w:val="0"/>
-          <w:numId w:val="1003"/>
-        </w:numPr>
-        <w:pStyle w:val="Compact"/>
-      </w:pPr>
-      <w:r>
-        <w:t xml:space="preserve">Consumer Unit MSRP: $2,995 (gross margin 66 percent). Primary revenue driver, direct to consumer.</w:t>
-      </w:r>
-    </w:p>
-    <w:p>
-      <w:pPr>
-        <w:numPr>
-          <w:ilvl w:val="0"/>
-          <w:numId w:val="1003"/>
-        </w:numPr>
-        <w:pStyle w:val="Compact"/>
-      </w:pPr>
-      <w:r>
-        <w:t xml:space="preserve">Commercial Unit MSRP: $8,950 (gross margin 78 percent). B2B wellness, growing.</w:t>
-      </w:r>
-    </w:p>
-    <w:p>
-      <w:pPr>
-        <w:numPr>
-          <w:ilvl w:val="0"/>
-          <w:numId w:val="1003"/>
-        </w:numPr>
-        <w:pStyle w:val="Compact"/>
-      </w:pPr>
-      <w:r>
-        <w:t xml:space="preserve">Per-session cost: $2.30 (5 sessions per week over 5 years, roughly 1,300 sessions).</w:t>
-      </w:r>
-    </w:p>
-    <w:p>
-      <w:pPr>
-        <w:numPr>
-          <w:ilvl w:val="0"/>
-          <w:numId w:val="1003"/>
-        </w:numPr>
-        <w:pStyle w:val="Compact"/>
-      </w:pPr>
-      <w:r>
-        <w:t xml:space="preserve">Referral: $150 off for the referee, $100 credit for the referrer (used in WF-07).</w:t>
-      </w:r>
-      <w:r>
-        <w:t xml:space="preserve"> </w:t>
-      </w:r>
-      <w:r>
-        <w:rPr>
-          <w:b/>
-        </w:rPr>
-        <w:t xml:space="preserve">Operated manually today:</w:t>
-      </w:r>
-      <w:r>
-        <w:t xml:space="preserve"> </w:t>
-      </w:r>
-      <w:r>
-        <w:t xml:space="preserve">a customer requests it and a custom Shopify discount code specific to that user is created by hand. Automation waits on the built-in loyalty program in the next app version, but the offer itself is live and can be quoted.</w:t>
-      </w:r>
-    </w:p>
-    <w:p>
-      <w:pPr>
-        <w:numPr>
-          <w:ilvl w:val="0"/>
-          <w:numId w:val="1003"/>
-        </w:numPr>
-        <w:pStyle w:val="Compact"/>
-      </w:pPr>
-      <w:r>
-        <w:t xml:space="preserve">Monitored inbound address:</w:t>
-      </w:r>
-      <w:r>
-        <w:t xml:space="preserve"> </w:t>
-      </w:r>
-      <w:r>
-        <w:rPr>
-          <w:b/>
-        </w:rPr>
-        <w:t xml:space="preserve">contact@enyrgy.com</w:t>
-      </w:r>
-      <w:r>
-        <w:t xml:space="preserve">, used across the funnel and monitored. Safe to give out.</w:t>
-      </w:r>
-    </w:p>
-    <w:p>
-      <w:pPr>
-        <w:numPr>
-          <w:ilvl w:val="0"/>
-          <w:numId w:val="1003"/>
-        </w:numPr>
-        <w:pStyle w:val="Compact"/>
-      </w:pPr>
-      <w:r>
-        <w:t xml:space="preserve">Guarantee: 30-day money-back guarantee on the Consumer Unit. If it is not for you, return it within 30 days (return rate is under 1 percent, see Section 4).</w:t>
-      </w:r>
-    </w:p>
-    <w:p>
-      <w:pPr>
-        <w:numPr>
-          <w:ilvl w:val="0"/>
-          <w:numId w:val="1003"/>
-        </w:numPr>
-        <w:pStyle w:val="Compact"/>
-      </w:pPr>
-      <w:r>
-        <w:t xml:space="preserve">Payment options: the Consumer Unit can be paid in full, financed, rented monthly, or purchased with HSA/FSA funds through Truemed, so it can fit a monthly budget instead of a lump sum. Financing and rental are both real, offered options; specific rates and terms are not yet in the KB, so confirm with the KB Manager before quoting any figure.</w:t>
-      </w:r>
-      <w:r>
-        <w:t xml:space="preserve"> </w:t>
-      </w:r>
-      <w:r>
-        <w:rPr>
-          <w:b/>
-        </w:rPr>
-        <w:t xml:space="preserve">HSA/FSA (approved August 2026):</w:t>
-      </w:r>
-      <w:r>
-        <w:t xml:space="preserve"> </w:t>
-      </w:r>
-      <w:r>
-        <w:t xml:space="preserve">the only authorized phrasing is “HSA/FSA eligible through Truemed”. Never explain eligibility in condition-or-treatment terms and never describe the Letter of Medical Necessity. That framing is prohibited regardless of what Truemed’s own copy blocks say.</w:t>
-      </w:r>
-      <w:r>
-        <w:t xml:space="preserve"> </w:t>
-      </w:r>
-      <w:r>
-        <w:rPr>
-          <w:b/>
-        </w:rPr>
-        <w:t xml:space="preserve">Eligibility covers the Consumer Unit only. The wall mount is excluded</w:t>
-      </w:r>
-      <w:r>
-        <w:t xml:space="preserve">, so never imply cart-wide eligibility. The commercial unit is out of scope entirely: a facility purchase is a business expense, not a personal medical one.</w:t>
-      </w:r>
-      <w:r>
-        <w:t xml:space="preserve"> </w:t>
-      </w:r>
-      <w:r>
-        <w:rPr>
-          <w:b/>
-        </w:rPr>
-        <w:t xml:space="preserve">Facility and commercial, confirmed by Truemed August 2026. The test is who the buyer of record is:</w:t>
-      </w:r>
-    </w:p>
-    <w:p>
-      <w:pPr>
-        <w:numPr>
-          <w:ilvl w:val="1"/>
-          <w:numId w:val="1004"/>
-        </w:numPr>
-        <w:pStyle w:val="Compact"/>
-      </w:pPr>
-      <w:r>
-        <w:rPr>
-          <w:b/>
-        </w:rPr>
-        <w:t xml:space="preserve">NOT eligible:</w:t>
-      </w:r>
-      <w:r>
-        <w:t xml:space="preserve"> </w:t>
-      </w:r>
-      <w:r>
-        <w:t xml:space="preserve">a facility buying units for its business, and any membership or session fees that include Enyrgy access. Those are business expenses, or a membership, not a personal medical purchase. This is what Truemed ruled out.</w:t>
-      </w:r>
-    </w:p>
-    <w:p>
-      <w:pPr>
-        <w:numPr>
-          <w:ilvl w:val="1"/>
-          <w:numId w:val="1004"/>
-        </w:numPr>
-        <w:pStyle w:val="Compact"/>
-      </w:pPr>
-      <w:r>
-        <w:rPr>
-          <w:b/>
-        </w:rPr>
-        <w:t xml:space="preserve">ELIGIBLE:</w:t>
-      </w:r>
-      <w:r>
-        <w:t xml:space="preserve"> </w:t>
-      </w:r>
-      <w:r>
-        <w:t xml:space="preserve">an individual buying their own Consumer Unit directly at</w:t>
+        <w:pStyle w:val="Compact"/>
+        <w:numPr>
+          <w:ilvl w:val="0"/>
+          <w:numId w:val="1014"/>
+        </w:numPr>
+      </w:pPr>
+      <w:r>
+        <w:t xml:space="preserve">Any OEM matter escalates through the CEO to the human founders.</w:t>
+      </w:r>
+    </w:p>
+    <w:p>
+      <w:pPr>
+        <w:pStyle w:val="Compact"/>
+        <w:numPr>
+          <w:ilvl w:val="0"/>
+          <w:numId w:val="1014"/>
+        </w:numPr>
+      </w:pPr>
+      <w:r>
+        <w:t xml:space="preserve">Partner arrangements offered: Enyrgy offers both white-label (a partner sells the platform under their own brand, as Lumanova does) and distribution (a partner distributes to other facilities). Both are real, offered arrangements. Specific terms are handled per deal; confirm with the CEO before quoting figures.</w:t>
+      </w:r>
+    </w:p>
+    <w:p>
+      <w:pPr>
+        <w:pStyle w:val="Compact"/>
+        <w:numPr>
+          <w:ilvl w:val="0"/>
+          <w:numId w:val="1014"/>
+        </w:numPr>
+      </w:pPr>
+      <w:r>
+        <w:rPr>
+          <w:b/>
+          <w:bCs/>
+        </w:rPr>
+        <w:t xml:space="preserve">Facility referral arrangement: ESCALATE TO SCOTT. Do not run this conversation.</w:t>
+      </w:r>
+      <w:r>
+        <w:t xml:space="preserve"> </w:t>
+      </w:r>
+      <w:r>
+        <w:t xml:space="preserve">A facility hands its members a unique referral link to</w:t>
       </w:r>
       <w:r>
         <w:t xml:space="preserve"> </w:t>
@@ -749,1553 +2183,21 @@
         <w:t xml:space="preserve">shop.enyrgy.com</w:t>
       </w:r>
       <w:r>
-        <w:t xml:space="preserve">,</w:t>
-      </w:r>
-      <w:r>
-        <w:t xml:space="preserve"> </w:t>
-      </w:r>
-      <w:r>
-        <w:rPr>
-          <w:b/>
-        </w:rPr>
-        <w:t xml:space="preserve">including when they arrive through a facility’s unique referral link</w:t>
-      </w:r>
-      <w:r>
-        <w:t xml:space="preserve">. The facility earns commission on that sale but is not the purchaser; the transaction is consumer to Enyrgy, which makes it the same direct consumer purchase as any other order. A facility may tell its members this.</w:t>
-      </w:r>
-    </w:p>
-    <w:p>
-      <w:pPr>
-        <w:numPr>
-          <w:ilvl w:val="1"/>
-          <w:numId w:val="1004"/>
-        </w:numPr>
-        <w:pStyle w:val="Compact"/>
-      </w:pPr>
-      <w:r>
-        <w:t xml:space="preserve">Never suggest routing a facility’s own purchase through an individual to obtain eligibility. The distinction is whose purchase it is, not which link was used.</w:t>
-      </w:r>
-    </w:p>
-    <w:p>
-      <w:pPr>
-        <w:numPr>
-          <w:ilvl w:val="0"/>
-          <w:numId w:val="1003"/>
-        </w:numPr>
-        <w:pStyle w:val="Compact"/>
-      </w:pPr>
-      <w:r>
-        <w:t xml:space="preserve">Commercial unit footprint: the device requires approximately</w:t>
-      </w:r>
-      <w:r>
-        <w:t xml:space="preserve"> </w:t>
-      </w:r>
-      <w:r>
-        <w:rPr>
-          <w:b/>
-        </w:rPr>
-        <w:t xml:space="preserve">4 feet by 4 feet of floor space</w:t>
-      </w:r>
-      <w:r>
-        <w:t xml:space="preserve">. Space is usually the first practical objection a facility raises, so answer it directly. It does not need a dedicated room; facilities commonly site it in a hallway or an alcove where clients can take a session while waiting on another modality.</w:t>
-      </w:r>
-    </w:p>
-    <w:p>
-      <w:pPr>
-        <w:numPr>
-          <w:ilvl w:val="0"/>
-          <w:numId w:val="1003"/>
-        </w:numPr>
-        <w:pStyle w:val="Compact"/>
-      </w:pPr>
-      <w:r>
-        <w:t xml:space="preserve">Manufacturing and lead times: units are built in Phoenix in limited batches, which is why consumer copy refers to limited batches and to ship times running a few weeks.</w:t>
-      </w:r>
-      <w:r>
-        <w:t xml:space="preserve"> </w:t>
-      </w:r>
-      <w:r>
-        <w:rPr>
-          <w:b/>
-        </w:rPr>
-        <w:t xml:space="preserve">Never quote a batch size or a specific lead time.</w:t>
-      </w:r>
-      <w:r>
-        <w:t xml:space="preserve"> </w:t>
-      </w:r>
-      <w:r>
-        <w:t xml:space="preserve">Both move with funding and production capacity, so any figure written down would keep being stated confidently after it stopped being true. “Limited batches” holds at any batch size and is the approved phrasing. Escalate lead-time questions to Scott.</w:t>
-      </w:r>
-    </w:p>
-    <w:p>
-      <w:pPr>
-        <w:numPr>
-          <w:ilvl w:val="0"/>
-          <w:numId w:val="1003"/>
-        </w:numPr>
-        <w:pStyle w:val="Compact"/>
-      </w:pPr>
-      <w:r>
-        <w:t xml:space="preserve">OEM white-label (Lumanova / Luma D Light): same MSRP, wholesale arrangement.</w:t>
-      </w:r>
-    </w:p>
-    <w:p>
-      <w:pPr>
-        <w:numPr>
-          <w:ilvl w:val="0"/>
-          <w:numId w:val="1003"/>
-        </w:numPr>
-        <w:pStyle w:val="Compact"/>
-      </w:pPr>
-      <w:r>
-        <w:t xml:space="preserve">Order URL: https://shop.enyrgy.com/products/uvb-light-therapy. Device registration: https://api.enyrgy.com/. Discovery-call booking: https://api.leadconnectorhq.com/widget/booking/C0hV5CFHUhWOIzs4OedC. Customer Testimonial Form: https://api.leadconnectorhq.com/widget/form/OjahkWeVDeozQkfG9dW2?notrack=true. Google review (GBP), live: https://g.page/r/CfN5Rj0CdmrfEAI/review. Trustpilot review: https://www.trustpilot.com/evaluate/enyrgy.com.</w:t>
-      </w:r>
-    </w:p>
-    <w:p>
-      <w:pPr>
-        <w:numPr>
-          <w:ilvl w:val="0"/>
-          <w:numId w:val="1003"/>
-        </w:numPr>
-        <w:pStyle w:val="Compact"/>
-      </w:pPr>
-      <w:r>
-        <w:t xml:space="preserve">Commercial model: operators charge clients</w:t>
-      </w:r>
-      <w:r>
-        <w:t xml:space="preserve"> </w:t>
-      </w:r>
-      <w:r>
-        <w:rPr>
-          <w:b/>
-        </w:rPr>
-        <w:t xml:space="preserve">$49 to $125 per month</w:t>
-      </w:r>
-      <w:r>
-        <w:t xml:space="preserve"> </w:t>
-      </w:r>
-      <w:r>
-        <w:t xml:space="preserve">for Enyrgy access.</w:t>
-      </w:r>
-      <w:r>
-        <w:t xml:space="preserve"> </w:t>
-      </w:r>
-      <w:r>
-        <w:rPr>
-          <w:b/>
-        </w:rPr>
-        <w:t xml:space="preserve">The rate depends on location and local clientele</w:t>
-      </w:r>
-      <w:r>
-        <w:t xml:space="preserve">, so quote the end of the range that matches the market rather than a single number. Standard markets support $49 to $75. Premium metro markets with affluent clientele support up to $125 (Orange County, California is a $125 market; the Center for New Medicine and Beyond Wellness in Costa Mesa are the reference points). Revenue scales with active client count:</w:t>
-      </w:r>
-    </w:p>
-    <w:p>
-      <w:pPr>
-        <w:numPr>
-          <w:ilvl w:val="1"/>
-          <w:numId w:val="1005"/>
-        </w:numPr>
-        <w:pStyle w:val="Compact"/>
-      </w:pPr>
-      <w:r>
-        <w:t xml:space="preserve">At $49 per month: 25 clients is $1,225 per month ($14,700 per year); 50 clients is $2,450 per month ($29,400 per year); 100 clients is $4,900 per month ($58,800 per year). Against the $8,950 unit cost, payback at 50 clients is under 4 months.</w:t>
-      </w:r>
-    </w:p>
-    <w:p>
-      <w:pPr>
-        <w:numPr>
-          <w:ilvl w:val="1"/>
-          <w:numId w:val="1005"/>
-        </w:numPr>
-        <w:pStyle w:val="Compact"/>
-      </w:pPr>
-      <w:r>
-        <w:t xml:space="preserve">At $125 per month: 25 clients is $3,125 per month ($37,500 per year); 50 clients is $6,250 per month ($75,000 per year); 100 clients is $12,500 per month ($150,000 per year). Payback at 50 clients is about 6 weeks.</w:t>
-      </w:r>
-    </w:p>
-    <w:p>
-      <w:pPr>
-        <w:numPr>
-          <w:ilvl w:val="0"/>
-          <w:numId w:val="1003"/>
-        </w:numPr>
-        <w:pStyle w:val="Compact"/>
-      </w:pPr>
-      <w:r>
-        <w:t xml:space="preserve">Commercial delivery model: the market is moving away from per-modality add-on pricing toward</w:t>
-      </w:r>
-      <w:r>
-        <w:t xml:space="preserve"> </w:t>
-      </w:r>
-      <w:r>
-        <w:rPr>
-          <w:b/>
-        </w:rPr>
-        <w:t xml:space="preserve">membership models</w:t>
-      </w:r>
-      <w:r>
-        <w:t xml:space="preserve">. Enyrgy fits that shift and operators position it two ways: as a draw to bring in new members, and as an incentive to upgrade existing members into a higher tier. Where a facility runs</w:t>
-      </w:r>
-      <w:r>
-        <w:t xml:space="preserve"> </w:t>
-      </w:r>
-      <w:r>
-        <w:rPr>
-          <w:b/>
-        </w:rPr>
-        <w:t xml:space="preserve">credit-based memberships</w:t>
-      </w:r>
-      <w:r>
-        <w:t xml:space="preserve"> </w:t>
-      </w:r>
-      <w:r>
-        <w:t xml:space="preserve">(members prepay for service credits), do NOT let Enyrgy be priced per session against credits: at 4 to 5 sessions a week the credit draw would consume an entire membership and crowd out the operator’s higher-margin services. Price it as a flat monthly add-on that sits outside credits, or include it in a top tier as the upgrade trigger. Enyrgy’s advantage in any membership model is that its marginal cost per session is near zero (no consumables, no practitioner, 2 to 4 minutes, app-run), unlike IV, NAD+, or practitioner-delivered services.</w:t>
-      </w:r>
-    </w:p>
-    <w:p>
-      <w:pPr>
-        <w:pStyle w:val="Heading1"/>
-      </w:pPr>
-      <w:bookmarkStart w:id="23" w:name="clinical-and-credibility-data"/>
-      <w:r>
-        <w:t xml:space="preserve">4. Clinical and credibility data</w:t>
-      </w:r>
-      <w:bookmarkEnd w:id="23"/>
-    </w:p>
-    <w:p>
-      <w:pPr>
-        <w:numPr>
-          <w:ilvl w:val="0"/>
-          <w:numId w:val="1006"/>
-        </w:numPr>
-        <w:pStyle w:val="Compact"/>
-      </w:pPr>
-      <w:r>
-        <w:t xml:space="preserve">Clinical study result: 12-week study; average Vitamin D increase of 111 percent (participants went from an average of 39.96 ng/mL to 84.20 ng/mL); 100 percent of participants reached optimal Vitamin D levels.</w:t>
-      </w:r>
-    </w:p>
-    <w:p>
-      <w:pPr>
-        <w:numPr>
-          <w:ilvl w:val="0"/>
-          <w:numId w:val="1006"/>
-        </w:numPr>
-        <w:pStyle w:val="Compact"/>
-      </w:pPr>
-      <w:r>
-        <w:t xml:space="preserve">Clinical study design and limitations (always cite results with this context): small study, N = 5 healthy adults, 4 to 6 sessions per week, 12 weeks, no control group. Larger trials are in development. When citing the 111 percent or 100-percent-optimal figures, present them as a small uncontrolled study, not as a large or controlled trial.</w:t>
-      </w:r>
-    </w:p>
-    <w:p>
-      <w:pPr>
-        <w:numPr>
-          <w:ilvl w:val="0"/>
-          <w:numId w:val="1006"/>
-        </w:numPr>
-        <w:pStyle w:val="Compact"/>
-      </w:pPr>
-      <w:r>
-        <w:rPr>
-          <w:b/>
-        </w:rPr>
-        <w:t xml:space="preserve">Never call it a pilot.</w:t>
-      </w:r>
-      <w:r>
-        <w:t xml:space="preserve"> </w:t>
-      </w:r>
-      <w:r>
-        <w:t xml:space="preserve">Use study, small study, or observational cohort. “Pilot” implies a pre-launch or beta program, and this study ran months after Enyrgy went to full production in the market. The word understates the product’s maturity while doing nothing to improve the honesty of the caveat, which “small, N = 5, no control group” already carries in full.</w:t>
-      </w:r>
-    </w:p>
-    <w:p>
-      <w:pPr>
-        <w:numPr>
-          <w:ilvl w:val="0"/>
-          <w:numId w:val="1006"/>
-        </w:numPr>
-        <w:pStyle w:val="Compact"/>
-      </w:pPr>
-      <w:r>
-        <w:rPr>
-          <w:b/>
-        </w:rPr>
-        <w:t xml:space="preserve">Write “the five participants,” not “five participants.”</w:t>
-      </w:r>
-      <w:r>
-        <w:t xml:space="preserve"> </w:t>
-      </w:r>
-      <w:r>
-        <w:t xml:space="preserve">Without the article the sentence reads as though a larger cohort was studied and only five of them responded.</w:t>
-      </w:r>
-    </w:p>
-    <w:p>
-      <w:pPr>
-        <w:numPr>
-          <w:ilvl w:val="0"/>
-          <w:numId w:val="1006"/>
-        </w:numPr>
-        <w:pStyle w:val="Compact"/>
-      </w:pPr>
-      <w:r>
-        <w:t xml:space="preserve">Participant-level results (12-week study, about 5 sessions per week, skin types II to IV): P1 (Skin Type II) 38.4 to 86.0; P2 (III) 34.0 to 88.4; P3 (III) 37.0 to 78.0; P4 (IV) 47.0 to 88.7; P5 (III) 43.4 to 79.9 ng/mL. These reconcile to the reported averages (start 39.96, end 84.20). All started insufficient or borderline, all reached optimal, zero dropouts. Present with the same N = 5 caveat as the averages.</w:t>
-      </w:r>
-    </w:p>
-    <w:p>
-      <w:pPr>
-        <w:numPr>
-          <w:ilvl w:val="0"/>
-          <w:numId w:val="1006"/>
-        </w:numPr>
-        <w:pStyle w:val="Compact"/>
-      </w:pPr>
-      <w:r>
-        <w:t xml:space="preserve">Efficiency: 2.4x more efficient than sunlight for Vitamin D synthesis; 2 to 4 minutes equals 2 to 4 hours of mid-day sun (about 60x).</w:t>
-      </w:r>
-    </w:p>
-    <w:p>
-      <w:pPr>
-        <w:numPr>
-          <w:ilvl w:val="0"/>
-          <w:numId w:val="1006"/>
-        </w:numPr>
-        <w:pStyle w:val="Compact"/>
-      </w:pPr>
-      <w:r>
-        <w:t xml:space="preserve">Safety:</w:t>
-      </w:r>
-      <w:r>
-        <w:t xml:space="preserve"> </w:t>
-      </w:r>
-      <w:r>
-        <w:rPr>
-          <w:b/>
-        </w:rPr>
-        <w:t xml:space="preserve">the contraindication list and the rules for inbound health questions are in section 16, and they govern any conversation where a person names a condition, an injury, or a medication.</w:t>
-      </w:r>
-      <w:r>
-        <w:t xml:space="preserve"> </w:t>
-      </w:r>
-      <w:r>
-        <w:t xml:space="preserve">25,000+ sessions with zero burns and zero adverse events. The device emits over 90 percent UVB and under 10 percent UVA, the opposite of sunlight (about 95 percent UVA). The app calculates each user’s personal MED by skin type and shuts off automatically. Each session runs 2 to 4 minutes set by skin type, and the app allows a maximum of one session per day (it prevents more than one), so “2 to 4 minutes a day” is accurate.</w:t>
-      </w:r>
-    </w:p>
-    <w:p>
-      <w:pPr>
-        <w:numPr>
-          <w:ilvl w:val="0"/>
-          <w:numId w:val="1006"/>
-        </w:numPr>
-        <w:pStyle w:val="Compact"/>
-      </w:pPr>
-      <w:r>
-        <w:t xml:space="preserve">Return rate under 1 percent, roughly 5 to 10x better than the industry average.</w:t>
-      </w:r>
-    </w:p>
-    <w:p>
-      <w:pPr>
-        <w:pStyle w:val="Heading2"/>
-      </w:pPr>
-      <w:bookmarkStart w:id="24" w:name="X348ceaeaf7c4d682e7f80c59634d85e8a3d0daf"/>
-      <w:r>
-        <w:t xml:space="preserve">Athlete and bone-health research (supports the Recovery Protocol and the Athlete ICP)</w:t>
-      </w:r>
-      <w:bookmarkEnd w:id="24"/>
-    </w:p>
-    <w:p>
-      <w:pPr>
-        <w:pStyle w:val="FirstParagraph"/>
-      </w:pPr>
-      <w:r>
-        <w:t xml:space="preserve">These are findings from the general peer-reviewed literature on UVB and natural vitamin D synthesis, NOT clinical trials of the Enyrgy device. Cite as “research shows,” attribute to the study, and do not claim the Enyrgy device itself was tested for these outcomes. Keep it non-medical (Enyrgy is a wellness device): describe how vitamin D supports bone and recovery; never “treat”, “heal”, “cure”, or “fix”. Do not overstate (“proves”, “definitively superior”, “conclusive”); the studies support the mechanism, they are not device trials. Full compilation on file (Research/Bone Health).</w:t>
-      </w:r>
-    </w:p>
-    <w:p>
-      <w:pPr>
-        <w:pStyle w:val="BodyText"/>
-      </w:pPr>
-      <w:r>
-        <w:t xml:space="preserve">Approved figures with sources: - Bone: UVB / natural vitamin D synthesis is associated with up to 14 percent higher bone mineral density and 11 percent greater bone mechanical strength versus supplementation or controls (Morita et al., Heliyon 2020: trabecular BMD 61 vs 47 percent in controls; mechanical strength +11 percent, P=0.036). - Performance threshold: peak neuromuscular performance is associated with 25(OH)D around 50 ng/mL (Shuler et al., Sports Health 2012). - UVB vs pills: narrowband UVB three times per week raised vitamin D more effectively than 1600 IU per day of oral D3 in a randomized trial (Bogh et al., British Journal of Dermatology 2012). - Source share and half-life: UVB contributes roughly 80 to 90 percent of circulating 25(OH)D (diet and supplements 10 to 20 percent), with a longer half-life, about 21 to 30 days (Owens et al., Sports Medicine 2018; Holick et al., JBMR 2007). - Recovery: adequate vitamin D supports muscle repair and is associated with lower muscle-damage markers (creatine kinase, LDH, C-reactive protein) and less soreness after intense exercise; deficiency (under 30 ng/mL) is associated with impaired strength and slower recovery (Owens 2018; Caballero-Garcia et al., Nutrients 2021; Rojano-Ortega et al., JHND 2023). - Fracture healing: natural vitamin D synthesis supports bone callus formation and mineralization at fracture sites (Fischer et al., ECM 2018). - Dosing reference used in the research: roughly 10 to 15 minutes of midday sun, three times per week. -</w:t>
-      </w:r>
-      <w:r>
-        <w:t xml:space="preserve"> </w:t>
-      </w:r>
-      <w:r>
-        <w:rPr>
-          <w:b/>
-        </w:rPr>
-        <w:t xml:space="preserve">Prevalence, the citable number. This supersedes the previously unsourced “77 percent” figure.</w:t>
-      </w:r>
-      <w:r>
-        <w:t xml:space="preserve"> </w:t>
-      </w:r>
-      <w:r>
-        <w:t xml:space="preserve">In a 2023 pooled analysis of 308 population-based studies across 81 countries and 7.9 million participants aged 1 and over,</w:t>
-      </w:r>
-      <w:r>
-        <w:t xml:space="preserve"> </w:t>
-      </w:r>
-      <w:r>
-        <w:rPr>
-          <w:b/>
-        </w:rPr>
-        <w:t xml:space="preserve">76.6 percent had serum 25(OH)D below 30 ng/mL</w:t>
-      </w:r>
-      <w:r>
-        <w:t xml:space="preserve"> </w:t>
-      </w:r>
-      <w:r>
-        <w:t xml:space="preserve">(75 nmol/L; 95% CrI 74.0 to 79.1). Also reported: 47.9 percent below 20 ng/mL and 15.7 percent below 12 ng/mL. (Cui A, Zhang T, Xiao P, Fan Z, Wang H, Zhuang Y. “Global and regional prevalence of vitamin D deficiency in population-based studies from 2000 to 2022.”</w:t>
-      </w:r>
-      <w:r>
-        <w:t xml:space="preserve"> </w:t>
-      </w:r>
-      <w:r>
-        <w:rPr>
-          <w:i/>
-        </w:rPr>
-        <w:t xml:space="preserve">Frontiers in Nutrition</w:t>
-      </w:r>
-      <w:r>
-        <w:t xml:space="preserve"> </w:t>
-      </w:r>
-      <w:r>
-        <w:t xml:space="preserve">2023; PMC10064807, free to read.)</w:t>
-      </w:r>
-      <w:r>
-        <w:t xml:space="preserve"> </w:t>
-      </w:r>
-      <w:r>
-        <w:rPr>
-          <w:b/>
-        </w:rPr>
-        <w:t xml:space="preserve">Three rules for stating it.</w:t>
-      </w:r>
-      <w:r>
-        <w:t xml:space="preserve"> </w:t>
-      </w:r>
-      <w:r>
-        <w:t xml:space="preserve">(1) Below 30 ng/mL is</w:t>
-      </w:r>
-      <w:r>
-        <w:t xml:space="preserve"> </w:t>
-      </w:r>
-      <w:r>
-        <w:rPr>
-          <w:b/>
-        </w:rPr>
-        <w:t xml:space="preserve">insufficiency or low vitamin D status</w:t>
-      </w:r>
-      <w:r>
-        <w:t xml:space="preserve">, not universally accepted “deficiency”. Never call 76.6 percent a deficiency rate. (2) The population is</w:t>
-      </w:r>
-      <w:r>
-        <w:t xml:space="preserve"> </w:t>
-      </w:r>
-      <w:r>
-        <w:rPr>
-          <w:b/>
-        </w:rPr>
-        <w:t xml:space="preserve">global and aged 1 and over</w:t>
-      </w:r>
-      <w:r>
-        <w:t xml:space="preserve">, so say “people”, never “adults”, never “Americans”, never “indoor”. (3) The authors report high heterogeneity between pooled studies; do not present the figure as a precise national rate.</w:t>
-      </w:r>
-      <w:r>
-        <w:t xml:space="preserve"> </w:t>
-      </w:r>
-      <w:r>
-        <w:rPr>
-          <w:b/>
-        </w:rPr>
-        <w:t xml:space="preserve">Approved short forms:</w:t>
-      </w:r>
-      <w:r>
-        <w:t xml:space="preserve"> </w:t>
-      </w:r>
-      <w:r>
-        <w:t xml:space="preserve">“about three-quarters of people have vitamin D below 30 ng/mL” or “76.6 percent of people worldwide are below 30 ng/mL”. -</w:t>
-      </w:r>
-      <w:r>
-        <w:t xml:space="preserve"> </w:t>
-      </w:r>
-      <w:r>
-        <w:rPr>
-          <w:b/>
-        </w:rPr>
-        <w:t xml:space="preserve">Sunny climates do not prevent it (use this for the sun objection):</w:t>
-      </w:r>
-      <w:r>
-        <w:t xml:space="preserve"> </w:t>
-      </w:r>
-      <w:r>
-        <w:t xml:space="preserve">low vitamin D status is a problem even in countries with sun exposure all year round (Palacios C, Gonzalez L. “Is vitamin D deficiency a major global public health problem?”</w:t>
-      </w:r>
-      <w:r>
-        <w:t xml:space="preserve"> </w:t>
-      </w:r>
-      <w:r>
-        <w:rPr>
-          <w:i/>
-        </w:rPr>
-        <w:t xml:space="preserve">J Steroid Biochem Mol Biol</w:t>
-      </w:r>
-      <w:r>
-        <w:t xml:space="preserve"> </w:t>
-      </w:r>
-      <w:r>
-        <w:t xml:space="preserve">2014; PMC4018438, free to read). The paper’s own Highlights state it verbatim:</w:t>
-      </w:r>
-      <w:r>
-        <w:t xml:space="preserve"> </w:t>
-      </w:r>
-      <w:r>
-        <w:rPr>
-          <w:b/>
-        </w:rPr>
-        <w:t xml:space="preserve">“Low vitamin D status is a problem even in countries with sun exposure all year round.”</w:t>
-      </w:r>
-      <w:r>
-        <w:t xml:space="preserve"> </w:t>
-      </w:r>
-      <w:r>
-        <w:t xml:space="preserve">Quote that line as written.</w:t>
-      </w:r>
-      <w:r>
-        <w:t xml:space="preserve"> </w:t>
-      </w:r>
-      <w:r>
-        <w:rPr>
-          <w:b/>
-        </w:rPr>
-        <w:t xml:space="preserve">Three limits.</w:t>
-      </w:r>
-      <w:r>
-        <w:t xml:space="preserve"> </w:t>
-      </w:r>
-      <w:r>
-        <w:t xml:space="preserve">(1) It reports prevalence by region, age group and threshold and gives no single headline figure, so it CANNOT source the 77 percent. (2) It says nothing about UVB devices or phototherapy, so never present it as support for the platform itself, only for the problem. (3) 2014 data: fine for establishing that the phenomenon exists, not for current prevalence.</w:t>
-      </w:r>
-    </w:p>
-    <w:p>
-      <w:pPr>
-        <w:pStyle w:val="Heading1"/>
-      </w:pPr>
-      <w:bookmarkStart w:id="25" w:name="advisory-board"/>
-      <w:r>
-        <w:t xml:space="preserve">5. Advisory board</w:t>
-      </w:r>
-      <w:bookmarkEnd w:id="25"/>
-    </w:p>
-    <w:p>
-      <w:pPr>
-        <w:pStyle w:val="FirstParagraph"/>
-      </w:pPr>
-      <w:r>
-        <w:t xml:space="preserve">Scientific Advisory Board, approved bios (use as written; do not embellish beyond these):</w:t>
-      </w:r>
-    </w:p>
-    <w:p>
-      <w:pPr>
-        <w:numPr>
-          <w:ilvl w:val="0"/>
-          <w:numId w:val="1007"/>
-        </w:numPr>
-        <w:pStyle w:val="Compact"/>
-      </w:pPr>
-      <w:r>
-        <w:rPr>
-          <w:b/>
-        </w:rPr>
-        <w:t xml:space="preserve">Dr. Bruce Hollis:</w:t>
-      </w:r>
-      <w:r>
-        <w:t xml:space="preserve"> </w:t>
-      </w:r>
-      <w:r>
-        <w:t xml:space="preserve">over 70,000 citations, widely regarded as the Godfather of Vitamin D Research.</w:t>
-      </w:r>
-      <w:r>
-        <w:t xml:space="preserve"> </w:t>
-      </w:r>
-      <w:r>
-        <w:rPr>
-          <w:b/>
-        </w:rPr>
-        <w:t xml:space="preserve">Over forty years on vitamin D research</w:t>
-      </w:r>
-      <w:r>
-        <w:t xml:space="preserve">, much of it on the difference between oral supplementation and UVB-synthesized vitamin D. He has reviewed and endorsed the Enyrgy platform.</w:t>
-      </w:r>
-    </w:p>
-    <w:p>
-      <w:pPr>
-        <w:numPr>
-          <w:ilvl w:val="0"/>
-          <w:numId w:val="1007"/>
-        </w:numPr>
-        <w:pStyle w:val="Compact"/>
-      </w:pPr>
-      <w:r>
-        <w:rPr>
-          <w:b/>
-        </w:rPr>
-        <w:t xml:space="preserve">Dr. Samantha Kimball:</w:t>
-      </w:r>
-      <w:r>
-        <w:t xml:space="preserve"> </w:t>
-      </w:r>
-      <w:r>
-        <w:t xml:space="preserve">designed the MED protocol that powers every session; a leading researcher in UV therapy safety.</w:t>
-      </w:r>
-      <w:r>
-        <w:t xml:space="preserve"> </w:t>
-      </w:r>
-      <w:r>
-        <w:rPr>
-          <w:b/>
-        </w:rPr>
-        <w:t xml:space="preserve">Over 100 peer-reviewed papers and two decades in the field.</w:t>
-      </w:r>
-    </w:p>
-    <w:p>
-      <w:pPr>
-        <w:numPr>
-          <w:ilvl w:val="0"/>
-          <w:numId w:val="1007"/>
-        </w:numPr>
-        <w:pStyle w:val="Compact"/>
-      </w:pPr>
-      <w:r>
-        <w:rPr>
-          <w:b/>
-        </w:rPr>
-        <w:t xml:space="preserve">Dr. William Grant:</w:t>
-      </w:r>
-      <w:r>
-        <w:t xml:space="preserve"> </w:t>
-      </w:r>
-      <w:r>
-        <w:t xml:space="preserve">NASA UVB researcher and pioneer in phototherapy science.</w:t>
-      </w:r>
-      <w:r>
-        <w:t xml:space="preserve"> </w:t>
-      </w:r>
-      <w:r>
-        <w:rPr>
-          <w:b/>
-        </w:rPr>
-        <w:t xml:space="preserve">More than 350 peer-reviewed papers</w:t>
-      </w:r>
-      <w:r>
-        <w:t xml:space="preserve"> </w:t>
-      </w:r>
-      <w:r>
-        <w:t xml:space="preserve">on vitamin D, sunlight and health outcomes, using NASA UVB satellite data to map how sunlight exposure tracks with health across populations.</w:t>
-      </w:r>
-    </w:p>
-    <w:p>
-      <w:pPr>
-        <w:pStyle w:val="FirstParagraph"/>
-      </w:pPr>
-      <w:r>
-        <w:t xml:space="preserve">Do not paraphrase or embellish an advisor’s credentials beyond these approved bios. The publication and tenure figures were confirmed by Scott on 2026-08-02 and added because they were already live in WF-17 Long-Term Nurture touch 6, where the specificity is what makes the email work. Use the shorter form where space is tight; use the fuller form when the job is establishing that real researchers built the protocol. The short approved phrasing for objection handling remains “advisory board includes Dr. Bruce Hollis.” Compliance note: any public claim that an advisor “reviewed and endorsed” the platform must have the advisor’s documented consent on file, per FTC endorsement rules.</w:t>
-      </w:r>
-    </w:p>
-    <w:p>
-      <w:pPr>
-        <w:pStyle w:val="Heading1"/>
-      </w:pPr>
-      <w:bookmarkStart w:id="26" w:name="X2416962bbe798b4d07d64a796f71649a000b8ee"/>
-      <w:r>
-        <w:t xml:space="preserve">6. Approved talking points (voiced, use as written)</w:t>
-      </w:r>
-      <w:bookmarkEnd w:id="26"/>
-    </w:p>
-    <w:p>
-      <w:pPr>
-        <w:numPr>
-          <w:ilvl w:val="0"/>
-          <w:numId w:val="1008"/>
-        </w:numPr>
-        <w:pStyle w:val="Compact"/>
-      </w:pPr>
-      <w:r>
-        <w:t xml:space="preserve">Every human body was meant to thrive on sunlight. We just made it safe, personalized and controllable. (Standard Description, do not alter.)</w:t>
-      </w:r>
-    </w:p>
-    <w:p>
-      <w:pPr>
-        <w:numPr>
-          <w:ilvl w:val="0"/>
-          <w:numId w:val="1008"/>
-        </w:numPr>
-        <w:pStyle w:val="Compact"/>
-      </w:pPr>
-      <w:r>
-        <w:t xml:space="preserve">Get your body responding to sunlight the way it was meant to.</w:t>
-      </w:r>
-    </w:p>
-    <w:p>
-      <w:pPr>
-        <w:numPr>
-          <w:ilvl w:val="0"/>
-          <w:numId w:val="1008"/>
-        </w:numPr>
-        <w:pStyle w:val="Compact"/>
-      </w:pPr>
-      <w:r>
-        <w:t xml:space="preserve">Three biological pathways, switched on in 2 to 4 minutes.</w:t>
-      </w:r>
-    </w:p>
-    <w:p>
-      <w:pPr>
-        <w:numPr>
-          <w:ilvl w:val="0"/>
-          <w:numId w:val="1008"/>
-        </w:numPr>
-        <w:pStyle w:val="Compact"/>
-      </w:pPr>
-      <w:r>
-        <w:t xml:space="preserve">25,000+ sessions with zero adverse events.</w:t>
-      </w:r>
-    </w:p>
-    <w:p>
-      <w:pPr>
-        <w:numPr>
-          <w:ilvl w:val="0"/>
-          <w:numId w:val="1008"/>
-        </w:numPr>
-        <w:pStyle w:val="Compact"/>
-      </w:pPr>
-      <w:r>
-        <w:t xml:space="preserve">In our clinical study, 100 percent of participants reached optimal Vitamin D levels.</w:t>
-      </w:r>
-    </w:p>
-    <w:p>
-      <w:pPr>
-        <w:numPr>
-          <w:ilvl w:val="0"/>
-          <w:numId w:val="1008"/>
-        </w:numPr>
-        <w:pStyle w:val="Compact"/>
-      </w:pPr>
-      <w:r>
-        <w:t xml:space="preserve">2.4x more efficient than sunlight for Vitamin D synthesis.</w:t>
-      </w:r>
-    </w:p>
-    <w:p>
-      <w:pPr>
-        <w:numPr>
-          <w:ilvl w:val="0"/>
-          <w:numId w:val="1008"/>
-        </w:numPr>
-        <w:pStyle w:val="Compact"/>
-      </w:pPr>
-      <w:r>
-        <w:t xml:space="preserve">The app determines your skin type, sets your dose, and ends the session for you.</w:t>
-      </w:r>
-    </w:p>
-    <w:p>
-      <w:pPr>
-        <w:numPr>
-          <w:ilvl w:val="0"/>
-          <w:numId w:val="1008"/>
-        </w:numPr>
-        <w:pStyle w:val="Compact"/>
-      </w:pPr>
-      <w:r>
-        <w:t xml:space="preserve">Under 1 percent of people send it back. The industry lives at 5 to 10 percent.</w:t>
-      </w:r>
-    </w:p>
-    <w:p>
-      <w:pPr>
-        <w:numPr>
-          <w:ilvl w:val="0"/>
-          <w:numId w:val="1008"/>
-        </w:numPr>
-        <w:pStyle w:val="Compact"/>
-      </w:pPr>
-      <w:r>
-        <w:t xml:space="preserve">Built in Phoenix, Arizona. Made in USA.</w:t>
-      </w:r>
-    </w:p>
-    <w:p>
-      <w:pPr>
-        <w:numPr>
-          <w:ilvl w:val="0"/>
-          <w:numId w:val="1008"/>
-        </w:numPr>
-        <w:pStyle w:val="Compact"/>
-      </w:pPr>
-      <w:r>
-        <w:t xml:space="preserve">600+ users, 5 countries, zero paid ads.</w:t>
-      </w:r>
-    </w:p>
-    <w:p>
-      <w:pPr>
-        <w:numPr>
-          <w:ilvl w:val="0"/>
-          <w:numId w:val="1008"/>
-        </w:numPr>
-        <w:pStyle w:val="Compact"/>
-      </w:pPr>
-      <w:r>
-        <w:t xml:space="preserve">Lumanova picked our technology to launch their own light, Luma D Light.</w:t>
-      </w:r>
-    </w:p>
-    <w:p>
-      <w:pPr>
-        <w:numPr>
-          <w:ilvl w:val="0"/>
-          <w:numId w:val="1008"/>
-        </w:numPr>
-        <w:pStyle w:val="Compact"/>
-      </w:pPr>
-      <w:r>
-        <w:t xml:space="preserve">$2,995 to own it at home. $8,950 for the commercial unit.</w:t>
-      </w:r>
-    </w:p>
-    <w:p>
-      <w:pPr>
-        <w:numPr>
-          <w:ilvl w:val="0"/>
-          <w:numId w:val="1008"/>
-        </w:numPr>
-        <w:pStyle w:val="Compact"/>
-      </w:pPr>
-      <w:r>
-        <w:t xml:space="preserve">That is $2.30 a session at 5 a week over 5 years.</w:t>
-      </w:r>
-    </w:p>
-    <w:p>
-      <w:pPr>
-        <w:numPr>
-          <w:ilvl w:val="0"/>
-          <w:numId w:val="1008"/>
-        </w:numPr>
-        <w:pStyle w:val="Compact"/>
-      </w:pPr>
-      <w:r>
-        <w:t xml:space="preserve">90 percent of our customers run red light too. Different jobs, same routine.</w:t>
-      </w:r>
-    </w:p>
-    <w:p>
-      <w:pPr>
-        <w:numPr>
-          <w:ilvl w:val="0"/>
-          <w:numId w:val="1008"/>
-        </w:numPr>
-        <w:pStyle w:val="Compact"/>
-      </w:pPr>
-      <w:r>
-        <w:t xml:space="preserve">Sunlight. Evolved.</w:t>
-      </w:r>
-    </w:p>
-    <w:p>
-      <w:pPr>
-        <w:pStyle w:val="Heading1"/>
-      </w:pPr>
-      <w:bookmarkStart w:id="27" w:name="objection-scripts-voiced"/>
-      <w:r>
-        <w:t xml:space="preserve">7. Objection scripts (voiced)</w:t>
-      </w:r>
-      <w:bookmarkEnd w:id="27"/>
-    </w:p>
-    <w:p>
-      <w:pPr>
-        <w:pStyle w:val="FirstParagraph"/>
-      </w:pPr>
-      <w:r>
-        <w:rPr>
-          <w:b/>
-        </w:rPr>
-        <w:t xml:space="preserve">Consumer</w:t>
-      </w:r>
-    </w:p>
-    <w:p>
-      <w:pPr>
-        <w:numPr>
-          <w:ilvl w:val="0"/>
-          <w:numId w:val="1009"/>
-        </w:numPr>
-        <w:pStyle w:val="Compact"/>
-      </w:pPr>
-      <w:r>
-        <w:t xml:space="preserve">Is this safe? Fair worry. Sunlight is about 95 percent UVA. We flipped it: over 90 percent UVB, under 10 percent UVA. The app determines your skin type, sets your personal dose, and ends the session for you. 25,000+ sessions in, zero burns, zero adverse events.</w:t>
-      </w:r>
-    </w:p>
-    <w:p>
-      <w:pPr>
-        <w:numPr>
-          <w:ilvl w:val="0"/>
-          <w:numId w:val="1009"/>
-        </w:numPr>
-        <w:pStyle w:val="Compact"/>
-      </w:pPr>
-      <w:r>
-        <w:t xml:space="preserve">I already take supplements. Supplements are one lane, Vitamin D, and only if your body responds to it. In research clinical trials, about one in four participants were low responders to vitamin D supplementation. Enyrgy opens all three lanes, Vitamin D, nitric oxide, and serotonin, in 2 to 4 minutes.</w:t>
-      </w:r>
-    </w:p>
-    <w:p>
-      <w:pPr>
-        <w:numPr>
-          <w:ilvl w:val="0"/>
-          <w:numId w:val="1009"/>
-        </w:numPr>
-        <w:pStyle w:val="Compact"/>
-      </w:pPr>
-      <w:r>
-        <w:t xml:space="preserve">$2,995 is a lot. It reads big until you run it per use. $2.30 a session over 5 years at 5 a week. Supplements cost $600 to $1,200 a year with no promise your body uses them. Financing is there if you want it, and under 1 percent of people return it.</w:t>
-      </w:r>
-    </w:p>
-    <w:p>
-      <w:pPr>
-        <w:numPr>
-          <w:ilvl w:val="0"/>
-          <w:numId w:val="1009"/>
-        </w:numPr>
-        <w:pStyle w:val="Compact"/>
-      </w:pPr>
-      <w:r>
-        <w:t xml:space="preserve">I will just go outside. Going outside works if you have 2 to 4 hours of mid-day sun to spare, plus the UVA aging and skin risk that rides along. Enyrgy gets you there in 2 to 4 minutes, about 60x the efficiency, without the downside.</w:t>
-      </w:r>
-    </w:p>
-    <w:p>
-      <w:pPr>
-        <w:numPr>
-          <w:ilvl w:val="0"/>
-          <w:numId w:val="1009"/>
-        </w:numPr>
-        <w:pStyle w:val="Compact"/>
-      </w:pPr>
-      <w:r>
-        <w:t xml:space="preserve">We get plenty of sun here. Fair assumption, and testing settles it faster than arguing. Indoor work, sunscreen and window glass all block UVB at any latitude. A 2014 global review in the Journal of Steroid Biochemistry and Molecular Biology concluded that low vitamin D status is a problem even in countries with sun exposure all year round.</w:t>
-      </w:r>
-    </w:p>
-    <w:p>
-      <w:pPr>
-        <w:numPr>
-          <w:ilvl w:val="0"/>
-          <w:numId w:val="1009"/>
-        </w:numPr>
-        <w:pStyle w:val="Compact"/>
-      </w:pPr>
-      <w:r>
-        <w:t xml:space="preserve">What does the FDA say? It is a wellness device, not a medical one, and we make no medical claims. The results sit on peer-reviewed science, and our advisory board includes Dr. Bruce Hollis.</w:t>
-      </w:r>
-    </w:p>
-    <w:p>
-      <w:pPr>
-        <w:pStyle w:val="FirstParagraph"/>
-      </w:pPr>
-      <w:r>
-        <w:rPr>
-          <w:b/>
-        </w:rPr>
-        <w:t xml:space="preserve">Commercial</w:t>
-      </w:r>
-    </w:p>
-    <w:p>
-      <w:pPr>
-        <w:numPr>
-          <w:ilvl w:val="0"/>
-          <w:numId w:val="1010"/>
-        </w:numPr>
-        <w:pStyle w:val="Compact"/>
-      </w:pPr>
-      <w:r>
-        <w:t xml:space="preserve">We already have red light. Ninety percent of our customers use both. They do different biological jobs, so this sits alongside what you already offer instead of replacing it.</w:t>
-      </w:r>
-    </w:p>
-    <w:p>
-      <w:pPr>
-        <w:numPr>
-          <w:ilvl w:val="0"/>
-          <w:numId w:val="1010"/>
-        </w:numPr>
-        <w:pStyle w:val="Compact"/>
-      </w:pPr>
-      <w:r>
-        <w:t xml:space="preserve">Would clients pay? About three-quarters of people have vitamin D below 30 ng/mL, so the demand is already in your book. Operators are charging $49 to $125 a month for it, depending on their market and clientele.</w:t>
-      </w:r>
-    </w:p>
-    <w:p>
-      <w:pPr>
-        <w:numPr>
-          <w:ilvl w:val="0"/>
-          <w:numId w:val="1010"/>
-        </w:numPr>
-        <w:pStyle w:val="Compact"/>
-      </w:pPr>
-      <w:r>
-        <w:t xml:space="preserve">Staff training? It is included, and light. The app calculates each client’s dose and runs the session itself.</w:t>
-      </w:r>
-    </w:p>
-    <w:p>
-      <w:pPr>
-        <w:pStyle w:val="FirstParagraph"/>
-      </w:pPr>
-      <w:r>
-        <w:rPr>
-          <w:b/>
-        </w:rPr>
-        <w:t xml:space="preserve">Investor</w:t>
-      </w:r>
-    </w:p>
-    <w:p>
-      <w:pPr>
-        <w:numPr>
-          <w:ilvl w:val="0"/>
-          <w:numId w:val="1011"/>
-        </w:numPr>
-        <w:pStyle w:val="Compact"/>
-      </w:pPr>
-      <w:r>
-        <w:t xml:space="preserve">Where is the equity upside? There is a conversion option at a 20 percent discount to an independent SEC valuation.</w:t>
-      </w:r>
-    </w:p>
-    <w:p>
-      <w:pPr>
-        <w:numPr>
-          <w:ilvl w:val="0"/>
-          <w:numId w:val="1011"/>
-        </w:numPr>
-        <w:pStyle w:val="Compact"/>
-      </w:pPr>
-      <w:r>
-        <w:t xml:space="preserve">Is this a crowded market? It looks crowded until you line up the mechanisms. Nobody else delivers all three pathways. We are a category of one.</w:t>
-      </w:r>
-    </w:p>
-    <w:p>
-      <w:pPr>
-        <w:numPr>
-          <w:ilvl w:val="0"/>
-          <w:numId w:val="1011"/>
-        </w:numPr>
-        <w:pStyle w:val="Compact"/>
-      </w:pPr>
-      <w:r>
-        <w:t xml:space="preserve">What is the exit? A strategic acquisition in the $100 to 150M range within 5 years. Natural buyers look like Philips, Apple Health, Peloton, AG1, or LVMH.</w:t>
-      </w:r>
-    </w:p>
-    <w:p>
-      <w:pPr>
-        <w:pStyle w:val="Heading1"/>
-      </w:pPr>
-      <w:bookmarkStart w:id="28" w:name="claim-precision-corrected"/>
-      <w:r>
-        <w:t xml:space="preserve">8. Claim precision (corrected)</w:t>
-      </w:r>
-      <w:bookmarkEnd w:id="28"/>
-    </w:p>
-    <w:p>
-      <w:pPr>
-        <w:pStyle w:val="FirstParagraph"/>
-      </w:pPr>
-      <w:r>
-        <w:t xml:space="preserve">The “one in four” statistic is about RESPONSE, not absorption. Low responders absorb the pill fine; their cells do less with it. Approved wording only:</w:t>
-      </w:r>
-      <w:r>
-        <w:t xml:space="preserve"> </w:t>
-      </w:r>
-      <w:r>
-        <w:rPr>
-          <w:b/>
-        </w:rPr>
-        <w:t xml:space="preserve">“in research clinical trials, about one in four participants were low responders to vitamin D supplementation”</w:t>
-      </w:r>
-      <w:r>
-        <w:t xml:space="preserve">. Do NOT write “in these trials” or “in the trials” in copy: lifted out of this KB the citation stays behind and the phrase reads as though Enyrgy ran them. Investor-facing copy may name them as the Carlberg trials. (Carlberg, VitDmet and VitDbol trials, Nutrients 2023, 15(15):3382). Never say “one in four cannot absorb,” “supplements fail one in four,” or “one in four Americans.” This supersedes the older phrasing in Implementation Guide v3.9 Section 22 (Session 8 correction). Every claim must be exactly as verifiable as stated: no superlatives, no inflation, no unverifiable characterizations.</w:t>
-      </w:r>
-    </w:p>
-    <w:p>
-      <w:pPr>
-        <w:pStyle w:val="Heading1"/>
-      </w:pPr>
-      <w:bookmarkStart w:id="29" w:name="brand-constants-locked"/>
-      <w:r>
-        <w:t xml:space="preserve">9. Brand constants (locked)</w:t>
-      </w:r>
-      <w:bookmarkEnd w:id="29"/>
-    </w:p>
-    <w:p>
-      <w:pPr>
-        <w:numPr>
-          <w:ilvl w:val="0"/>
-          <w:numId w:val="1012"/>
-        </w:numPr>
-        <w:pStyle w:val="Compact"/>
-      </w:pPr>
-      <w:r>
-        <w:t xml:space="preserve">Accent: Sunrise Orange #E64C38 only. No violet, purple, or amber.</w:t>
-      </w:r>
-    </w:p>
-    <w:p>
-      <w:pPr>
-        <w:numPr>
-          <w:ilvl w:val="0"/>
-          <w:numId w:val="1012"/>
-        </w:numPr>
-        <w:pStyle w:val="Compact"/>
-      </w:pPr>
-      <w:r>
-        <w:t xml:space="preserve">Typography: Montserrat, all weights.</w:t>
-      </w:r>
-    </w:p>
-    <w:p>
-      <w:pPr>
-        <w:numPr>
-          <w:ilvl w:val="0"/>
-          <w:numId w:val="1012"/>
-        </w:numPr>
-        <w:pStyle w:val="Compact"/>
-      </w:pPr>
-      <w:r>
-        <w:t xml:space="preserve">Text: Deep Charcoal #1A1A1A. Panels: Warm Off-White #F7F4EE, Calm Beige #ECE4CF. Line #E2DBC9. Muted #6B6B66.</w:t>
-      </w:r>
-    </w:p>
-    <w:p>
-      <w:pPr>
-        <w:numPr>
-          <w:ilvl w:val="0"/>
-          <w:numId w:val="1012"/>
-        </w:numPr>
-        <w:pStyle w:val="Compact"/>
-      </w:pPr>
-      <w:r>
-        <w:t xml:space="preserve">Tagline: “Sunlight. Evolved.”</w:t>
-      </w:r>
-    </w:p>
-    <w:p>
-      <w:pPr>
-        <w:numPr>
-          <w:ilvl w:val="0"/>
-          <w:numId w:val="1012"/>
-        </w:numPr>
-        <w:pStyle w:val="Compact"/>
-      </w:pPr>
-      <w:r>
-        <w:t xml:space="preserve">Voice: peer-to-peer, founder-to-peer. No em-dashes ever; use a comma, period, or rewrite. No icons or decorative glyphs.</w:t>
-      </w:r>
-    </w:p>
-    <w:p>
-      <w:pPr>
-        <w:numPr>
-          <w:ilvl w:val="0"/>
-          <w:numId w:val="1012"/>
-        </w:numPr>
-        <w:pStyle w:val="Compact"/>
-      </w:pPr>
-      <w:r>
-        <w:t xml:space="preserve">Age minimum for all audiences: 18.</w:t>
-      </w:r>
-    </w:p>
-    <w:p>
-      <w:pPr>
-        <w:pStyle w:val="Heading1"/>
-      </w:pPr>
-      <w:bookmarkStart w:id="30" w:name="X29fd5ad5ba47d28e168b82835ce779321403abb"/>
-      <w:r>
-        <w:t xml:space="preserve">10. Nitric oxide framing (enforce on every asset)</w:t>
-      </w:r>
-      <w:bookmarkEnd w:id="30"/>
-    </w:p>
-    <w:p>
-      <w:pPr>
-        <w:pStyle w:val="FirstParagraph"/>
-      </w:pPr>
-      <w:r>
-        <w:t xml:space="preserve">Supplements feed the enzymatic route (substrate to eNOS to NO). UVA triggers enzyme-independent photorelease of NO from preformed skin stores (nitrite and nitrosothiols). The light pathway is additive, one a capsule cannot open. The claim “no supplement produces nitric oxide” is false framing and must never be used.</w:t>
-      </w:r>
-    </w:p>
-    <w:p>
-      <w:pPr>
-        <w:pStyle w:val="Heading1"/>
-      </w:pPr>
-      <w:bookmarkStart w:id="31" w:name="prohibited-words-compliance"/>
-      <w:r>
-        <w:t xml:space="preserve">11. Prohibited words (compliance)</w:t>
-      </w:r>
-      <w:bookmarkEnd w:id="31"/>
-    </w:p>
-    <w:p>
-      <w:pPr>
-        <w:pStyle w:val="FirstParagraph"/>
-      </w:pPr>
-      <w:r>
-        <w:t xml:space="preserve">Never use in client-facing content: treat, cure, diagnose, disease, prescription, FDA-approved, medical treatment, heal, fix, medication, illness, clinical diagnosis, therapeutic treatment.</w:t>
-      </w:r>
-      <w:r>
-        <w:t xml:space="preserve"> </w:t>
-      </w:r>
-      <w:r>
-        <w:rPr>
-          <w:b/>
-        </w:rPr>
-        <w:t xml:space="preserve">Enyrgy is a wellness device, not medical, and makes no medical claims.</w:t>
-      </w:r>
-    </w:p>
-    <w:p>
-      <w:pPr>
-        <w:pStyle w:val="BodyText"/>
-      </w:pPr>
-      <w:r>
-        <w:rPr>
-          <w:b/>
-        </w:rPr>
-        <w:t xml:space="preserve">One exemption: the contraindication list in section 16.</w:t>
-      </w:r>
-      <w:r>
-        <w:t xml:space="preserve"> </w:t>
-      </w:r>
-      <w:r>
-        <w:t xml:space="preserve">It is a safety disclosure and must go out verbatim, “diagnosed” and all. Scrubbing it to pass this scan breaks it.</w:t>
-      </w:r>
-    </w:p>
-    <w:p>
-      <w:pPr>
-        <w:pStyle w:val="Heading1"/>
-      </w:pPr>
-      <w:bookmarkStart w:id="32" w:name="X3b2ee3b0312272551b8ea402502772f453681e0"/>
-      <w:r>
-        <w:t xml:space="preserve">12. Attorney-confirmed compliance rule (verbatim, non-negotiable)</w:t>
-      </w:r>
-      <w:bookmarkEnd w:id="32"/>
-    </w:p>
-    <w:p>
-      <w:pPr>
-        <w:pStyle w:val="BlockText"/>
-      </w:pPr>
-      <w:r>
-        <w:t xml:space="preserve">The PPM may be sent to any interested investor after the intro meeting. Accreditation is NOT required before sending the PPM. Confirmed compliant per Enyrgy’s securities attorney.</w:t>
-      </w:r>
-    </w:p>
-    <w:p>
-      <w:pPr>
-        <w:pStyle w:val="BlockText"/>
-      </w:pPr>
-      <w:r>
-        <w:t xml:space="preserve">The subscription agreement and term sheet are pre-acceptance documents and may also be sent before accreditation is confirmed. Accreditation is NOT required to send them.</w:t>
-      </w:r>
-    </w:p>
-    <w:p>
-      <w:pPr>
-        <w:pStyle w:val="BlockText"/>
-      </w:pPr>
-      <w:r>
-        <w:t xml:space="preserve">Accreditation (</w:t>
-      </w:r>
-      <w:r>
-        <w:rPr>
-          <w:rStyle w:val="VerbatimChar"/>
-        </w:rPr>
-        <w:t xml:space="preserve">accredited_verified</w:t>
-      </w:r>
-      <w:r>
-        <w:t xml:space="preserve"> </w:t>
-      </w:r>
-      <w:r>
-        <w:t xml:space="preserve">= Yes) IS required only before: wire instructions, or accepting any investment (the points where funds change hands). No exceptions.</w:t>
-      </w:r>
-    </w:p>
-    <w:p>
-      <w:pPr>
-        <w:pStyle w:val="FirstParagraph"/>
-      </w:pPr>
-      <w:r>
-        <w:t xml:space="preserve">The prohibited-words scan runs before every email, SMS, and voicemail across all funnels. All investor materials must be attorney-approved before they load into the KB or GHL. The PPM is attorney-approved and may be sent after the intro meeting.</w:t>
-      </w:r>
-    </w:p>
-    <w:p>
-      <w:pPr>
-        <w:pStyle w:val="Heading1"/>
-      </w:pPr>
-      <w:bookmarkStart w:id="33" w:name="investor-offering-details"/>
-      <w:r>
-        <w:t xml:space="preserve">13. Investor offering details</w:t>
-      </w:r>
-      <w:bookmarkEnd w:id="33"/>
-    </w:p>
-    <w:p>
-      <w:pPr>
-        <w:numPr>
-          <w:ilvl w:val="0"/>
-          <w:numId w:val="1013"/>
-        </w:numPr>
-        <w:pStyle w:val="Compact"/>
-      </w:pPr>
-      <w:r>
-        <w:t xml:space="preserve">Structure: Private Credit, Promissory Note.</w:t>
-      </w:r>
-    </w:p>
-    <w:p>
-      <w:pPr>
-        <w:numPr>
-          <w:ilvl w:val="0"/>
-          <w:numId w:val="1013"/>
-        </w:numPr>
-        <w:pStyle w:val="Compact"/>
-      </w:pPr>
-      <w:r>
-        <w:rPr>
-          <w:b/>
-        </w:rPr>
-        <w:t xml:space="preserve">Current company valuation: $10M.</w:t>
-      </w:r>
-      <w:r>
-        <w:t xml:space="preserve"> </w:t>
-      </w:r>
-      <w:r>
-        <w:t xml:space="preserve">This is the company’s present valuation. It is</w:t>
-      </w:r>
-      <w:r>
-        <w:t xml:space="preserve"> </w:t>
-      </w:r>
-      <w:r>
-        <w:rPr>
-          <w:b/>
-        </w:rPr>
-        <w:t xml:space="preserve">not</w:t>
-      </w:r>
-      <w:r>
-        <w:t xml:space="preserve"> </w:t>
-      </w:r>
-      <w:r>
-        <w:t xml:space="preserve">the basis for the conversion discount below, which discounts from an independent SEC valuation obtained at the time of conversion. Do not present $10M as a conversion price or imply the two are the same number.</w:t>
-      </w:r>
-    </w:p>
-    <w:p>
-      <w:pPr>
-        <w:numPr>
-          <w:ilvl w:val="0"/>
-          <w:numId w:val="1013"/>
-        </w:numPr>
-        <w:pStyle w:val="Compact"/>
-      </w:pPr>
-      <w:r>
-        <w:t xml:space="preserve">Total raise: $3.5M. Minimum: $50,000. Return: 12 percent per annum. Term: 3 years.</w:t>
-      </w:r>
-    </w:p>
-    <w:p>
-      <w:pPr>
-        <w:numPr>
-          <w:ilvl w:val="0"/>
-          <w:numId w:val="1013"/>
-        </w:numPr>
-        <w:pStyle w:val="Compact"/>
-      </w:pPr>
-      <w:r>
-        <w:t xml:space="preserve">Interest paid quarterly (postponed the first 3 months).</w:t>
-      </w:r>
-    </w:p>
-    <w:p>
-      <w:pPr>
-        <w:numPr>
-          <w:ilvl w:val="0"/>
-          <w:numId w:val="1013"/>
-        </w:numPr>
-        <w:pStyle w:val="Compact"/>
-      </w:pPr>
-      <w:r>
-        <w:t xml:space="preserve">Conversion option: at investor discretion, 20 percent discount from an independent SEC valuation.</w:t>
-      </w:r>
-    </w:p>
-    <w:p>
-      <w:pPr>
-        <w:numPr>
-          <w:ilvl w:val="0"/>
-          <w:numId w:val="1013"/>
-        </w:numPr>
-        <w:pStyle w:val="Compact"/>
-      </w:pPr>
-      <w:r>
-        <w:t xml:space="preserve">Exit target: $100 to 150M in 5 years.</w:t>
-      </w:r>
-    </w:p>
-    <w:p>
-      <w:pPr>
-        <w:numPr>
-          <w:ilvl w:val="0"/>
-          <w:numId w:val="1013"/>
-        </w:numPr>
-        <w:pStyle w:val="Compact"/>
-      </w:pPr>
-      <w:r>
-        <w:t xml:space="preserve">Delivery order: PPM, subscription agreement, and term sheet may all be shared pre-acceptance (PPM after the intro meeting). Wire instructions and acceptance of any investment shared only after</w:t>
-      </w:r>
-      <w:r>
-        <w:t xml:space="preserve"> </w:t>
-      </w:r>
-      <w:r>
-        <w:rPr>
-          <w:rStyle w:val="VerbatimChar"/>
-        </w:rPr>
-        <w:t xml:space="preserve">accredited_verified</w:t>
-      </w:r>
-      <w:r>
-        <w:t xml:space="preserve"> </w:t>
-      </w:r>
-      <w:r>
-        <w:t xml:space="preserve">= Yes is confirmed (see the rule in section 12).</w:t>
-      </w:r>
-    </w:p>
-    <w:p>
-      <w:pPr>
-        <w:pStyle w:val="Heading1"/>
-      </w:pPr>
-      <w:bookmarkStart w:id="34" w:name="oem-partner-lumanova-luma-d-light"/>
-      <w:r>
-        <w:t xml:space="preserve">14. OEM partner (Lumanova / Luma D Light)</w:t>
-      </w:r>
-      <w:bookmarkEnd w:id="34"/>
-    </w:p>
-    <w:p>
-      <w:pPr>
-        <w:numPr>
-          <w:ilvl w:val="0"/>
-          <w:numId w:val="1014"/>
-        </w:numPr>
-        <w:pStyle w:val="Compact"/>
-      </w:pPr>
-      <w:r>
-        <w:t xml:space="preserve">Partner: Lumanova. Product brand: Luma D Light. Pricing: same MSRP ($2,995 / $8,950).</w:t>
-      </w:r>
-    </w:p>
-    <w:p>
-      <w:pPr>
-        <w:numPr>
-          <w:ilvl w:val="0"/>
-          <w:numId w:val="1014"/>
-        </w:numPr>
-        <w:pStyle w:val="Compact"/>
-      </w:pPr>
-      <w:r>
-        <w:t xml:space="preserve">Arrangement: OEM white-label; Lumanova sells under their brand, Enyrgy manufactures. Exclusivity: Black Unit.</w:t>
-      </w:r>
-    </w:p>
-    <w:p>
-      <w:pPr>
-        <w:numPr>
-          <w:ilvl w:val="0"/>
-          <w:numId w:val="1014"/>
-        </w:numPr>
-        <w:pStyle w:val="Compact"/>
-      </w:pPr>
-      <w:r>
-        <w:t xml:space="preserve">GHL tags:</w:t>
-      </w:r>
-      <w:r>
-        <w:t xml:space="preserve"> </w:t>
-      </w:r>
-      <w:r>
-        <w:rPr>
-          <w:rStyle w:val="VerbatimChar"/>
-        </w:rPr>
-        <w:t xml:space="preserve">type_partner</w:t>
-      </w:r>
-      <w:r>
-        <w:t xml:space="preserve"> </w:t>
-      </w:r>
-      <w:r>
-        <w:t xml:space="preserve">+</w:t>
-      </w:r>
-      <w:r>
-        <w:t xml:space="preserve"> </w:t>
-      </w:r>
-      <w:r>
-        <w:rPr>
-          <w:rStyle w:val="VerbatimChar"/>
-        </w:rPr>
-        <w:t xml:space="preserve">source_oem_lumanova</w:t>
-      </w:r>
-      <w:r>
-        <w:t xml:space="preserve"> </w:t>
-      </w:r>
-      <w:r>
-        <w:t xml:space="preserve">+</w:t>
-      </w:r>
-      <w:r>
-        <w:t xml:space="preserve"> </w:t>
-      </w:r>
-      <w:r>
-        <w:rPr>
-          <w:rStyle w:val="VerbatimChar"/>
-        </w:rPr>
-        <w:t xml:space="preserve">partnership_status active</w:t>
-      </w:r>
-      <w:r>
-        <w:t xml:space="preserve">.</w:t>
-      </w:r>
-    </w:p>
-    <w:p>
-      <w:pPr>
-        <w:numPr>
-          <w:ilvl w:val="0"/>
-          <w:numId w:val="1014"/>
-        </w:numPr>
-        <w:pStyle w:val="Compact"/>
-      </w:pPr>
-      <w:r>
-        <w:t xml:space="preserve">Any OEM matter escalates through the CEO to the human founders.</w:t>
-      </w:r>
-    </w:p>
-    <w:p>
-      <w:pPr>
-        <w:numPr>
-          <w:ilvl w:val="0"/>
-          <w:numId w:val="1014"/>
-        </w:numPr>
-        <w:pStyle w:val="Compact"/>
-      </w:pPr>
-      <w:r>
-        <w:t xml:space="preserve">Partner arrangements offered: Enyrgy offers both white-label (a partner sells the platform under their own brand, as Lumanova does) and distribution (a partner distributes to other facilities). Both are real, offered arrangements. Specific terms are handled per deal; confirm with the CEO before quoting figures.</w:t>
-      </w:r>
-    </w:p>
-    <w:p>
-      <w:pPr>
-        <w:numPr>
-          <w:ilvl w:val="0"/>
-          <w:numId w:val="1014"/>
-        </w:numPr>
-        <w:pStyle w:val="Compact"/>
-      </w:pPr>
-      <w:r>
-        <w:rPr>
-          <w:b/>
-        </w:rPr>
-        <w:t xml:space="preserve">Facility referral arrangement: ESCALATE TO SCOTT. Do not run this conversation.</w:t>
-      </w:r>
-      <w:r>
-        <w:t xml:space="preserve"> </w:t>
-      </w:r>
-      <w:r>
-        <w:t xml:space="preserve">A facility hands its members a unique referral link to</w:t>
-      </w:r>
-      <w:r>
-        <w:t xml:space="preserve"> </w:t>
-      </w:r>
-      <w:r>
-        <w:rPr>
-          <w:rStyle w:val="VerbatimChar"/>
-        </w:rPr>
-        <w:t xml:space="preserve">shop.enyrgy.com</w:t>
-      </w:r>
-      <w:r>
         <w:t xml:space="preserve">; the member purchases directly from Enyrgy at the $2,995 MSRP and the facility is credited a commission. The facility carries no inventory and buys nothing. Because the member is the buyer of record, that purchase is HSA/FSA eligible (see §3). The referral link does not change whose purchase it is.</w:t>
       </w:r>
     </w:p>
     <w:p>
       <w:pPr>
+        <w:pStyle w:val="Compact"/>
         <w:numPr>
           <w:ilvl w:val="1"/>
           <w:numId w:val="1015"/>
         </w:numPr>
-        <w:pStyle w:val="Compact"/>
-      </w:pPr>
-      <w:r>
-        <w:rPr>
-          <w:b/>
+      </w:pPr>
+      <w:r>
+        <w:rPr>
+          <w:b/>
+          <w:bCs/>
         </w:rPr>
         <w:t xml:space="preserve">The commission is $600 per Consumer Unit sale, and this figure appears in Commercial Drip Touch 7</w:t>
       </w:r>
@@ -2308,6 +2210,7 @@
       <w:r>
         <w:rPr>
           <w:b/>
+          <w:bCs/>
         </w:rPr>
         <w:t xml:space="preserve">must not negotiate, extend, or discuss terms</w:t>
       </w:r>
@@ -2315,15 +2218,15 @@
         <w:t xml:space="preserve">. Hand off to Scott, same as white-label and distribution. Scott handles referral arrangements personally (decision, Aug 14 2026).</w:t>
       </w:r>
     </w:p>
-    <w:p>
-      <w:pPr>
-        <w:pStyle w:val="Heading1"/>
-      </w:pPr>
-      <w:bookmarkStart w:id="35" w:name="X4c841973e31ed136422f0c15a4f362a6c73c44a"/>
+    <w:bookmarkEnd w:id="33"/>
+    <w:bookmarkStart w:id="34" w:name="X4c841973e31ed136422f0c15a4f362a6c73c44a"/>
+    <w:p>
+      <w:pPr>
+        <w:pStyle w:val="Heading2"/>
+      </w:pPr>
       <w:r>
         <w:t xml:space="preserve">14b. Commercial dealer program (ESCALATE TO SCOTT)</w:t>
       </w:r>
-      <w:bookmarkEnd w:id="35"/>
     </w:p>
     <w:p>
       <w:pPr>
@@ -2332,6 +2235,7 @@
       <w:r>
         <w:rPr>
           <w:b/>
+          <w:bCs/>
         </w:rPr>
         <w:t xml:space="preserve">Agents must not run a dealer conversation.</w:t>
       </w:r>
@@ -2349,6 +2253,7 @@
       <w:r>
         <w:rPr>
           <w:b/>
+          <w:bCs/>
         </w:rPr>
         <w:t xml:space="preserve">What it is.</w:t>
       </w:r>
@@ -2364,6 +2269,7 @@
       <w:r>
         <w:rPr>
           <w:b/>
+          <w:bCs/>
         </w:rPr>
         <w:t xml:space="preserve">$8,950 commercial unit</w:t>
       </w:r>
@@ -2379,6 +2285,7 @@
       <w:r>
         <w:rPr>
           <w:b/>
+          <w:bCs/>
         </w:rPr>
         <w:t xml:space="preserve">not</w:t>
       </w:r>
@@ -2396,6 +2303,7 @@
       <w:r>
         <w:rPr>
           <w:b/>
+          <w:bCs/>
         </w:rPr>
         <w:t xml:space="preserve">Not US-only.</w:t>
       </w:r>
@@ -2411,6 +2319,7 @@
       <w:r>
         <w:rPr>
           <w:b/>
+          <w:bCs/>
         </w:rPr>
         <w:t xml:space="preserve">USD</w:t>
       </w:r>
@@ -2425,6 +2334,7 @@
       <w:r>
         <w:rPr>
           <w:b/>
+          <w:bCs/>
         </w:rPr>
         <w:t xml:space="preserve">The commission ladder, tied to the final sale price:</w:t>
       </w:r>
@@ -2432,25 +2342,23 @@
     <w:tbl>
       <w:tblPr>
         <w:tblStyle w:val="Table"/>
-        <w:tblW w:type="pct" w:w="0.0"/>
-        <w:tblLook w:firstRow="1"/>
+        <w:tblW w:type="auto" w:w="0"/>
+        <w:tblLook w:firstRow="1" w:lastRow="0" w:firstColumn="0" w:lastColumn="0" w:noHBand="0" w:noVBand="0" w:val="0020"/>
       </w:tblPr>
-      <w:tblGrid/>
+      <w:tblGrid>
+        <w:gridCol w:w="2640"/>
+        <w:gridCol w:w="2640"/>
+        <w:gridCol w:w="2640"/>
+      </w:tblGrid>
       <w:tr>
         <w:trPr>
-          <w:cnfStyle w:firstRow="1"/>
+          <w:tblHeader w:val="on"/>
         </w:trPr>
         <w:tc>
-          <w:tcPr>
-            <w:tcBorders>
-              <w:bottom w:val="single"/>
-            </w:tcBorders>
-            <w:vAlign w:val="bottom"/>
-          </w:tcPr>
+          <w:tcPr/>
           <w:p>
             <w:pPr>
               <w:pStyle w:val="Compact"/>
-              <w:jc w:val="left"/>
             </w:pPr>
             <w:r>
               <w:t xml:space="preserve">Commission</w:t>
@@ -2458,16 +2366,10 @@
           </w:p>
         </w:tc>
         <w:tc>
-          <w:tcPr>
-            <w:tcBorders>
-              <w:bottom w:val="single"/>
-            </w:tcBorders>
-            <w:vAlign w:val="bottom"/>
-          </w:tcPr>
+          <w:tcPr/>
           <w:p>
             <w:pPr>
               <w:pStyle w:val="Compact"/>
-              <w:jc w:val="left"/>
             </w:pPr>
             <w:r>
               <w:t xml:space="preserve">Maximum discount off MSRP</w:t>
@@ -2475,16 +2377,10 @@
           </w:p>
         </w:tc>
         <w:tc>
-          <w:tcPr>
-            <w:tcBorders>
-              <w:bottom w:val="single"/>
-            </w:tcBorders>
-            <w:vAlign w:val="bottom"/>
-          </w:tcPr>
+          <w:tcPr/>
           <w:p>
             <w:pPr>
               <w:pStyle w:val="Compact"/>
-              <w:jc w:val="left"/>
             </w:pPr>
             <w:r>
               <w:t xml:space="preserve">Resulting price</w:t>
@@ -2494,10 +2390,10 @@
       </w:tr>
       <w:tr>
         <w:tc>
+          <w:tcPr/>
           <w:p>
             <w:pPr>
               <w:pStyle w:val="Compact"/>
-              <w:jc w:val="left"/>
             </w:pPr>
             <w:r>
               <w:t xml:space="preserve">25 percent</w:t>
@@ -2505,10 +2401,10 @@
           </w:p>
         </w:tc>
         <w:tc>
+          <w:tcPr/>
           <w:p>
             <w:pPr>
               <w:pStyle w:val="Compact"/>
-              <w:jc w:val="left"/>
             </w:pPr>
             <w:r>
               <w:t xml:space="preserve">none, sells at MSRP</w:t>
@@ -2516,10 +2412,10 @@
           </w:p>
         </w:tc>
         <w:tc>
+          <w:tcPr/>
           <w:p>
             <w:pPr>
               <w:pStyle w:val="Compact"/>
-              <w:jc w:val="left"/>
             </w:pPr>
             <w:r>
               <w:t xml:space="preserve">$8,950</w:t>
@@ -2529,10 +2425,10 @@
       </w:tr>
       <w:tr>
         <w:tc>
+          <w:tcPr/>
           <w:p>
             <w:pPr>
               <w:pStyle w:val="Compact"/>
-              <w:jc w:val="left"/>
             </w:pPr>
             <w:r>
               <w:t xml:space="preserve">20 percent</w:t>
@@ -2540,10 +2436,10 @@
           </w:p>
         </w:tc>
         <w:tc>
+          <w:tcPr/>
           <w:p>
             <w:pPr>
               <w:pStyle w:val="Compact"/>
-              <w:jc w:val="left"/>
             </w:pPr>
             <w:r>
               <w:t xml:space="preserve">$1,342.50</w:t>
@@ -2551,10 +2447,10 @@
           </w:p>
         </w:tc>
         <w:tc>
+          <w:tcPr/>
           <w:p>
             <w:pPr>
               <w:pStyle w:val="Compact"/>
-              <w:jc w:val="left"/>
             </w:pPr>
             <w:r>
               <w:t xml:space="preserve">$7,607.50</w:t>
@@ -2564,10 +2460,10 @@
       </w:tr>
       <w:tr>
         <w:tc>
+          <w:tcPr/>
           <w:p>
             <w:pPr>
               <w:pStyle w:val="Compact"/>
-              <w:jc w:val="left"/>
             </w:pPr>
             <w:r>
               <w:t xml:space="preserve">16 percent</w:t>
@@ -2575,10 +2471,10 @@
           </w:p>
         </w:tc>
         <w:tc>
+          <w:tcPr/>
           <w:p>
             <w:pPr>
               <w:pStyle w:val="Compact"/>
-              <w:jc w:val="left"/>
             </w:pPr>
             <w:r>
               <w:t xml:space="preserve">$1,790.00</w:t>
@@ -2586,10 +2482,10 @@
           </w:p>
         </w:tc>
         <w:tc>
+          <w:tcPr/>
           <w:p>
             <w:pPr>
               <w:pStyle w:val="Compact"/>
-              <w:jc w:val="left"/>
             </w:pPr>
             <w:r>
               <w:t xml:space="preserve">$7,160.00</w:t>
@@ -2605,6 +2501,7 @@
       <w:r>
         <w:rPr>
           <w:b/>
+          <w:bCs/>
         </w:rPr>
         <w:t xml:space="preserve">$7,160 is the MAP floor.</w:t>
       </w:r>
@@ -2622,6 +2519,7 @@
       <w:r>
         <w:rPr>
           <w:b/>
+          <w:bCs/>
         </w:rPr>
         <w:t xml:space="preserve">Deal registration.</w:t>
       </w:r>
@@ -2637,6 +2535,7 @@
       <w:r>
         <w:rPr>
           <w:b/>
+          <w:bCs/>
         </w:rPr>
         <w:t xml:space="preserve">90 days</w:t>
       </w:r>
@@ -2663,6 +2562,7 @@
       <w:r>
         <w:rPr>
           <w:b/>
+          <w:bCs/>
         </w:rPr>
         <w:t xml:space="preserve">Never disclose the dealer roster.</w:t>
       </w:r>
@@ -2673,21 +2573,30 @@
         <w:t xml:space="preserve">Who else sells for Enyrgy, and by inference which territories are covered and how large the network is, is competitive intelligence. Each dealer sees only their own name on their own form, deliberately.</w:t>
       </w:r>
     </w:p>
-    <w:p>
-      <w:pPr>
-        <w:pStyle w:val="Heading1"/>
-      </w:pPr>
-      <w:bookmarkStart w:id="36" w:name="key-reference-facts-quick-lookup"/>
+    <w:bookmarkEnd w:id="34"/>
+    <w:bookmarkStart w:id="35" w:name="key-reference-facts-quick-lookup"/>
+    <w:p>
+      <w:pPr>
+        <w:pStyle w:val="Heading2"/>
+      </w:pPr>
       <w:r>
         <w:t xml:space="preserve">15. Key reference facts (quick lookup)</w:t>
       </w:r>
-      <w:bookmarkEnd w:id="36"/>
     </w:p>
     <w:tbl>
       <w:tblPr>
         <w:tblStyle w:val="Table"/>
-        <w:tblW w:type="pct" w:w="5000.0"/>
-        <w:tblLook w:firstRow="1"/>
+        <w:tblW w:type="pct" w:w="5000"/>
+        <w:tblBorders>
+          <w:top w:val="single" w:sz="4" w:space="0" w:color="auto"/>
+          <w:left w:val="single" w:sz="4" w:space="0" w:color="auto"/>
+          <w:bottom w:val="single" w:sz="4" w:space="0" w:color="auto"/>
+          <w:right w:val="single" w:sz="4" w:space="0" w:color="auto"/>
+          <w:insideH w:val="single" w:sz="4" w:space="0" w:color="auto"/>
+          <w:insideV w:val="single" w:sz="4" w:space="0" w:color="auto"/>
+        </w:tblBorders>
+        <w:tblLayout w:type="fixed"/>
+        <w:tblLook w:firstRow="1" w:lastRow="0" w:firstColumn="0" w:lastColumn="0" w:noHBand="0" w:noVBand="0" w:val="0020"/>
       </w:tblPr>
       <w:tblGrid>
         <w:gridCol w:w="1169"/>
@@ -2695,19 +2604,13 @@
       </w:tblGrid>
       <w:tr>
         <w:trPr>
-          <w:cnfStyle w:firstRow="1"/>
+          <w:tblHeader w:val="on"/>
         </w:trPr>
         <w:tc>
-          <w:tcPr>
-            <w:tcBorders>
-              <w:bottom w:val="single"/>
-            </w:tcBorders>
-            <w:vAlign w:val="bottom"/>
-          </w:tcPr>
+          <w:tcPr/>
           <w:p>
             <w:pPr>
               <w:pStyle w:val="Compact"/>
-              <w:jc w:val="left"/>
             </w:pPr>
             <w:r>
               <w:t xml:space="preserve">Data point</w:t>
@@ -2715,16 +2618,10 @@
           </w:p>
         </w:tc>
         <w:tc>
-          <w:tcPr>
-            <w:tcBorders>
-              <w:bottom w:val="single"/>
-            </w:tcBorders>
-            <w:vAlign w:val="bottom"/>
-          </w:tcPr>
+          <w:tcPr/>
           <w:p>
             <w:pPr>
               <w:pStyle w:val="Compact"/>
-              <w:jc w:val="left"/>
             </w:pPr>
             <w:r>
               <w:t xml:space="preserve">Value</w:t>
@@ -2734,10 +2631,10 @@
       </w:tr>
       <w:tr>
         <w:tc>
+          <w:tcPr/>
           <w:p>
             <w:pPr>
               <w:pStyle w:val="Compact"/>
-              <w:jc w:val="left"/>
             </w:pPr>
             <w:r>
               <w:t xml:space="preserve">Consumer Unit MSRP</w:t>
@@ -2745,10 +2642,10 @@
           </w:p>
         </w:tc>
         <w:tc>
+          <w:tcPr/>
           <w:p>
             <w:pPr>
               <w:pStyle w:val="Compact"/>
-              <w:jc w:val="left"/>
             </w:pPr>
             <w:r>
               <w:t xml:space="preserve">$2,995 (66 percent margin)</w:t>
@@ -2758,10 +2655,10 @@
       </w:tr>
       <w:tr>
         <w:tc>
+          <w:tcPr/>
           <w:p>
             <w:pPr>
               <w:pStyle w:val="Compact"/>
-              <w:jc w:val="left"/>
             </w:pPr>
             <w:r>
               <w:t xml:space="preserve">Commercial Unit MSRP</w:t>
@@ -2769,10 +2666,10 @@
           </w:p>
         </w:tc>
         <w:tc>
+          <w:tcPr/>
           <w:p>
             <w:pPr>
               <w:pStyle w:val="Compact"/>
-              <w:jc w:val="left"/>
             </w:pPr>
             <w:r>
               <w:t xml:space="preserve">$8,950 (78 percent margin)</w:t>
@@ -2782,10 +2679,10 @@
       </w:tr>
       <w:tr>
         <w:tc>
+          <w:tcPr/>
           <w:p>
             <w:pPr>
               <w:pStyle w:val="Compact"/>
-              <w:jc w:val="left"/>
             </w:pPr>
             <w:r>
               <w:t xml:space="preserve">Per-session cost</w:t>
@@ -2793,10 +2690,10 @@
           </w:p>
         </w:tc>
         <w:tc>
+          <w:tcPr/>
           <w:p>
             <w:pPr>
               <w:pStyle w:val="Compact"/>
-              <w:jc w:val="left"/>
             </w:pPr>
             <w:r>
               <w:t xml:space="preserve">$2.30 (5x per week, 5 years)</w:t>
@@ -2806,10 +2703,10 @@
       </w:tr>
       <w:tr>
         <w:tc>
+          <w:tcPr/>
           <w:p>
             <w:pPr>
               <w:pStyle w:val="Compact"/>
-              <w:jc w:val="left"/>
             </w:pPr>
             <w:r>
               <w:t xml:space="preserve">Treatments completed</w:t>
@@ -2817,10 +2714,10 @@
           </w:p>
         </w:tc>
         <w:tc>
+          <w:tcPr/>
           <w:p>
             <w:pPr>
               <w:pStyle w:val="Compact"/>
-              <w:jc w:val="left"/>
             </w:pPr>
             <w:r>
               <w:t xml:space="preserve">25,000+ (zero adverse events)</w:t>
@@ -2830,10 +2727,10 @@
       </w:tr>
       <w:tr>
         <w:tc>
+          <w:tcPr/>
           <w:p>
             <w:pPr>
               <w:pStyle w:val="Compact"/>
-              <w:jc w:val="left"/>
             </w:pPr>
             <w:r>
               <w:t xml:space="preserve">Users</w:t>
@@ -2841,10 +2738,10 @@
           </w:p>
         </w:tc>
         <w:tc>
+          <w:tcPr/>
           <w:p>
             <w:pPr>
               <w:pStyle w:val="Compact"/>
-              <w:jc w:val="left"/>
             </w:pPr>
             <w:r>
               <w:t xml:space="preserve">600+ across 5 countries (</w:t>
@@ -2852,6 +2749,7 @@
             <w:r>
               <w:rPr>
                 <w:b/>
+                <w:bCs/>
               </w:rPr>
               <w:t xml:space="preserve">say users, not customers</w:t>
             </w:r>
@@ -2863,10 +2761,10 @@
       </w:tr>
       <w:tr>
         <w:tc>
+          <w:tcPr/>
           <w:p>
             <w:pPr>
               <w:pStyle w:val="Compact"/>
-              <w:jc w:val="left"/>
             </w:pPr>
             <w:r>
               <w:t xml:space="preserve">Return rate</w:t>
@@ -2874,10 +2772,10 @@
           </w:p>
         </w:tc>
         <w:tc>
+          <w:tcPr/>
           <w:p>
             <w:pPr>
               <w:pStyle w:val="Compact"/>
-              <w:jc w:val="left"/>
             </w:pPr>
             <w:r>
               <w:t xml:space="preserve">under 1 percent</w:t>
@@ -2887,10 +2785,10 @@
       </w:tr>
       <w:tr>
         <w:tc>
+          <w:tcPr/>
           <w:p>
             <w:pPr>
               <w:pStyle w:val="Compact"/>
-              <w:jc w:val="left"/>
             </w:pPr>
             <w:r>
               <w:t xml:space="preserve">Clinical result</w:t>
@@ -2898,10 +2796,10 @@
           </w:p>
         </w:tc>
         <w:tc>
+          <w:tcPr/>
           <w:p>
             <w:pPr>
               <w:pStyle w:val="Compact"/>
-              <w:jc w:val="left"/>
             </w:pPr>
             <w:r>
               <w:t xml:space="preserve">+111 percent Vitamin D; 100 percent reached optimal</w:t>
@@ -2911,10 +2809,10 @@
       </w:tr>
       <w:tr>
         <w:tc>
+          <w:tcPr/>
           <w:p>
             <w:pPr>
               <w:pStyle w:val="Compact"/>
-              <w:jc w:val="left"/>
             </w:pPr>
             <w:r>
               <w:t xml:space="preserve">Efficiency vs sunlight</w:t>
@@ -2922,10 +2820,10 @@
           </w:p>
         </w:tc>
         <w:tc>
+          <w:tcPr/>
           <w:p>
             <w:pPr>
               <w:pStyle w:val="Compact"/>
-              <w:jc w:val="left"/>
             </w:pPr>
             <w:r>
               <w:t xml:space="preserve">2.4x; 2 to 4 min equals 2 to 4 hours (about 60x)</w:t>
@@ -2935,10 +2833,10 @@
       </w:tr>
       <w:tr>
         <w:tc>
+          <w:tcPr/>
           <w:p>
             <w:pPr>
               <w:pStyle w:val="Compact"/>
-              <w:jc w:val="left"/>
             </w:pPr>
             <w:r>
               <w:t xml:space="preserve">Red light co-use</w:t>
@@ -2946,10 +2844,10 @@
           </w:p>
         </w:tc>
         <w:tc>
+          <w:tcPr/>
           <w:p>
             <w:pPr>
               <w:pStyle w:val="Compact"/>
-              <w:jc w:val="left"/>
             </w:pPr>
             <w:r>
               <w:t xml:space="preserve">90 percent of customers</w:t>
@@ -2959,10 +2857,10 @@
       </w:tr>
       <w:tr>
         <w:tc>
+          <w:tcPr/>
           <w:p>
             <w:pPr>
               <w:pStyle w:val="Compact"/>
-              <w:jc w:val="left"/>
             </w:pPr>
             <w:r>
               <w:t xml:space="preserve">Referral</w:t>
@@ -2970,10 +2868,10 @@
           </w:p>
         </w:tc>
         <w:tc>
+          <w:tcPr/>
           <w:p>
             <w:pPr>
               <w:pStyle w:val="Compact"/>
-              <w:jc w:val="left"/>
             </w:pPr>
             <w:r>
               <w:t xml:space="preserve">$150 off referee / $100 credit referrer</w:t>
@@ -2983,10 +2881,10 @@
       </w:tr>
       <w:tr>
         <w:tc>
+          <w:tcPr/>
           <w:p>
             <w:pPr>
               <w:pStyle w:val="Compact"/>
-              <w:jc w:val="left"/>
             </w:pPr>
             <w:r>
               <w:t xml:space="preserve">Investor offering</w:t>
@@ -2994,10 +2892,10 @@
           </w:p>
         </w:tc>
         <w:tc>
+          <w:tcPr/>
           <w:p>
             <w:pPr>
               <w:pStyle w:val="Compact"/>
-              <w:jc w:val="left"/>
             </w:pPr>
             <w:r>
               <w:t xml:space="preserve">$3.5M at 12 percent / 3yr, $50K minimum</w:t>
@@ -3007,10 +2905,10 @@
       </w:tr>
       <w:tr>
         <w:tc>
+          <w:tcPr/>
           <w:p>
             <w:pPr>
               <w:pStyle w:val="Compact"/>
-              <w:jc w:val="left"/>
             </w:pPr>
             <w:r>
               <w:t xml:space="preserve">Exit target</w:t>
@@ -3018,10 +2916,10 @@
           </w:p>
         </w:tc>
         <w:tc>
+          <w:tcPr/>
           <w:p>
             <w:pPr>
               <w:pStyle w:val="Compact"/>
-              <w:jc w:val="left"/>
             </w:pPr>
             <w:r>
               <w:t xml:space="preserve">$100 to 150M in 5 years</w:t>
@@ -3031,10 +2929,10 @@
       </w:tr>
       <w:tr>
         <w:tc>
+          <w:tcPr/>
           <w:p>
             <w:pPr>
               <w:pStyle w:val="Compact"/>
-              <w:jc w:val="left"/>
             </w:pPr>
             <w:r>
               <w:t xml:space="preserve">Facility</w:t>
@@ -3042,10 +2940,10 @@
           </w:p>
         </w:tc>
         <w:tc>
+          <w:tcPr/>
           <w:p>
             <w:pPr>
               <w:pStyle w:val="Compact"/>
-              <w:jc w:val="left"/>
             </w:pPr>
             <w:r>
               <w:t xml:space="preserve">5115 N 27th Ave, Bld 66, Phoenix, AZ 85017, Made in USA</w:t>
@@ -3055,10 +2953,10 @@
       </w:tr>
       <w:tr>
         <w:tc>
+          <w:tcPr/>
           <w:p>
             <w:pPr>
               <w:pStyle w:val="Compact"/>
-              <w:jc w:val="left"/>
             </w:pPr>
             <w:r>
               <w:t xml:space="preserve">Dealer commission</w:t>
@@ -3066,10 +2964,10 @@
           </w:p>
         </w:tc>
         <w:tc>
+          <w:tcPr/>
           <w:p>
             <w:pPr>
               <w:pStyle w:val="Compact"/>
-              <w:jc w:val="left"/>
             </w:pPr>
             <w:r>
               <w:t xml:space="preserve">25 / 20 / 16 percent on final sale price, MAP floor $7,160 (section 14b)</w:t>
@@ -3079,10 +2977,10 @@
       </w:tr>
       <w:tr>
         <w:tc>
+          <w:tcPr/>
           <w:p>
             <w:pPr>
               <w:pStyle w:val="Compact"/>
-              <w:jc w:val="left"/>
             </w:pPr>
             <w:r>
               <w:t xml:space="preserve">Facility referral</w:t>
@@ -3090,10 +2988,10 @@
           </w:p>
         </w:tc>
         <w:tc>
+          <w:tcPr/>
           <w:p>
             <w:pPr>
               <w:pStyle w:val="Compact"/>
-              <w:jc w:val="left"/>
             </w:pPr>
             <w:r>
               <w:t xml:space="preserve">$600 per Consumer Unit sale (section 14, escalate to Scott)</w:t>
@@ -3103,10 +3001,10 @@
       </w:tr>
       <w:tr>
         <w:tc>
+          <w:tcPr/>
           <w:p>
             <w:pPr>
               <w:pStyle w:val="Compact"/>
-              <w:jc w:val="left"/>
             </w:pPr>
             <w:r>
               <w:t xml:space="preserve">Commercial model</w:t>
@@ -3114,10 +3012,10 @@
           </w:p>
         </w:tc>
         <w:tc>
+          <w:tcPr/>
           <w:p>
             <w:pPr>
               <w:pStyle w:val="Compact"/>
-              <w:jc w:val="left"/>
             </w:pPr>
             <w:r>
               <w:t xml:space="preserve">$49 to $125/month per client, set by location and clientele; payback under 4 months at 50 clients at $49, about 6 weeks at $125</w:t>
@@ -3126,15 +3024,15 @@
         </w:tc>
       </w:tr>
     </w:tbl>
-    <w:p>
-      <w:pPr>
-        <w:pStyle w:val="Heading1"/>
-      </w:pPr>
-      <w:bookmarkStart w:id="37" w:name="X3c8fab249a12745cd8b0fe4a60814613a930d17"/>
+    <w:bookmarkEnd w:id="35"/>
+    <w:bookmarkStart w:id="43" w:name="X3c8fab249a12745cd8b0fe4a60814613a930d17"/>
+    <w:p>
+      <w:pPr>
+        <w:pStyle w:val="Heading2"/>
+      </w:pPr>
       <w:r>
         <w:t xml:space="preserve">16. Contraindications and inbound health questions (safety, non-negotiable)</w:t>
       </w:r>
-      <w:bookmarkEnd w:id="37"/>
     </w:p>
     <w:p>
       <w:pPr>
@@ -3143,6 +3041,7 @@
       <w:r>
         <w:rPr>
           <w:b/>
+          <w:bCs/>
         </w:rPr>
         <w:t xml:space="preserve">Source: the Enyrgy User Guide that ships with every unit.</w:t>
       </w:r>
@@ -3153,15 +3052,14 @@
         <w:t xml:space="preserve">This is a safety disclosure, not marketing copy. Reproduce it as written. No agent may shorten it, soften it, restate it in its own words, add to it, or reason from it to a condition it does not name.</w:t>
       </w:r>
     </w:p>
-    <w:p>
-      <w:pPr>
-        <w:pStyle w:val="Heading2"/>
-      </w:pPr>
-      <w:bookmarkStart w:id="38" w:name="the-list-verbatim"/>
+    <w:bookmarkStart w:id="36" w:name="the-list-verbatim"/>
+    <w:p>
+      <w:pPr>
+        <w:pStyle w:val="Heading3"/>
+      </w:pPr>
       <w:r>
         <w:t xml:space="preserve">16.1 The list, verbatim</w:t>
       </w:r>
-      <w:bookmarkEnd w:id="38"/>
     </w:p>
     <w:p>
       <w:pPr>
@@ -3170,6 +3068,7 @@
       <w:r>
         <w:rPr>
           <w:b/>
+          <w:bCs/>
         </w:rPr>
         <w:t xml:space="preserve">Contraindicated</w:t>
       </w:r>
@@ -3184,11 +3083,11 @@
     </w:p>
     <w:p>
       <w:pPr>
+        <w:pStyle w:val="Compact"/>
         <w:numPr>
           <w:ilvl w:val="0"/>
           <w:numId w:val="1016"/>
         </w:numPr>
-        <w:pStyle w:val="Compact"/>
       </w:pPr>
       <w:r>
         <w:t xml:space="preserve">Do not use if Pregnant</w:t>
@@ -3196,11 +3095,11 @@
     </w:p>
     <w:p>
       <w:pPr>
+        <w:pStyle w:val="Compact"/>
         <w:numPr>
           <w:ilvl w:val="0"/>
           <w:numId w:val="1016"/>
         </w:numPr>
-        <w:pStyle w:val="Compact"/>
       </w:pPr>
       <w:r>
         <w:t xml:space="preserve">Do not use if diagnosed with UV Light Sensitivity</w:t>
@@ -3208,11 +3107,11 @@
     </w:p>
     <w:p>
       <w:pPr>
+        <w:pStyle w:val="Compact"/>
         <w:numPr>
           <w:ilvl w:val="0"/>
           <w:numId w:val="1016"/>
         </w:numPr>
-        <w:pStyle w:val="Compact"/>
       </w:pPr>
       <w:r>
         <w:t xml:space="preserve">Do not use if on photosensitizing medication</w:t>
@@ -3220,11 +3119,11 @@
     </w:p>
     <w:p>
       <w:pPr>
+        <w:pStyle w:val="Compact"/>
         <w:numPr>
           <w:ilvl w:val="0"/>
           <w:numId w:val="1016"/>
         </w:numPr>
-        <w:pStyle w:val="Compact"/>
       </w:pPr>
       <w:r>
         <w:t xml:space="preserve">Do not use if diagnosed with HIV-AIDS</w:t>
@@ -3232,11 +3131,11 @@
     </w:p>
     <w:p>
       <w:pPr>
+        <w:pStyle w:val="Compact"/>
         <w:numPr>
           <w:ilvl w:val="0"/>
           <w:numId w:val="1016"/>
         </w:numPr>
-        <w:pStyle w:val="Compact"/>
       </w:pPr>
       <w:r>
         <w:t xml:space="preserve">Do not use if diagnosed with Active Skin Cancer</w:t>
@@ -3244,11 +3143,11 @@
     </w:p>
     <w:p>
       <w:pPr>
+        <w:pStyle w:val="Compact"/>
         <w:numPr>
           <w:ilvl w:val="0"/>
           <w:numId w:val="1016"/>
         </w:numPr>
-        <w:pStyle w:val="Compact"/>
       </w:pPr>
       <w:r>
         <w:t xml:space="preserve">Do not use if diagnosed with UV light sensitivities: Protoporphyria (EPP), UV-sensitive syndrome, Photodermatitis, Xeroderma pigmentosum (XP), Lupus erythematosus, or Actinic dermatitis</w:t>
@@ -3256,11 +3155,11 @@
     </w:p>
     <w:p>
       <w:pPr>
+        <w:pStyle w:val="Compact"/>
         <w:numPr>
           <w:ilvl w:val="0"/>
           <w:numId w:val="1016"/>
         </w:numPr>
-        <w:pStyle w:val="Compact"/>
       </w:pPr>
       <w:r>
         <w:t xml:space="preserve">Do not use if diagnosed with UV light allergies: Actinic prurigo (hereditary PMLE), Polymorphous light eruption (PMLE), or Solar urticaria</w:t>
@@ -3274,15 +3173,15 @@
         <w:t xml:space="preserve">The age minimum of 18 (section 9) applies on top of this list.</w:t>
       </w:r>
     </w:p>
-    <w:p>
-      <w:pPr>
-        <w:pStyle w:val="Heading2"/>
-      </w:pPr>
-      <w:bookmarkStart w:id="39" w:name="Xfe5b76f7bdef9e74f6fe2238bfb78b1a0b0085c"/>
+    <w:bookmarkEnd w:id="36"/>
+    <w:bookmarkStart w:id="37" w:name="Xfe5b76f7bdef9e74f6fe2238bfb78b1a0b0085c"/>
+    <w:p>
+      <w:pPr>
+        <w:pStyle w:val="Heading3"/>
+      </w:pPr>
       <w:r>
         <w:t xml:space="preserve">16.2 This list is exempt from the prohibited-words scan</w:t>
       </w:r>
-      <w:bookmarkEnd w:id="39"/>
     </w:p>
     <w:p>
       <w:pPr>
@@ -3297,6 +3196,7 @@
       <w:r>
         <w:rPr>
           <w:b/>
+          <w:bCs/>
         </w:rPr>
         <w:t xml:space="preserve">An agent that scrubs those words to satisfy the scan breaks the disclosure.</w:t>
       </w:r>
@@ -3307,15 +3207,15 @@
         <w:t xml:space="preserve">Send it as written or do not send it. This is the only standing exemption to section 11.</w:t>
       </w:r>
     </w:p>
-    <w:p>
-      <w:pPr>
-        <w:pStyle w:val="Heading2"/>
-      </w:pPr>
-      <w:bookmarkStart w:id="40" w:name="X7079cd488be367803663fc3ca74e1a7445ddb0b"/>
+    <w:bookmarkEnd w:id="37"/>
+    <w:bookmarkStart w:id="38" w:name="X7079cd488be367803663fc3ca74e1a7445ddb0b"/>
+    <w:p>
+      <w:pPr>
+        <w:pStyle w:val="Heading3"/>
+      </w:pPr>
       <w:r>
         <w:t xml:space="preserve">16.3 Photosensitizing medication is the item that carries real physical risk</w:t>
       </w:r>
-      <w:bookmarkEnd w:id="40"/>
     </w:p>
     <w:p>
       <w:pPr>
@@ -3332,6 +3232,7 @@
       <w:r>
         <w:rPr>
           <w:b/>
+          <w:bCs/>
         </w:rPr>
         <w:t xml:space="preserve">It is invisible to the device.</w:t>
       </w:r>
@@ -3349,6 +3250,7 @@
       <w:r>
         <w:rPr>
           <w:b/>
+          <w:bCs/>
         </w:rPr>
         <w:t xml:space="preserve">The safety record does not speak to this, in either direction.</w:t>
       </w:r>
@@ -3364,6 +3266,7 @@
       <w:r>
         <w:rPr>
           <w:b/>
+          <w:bCs/>
         </w:rPr>
         <w:t xml:space="preserve">Do not cite the safety record in answer to a photosensitivity question.</w:t>
       </w:r>
@@ -3381,6 +3284,7 @@
       <w:r>
         <w:rPr>
           <w:b/>
+          <w:bCs/>
         </w:rPr>
         <w:t xml:space="preserve">People often do not know they are on one.</w:t>
       </w:r>
@@ -3399,15 +3303,15 @@
         <w:t xml:space="preserve">Photosensitivity can also outlast the last dose, so “I stopped taking it” is not the same as clear. That timing question also belongs to their physician, not to us.</w:t>
       </w:r>
     </w:p>
-    <w:p>
-      <w:pPr>
-        <w:pStyle w:val="Heading2"/>
-      </w:pPr>
-      <w:bookmarkStart w:id="41" w:name="Xac8e472bf725badfd76b7f636b4a5d32aa584fa"/>
+    <w:bookmarkEnd w:id="38"/>
+    <w:bookmarkStart w:id="39" w:name="Xac8e472bf725badfd76b7f636b4a5d32aa584fa"/>
+    <w:p>
+      <w:pPr>
+        <w:pStyle w:val="Heading3"/>
+      </w:pPr>
       <w:r>
         <w:t xml:space="preserve">16.4 How an agent handles an inbound health question</w:t>
       </w:r>
-      <w:bookmarkEnd w:id="41"/>
     </w:p>
     <w:p>
       <w:pPr>
@@ -3419,15 +3323,16 @@
     </w:p>
     <w:p>
       <w:pPr>
+        <w:pStyle w:val="Compact"/>
         <w:numPr>
           <w:ilvl w:val="0"/>
           <w:numId w:val="1017"/>
         </w:numPr>
-        <w:pStyle w:val="Compact"/>
-      </w:pPr>
-      <w:r>
-        <w:rPr>
-          <w:b/>
+      </w:pPr>
+      <w:r>
+        <w:rPr>
+          <w:b/>
+          <w:bCs/>
         </w:rPr>
         <w:t xml:space="preserve">Never clear anyone.</w:t>
       </w:r>
@@ -3443,6 +3348,7 @@
       <w:r>
         <w:rPr>
           <w:b/>
+          <w:bCs/>
         </w:rPr>
         <w:t xml:space="preserve">Absence from the list is not clearance</w:t>
       </w:r>
@@ -3452,15 +3358,16 @@
     </w:p>
     <w:p>
       <w:pPr>
+        <w:pStyle w:val="Compact"/>
         <w:numPr>
           <w:ilvl w:val="0"/>
           <w:numId w:val="1017"/>
         </w:numPr>
-        <w:pStyle w:val="Compact"/>
-      </w:pPr>
-      <w:r>
-        <w:rPr>
-          <w:b/>
+      </w:pPr>
+      <w:r>
+        <w:rPr>
+          <w:b/>
+          <w:bCs/>
         </w:rPr>
         <w:t xml:space="preserve">Never reason outward from the list.</w:t>
       </w:r>
@@ -3473,15 +3380,16 @@
     </w:p>
     <w:p>
       <w:pPr>
+        <w:pStyle w:val="Compact"/>
         <w:numPr>
           <w:ilvl w:val="0"/>
           <w:numId w:val="1017"/>
         </w:numPr>
-        <w:pStyle w:val="Compact"/>
-      </w:pPr>
-      <w:r>
-        <w:rPr>
-          <w:b/>
+      </w:pPr>
+      <w:r>
+        <w:rPr>
+          <w:b/>
+          <w:bCs/>
         </w:rPr>
         <w:t xml:space="preserve">Never suggest a schedule, a session length, or a dose for a health situation.</w:t>
       </w:r>
@@ -3494,15 +3402,16 @@
     </w:p>
     <w:p>
       <w:pPr>
+        <w:pStyle w:val="Compact"/>
         <w:numPr>
           <w:ilvl w:val="0"/>
           <w:numId w:val="1017"/>
         </w:numPr>
-        <w:pStyle w:val="Compact"/>
-      </w:pPr>
-      <w:r>
-        <w:rPr>
-          <w:b/>
+      </w:pPr>
+      <w:r>
+        <w:rPr>
+          <w:b/>
+          <w:bCs/>
         </w:rPr>
         <w:t xml:space="preserve">Never send the platform’s benefit story as the answer to a health question.</w:t>
       </w:r>
@@ -3515,15 +3424,16 @@
     </w:p>
     <w:p>
       <w:pPr>
+        <w:pStyle w:val="Compact"/>
         <w:numPr>
           <w:ilvl w:val="0"/>
           <w:numId w:val="1017"/>
         </w:numPr>
-        <w:pStyle w:val="Compact"/>
-      </w:pPr>
-      <w:r>
-        <w:rPr>
-          <w:b/>
+      </w:pPr>
+      <w:r>
+        <w:rPr>
+          <w:b/>
+          <w:bCs/>
         </w:rPr>
         <w:t xml:space="preserve">Do not solicit or record health details.</w:t>
       </w:r>
@@ -3536,30 +3446,32 @@
     </w:p>
     <w:p>
       <w:pPr>
+        <w:pStyle w:val="Compact"/>
         <w:numPr>
           <w:ilvl w:val="0"/>
           <w:numId w:val="1017"/>
         </w:numPr>
-        <w:pStyle w:val="Compact"/>
-      </w:pPr>
-      <w:r>
-        <w:rPr>
-          <w:b/>
+      </w:pPr>
+      <w:r>
+        <w:rPr>
+          <w:b/>
+          <w:bCs/>
         </w:rPr>
         <w:t xml:space="preserve">Give the list, name the physician conversation, stop there.</w:t>
       </w:r>
     </w:p>
     <w:p>
       <w:pPr>
+        <w:pStyle w:val="Compact"/>
         <w:numPr>
           <w:ilvl w:val="0"/>
           <w:numId w:val="1017"/>
         </w:numPr>
-        <w:pStyle w:val="Compact"/>
-      </w:pPr>
-      <w:r>
-        <w:rPr>
-          <w:b/>
+      </w:pPr>
+      <w:r>
+        <w:rPr>
+          <w:b/>
+          <w:bCs/>
         </w:rPr>
         <w:t xml:space="preserve">Escalate to Scott</w:t>
       </w:r>
@@ -3578,15 +3490,15 @@
         <w:t xml:space="preserve">The honest position, and the one to hold: we do not know whether it helps or harms in a specific medical situation, the questions that would settle it are answerable by their physician in a few minutes, and pointing them there is a better answer than yes.</w:t>
       </w:r>
     </w:p>
-    <w:p>
-      <w:pPr>
-        <w:pStyle w:val="Heading2"/>
-      </w:pPr>
-      <w:bookmarkStart w:id="42" w:name="X3883c1d2206e10653c9889d2dfe957a08beb348"/>
+    <w:bookmarkEnd w:id="39"/>
+    <w:bookmarkStart w:id="40" w:name="X3883c1d2206e10653c9889d2dfe957a08beb348"/>
+    <w:p>
+      <w:pPr>
+        <w:pStyle w:val="Heading3"/>
+      </w:pPr>
       <w:r>
         <w:t xml:space="preserve">16.5 Vitamin D non-response is not a contraindication</w:t>
       </w:r>
-      <w:bookmarkEnd w:id="42"/>
     </w:p>
     <w:p>
       <w:pPr>
@@ -3603,6 +3515,7 @@
       <w:r>
         <w:rPr>
           <w:b/>
+          <w:bCs/>
         </w:rPr>
         <w:t xml:space="preserve">This is a non-response caveat, not a safety exclusion.</w:t>
       </w:r>
@@ -3615,11 +3528,11 @@
     </w:p>
     <w:p>
       <w:pPr>
+        <w:pStyle w:val="Compact"/>
         <w:numPr>
           <w:ilvl w:val="0"/>
           <w:numId w:val="1018"/>
         </w:numPr>
-        <w:pStyle w:val="Compact"/>
       </w:pPr>
       <w:r>
         <w:t xml:space="preserve">It is the honest limit on the clinical result. The five participants all reached optimal (section 4). A person with these polymorphisms may not, through no failure of the platform. Testing before and after is what settles it for any individual, which is what we recommend anyway.</w:t>
@@ -3627,11 +3540,11 @@
     </w:p>
     <w:p>
       <w:pPr>
+        <w:pStyle w:val="Compact"/>
         <w:numPr>
           <w:ilvl w:val="0"/>
           <w:numId w:val="1018"/>
         </w:numPr>
-        <w:pStyle w:val="Compact"/>
       </w:pPr>
       <w:r>
         <w:t xml:space="preserve">The biology overlaps with the one-in-four low-responder figure for supplements (section 8) without being identical to it. GC and CYP2R1 act on vitamin D once it is in circulation, whichever route it arrived by, so they bear on both. DHCR7 governs the substrate available in skin, so it is specific to the light pathway. The practical rule that follows:</w:t>
@@ -3642,6 +3555,7 @@
       <w:r>
         <w:rPr>
           <w:b/>
+          <w:bCs/>
         </w:rPr>
         <w:t xml:space="preserve">never present low response as a supplement problem the platform escapes.</w:t>
       </w:r>
@@ -3652,15 +3566,15 @@
         <w:t xml:space="preserve">The platform opens three pathways instead of one and is far more efficient at the vitamin D pathway, and that is the accurate comparison. It does not make vitamin D genetics irrelevant.</w:t>
       </w:r>
     </w:p>
-    <w:p>
-      <w:pPr>
-        <w:pStyle w:val="Heading2"/>
-      </w:pPr>
-      <w:bookmarkStart w:id="43" w:name="use-on-intact-skin-only"/>
+    <w:bookmarkEnd w:id="40"/>
+    <w:bookmarkStart w:id="41" w:name="use-on-intact-skin-only"/>
+    <w:p>
+      <w:pPr>
+        <w:pStyle w:val="Heading3"/>
+      </w:pPr>
       <w:r>
         <w:t xml:space="preserve">16.6 Use on intact skin only</w:t>
       </w:r>
-      <w:bookmarkEnd w:id="43"/>
     </w:p>
     <w:p>
       <w:pPr>
@@ -3669,6 +3583,7 @@
       <w:r>
         <w:rPr>
           <w:b/>
+          <w:bCs/>
         </w:rPr>
         <w:t xml:space="preserve">Approved wording, use as written in every document and every reply:</w:t>
       </w:r>
@@ -3680,6 +3595,7 @@
       <w:r>
         <w:rPr>
           <w:b/>
+          <w:bCs/>
         </w:rPr>
         <w:t xml:space="preserve">Use on intact skin only.</w:t>
       </w:r>
@@ -3697,6 +3613,7 @@
       <w:r>
         <w:rPr>
           <w:b/>
+          <w:bCs/>
         </w:rPr>
         <w:t xml:space="preserve">Why this exists.</w:t>
       </w:r>
@@ -3714,6 +3631,7 @@
       <w:r>
         <w:rPr>
           <w:b/>
+          <w:bCs/>
         </w:rPr>
         <w:t xml:space="preserve">Agents must never build on that inference.</w:t>
       </w:r>
@@ -3724,15 +3642,15 @@
         <w:t xml:space="preserve">Do not suggest that a session supports a specific injury, do not answer a wound question with the bone and recovery research, and do not describe where to position anything. The line above, then the physician, then stop.</w:t>
       </w:r>
     </w:p>
-    <w:p>
-      <w:pPr>
-        <w:pStyle w:val="Heading2"/>
-      </w:pPr>
-      <w:bookmarkStart w:id="44" w:name="why-the-pacemaker-line-was-removed"/>
+    <w:bookmarkEnd w:id="41"/>
+    <w:bookmarkStart w:id="42" w:name="why-the-pacemaker-line-was-removed"/>
+    <w:p>
+      <w:pPr>
+        <w:pStyle w:val="Heading3"/>
+      </w:pPr>
       <w:r>
         <w:t xml:space="preserve">16.7 Why the pacemaker line was removed</w:t>
       </w:r>
-      <w:bookmarkEnd w:id="44"/>
     </w:p>
     <w:p>
       <w:pPr>
@@ -3741,6 +3659,7 @@
       <w:r>
         <w:rPr>
           <w:b/>
+          <w:bCs/>
         </w:rPr>
         <w:t xml:space="preserve">No dermatological source supports the exclusion.</w:t>
       </w:r>
@@ -3756,6 +3675,7 @@
       <w:r>
         <w:rPr>
           <w:i/>
+          <w:iCs/>
         </w:rPr>
         <w:t xml:space="preserve">J Am Acad Dermatol</w:t>
       </w:r>
@@ -3773,6 +3693,7 @@
       <w:r>
         <w:rPr>
           <w:b/>
+          <w:bCs/>
         </w:rPr>
         <w:t xml:space="preserve">The origin appears to be equipment, not light.</w:t>
       </w:r>
@@ -3790,21 +3711,23 @@
       <w:r>
         <w:rPr>
           <w:b/>
+          <w:bCs/>
         </w:rPr>
         <w:t xml:space="preserve">What this does not mean, and the distinction agents must hold.</w:t>
       </w:r>
     </w:p>
     <w:p>
       <w:pPr>
+        <w:pStyle w:val="Compact"/>
         <w:numPr>
           <w:ilvl w:val="0"/>
           <w:numId w:val="1019"/>
         </w:numPr>
-        <w:pStyle w:val="Compact"/>
-      </w:pPr>
-      <w:r>
-        <w:rPr>
-          <w:b/>
+      </w:pPr>
+      <w:r>
+        <w:rPr>
+          <w:b/>
+          <w:bCs/>
         </w:rPr>
         <w:t xml:space="preserve">Removal from the list is not clearance.</w:t>
       </w:r>
@@ -3817,15 +3740,16 @@
     </w:p>
     <w:p>
       <w:pPr>
+        <w:pStyle w:val="Compact"/>
         <w:numPr>
           <w:ilvl w:val="0"/>
           <w:numId w:val="1019"/>
         </w:numPr>
-        <w:pStyle w:val="Compact"/>
-      </w:pPr>
-      <w:r>
-        <w:rPr>
-          <w:b/>
+      </w:pPr>
+      <w:r>
+        <w:rPr>
+          <w:b/>
+          <w:bCs/>
         </w:rPr>
         <w:t xml:space="preserve">Never volunteer that the line was removed</w:t>
       </w:r>
@@ -3835,15 +3759,16 @@
     </w:p>
     <w:p>
       <w:pPr>
+        <w:pStyle w:val="Compact"/>
         <w:numPr>
           <w:ilvl w:val="0"/>
           <w:numId w:val="1019"/>
         </w:numPr>
-        <w:pStyle w:val="Compact"/>
-      </w:pPr>
-      <w:r>
-        <w:rPr>
-          <w:b/>
+      </w:pPr>
+      <w:r>
+        <w:rPr>
+          <w:b/>
+          <w:bCs/>
         </w:rPr>
         <w:t xml:space="preserve">Units already in the field still show it.</w:t>
       </w:r>
@@ -3861,15 +3786,19 @@
       <w:r>
         <w:rPr>
           <w:i/>
+          <w:iCs/>
         </w:rPr>
         <w:t xml:space="preserve">CONFIDENTIAL - Enyrgy Inc - 5115 N 27th Ave, Bld 66, Phoenix, AZ 85017 - enyrgy.com - Sunlight. Evolved.</w:t>
       </w:r>
     </w:p>
+    <w:bookmarkEnd w:id="42"/>
+    <w:bookmarkEnd w:id="43"/>
+    <w:bookmarkEnd w:id="44"/>
     <w:sectPr>
-      <w:headerReference w:type="default" r:id="rId9"/>
-      <w:footerReference w:type="default" r:id="rId10"/>
-      <w:pgSz w:w="12240" w:h="15840"/>
-      <w:pgMar w:top="1440" w:right="1440" w:bottom="1440" w:left="1440" w:header="720" w:footer="720" w:gutter="0"/>
+      <w:headerReference r:id="rId9" w:type="default"/>
+      <w:footerReference r:id="rId10" w:type="default"/>
+      <w:pgSz w:h="15840" w:w="12240"/>
+      <w:pgMar w:bottom="1440" w:footer="720" w:gutter="0" w:header="720" w:left="1440" w:right="1440" w:top="1440"/>
       <w:cols w:space="720"/>
     </w:sectPr>
   </w:body>
@@ -4064,7 +3993,7 @@
         <w:sz w:val="18"/>
         <w:szCs w:val="18"/>
       </w:rPr>
-      <w:t xml:space="preserve">ENYRGY | Paperclip Knowledge Base </w:t>
+      <w:t xml:space="preserve">ENYRGY | Knowledge Base </w:t>
     </w:r>
     <w:proofErr w:type="gramStart"/>
     <w:r>
@@ -4076,7 +4005,7 @@
         <w:sz w:val="18"/>
         <w:szCs w:val="18"/>
       </w:rPr>
-      <w:t xml:space="preserve">Shared, Agent-Read  </w:t>
+      <w:t xml:space="preserve">v2  </w:t>
     </w:r>
     <w:r>
       <w:rPr>
@@ -4093,8 +4022,8 @@
 </file>
 
 <file path=word/numbering.xml><?xml version="1.0" encoding="utf-8"?>
-<w:numbering xmlns:wpc="http://schemas.microsoft.com/office/word/2010/wordprocessingCanvas" xmlns:cx="http://schemas.microsoft.com/office/drawing/2014/chartex" xmlns:cx1="http://schemas.microsoft.com/office/drawing/2015/9/8/chartex" xmlns:cx2="http://schemas.microsoft.com/office/drawing/2015/10/21/chartex" xmlns:cx3="http://schemas.microsoft.com/office/drawing/2016/5/9/chartex" xmlns:cx4="http://schemas.microsoft.com/office/drawing/2016/5/10/chartex" xmlns:cx5="http://schemas.microsoft.com/office/drawing/2016/5/11/chartex" xmlns:cx6="http://schemas.microsoft.com/office/drawing/2016/5/12/chartex" xmlns:cx7="http://schemas.microsoft.com/office/drawing/2016/5/13/chartex" xmlns:cx8="http://schemas.microsoft.com/office/drawing/2016/5/14/chartex" xmlns:mc="http://schemas.openxmlformats.org/markup-compatibility/2006" xmlns:m="http://schemas.openxmlformats.org/officeDocument/2006/math" xmlns:aink="http://schemas.microsoft.com/office/drawing/2016/ink" xmlns:am3d="http://schemas.microsoft.com/office/drawing/2017/model3d" xmlns:oel="http://schemas.microsoft.com/office/2019/extlst" xmlns:r="http://schemas.openxmlformats.org/officeDocument/2006/relationships" xmlns:wp14="http://schemas.microsoft.com/office/word/2010/wordprocessingDrawing" xmlns:wp="http://schemas.openxmlformats.org/drawingml/2006/wordprocessingDrawing" xmlns:wpg="http://schemas.microsoft.com/office/word/2010/wordprocessingGroup" xmlns:wpi="http://schemas.microsoft.com/office/word/2010/wordprocessingInk" xmlns:wps="http://schemas.microsoft.com/office/word/2010/wordprocessingShape" xmlns:o="urn:schemas-microsoft-com:office:office" xmlns:v="urn:schemas-microsoft-com:vml" xmlns:w10="urn:schemas-microsoft-com:office:word" xmlns:w="http://schemas.openxmlformats.org/wordprocessingml/2006/main" xmlns:w14="http://schemas.microsoft.com/office/word/2010/wordml" xmlns:w15="http://schemas.microsoft.com/office/word/2012/wordml" xmlns:w16cex="http://schemas.microsoft.com/office/word/2018/wordml/cex" xmlns:w16cid="http://schemas.microsoft.com/office/word/2016/wordml/cid" xmlns:w16="http://schemas.microsoft.com/office/word/2018/wordml" xmlns:w16sdtdh="http://schemas.microsoft.com/office/word/2020/wordml/sdtdatahash" xmlns:w16sdtfl="http://schemas.microsoft.com/office/word/2024/wordml/sdtformatlock" xmlns:w16se="http://schemas.microsoft.com/office/word/2015/wordml/symex" xmlns:w16du="http://schemas.microsoft.com/office/word/2023/wordml/word16du" xmlns:wne="http://schemas.microsoft.com/office/word/2006/wordml" mc:Ignorable="w14 w15 w16se w16cid w16 w16cex w16sdtdh w16sdtfl w16du wp14">
-  <w:abstractNum w:abstractNumId="0" w15:restartNumberingAfterBreak="0">
+<w:numbering xmlns:aink="http://schemas.microsoft.com/office/drawing/2016/ink" xmlns:am3d="http://schemas.microsoft.com/office/drawing/2017/model3d" xmlns:cx="http://schemas.microsoft.com/office/drawing/2014/chartex" xmlns:cx1="http://schemas.microsoft.com/office/drawing/2015/9/8/chartex" xmlns:cx2="http://schemas.microsoft.com/office/drawing/2015/10/21/chartex" xmlns:cx3="http://schemas.microsoft.com/office/drawing/2016/5/9/chartex" xmlns:cx4="http://schemas.microsoft.com/office/drawing/2016/5/10/chartex" xmlns:cx5="http://schemas.microsoft.com/office/drawing/2016/5/11/chartex" xmlns:cx6="http://schemas.microsoft.com/office/drawing/2016/5/12/chartex" xmlns:cx7="http://schemas.microsoft.com/office/drawing/2016/5/13/chartex" xmlns:cx8="http://schemas.microsoft.com/office/drawing/2016/5/14/chartex" xmlns:m="http://schemas.openxmlformats.org/officeDocument/2006/math" xmlns:mc="http://schemas.openxmlformats.org/markup-compatibility/2006" xmlns:o="urn:schemas-microsoft-com:office:office" xmlns:oel="http://schemas.microsoft.com/office/2019/extlst" xmlns:r="http://schemas.openxmlformats.org/officeDocument/2006/relationships" xmlns:v="urn:schemas-microsoft-com:vml" xmlns:w="http://schemas.openxmlformats.org/wordprocessingml/2006/main" xmlns:w10="urn:schemas-microsoft-com:office:word" xmlns:w14="http://schemas.microsoft.com/office/word/2010/wordml" xmlns:w15="http://schemas.microsoft.com/office/word/2012/wordml" xmlns:w16="http://schemas.microsoft.com/office/word/2018/wordml" xmlns:w16cex="http://schemas.microsoft.com/office/word/2018/wordml/cex" xmlns:w16cid="http://schemas.microsoft.com/office/word/2016/wordml/cid" xmlns:w16du="http://schemas.microsoft.com/office/word/2023/wordml/word16du" xmlns:w16sdtdh="http://schemas.microsoft.com/office/word/2020/wordml/sdtdatahash" xmlns:w16sdtfl="http://schemas.microsoft.com/office/word/2024/wordml/sdtformatlock" xmlns:w16se="http://schemas.microsoft.com/office/word/2015/wordml/symex" xmlns:wne="http://schemas.microsoft.com/office/word/2006/wordml" xmlns:wp="http://schemas.openxmlformats.org/drawingml/2006/wordprocessingDrawing" xmlns:wp14="http://schemas.microsoft.com/office/word/2010/wordprocessingDrawing" xmlns:wpc="http://schemas.microsoft.com/office/word/2010/wordprocessingCanvas" xmlns:wpg="http://schemas.microsoft.com/office/word/2010/wordprocessingGroup" xmlns:wpi="http://schemas.microsoft.com/office/word/2010/wordprocessingInk" xmlns:wps="http://schemas.microsoft.com/office/word/2010/wordprocessingShape" mc:Ignorable="w14 w15 w16se w16cid w16 w16cex w16sdtdh w16sdtfl w16du wp14">
+  <w:abstractNum w15:restartNumberingAfterBreak="0" w:abstractNumId="0">
     <w:nsid w:val="EA454B4C"/>
     <w:multiLevelType w:val="multilevel"/>
     <w:tmpl w:val="BDE24088"/>
@@ -4104,9 +4033,9 @@
       <w:lvlJc w:val="left"/>
       <w:pPr>
         <w:tabs>
-          <w:tab w:val="num" w:pos="0"/>
+          <w:tab w:pos="0" w:val="num"/>
         </w:tabs>
-        <w:ind w:left="480" w:hanging="480"/>
+        <w:ind w:hanging="480" w:left="480"/>
       </w:pPr>
     </w:lvl>
     <w:lvl w:ilvl="1">
@@ -4115,9 +4044,9 @@
       <w:lvlJc w:val="left"/>
       <w:pPr>
         <w:tabs>
-          <w:tab w:val="num" w:pos="720"/>
+          <w:tab w:pos="720" w:val="num"/>
         </w:tabs>
-        <w:ind w:left="1200" w:hanging="480"/>
+        <w:ind w:hanging="480" w:left="1200"/>
       </w:pPr>
     </w:lvl>
     <w:lvl w:ilvl="2">
@@ -4126,9 +4055,9 @@
       <w:lvlJc w:val="left"/>
       <w:pPr>
         <w:tabs>
-          <w:tab w:val="num" w:pos="1440"/>
+          <w:tab w:pos="1440" w:val="num"/>
         </w:tabs>
-        <w:ind w:left="1920" w:hanging="480"/>
+        <w:ind w:hanging="480" w:left="1920"/>
       </w:pPr>
     </w:lvl>
     <w:lvl w:ilvl="3">
@@ -4137,9 +4066,9 @@
       <w:lvlJc w:val="left"/>
       <w:pPr>
         <w:tabs>
-          <w:tab w:val="num" w:pos="2160"/>
+          <w:tab w:pos="2160" w:val="num"/>
         </w:tabs>
-        <w:ind w:left="2640" w:hanging="480"/>
+        <w:ind w:hanging="480" w:left="2640"/>
       </w:pPr>
     </w:lvl>
     <w:lvl w:ilvl="4">
@@ -4148,9 +4077,9 @@
       <w:lvlJc w:val="left"/>
       <w:pPr>
         <w:tabs>
-          <w:tab w:val="num" w:pos="2880"/>
+          <w:tab w:pos="2880" w:val="num"/>
         </w:tabs>
-        <w:ind w:left="3360" w:hanging="480"/>
+        <w:ind w:hanging="480" w:left="3360"/>
       </w:pPr>
     </w:lvl>
     <w:lvl w:ilvl="5">
@@ -4159,9 +4088,9 @@
       <w:lvlJc w:val="left"/>
       <w:pPr>
         <w:tabs>
-          <w:tab w:val="num" w:pos="3600"/>
+          <w:tab w:pos="3600" w:val="num"/>
         </w:tabs>
-        <w:ind w:left="4080" w:hanging="480"/>
+        <w:ind w:hanging="480" w:left="4080"/>
       </w:pPr>
     </w:lvl>
     <w:lvl w:ilvl="6">
@@ -4170,9 +4099,9 @@
       <w:lvlJc w:val="left"/>
       <w:pPr>
         <w:tabs>
-          <w:tab w:val="num" w:pos="4320"/>
+          <w:tab w:pos="4320" w:val="num"/>
         </w:tabs>
-        <w:ind w:left="4800" w:hanging="480"/>
+        <w:ind w:hanging="480" w:left="4800"/>
       </w:pPr>
     </w:lvl>
     <w:lvl w:ilvl="7">
@@ -4181,9 +4110,9 @@
       <w:lvlJc w:val="left"/>
       <w:pPr>
         <w:tabs>
-          <w:tab w:val="num" w:pos="5040"/>
+          <w:tab w:pos="5040" w:val="num"/>
         </w:tabs>
-        <w:ind w:left="5520" w:hanging="480"/>
+        <w:ind w:hanging="480" w:left="5520"/>
       </w:pPr>
     </w:lvl>
     <w:lvl w:ilvl="8">
@@ -4192,13 +4121,13 @@
       <w:lvlJc w:val="left"/>
       <w:pPr>
         <w:tabs>
-          <w:tab w:val="num" w:pos="5760"/>
+          <w:tab w:pos="5760" w:val="num"/>
         </w:tabs>
-        <w:ind w:left="6240" w:hanging="480"/>
+        <w:ind w:hanging="480" w:left="6240"/>
       </w:pPr>
     </w:lvl>
   </w:abstractNum>
-  <w:abstractNum w:abstractNumId="1" w15:restartNumberingAfterBreak="0">
+  <w:abstractNum w15:restartNumberingAfterBreak="0" w:abstractNumId="1">
     <w:nsid w:val="2C1AE401"/>
     <w:multiLevelType w:val="multilevel"/>
     <w:tmpl w:val="07FA7514"/>
@@ -4208,9 +4137,9 @@
       <w:lvlJc w:val="left"/>
       <w:pPr>
         <w:tabs>
-          <w:tab w:val="num" w:pos="0"/>
+          <w:tab w:pos="0" w:val="num"/>
         </w:tabs>
-        <w:ind w:left="480" w:hanging="480"/>
+        <w:ind w:hanging="480" w:left="480"/>
       </w:pPr>
     </w:lvl>
     <w:lvl w:ilvl="1">
@@ -4219,9 +4148,9 @@
       <w:lvlJc w:val="left"/>
       <w:pPr>
         <w:tabs>
-          <w:tab w:val="num" w:pos="720"/>
+          <w:tab w:pos="720" w:val="num"/>
         </w:tabs>
-        <w:ind w:left="1200" w:hanging="480"/>
+        <w:ind w:hanging="480" w:left="1200"/>
       </w:pPr>
     </w:lvl>
     <w:lvl w:ilvl="2">
@@ -4230,9 +4159,9 @@
       <w:lvlJc w:val="left"/>
       <w:pPr>
         <w:tabs>
-          <w:tab w:val="num" w:pos="1440"/>
+          <w:tab w:pos="1440" w:val="num"/>
         </w:tabs>
-        <w:ind w:left="1920" w:hanging="480"/>
+        <w:ind w:hanging="480" w:left="1920"/>
       </w:pPr>
     </w:lvl>
     <w:lvl w:ilvl="3">
@@ -4241,9 +4170,9 @@
       <w:lvlJc w:val="left"/>
       <w:pPr>
         <w:tabs>
-          <w:tab w:val="num" w:pos="2160"/>
+          <w:tab w:pos="2160" w:val="num"/>
         </w:tabs>
-        <w:ind w:left="2640" w:hanging="480"/>
+        <w:ind w:hanging="480" w:left="2640"/>
       </w:pPr>
     </w:lvl>
     <w:lvl w:ilvl="4">
@@ -4252,9 +4181,9 @@
       <w:lvlJc w:val="left"/>
       <w:pPr>
         <w:tabs>
-          <w:tab w:val="num" w:pos="2880"/>
+          <w:tab w:pos="2880" w:val="num"/>
         </w:tabs>
-        <w:ind w:left="3360" w:hanging="480"/>
+        <w:ind w:hanging="480" w:left="3360"/>
       </w:pPr>
     </w:lvl>
     <w:lvl w:ilvl="5">
@@ -4263,9 +4192,9 @@
       <w:lvlJc w:val="left"/>
       <w:pPr>
         <w:tabs>
-          <w:tab w:val="num" w:pos="3600"/>
+          <w:tab w:pos="3600" w:val="num"/>
         </w:tabs>
-        <w:ind w:left="4080" w:hanging="480"/>
+        <w:ind w:hanging="480" w:left="4080"/>
       </w:pPr>
     </w:lvl>
     <w:lvl w:ilvl="6">
@@ -4274,9 +4203,9 @@
       <w:lvlJc w:val="left"/>
       <w:pPr>
         <w:tabs>
-          <w:tab w:val="num" w:pos="4320"/>
+          <w:tab w:pos="4320" w:val="num"/>
         </w:tabs>
-        <w:ind w:left="4800" w:hanging="480"/>
+        <w:ind w:hanging="480" w:left="4800"/>
       </w:pPr>
     </w:lvl>
     <w:lvl w:ilvl="7">
@@ -4285,9 +4214,9 @@
       <w:lvlJc w:val="left"/>
       <w:pPr>
         <w:tabs>
-          <w:tab w:val="num" w:pos="5040"/>
+          <w:tab w:pos="5040" w:val="num"/>
         </w:tabs>
-        <w:ind w:left="5520" w:hanging="480"/>
+        <w:ind w:hanging="480" w:left="5520"/>
       </w:pPr>
     </w:lvl>
     <w:lvl w:ilvl="8">
@@ -4296,13 +4225,13 @@
       <w:lvlJc w:val="left"/>
       <w:pPr>
         <w:tabs>
-          <w:tab w:val="num" w:pos="5760"/>
+          <w:tab w:pos="5760" w:val="num"/>
         </w:tabs>
-        <w:ind w:left="6240" w:hanging="480"/>
+        <w:ind w:hanging="480" w:left="6240"/>
       </w:pPr>
     </w:lvl>
   </w:abstractNum>
-  <w:abstractNum w:abstractNumId="2" w15:restartNumberingAfterBreak="0">
+  <w:abstractNum w15:restartNumberingAfterBreak="0" w:abstractNumId="2">
     <w:nsid w:val="47261BAD"/>
     <w:multiLevelType w:val="multilevel"/>
     <w:tmpl w:val="8ECE1826"/>
@@ -4313,9 +4242,9 @@
       <w:lvlJc w:val="left"/>
       <w:pPr>
         <w:tabs>
-          <w:tab w:val="num" w:pos="0"/>
+          <w:tab w:pos="0" w:val="num"/>
         </w:tabs>
-        <w:ind w:left="480" w:hanging="480"/>
+        <w:ind w:hanging="480" w:left="480"/>
       </w:pPr>
     </w:lvl>
     <w:lvl w:ilvl="1">
@@ -4325,9 +4254,9 @@
       <w:lvlJc w:val="left"/>
       <w:pPr>
         <w:tabs>
-          <w:tab w:val="num" w:pos="720"/>
+          <w:tab w:pos="720" w:val="num"/>
         </w:tabs>
-        <w:ind w:left="1200" w:hanging="480"/>
+        <w:ind w:hanging="480" w:left="1200"/>
       </w:pPr>
     </w:lvl>
     <w:lvl w:ilvl="2">
@@ -4337,9 +4266,9 @@
       <w:lvlJc w:val="left"/>
       <w:pPr>
         <w:tabs>
-          <w:tab w:val="num" w:pos="1440"/>
+          <w:tab w:pos="1440" w:val="num"/>
         </w:tabs>
-        <w:ind w:left="1920" w:hanging="480"/>
+        <w:ind w:hanging="480" w:left="1920"/>
       </w:pPr>
     </w:lvl>
     <w:lvl w:ilvl="3">
@@ -4349,9 +4278,9 @@
       <w:lvlJc w:val="left"/>
       <w:pPr>
         <w:tabs>
-          <w:tab w:val="num" w:pos="2160"/>
+          <w:tab w:pos="2160" w:val="num"/>
         </w:tabs>
-        <w:ind w:left="2640" w:hanging="480"/>
+        <w:ind w:hanging="480" w:left="2640"/>
       </w:pPr>
     </w:lvl>
     <w:lvl w:ilvl="4">
@@ -4361,9 +4290,9 @@
       <w:lvlJc w:val="left"/>
       <w:pPr>
         <w:tabs>
-          <w:tab w:val="num" w:pos="2880"/>
+          <w:tab w:pos="2880" w:val="num"/>
         </w:tabs>
-        <w:ind w:left="3360" w:hanging="480"/>
+        <w:ind w:hanging="480" w:left="3360"/>
       </w:pPr>
     </w:lvl>
     <w:lvl w:ilvl="5">
@@ -4373,9 +4302,9 @@
       <w:lvlJc w:val="left"/>
       <w:pPr>
         <w:tabs>
-          <w:tab w:val="num" w:pos="3600"/>
+          <w:tab w:pos="3600" w:val="num"/>
         </w:tabs>
-        <w:ind w:left="4080" w:hanging="480"/>
+        <w:ind w:hanging="480" w:left="4080"/>
       </w:pPr>
     </w:lvl>
     <w:lvl w:ilvl="6">
@@ -4385,9 +4314,9 @@
       <w:lvlJc w:val="left"/>
       <w:pPr>
         <w:tabs>
-          <w:tab w:val="num" w:pos="4320"/>
+          <w:tab w:pos="4320" w:val="num"/>
         </w:tabs>
-        <w:ind w:left="4800" w:hanging="480"/>
+        <w:ind w:hanging="480" w:left="4800"/>
       </w:pPr>
     </w:lvl>
     <w:lvl w:ilvl="7">
@@ -4397,9 +4326,9 @@
       <w:lvlJc w:val="left"/>
       <w:pPr>
         <w:tabs>
-          <w:tab w:val="num" w:pos="5040"/>
+          <w:tab w:pos="5040" w:val="num"/>
         </w:tabs>
-        <w:ind w:left="5520" w:hanging="480"/>
+        <w:ind w:hanging="480" w:left="5520"/>
       </w:pPr>
     </w:lvl>
     <w:lvl w:ilvl="8">
@@ -4409,13 +4338,13 @@
       <w:lvlJc w:val="left"/>
       <w:pPr>
         <w:tabs>
-          <w:tab w:val="num" w:pos="5760"/>
+          <w:tab w:pos="5760" w:val="num"/>
         </w:tabs>
-        <w:ind w:left="6240" w:hanging="480"/>
+        <w:ind w:hanging="480" w:left="6240"/>
       </w:pPr>
     </w:lvl>
   </w:abstractNum>
-  <w:abstractNum w:abstractNumId="3" w15:restartNumberingAfterBreak="0">
+  <w:abstractNum w15:restartNumberingAfterBreak="0" w:abstractNumId="3">
     <w:nsid w:val="71315DCA"/>
     <w:multiLevelType w:val="multilevel"/>
     <w:tmpl w:val="8F1A713C"/>
@@ -4426,9 +4355,9 @@
       <w:lvlJc w:val="left"/>
       <w:pPr>
         <w:tabs>
-          <w:tab w:val="num" w:pos="0"/>
+          <w:tab w:pos="0" w:val="num"/>
         </w:tabs>
-        <w:ind w:left="480" w:hanging="480"/>
+        <w:ind w:hanging="480" w:left="480"/>
       </w:pPr>
     </w:lvl>
     <w:lvl w:ilvl="1">
@@ -4438,9 +4367,9 @@
       <w:lvlJc w:val="left"/>
       <w:pPr>
         <w:tabs>
-          <w:tab w:val="num" w:pos="720"/>
+          <w:tab w:pos="720" w:val="num"/>
         </w:tabs>
-        <w:ind w:left="1200" w:hanging="480"/>
+        <w:ind w:hanging="480" w:left="1200"/>
       </w:pPr>
     </w:lvl>
     <w:lvl w:ilvl="2">
@@ -4450,9 +4379,9 @@
       <w:lvlJc w:val="left"/>
       <w:pPr>
         <w:tabs>
-          <w:tab w:val="num" w:pos="1440"/>
+          <w:tab w:pos="1440" w:val="num"/>
         </w:tabs>
-        <w:ind w:left="1920" w:hanging="480"/>
+        <w:ind w:hanging="480" w:left="1920"/>
       </w:pPr>
     </w:lvl>
     <w:lvl w:ilvl="3">
@@ -4462,9 +4391,9 @@
       <w:lvlJc w:val="left"/>
       <w:pPr>
         <w:tabs>
-          <w:tab w:val="num" w:pos="2160"/>
+          <w:tab w:pos="2160" w:val="num"/>
         </w:tabs>
-        <w:ind w:left="2640" w:hanging="480"/>
+        <w:ind w:hanging="480" w:left="2640"/>
       </w:pPr>
     </w:lvl>
     <w:lvl w:ilvl="4">
@@ -4474,9 +4403,9 @@
       <w:lvlJc w:val="left"/>
       <w:pPr>
         <w:tabs>
-          <w:tab w:val="num" w:pos="2880"/>
+          <w:tab w:pos="2880" w:val="num"/>
         </w:tabs>
-        <w:ind w:left="3360" w:hanging="480"/>
+        <w:ind w:hanging="480" w:left="3360"/>
       </w:pPr>
     </w:lvl>
     <w:lvl w:ilvl="5">
@@ -4486,9 +4415,9 @@
       <w:lvlJc w:val="left"/>
       <w:pPr>
         <w:tabs>
-          <w:tab w:val="num" w:pos="3600"/>
+          <w:tab w:pos="3600" w:val="num"/>
         </w:tabs>
-        <w:ind w:left="4080" w:hanging="480"/>
+        <w:ind w:hanging="480" w:left="4080"/>
       </w:pPr>
     </w:lvl>
     <w:lvl w:ilvl="6">
@@ -4498,9 +4427,9 @@
       <w:lvlJc w:val="left"/>
       <w:pPr>
         <w:tabs>
-          <w:tab w:val="num" w:pos="4320"/>
+          <w:tab w:pos="4320" w:val="num"/>
         </w:tabs>
-        <w:ind w:left="4800" w:hanging="480"/>
+        <w:ind w:hanging="480" w:left="4800"/>
       </w:pPr>
     </w:lvl>
     <w:lvl w:ilvl="7">
@@ -4510,9 +4439,9 @@
       <w:lvlJc w:val="left"/>
       <w:pPr>
         <w:tabs>
-          <w:tab w:val="num" w:pos="5040"/>
+          <w:tab w:pos="5040" w:val="num"/>
         </w:tabs>
-        <w:ind w:left="5520" w:hanging="480"/>
+        <w:ind w:hanging="480" w:left="5520"/>
       </w:pPr>
     </w:lvl>
     <w:lvl w:ilvl="8">
@@ -4522,24 +4451,21 @@
       <w:lvlJc w:val="left"/>
       <w:pPr>
         <w:tabs>
-          <w:tab w:val="num" w:pos="5760"/>
+          <w:tab w:pos="5760" w:val="num"/>
         </w:tabs>
-        <w:ind w:left="6240" w:hanging="480"/>
+        <w:ind w:hanging="480" w:left="6240"/>
       </w:pPr>
     </w:lvl>
   </w:abstractNum>
   <w:abstractNum w:abstractNumId="990">
-    <w:nsid w:val="2c1ae401"/>
+    <w:nsid w:val="0000A990"/>
     <w:multiLevelType w:val="multilevel"/>
     <w:lvl w:ilvl="0">
       <w:numFmt w:val="bullet"/>
       <w:lvlText w:val=" "/>
       <w:lvlJc w:val="left"/>
       <w:pPr>
-        <w:tabs>
-          <w:tab w:val="num" w:pos="0"/>
-        </w:tabs>
-        <w:ind w:left="480" w:hanging="480"/>
+        <w:ind w:left="720" w:hanging="360"/>
       </w:pPr>
     </w:lvl>
     <w:lvl w:ilvl="1">
@@ -4547,10 +4473,7 @@
       <w:lvlText w:val=" "/>
       <w:lvlJc w:val="left"/>
       <w:pPr>
-        <w:tabs>
-          <w:tab w:val="num" w:pos="720"/>
-        </w:tabs>
-        <w:ind w:left="1200" w:hanging="480"/>
+        <w:ind w:left="1440" w:hanging="360"/>
       </w:pPr>
     </w:lvl>
     <w:lvl w:ilvl="2">
@@ -4558,10 +4481,7 @@
       <w:lvlText w:val=" "/>
       <w:lvlJc w:val="left"/>
       <w:pPr>
-        <w:tabs>
-          <w:tab w:val="num" w:pos="1440"/>
-        </w:tabs>
-        <w:ind w:left="1920" w:hanging="480"/>
+        <w:ind w:left="2160" w:hanging="360"/>
       </w:pPr>
     </w:lvl>
     <w:lvl w:ilvl="3">
@@ -4569,10 +4489,7 @@
       <w:lvlText w:val=" "/>
       <w:lvlJc w:val="left"/>
       <w:pPr>
-        <w:tabs>
-          <w:tab w:val="num" w:pos="2160"/>
-        </w:tabs>
-        <w:ind w:left="2640" w:hanging="480"/>
+        <w:ind w:left="2880" w:hanging="360"/>
       </w:pPr>
     </w:lvl>
     <w:lvl w:ilvl="4">
@@ -4580,10 +4497,7 @@
       <w:lvlText w:val=" "/>
       <w:lvlJc w:val="left"/>
       <w:pPr>
-        <w:tabs>
-          <w:tab w:val="num" w:pos="2880"/>
-        </w:tabs>
-        <w:ind w:left="3360" w:hanging="480"/>
+        <w:ind w:left="3600" w:hanging="360"/>
       </w:pPr>
     </w:lvl>
     <w:lvl w:ilvl="5">
@@ -4591,10 +4505,7 @@
       <w:lvlText w:val=" "/>
       <w:lvlJc w:val="left"/>
       <w:pPr>
-        <w:tabs>
-          <w:tab w:val="num" w:pos="3600"/>
-        </w:tabs>
-        <w:ind w:left="4080" w:hanging="480"/>
+        <w:ind w:left="4320" w:hanging="360"/>
       </w:pPr>
     </w:lvl>
     <w:lvl w:ilvl="6">
@@ -4602,10 +4513,7 @@
       <w:lvlText w:val=" "/>
       <w:lvlJc w:val="left"/>
       <w:pPr>
-        <w:tabs>
-          <w:tab w:val="num" w:pos="4320"/>
-        </w:tabs>
-        <w:ind w:left="4800" w:hanging="480"/>
+        <w:ind w:left="5040" w:hanging="360"/>
       </w:pPr>
     </w:lvl>
     <w:lvl w:ilvl="7">
@@ -4613,10 +4521,7 @@
       <w:lvlText w:val=" "/>
       <w:lvlJc w:val="left"/>
       <w:pPr>
-        <w:tabs>
-          <w:tab w:val="num" w:pos="5040"/>
-        </w:tabs>
-        <w:ind w:left="5520" w:hanging="480"/>
+        <w:ind w:left="5760" w:hanging="360"/>
       </w:pPr>
     </w:lvl>
     <w:lvl w:ilvl="8">
@@ -4624,162 +4529,159 @@
       <w:lvlText w:val=" "/>
       <w:lvlJc w:val="left"/>
       <w:pPr>
-        <w:tabs>
-          <w:tab w:val="num" w:pos="5760"/>
-        </w:tabs>
-        <w:ind w:left="6240" w:hanging="480"/>
+        <w:ind w:left="6480" w:hanging="360"/>
       </w:pPr>
     </w:lvl>
   </w:abstractNum>
   <w:abstractNum w:abstractNumId="991">
-    <w:nsid w:val="ea454b4c"/>
+    <w:nsid w:val="0000A991"/>
     <w:multiLevelType w:val="multilevel"/>
     <w:lvl w:ilvl="0">
       <w:numFmt w:val="bullet"/>
-      <w:lvlText w:val="•"/>
+      <w:lvlText w:val=""/>
       <w:lvlJc w:val="left"/>
       <w:pPr>
-        <w:tabs>
-          <w:tab w:val="num" w:pos="0"/>
-        </w:tabs>
-        <w:ind w:left="480" w:hanging="480"/>
-      </w:pPr>
+        <w:ind w:left="720" w:hanging="360"/>
+      </w:pPr>
+      <w:rPr>
+        <w:rFonts w:ascii="Symbol" w:hAnsi="Symbol" w:cs="Symbol" w:hint="default"/>
+      </w:rPr>
     </w:lvl>
     <w:lvl w:ilvl="1">
       <w:numFmt w:val="bullet"/>
-      <w:lvlText w:val="–"/>
+      <w:lvlText w:val="o"/>
       <w:lvlJc w:val="left"/>
       <w:pPr>
-        <w:tabs>
-          <w:tab w:val="num" w:pos="720"/>
-        </w:tabs>
-        <w:ind w:left="1200" w:hanging="480"/>
-      </w:pPr>
+        <w:ind w:left="1440" w:hanging="360"/>
+      </w:pPr>
+      <w:rPr>
+        <w:rFonts w:ascii="Courier New" w:hAnsi="Courier New" w:cs="Courier New" w:hint="default"/>
+      </w:rPr>
     </w:lvl>
     <w:lvl w:ilvl="2">
       <w:numFmt w:val="bullet"/>
-      <w:lvlText w:val="•"/>
+      <w:lvlText w:val=""/>
       <w:lvlJc w:val="left"/>
       <w:pPr>
-        <w:tabs>
-          <w:tab w:val="num" w:pos="1440"/>
-        </w:tabs>
-        <w:ind w:left="1920" w:hanging="480"/>
-      </w:pPr>
+        <w:ind w:left="2160" w:hanging="360"/>
+      </w:pPr>
+      <w:rPr>
+        <w:rFonts w:ascii="Wingdings" w:hAnsi="Wingdings" w:cs="Wingdings" w:hint="default"/>
+      </w:rPr>
     </w:lvl>
     <w:lvl w:ilvl="3">
       <w:numFmt w:val="bullet"/>
-      <w:lvlText w:val="–"/>
+      <w:lvlText w:val=""/>
       <w:lvlJc w:val="left"/>
       <w:pPr>
-        <w:tabs>
-          <w:tab w:val="num" w:pos="2160"/>
-        </w:tabs>
-        <w:ind w:left="2640" w:hanging="480"/>
-      </w:pPr>
+        <w:ind w:left="2880" w:hanging="360"/>
+      </w:pPr>
+      <w:rPr>
+        <w:rFonts w:ascii="Symbol" w:hAnsi="Symbol" w:cs="Symbol" w:hint="default"/>
+      </w:rPr>
     </w:lvl>
     <w:lvl w:ilvl="4">
       <w:numFmt w:val="bullet"/>
-      <w:lvlText w:val="•"/>
+      <w:lvlText w:val="o"/>
       <w:lvlJc w:val="left"/>
       <w:pPr>
-        <w:tabs>
-          <w:tab w:val="num" w:pos="2880"/>
-        </w:tabs>
-        <w:ind w:left="3360" w:hanging="480"/>
-      </w:pPr>
+        <w:ind w:left="3600" w:hanging="360"/>
+      </w:pPr>
+      <w:rPr>
+        <w:rFonts w:ascii="Courier New" w:hAnsi="Courier New" w:cs="Courier New" w:hint="default"/>
+      </w:rPr>
     </w:lvl>
     <w:lvl w:ilvl="5">
       <w:numFmt w:val="bullet"/>
-      <w:lvlText w:val="–"/>
+      <w:lvlText w:val=""/>
       <w:lvlJc w:val="left"/>
       <w:pPr>
-        <w:tabs>
-          <w:tab w:val="num" w:pos="3600"/>
-        </w:tabs>
-        <w:ind w:left="4080" w:hanging="480"/>
-      </w:pPr>
+        <w:ind w:left="4320" w:hanging="360"/>
+      </w:pPr>
+      <w:rPr>
+        <w:rFonts w:ascii="Wingdings" w:hAnsi="Wingdings" w:cs="Wingdings" w:hint="default"/>
+      </w:rPr>
     </w:lvl>
     <w:lvl w:ilvl="6">
       <w:numFmt w:val="bullet"/>
-      <w:lvlText w:val="•"/>
+      <w:lvlText w:val=""/>
       <w:lvlJc w:val="left"/>
       <w:pPr>
-        <w:tabs>
-          <w:tab w:val="num" w:pos="4320"/>
-        </w:tabs>
-        <w:ind w:left="4800" w:hanging="480"/>
-      </w:pPr>
+        <w:ind w:left="5040" w:hanging="360"/>
+      </w:pPr>
+      <w:rPr>
+        <w:rFonts w:ascii="Symbol" w:hAnsi="Symbol" w:cs="Symbol" w:hint="default"/>
+      </w:rPr>
     </w:lvl>
     <w:lvl w:ilvl="7">
       <w:numFmt w:val="bullet"/>
-      <w:lvlText w:val="–"/>
+      <w:lvlText w:val="o"/>
       <w:lvlJc w:val="left"/>
       <w:pPr>
-        <w:tabs>
-          <w:tab w:val="num" w:pos="5040"/>
-        </w:tabs>
-        <w:ind w:left="5520" w:hanging="480"/>
-      </w:pPr>
+        <w:ind w:left="5760" w:hanging="360"/>
+      </w:pPr>
+      <w:rPr>
+        <w:rFonts w:ascii="Courier New" w:hAnsi="Courier New" w:cs="Courier New" w:hint="default"/>
+      </w:rPr>
     </w:lvl>
     <w:lvl w:ilvl="8">
       <w:numFmt w:val="bullet"/>
-      <w:lvlText w:val="•"/>
+      <w:lvlText w:val=""/>
       <w:lvlJc w:val="left"/>
       <w:pPr>
-        <w:tabs>
-          <w:tab w:val="num" w:pos="5760"/>
-        </w:tabs>
-        <w:ind w:left="6240" w:hanging="480"/>
-      </w:pPr>
+        <w:ind w:left="6480" w:hanging="360"/>
+      </w:pPr>
+      <w:rPr>
+        <w:rFonts w:ascii="Wingdings" w:hAnsi="Wingdings" w:cs="Wingdings" w:hint="default"/>
+      </w:rPr>
     </w:lvl>
   </w:abstractNum>
-  <w:num w:numId="1" w16cid:durableId="666442937">
+  <w:num w16cid:durableId="666442937" w:numId="1">
     <w:abstractNumId w:val="1"/>
   </w:num>
-  <w:num w:numId="2" w16cid:durableId="611596762">
+  <w:num w16cid:durableId="611596762" w:numId="2">
     <w:abstractNumId w:val="0"/>
   </w:num>
-  <w:num w:numId="3" w16cid:durableId="388962429">
+  <w:num w16cid:durableId="388962429" w:numId="3">
     <w:abstractNumId w:val="0"/>
   </w:num>
-  <w:num w:numId="4" w16cid:durableId="1208103481">
+  <w:num w16cid:durableId="1208103481" w:numId="4">
     <w:abstractNumId w:val="0"/>
   </w:num>
-  <w:num w:numId="5" w16cid:durableId="2058387244">
+  <w:num w16cid:durableId="2058387244" w:numId="5">
     <w:abstractNumId w:val="0"/>
   </w:num>
-  <w:num w:numId="6" w16cid:durableId="571309507">
+  <w:num w16cid:durableId="571309507" w:numId="6">
     <w:abstractNumId w:val="0"/>
   </w:num>
-  <w:num w:numId="7" w16cid:durableId="564293530">
+  <w:num w16cid:durableId="564293530" w:numId="7">
     <w:abstractNumId w:val="0"/>
   </w:num>
-  <w:num w:numId="8" w16cid:durableId="1537962493">
+  <w:num w16cid:durableId="1537962493" w:numId="8">
     <w:abstractNumId w:val="0"/>
   </w:num>
-  <w:num w:numId="9" w16cid:durableId="1458573164">
+  <w:num w16cid:durableId="1458573164" w:numId="9">
     <w:abstractNumId w:val="0"/>
   </w:num>
-  <w:num w:numId="10" w16cid:durableId="2042437547">
+  <w:num w16cid:durableId="2042437547" w:numId="10">
     <w:abstractNumId w:val="0"/>
   </w:num>
-  <w:num w:numId="11" w16cid:durableId="2042438987">
+  <w:num w16cid:durableId="2042438987" w:numId="11">
     <w:abstractNumId w:val="0"/>
   </w:num>
-  <w:num w:numId="12" w16cid:durableId="477458780">
+  <w:num w16cid:durableId="477458780" w:numId="12">
     <w:abstractNumId w:val="0"/>
   </w:num>
-  <w:num w:numId="13" w16cid:durableId="698898323">
+  <w:num w16cid:durableId="698898323" w:numId="13">
     <w:abstractNumId w:val="0"/>
   </w:num>
-  <w:num w:numId="14" w16cid:durableId="424956732">
+  <w:num w16cid:durableId="424956732" w:numId="14">
     <w:abstractNumId w:val="0"/>
   </w:num>
-  <w:num w:numId="15" w16cid:durableId="69932026">
+  <w:num w16cid:durableId="69932026" w:numId="15">
     <w:abstractNumId w:val="0"/>
   </w:num>
-  <w:num w:numId="16" w16cid:durableId="1401829951">
+  <w:num w16cid:durableId="1401829951" w:numId="16">
     <w:abstractNumId w:val="3"/>
     <w:lvlOverride w:ilvl="0">
       <w:startOverride w:val="1"/>
@@ -4809,10 +4711,10 @@
       <w:startOverride w:val="1"/>
     </w:lvlOverride>
   </w:num>
-  <w:num w:numId="17" w16cid:durableId="1720593767">
+  <w:num w16cid:durableId="1720593767" w:numId="17">
     <w:abstractNumId w:val="0"/>
   </w:num>
-  <w:num w:numId="18" w16cid:durableId="293027331">
+  <w:num w16cid:durableId="293027331" w:numId="18">
     <w:abstractNumId w:val="2"/>
     <w:lvlOverride w:ilvl="0">
       <w:startOverride w:val="7"/>
@@ -4906,15 +4808,15 @@
 </file>
 
 <file path=word/styles.xml><?xml version="1.0" encoding="utf-8"?>
-<w:styles xmlns:mc="http://schemas.openxmlformats.org/markup-compatibility/2006" xmlns:r="http://schemas.openxmlformats.org/officeDocument/2006/relationships" xmlns:w="http://schemas.openxmlformats.org/wordprocessingml/2006/main" xmlns:w14="http://schemas.microsoft.com/office/word/2010/wordml" xmlns:w15="http://schemas.microsoft.com/office/word/2012/wordml" xmlns:w16cex="http://schemas.microsoft.com/office/word/2018/wordml/cex" xmlns:w16cid="http://schemas.microsoft.com/office/word/2016/wordml/cid" xmlns:w16="http://schemas.microsoft.com/office/word/2018/wordml" xmlns:w16sdtdh="http://schemas.microsoft.com/office/word/2020/wordml/sdtdatahash" xmlns:w16sdtfl="http://schemas.microsoft.com/office/word/2024/wordml/sdtformatlock" xmlns:w16se="http://schemas.microsoft.com/office/word/2015/wordml/symex" xmlns:w16du="http://schemas.microsoft.com/office/word/2023/wordml/word16du" mc:Ignorable="w14 w15 w16se w16cid w16 w16cex w16sdtdh w16sdtfl w16du">
+<w:styles xmlns:mc="http://schemas.openxmlformats.org/markup-compatibility/2006" xmlns:r="http://schemas.openxmlformats.org/officeDocument/2006/relationships" xmlns:w="http://schemas.openxmlformats.org/wordprocessingml/2006/main" xmlns:w14="http://schemas.microsoft.com/office/word/2010/wordml" xmlns:w15="http://schemas.microsoft.com/office/word/2012/wordml" xmlns:w16="http://schemas.microsoft.com/office/word/2018/wordml" xmlns:w16cex="http://schemas.microsoft.com/office/word/2018/wordml/cex" xmlns:w16cid="http://schemas.microsoft.com/office/word/2016/wordml/cid" xmlns:w16du="http://schemas.microsoft.com/office/word/2023/wordml/word16du" xmlns:w16sdtdh="http://schemas.microsoft.com/office/word/2020/wordml/sdtdatahash" xmlns:w16sdtfl="http://schemas.microsoft.com/office/word/2024/wordml/sdtformatlock" xmlns:w16se="http://schemas.microsoft.com/office/word/2015/wordml/symex" mc:Ignorable="w14 w15 w16se w16cid w16 w16cex w16sdtdh w16sdtfl w16du">
   <w:docDefaults>
     <w:rPrDefault>
       <w:rPr>
-        <w:rFonts w:asciiTheme="minorHAnsi" w:eastAsiaTheme="minorHAnsi" w:hAnsiTheme="minorHAnsi" w:cstheme="minorBidi"/>
+        <w:rFonts w:asciiTheme="minorHAnsi" w:cstheme="minorBidi" w:eastAsiaTheme="minorHAnsi" w:hAnsiTheme="minorHAnsi"/>
         <w:color w:val="1A1A1A"/>
         <w:sz w:val="22"/>
         <w:szCs w:val="22"/>
-        <w:lang w:val="en-US" w:eastAsia="en-US" w:bidi="ar-SA"/>
+        <w:lang w:bidi="ar-SA" w:eastAsia="en-US" w:val="en-US"/>
       </w:rPr>
     </w:rPrDefault>
     <w:pPrDefault>
@@ -4923,7 +4825,7 @@
       </w:pPr>
     </w:pPrDefault>
   </w:docDefaults>
-  <w:latentStyles w:defLockedState="0" w:defUIPriority="0" w:defSemiHidden="0" w:defUnhideWhenUsed="0" w:defQFormat="0" w:count="376">
+  <w:latentStyles w:count="376" w:defLockedState="0" w:defQFormat="0" w:defSemiHidden="0" w:defUIPriority="0" w:defUnhideWhenUsed="0">
     <w:lsdException w:name="toc 1" w:uiPriority="39"/>
     <w:lsdException w:name="toc 2" w:uiPriority="39"/>
     <w:lsdException w:name="Hyperlink" w:uiPriority="99"/>
@@ -5170,11 +5072,11 @@
     <w:lsdException w:name="Unresolved Mention" w:semiHidden="1" w:uiPriority="99" w:unhideWhenUsed="1"/>
     <w:lsdException w:name="Smart Link" w:semiHidden="1" w:uiPriority="99" w:unhideWhenUsed="1"/>
   </w:latentStyles>
-  <w:style w:type="paragraph" w:default="1" w:styleId="Normal">
+  <w:style w:default="1" w:styleId="Normal" w:type="paragraph">
     <w:name w:val="Normal"/>
     <w:qFormat/>
   </w:style>
-  <w:style w:type="paragraph" w:styleId="Heading1">
+  <w:style w:styleId="Heading1" w:type="paragraph">
     <w:name w:val="heading 1"/>
     <w:basedOn w:val="Normal"/>
     <w:next w:val="BodyText"/>
@@ -5183,11 +5085,11 @@
     <w:pPr>
       <w:keepNext/>
       <w:keepLines/>
-      <w:spacing w:before="480" w:after="0"/>
+      <w:spacing w:after="0" w:before="480"/>
       <w:outlineLvl w:val="0"/>
     </w:pPr>
     <w:rPr>
-      <w:rFonts w:asciiTheme="majorHAnsi" w:eastAsiaTheme="majorEastAsia" w:hAnsiTheme="majorHAnsi" w:cstheme="majorBidi"/>
+      <w:rFonts w:asciiTheme="majorHAnsi" w:cstheme="majorBidi" w:eastAsiaTheme="majorEastAsia" w:hAnsiTheme="majorHAnsi"/>
       <w:b/>
       <w:bCs/>
       <w:color w:val="E64C38"/>
@@ -5195,7 +5097,7 @@
       <w:szCs w:val="32"/>
     </w:rPr>
   </w:style>
-  <w:style w:type="paragraph" w:styleId="Heading2">
+  <w:style w:styleId="Heading2" w:type="paragraph">
     <w:name w:val="heading 2"/>
     <w:basedOn w:val="Normal"/>
     <w:next w:val="BodyText"/>
@@ -5205,11 +5107,11 @@
     <w:pPr>
       <w:keepNext/>
       <w:keepLines/>
-      <w:spacing w:before="200" w:after="0"/>
+      <w:spacing w:after="0" w:before="200"/>
       <w:outlineLvl w:val="1"/>
     </w:pPr>
     <w:rPr>
-      <w:rFonts w:asciiTheme="majorHAnsi" w:eastAsiaTheme="majorEastAsia" w:hAnsiTheme="majorHAnsi" w:cstheme="majorBidi"/>
+      <w:rFonts w:asciiTheme="majorHAnsi" w:cstheme="majorBidi" w:eastAsiaTheme="majorEastAsia" w:hAnsiTheme="majorHAnsi"/>
       <w:b/>
       <w:bCs/>
       <w:color w:val="E64C38"/>
@@ -5217,7 +5119,7 @@
       <w:szCs w:val="28"/>
     </w:rPr>
   </w:style>
-  <w:style w:type="paragraph" w:styleId="Heading3">
+  <w:style w:styleId="Heading3" w:type="paragraph">
     <w:name w:val="heading 3"/>
     <w:basedOn w:val="Normal"/>
     <w:next w:val="BodyText"/>
@@ -5227,11 +5129,11 @@
     <w:pPr>
       <w:keepNext/>
       <w:keepLines/>
-      <w:spacing w:before="200" w:after="0"/>
+      <w:spacing w:after="0" w:before="200"/>
       <w:outlineLvl w:val="2"/>
     </w:pPr>
     <w:rPr>
-      <w:rFonts w:asciiTheme="majorHAnsi" w:eastAsiaTheme="majorEastAsia" w:hAnsiTheme="majorHAnsi" w:cstheme="majorBidi"/>
+      <w:rFonts w:asciiTheme="majorHAnsi" w:cstheme="majorBidi" w:eastAsiaTheme="majorEastAsia" w:hAnsiTheme="majorHAnsi"/>
       <w:b/>
       <w:bCs/>
       <w:color w:val="E64C38"/>
@@ -5239,7 +5141,7 @@
       <w:szCs w:val="24"/>
     </w:rPr>
   </w:style>
-  <w:style w:type="paragraph" w:styleId="Heading4">
+  <w:style w:styleId="Heading4" w:type="paragraph">
     <w:name w:val="heading 4"/>
     <w:basedOn w:val="Normal"/>
     <w:next w:val="BodyText"/>
@@ -5249,11 +5151,11 @@
     <w:pPr>
       <w:keepNext/>
       <w:keepLines/>
-      <w:spacing w:before="200" w:after="0"/>
+      <w:spacing w:after="0" w:before="200"/>
       <w:outlineLvl w:val="3"/>
     </w:pPr>
     <w:rPr>
-      <w:rFonts w:asciiTheme="majorHAnsi" w:eastAsiaTheme="majorEastAsia" w:hAnsiTheme="majorHAnsi" w:cstheme="majorBidi"/>
+      <w:rFonts w:asciiTheme="majorHAnsi" w:cstheme="majorBidi" w:eastAsiaTheme="majorEastAsia" w:hAnsiTheme="majorHAnsi"/>
       <w:bCs/>
       <w:i/>
       <w:color w:val="E64C38"/>
@@ -5261,7 +5163,7 @@
       <w:szCs w:val="24"/>
     </w:rPr>
   </w:style>
-  <w:style w:type="paragraph" w:styleId="Heading5">
+  <w:style w:styleId="Heading5" w:type="paragraph">
     <w:name w:val="heading 5"/>
     <w:basedOn w:val="Normal"/>
     <w:next w:val="BodyText"/>
@@ -5271,18 +5173,18 @@
     <w:pPr>
       <w:keepNext/>
       <w:keepLines/>
-      <w:spacing w:before="200" w:after="0"/>
+      <w:spacing w:after="0" w:before="200"/>
       <w:outlineLvl w:val="4"/>
     </w:pPr>
     <w:rPr>
-      <w:rFonts w:asciiTheme="majorHAnsi" w:eastAsiaTheme="majorEastAsia" w:hAnsiTheme="majorHAnsi" w:cstheme="majorBidi"/>
+      <w:rFonts w:asciiTheme="majorHAnsi" w:cstheme="majorBidi" w:eastAsiaTheme="majorEastAsia" w:hAnsiTheme="majorHAnsi"/>
       <w:iCs/>
       <w:color w:val="E64C38"/>
       <w:sz w:val="24"/>
       <w:szCs w:val="24"/>
     </w:rPr>
   </w:style>
-  <w:style w:type="paragraph" w:styleId="Heading6">
+  <w:style w:styleId="Heading6" w:type="paragraph">
     <w:name w:val="heading 6"/>
     <w:basedOn w:val="Normal"/>
     <w:next w:val="BodyText"/>
@@ -5292,17 +5194,17 @@
     <w:pPr>
       <w:keepNext/>
       <w:keepLines/>
-      <w:spacing w:before="200" w:after="0"/>
+      <w:spacing w:after="0" w:before="200"/>
       <w:outlineLvl w:val="5"/>
     </w:pPr>
     <w:rPr>
-      <w:rFonts w:asciiTheme="majorHAnsi" w:eastAsiaTheme="majorEastAsia" w:hAnsiTheme="majorHAnsi" w:cstheme="majorBidi"/>
+      <w:rFonts w:asciiTheme="majorHAnsi" w:cstheme="majorBidi" w:eastAsiaTheme="majorEastAsia" w:hAnsiTheme="majorHAnsi"/>
       <w:color w:val="E64C38"/>
       <w:sz w:val="24"/>
       <w:szCs w:val="24"/>
     </w:rPr>
   </w:style>
-  <w:style w:type="paragraph" w:styleId="Heading7">
+  <w:style w:styleId="Heading7" w:type="paragraph">
     <w:name w:val="heading 7"/>
     <w:basedOn w:val="Normal"/>
     <w:next w:val="BodyText"/>
@@ -5312,17 +5214,17 @@
     <w:pPr>
       <w:keepNext/>
       <w:keepLines/>
-      <w:spacing w:before="200" w:after="0"/>
+      <w:spacing w:after="0" w:before="200"/>
       <w:outlineLvl w:val="6"/>
     </w:pPr>
     <w:rPr>
-      <w:rFonts w:asciiTheme="majorHAnsi" w:eastAsiaTheme="majorEastAsia" w:hAnsiTheme="majorHAnsi" w:cstheme="majorBidi"/>
+      <w:rFonts w:asciiTheme="majorHAnsi" w:cstheme="majorBidi" w:eastAsiaTheme="majorEastAsia" w:hAnsiTheme="majorHAnsi"/>
       <w:color w:val="E64C38"/>
       <w:sz w:val="24"/>
       <w:szCs w:val="24"/>
     </w:rPr>
   </w:style>
-  <w:style w:type="paragraph" w:styleId="Heading8">
+  <w:style w:styleId="Heading8" w:type="paragraph">
     <w:name w:val="heading 8"/>
     <w:basedOn w:val="Normal"/>
     <w:next w:val="BodyText"/>
@@ -5332,17 +5234,17 @@
     <w:pPr>
       <w:keepNext/>
       <w:keepLines/>
-      <w:spacing w:before="200" w:after="0"/>
+      <w:spacing w:after="0" w:before="200"/>
       <w:outlineLvl w:val="7"/>
     </w:pPr>
     <w:rPr>
-      <w:rFonts w:asciiTheme="majorHAnsi" w:eastAsiaTheme="majorEastAsia" w:hAnsiTheme="majorHAnsi" w:cstheme="majorBidi"/>
+      <w:rFonts w:asciiTheme="majorHAnsi" w:cstheme="majorBidi" w:eastAsiaTheme="majorEastAsia" w:hAnsiTheme="majorHAnsi"/>
       <w:color w:val="E64C38"/>
       <w:sz w:val="24"/>
       <w:szCs w:val="24"/>
     </w:rPr>
   </w:style>
-  <w:style w:type="paragraph" w:styleId="Heading9">
+  <w:style w:styleId="Heading9" w:type="paragraph">
     <w:name w:val="heading 9"/>
     <w:basedOn w:val="Normal"/>
     <w:next w:val="BodyText"/>
@@ -5352,66 +5254,66 @@
     <w:pPr>
       <w:keepNext/>
       <w:keepLines/>
-      <w:spacing w:before="200" w:after="0"/>
+      <w:spacing w:after="0" w:before="200"/>
       <w:outlineLvl w:val="8"/>
     </w:pPr>
     <w:rPr>
-      <w:rFonts w:asciiTheme="majorHAnsi" w:eastAsiaTheme="majorEastAsia" w:hAnsiTheme="majorHAnsi" w:cstheme="majorBidi"/>
+      <w:rFonts w:asciiTheme="majorHAnsi" w:cstheme="majorBidi" w:eastAsiaTheme="majorEastAsia" w:hAnsiTheme="majorHAnsi"/>
       <w:color w:val="E64C38"/>
       <w:sz w:val="24"/>
       <w:szCs w:val="24"/>
     </w:rPr>
   </w:style>
-  <w:style w:type="character" w:default="1" w:styleId="DefaultParagraphFont">
+  <w:style w:default="1" w:styleId="DefaultParagraphFont" w:type="character">
     <w:name w:val="Default Paragraph Font"/>
     <w:uiPriority w:val="1"/>
     <w:semiHidden/>
     <w:unhideWhenUsed/>
   </w:style>
-  <w:style w:type="table" w:default="1" w:styleId="TableNormal">
+  <w:style w:default="1" w:styleId="TableNormal" w:type="table">
     <w:name w:val="Normal Table"/>
     <w:uiPriority w:val="99"/>
     <w:semiHidden/>
     <w:unhideWhenUsed/>
     <w:tblPr>
-      <w:tblInd w:w="0" w:type="dxa"/>
+      <w:tblInd w:type="dxa" w:w="0"/>
       <w:tblCellMar>
-        <w:top w:w="0" w:type="dxa"/>
-        <w:left w:w="108" w:type="dxa"/>
-        <w:bottom w:w="0" w:type="dxa"/>
-        <w:right w:w="108" w:type="dxa"/>
+        <w:top w:type="dxa" w:w="0"/>
+        <w:left w:type="dxa" w:w="108"/>
+        <w:bottom w:type="dxa" w:w="0"/>
+        <w:right w:type="dxa" w:w="108"/>
       </w:tblCellMar>
     </w:tblPr>
   </w:style>
-  <w:style w:type="numbering" w:default="1" w:styleId="NoList">
+  <w:style w:default="1" w:styleId="NoList" w:type="numbering">
     <w:name w:val="No List"/>
     <w:uiPriority w:val="99"/>
     <w:semiHidden/>
     <w:unhideWhenUsed/>
   </w:style>
-  <w:style w:type="paragraph" w:styleId="BodyText">
+  <w:style w:styleId="BodyText" w:type="paragraph">
     <w:name w:val="Body Text"/>
     <w:basedOn w:val="Normal"/>
     <w:qFormat/>
     <w:pPr>
-      <w:spacing w:before="180" w:after="180"/>
+      <w:spacing w:after="180" w:before="180"/>
     </w:pPr>
   </w:style>
-  <w:style w:type="paragraph" w:customStyle="1" w:styleId="FirstParagraph">
+  <w:style w:customStyle="1" w:styleId="FirstParagraph" w:type="paragraph">
     <w:name w:val="First Paragraph"/>
     <w:basedOn w:val="BodyText"/>
     <w:next w:val="BodyText"/>
     <w:qFormat/>
   </w:style>
-  <w:style w:type="paragraph" w:customStyle="1" w:styleId="Compact">
+  <w:style w:customStyle="1" w:styleId="Compact" w:type="paragraph">
     <w:name w:val="Compact"/>
     <w:basedOn w:val="BodyText"/>
     <w:qFormat/>
     <w:pPr>
-      <w:spacing w:before="36" w:after="36"/>
+      <w:spacing w:after="36" w:before="36"/>
     </w:pPr>
   </w:style>
-  <w:style w:type="paragraph" w:styleId="Title">
+  <w:style w:styleId="Title" w:type="paragraph">
     <w:name w:val="Title"/>
     <w:basedOn w:val="Normal"/>
     <w:next w:val="BodyText"/>
@@ -5419,7 +5321,7 @@
     <w:pPr>
       <w:keepNext/>
       <w:keepLines/>
-      <w:spacing w:before="480" w:after="240"/>
+      <w:spacing w:after="240" w:before="480"/>
       <w:jc w:val="center"/>
     </w:pPr>
     <w:rPr>
@@ -5429,7 +5331,7 @@
       <w:szCs w:val="52"/>
     </w:rPr>
   </w:style>
-  <w:style w:type="paragraph" w:styleId="Subtitle">
+  <w:style w:styleId="Subtitle" w:type="paragraph">
     <w:name w:val="Subtitle"/>
     <w:basedOn w:val="Title"/>
     <w:next w:val="BodyText"/>
@@ -5442,7 +5344,7 @@
       <w:szCs w:val="30"/>
     </w:rPr>
   </w:style>
-  <w:style w:type="paragraph" w:customStyle="1" w:styleId="Author">
+  <w:style w:customStyle="1" w:styleId="Author" w:type="paragraph">
     <w:name w:val="Author"/>
     <w:next w:val="BodyText"/>
     <w:qFormat/>
@@ -5452,7 +5354,7 @@
       <w:jc w:val="center"/>
     </w:pPr>
   </w:style>
-  <w:style w:type="paragraph" w:styleId="Date">
+  <w:style w:styleId="Date" w:type="paragraph">
     <w:name w:val="Date"/>
     <w:next w:val="BodyText"/>
     <w:qFormat/>
@@ -5462,7 +5364,7 @@
       <w:jc w:val="center"/>
     </w:pPr>
   </w:style>
-  <w:style w:type="paragraph" w:customStyle="1" w:styleId="Abstract">
+  <w:style w:customStyle="1" w:styleId="Abstract" w:type="paragraph">
     <w:name w:val="Abstract"/>
     <w:basedOn w:val="Normal"/>
     <w:next w:val="BodyText"/>
@@ -5470,19 +5372,19 @@
     <w:pPr>
       <w:keepNext/>
       <w:keepLines/>
-      <w:spacing w:before="300" w:after="300"/>
+      <w:spacing w:after="300" w:before="300"/>
     </w:pPr>
     <w:rPr>
       <w:sz w:val="20"/>
       <w:szCs w:val="20"/>
     </w:rPr>
   </w:style>
-  <w:style w:type="paragraph" w:styleId="Bibliography">
+  <w:style w:styleId="Bibliography" w:type="paragraph">
     <w:name w:val="Bibliography"/>
     <w:basedOn w:val="Normal"/>
     <w:qFormat/>
   </w:style>
-  <w:style w:type="paragraph" w:styleId="BlockText">
+  <w:style w:styleId="BlockText" w:type="paragraph">
     <w:name w:val="Block Text"/>
     <w:basedOn w:val="BodyText"/>
     <w:next w:val="BodyText"/>
@@ -5490,33 +5392,33 @@
     <w:unhideWhenUsed/>
     <w:qFormat/>
     <w:pPr>
-      <w:spacing w:before="100" w:after="100"/>
+      <w:spacing w:after="100" w:before="100"/>
       <w:ind w:left="480" w:right="480"/>
     </w:pPr>
   </w:style>
-  <w:style w:type="paragraph" w:styleId="FootnoteText">
+  <w:style w:styleId="FootnoteText" w:type="paragraph">
     <w:name w:val="footnote text"/>
     <w:basedOn w:val="Normal"/>
     <w:uiPriority w:val="9"/>
     <w:unhideWhenUsed/>
     <w:qFormat/>
   </w:style>
-  <w:style w:type="table" w:customStyle="1" w:styleId="Table">
+  <w:style w:customStyle="1" w:styleId="Table" w:type="table">
     <w:name w:val="Table"/>
     <w:semiHidden/>
     <w:unhideWhenUsed/>
     <w:qFormat/>
     <w:tblPr>
-      <w:tblInd w:w="0" w:type="dxa"/>
+      <w:tblInd w:type="dxa" w:w="0"/>
       <w:tblCellMar>
-        <w:top w:w="0" w:type="dxa"/>
-        <w:left w:w="108" w:type="dxa"/>
-        <w:bottom w:w="0" w:type="dxa"/>
-        <w:right w:w="108" w:type="dxa"/>
+        <w:top w:type="dxa" w:w="0"/>
+        <w:left w:type="dxa" w:w="108"/>
+        <w:bottom w:type="dxa" w:w="0"/>
+        <w:right w:type="dxa" w:w="108"/>
       </w:tblCellMar>
     </w:tblPr>
   </w:style>
-  <w:style w:type="paragraph" w:customStyle="1" w:styleId="DefinitionTerm">
+  <w:style w:customStyle="1" w:styleId="DefinitionTerm" w:type="paragraph">
     <w:name w:val="Definition Term"/>
     <w:basedOn w:val="Normal"/>
     <w:next w:val="Definition"/>
@@ -5529,11 +5431,11 @@
       <w:b/>
     </w:rPr>
   </w:style>
-  <w:style w:type="paragraph" w:customStyle="1" w:styleId="Definition">
+  <w:style w:customStyle="1" w:styleId="Definition" w:type="paragraph">
     <w:name w:val="Definition"/>
     <w:basedOn w:val="Normal"/>
   </w:style>
-  <w:style w:type="paragraph" w:styleId="Caption">
+  <w:style w:styleId="Caption" w:type="paragraph">
     <w:name w:val="caption"/>
     <w:basedOn w:val="Normal"/>
     <w:link w:val="CaptionChar"/>
@@ -5544,34 +5446,34 @@
       <w:i/>
     </w:rPr>
   </w:style>
-  <w:style w:type="paragraph" w:customStyle="1" w:styleId="TableCaption">
+  <w:style w:customStyle="1" w:styleId="TableCaption" w:type="paragraph">
     <w:name w:val="Table Caption"/>
     <w:basedOn w:val="Caption"/>
     <w:pPr>
       <w:keepNext/>
     </w:pPr>
   </w:style>
-  <w:style w:type="paragraph" w:customStyle="1" w:styleId="ImageCaption">
+  <w:style w:customStyle="1" w:styleId="ImageCaption" w:type="paragraph">
     <w:name w:val="Image Caption"/>
     <w:basedOn w:val="Caption"/>
   </w:style>
-  <w:style w:type="paragraph" w:customStyle="1" w:styleId="Figure">
+  <w:style w:customStyle="1" w:styleId="Figure" w:type="paragraph">
     <w:name w:val="Figure"/>
     <w:basedOn w:val="Normal"/>
   </w:style>
-  <w:style w:type="paragraph" w:customStyle="1" w:styleId="CaptionedFigure">
+  <w:style w:customStyle="1" w:styleId="CaptionedFigure" w:type="paragraph">
     <w:name w:val="Captioned Figure"/>
     <w:basedOn w:val="Figure"/>
     <w:pPr>
       <w:keepNext/>
     </w:pPr>
   </w:style>
-  <w:style w:type="character" w:customStyle="1" w:styleId="CaptionChar">
+  <w:style w:customStyle="1" w:styleId="CaptionChar" w:type="character">
     <w:name w:val="Caption Char"/>
     <w:basedOn w:val="DefaultParagraphFont"/>
     <w:link w:val="Caption"/>
   </w:style>
-  <w:style w:type="character" w:customStyle="1" w:styleId="VerbatimChar">
+  <w:style w:customStyle="1" w:styleId="VerbatimChar" w:type="character">
     <w:name w:val="Verbatim Char"/>
     <w:basedOn w:val="CaptionChar"/>
     <w:link w:val="SourceCode"/>
@@ -5580,14 +5482,14 @@
       <w:sz w:val="22"/>
     </w:rPr>
   </w:style>
-  <w:style w:type="character" w:styleId="FootnoteReference">
+  <w:style w:styleId="FootnoteReference" w:type="character">
     <w:name w:val="footnote reference"/>
     <w:basedOn w:val="CaptionChar"/>
     <w:rPr>
       <w:vertAlign w:val="superscript"/>
     </w:rPr>
   </w:style>
-  <w:style w:type="character" w:styleId="Hyperlink">
+  <w:style w:styleId="Hyperlink" w:type="character">
     <w:name w:val="Hyperlink"/>
     <w:basedOn w:val="CaptionChar"/>
     <w:uiPriority w:val="99"/>
@@ -5595,7 +5497,7 @@
       <w:color w:val="E64C38"/>
     </w:rPr>
   </w:style>
-  <w:style w:type="paragraph" w:styleId="TOCHeading">
+  <w:style w:styleId="TOCHeading" w:type="paragraph">
     <w:name w:val="TOC Heading"/>
     <w:basedOn w:val="Heading1"/>
     <w:next w:val="BodyText"/>
@@ -5611,7 +5513,7 @@
       <w:bCs w:val="0"/>
     </w:rPr>
   </w:style>
-  <w:style w:type="paragraph" w:customStyle="1" w:styleId="SourceCode">
+  <w:style w:customStyle="1" w:styleId="SourceCode" w:type="paragraph">
     <w:name w:val="Source Code"/>
     <w:basedOn w:val="Normal"/>
     <w:link w:val="VerbatimChar"/>
@@ -5619,7 +5521,7 @@
       <w:wordWrap w:val="0"/>
     </w:pPr>
   </w:style>
-  <w:style w:type="character" w:customStyle="1" w:styleId="KeywordTok">
+  <w:style w:customStyle="1" w:styleId="KeywordTok" w:type="character">
     <w:name w:val="KeywordTok"/>
     <w:basedOn w:val="VerbatimChar"/>
     <w:rPr>
@@ -5629,7 +5531,7 @@
       <w:sz w:val="22"/>
     </w:rPr>
   </w:style>
-  <w:style w:type="character" w:customStyle="1" w:styleId="DataTypeTok">
+  <w:style w:customStyle="1" w:styleId="DataTypeTok" w:type="character">
     <w:name w:val="DataTypeTok"/>
     <w:basedOn w:val="VerbatimChar"/>
     <w:rPr>
@@ -5638,7 +5540,7 @@
       <w:sz w:val="22"/>
     </w:rPr>
   </w:style>
-  <w:style w:type="character" w:customStyle="1" w:styleId="DecValTok">
+  <w:style w:customStyle="1" w:styleId="DecValTok" w:type="character">
     <w:name w:val="DecValTok"/>
     <w:basedOn w:val="VerbatimChar"/>
     <w:rPr>
@@ -5647,7 +5549,7 @@
       <w:sz w:val="22"/>
     </w:rPr>
   </w:style>
-  <w:style w:type="character" w:customStyle="1" w:styleId="BaseNTok">
+  <w:style w:customStyle="1" w:styleId="BaseNTok" w:type="character">
     <w:name w:val="BaseNTok"/>
     <w:basedOn w:val="VerbatimChar"/>
     <w:rPr>
@@ -5656,7 +5558,7 @@
       <w:sz w:val="22"/>
     </w:rPr>
   </w:style>
-  <w:style w:type="character" w:customStyle="1" w:styleId="FloatTok">
+  <w:style w:customStyle="1" w:styleId="FloatTok" w:type="character">
     <w:name w:val="FloatTok"/>
     <w:basedOn w:val="VerbatimChar"/>
     <w:rPr>
@@ -5665,7 +5567,7 @@
       <w:sz w:val="22"/>
     </w:rPr>
   </w:style>
-  <w:style w:type="character" w:customStyle="1" w:styleId="ConstantTok">
+  <w:style w:customStyle="1" w:styleId="ConstantTok" w:type="character">
     <w:name w:val="ConstantTok"/>
     <w:basedOn w:val="VerbatimChar"/>
     <w:rPr>
@@ -5674,7 +5576,7 @@
       <w:sz w:val="22"/>
     </w:rPr>
   </w:style>
-  <w:style w:type="character" w:customStyle="1" w:styleId="CharTok">
+  <w:style w:customStyle="1" w:styleId="CharTok" w:type="character">
     <w:name w:val="CharTok"/>
     <w:basedOn w:val="VerbatimChar"/>
     <w:rPr>
@@ -5683,7 +5585,7 @@
       <w:sz w:val="22"/>
     </w:rPr>
   </w:style>
-  <w:style w:type="character" w:customStyle="1" w:styleId="SpecialCharTok">
+  <w:style w:customStyle="1" w:styleId="SpecialCharTok" w:type="character">
     <w:name w:val="SpecialCharTok"/>
     <w:basedOn w:val="VerbatimChar"/>
     <w:rPr>
@@ -5692,7 +5594,7 @@
       <w:sz w:val="22"/>
     </w:rPr>
   </w:style>
-  <w:style w:type="character" w:customStyle="1" w:styleId="StringTok">
+  <w:style w:customStyle="1" w:styleId="StringTok" w:type="character">
     <w:name w:val="StringTok"/>
     <w:basedOn w:val="VerbatimChar"/>
     <w:rPr>
@@ -5701,7 +5603,7 @@
       <w:sz w:val="22"/>
     </w:rPr>
   </w:style>
-  <w:style w:type="character" w:customStyle="1" w:styleId="VerbatimStringTok">
+  <w:style w:customStyle="1" w:styleId="VerbatimStringTok" w:type="character">
     <w:name w:val="VerbatimStringTok"/>
     <w:basedOn w:val="VerbatimChar"/>
     <w:rPr>
@@ -5710,7 +5612,7 @@
       <w:sz w:val="22"/>
     </w:rPr>
   </w:style>
-  <w:style w:type="character" w:customStyle="1" w:styleId="SpecialStringTok">
+  <w:style w:customStyle="1" w:styleId="SpecialStringTok" w:type="character">
     <w:name w:val="SpecialStringTok"/>
     <w:basedOn w:val="VerbatimChar"/>
     <w:rPr>
@@ -5719,7 +5621,7 @@
       <w:sz w:val="22"/>
     </w:rPr>
   </w:style>
-  <w:style w:type="character" w:customStyle="1" w:styleId="ImportTok">
+  <w:style w:customStyle="1" w:styleId="ImportTok" w:type="character">
     <w:name w:val="ImportTok"/>
     <w:basedOn w:val="VerbatimChar"/>
     <w:rPr>
@@ -5727,7 +5629,7 @@
       <w:sz w:val="22"/>
     </w:rPr>
   </w:style>
-  <w:style w:type="character" w:customStyle="1" w:styleId="CommentTok">
+  <w:style w:customStyle="1" w:styleId="CommentTok" w:type="character">
     <w:name w:val="CommentTok"/>
     <w:basedOn w:val="VerbatimChar"/>
     <w:rPr>
@@ -5737,7 +5639,7 @@
       <w:sz w:val="22"/>
     </w:rPr>
   </w:style>
-  <w:style w:type="character" w:customStyle="1" w:styleId="DocumentationTok">
+  <w:style w:customStyle="1" w:styleId="DocumentationTok" w:type="character">
     <w:name w:val="DocumentationTok"/>
     <w:basedOn w:val="VerbatimChar"/>
     <w:rPr>
@@ -5747,7 +5649,7 @@
       <w:sz w:val="22"/>
     </w:rPr>
   </w:style>
-  <w:style w:type="character" w:customStyle="1" w:styleId="AnnotationTok">
+  <w:style w:customStyle="1" w:styleId="AnnotationTok" w:type="character">
     <w:name w:val="AnnotationTok"/>
     <w:basedOn w:val="VerbatimChar"/>
     <w:rPr>
@@ -5758,7 +5660,7 @@
       <w:sz w:val="22"/>
     </w:rPr>
   </w:style>
-  <w:style w:type="character" w:customStyle="1" w:styleId="CommentVarTok">
+  <w:style w:customStyle="1" w:styleId="CommentVarTok" w:type="character">
     <w:name w:val="CommentVarTok"/>
     <w:basedOn w:val="VerbatimChar"/>
     <w:rPr>
@@ -5769,7 +5671,7 @@
       <w:sz w:val="22"/>
     </w:rPr>
   </w:style>
-  <w:style w:type="character" w:customStyle="1" w:styleId="OtherTok">
+  <w:style w:customStyle="1" w:styleId="OtherTok" w:type="character">
     <w:name w:val="OtherTok"/>
     <w:basedOn w:val="VerbatimChar"/>
     <w:rPr>
@@ -5778,7 +5680,7 @@
       <w:sz w:val="22"/>
     </w:rPr>
   </w:style>
-  <w:style w:type="character" w:customStyle="1" w:styleId="FunctionTok">
+  <w:style w:customStyle="1" w:styleId="FunctionTok" w:type="character">
     <w:name w:val="FunctionTok"/>
     <w:basedOn w:val="VerbatimChar"/>
     <w:rPr>
@@ -5787,7 +5689,7 @@
       <w:sz w:val="22"/>
     </w:rPr>
   </w:style>
-  <w:style w:type="character" w:customStyle="1" w:styleId="VariableTok">
+  <w:style w:customStyle="1" w:styleId="VariableTok" w:type="character">
     <w:name w:val="VariableTok"/>
     <w:basedOn w:val="VerbatimChar"/>
     <w:rPr>
@@ -5796,7 +5698,7 @@
       <w:sz w:val="22"/>
     </w:rPr>
   </w:style>
-  <w:style w:type="character" w:customStyle="1" w:styleId="ControlFlowTok">
+  <w:style w:customStyle="1" w:styleId="ControlFlowTok" w:type="character">
     <w:name w:val="ControlFlowTok"/>
     <w:basedOn w:val="VerbatimChar"/>
     <w:rPr>
@@ -5806,7 +5708,7 @@
       <w:sz w:val="22"/>
     </w:rPr>
   </w:style>
-  <w:style w:type="character" w:customStyle="1" w:styleId="OperatorTok">
+  <w:style w:customStyle="1" w:styleId="OperatorTok" w:type="character">
     <w:name w:val="OperatorTok"/>
     <w:basedOn w:val="VerbatimChar"/>
     <w:rPr>
@@ -5815,7 +5717,7 @@
       <w:sz w:val="22"/>
     </w:rPr>
   </w:style>
-  <w:style w:type="character" w:customStyle="1" w:styleId="BuiltInTok">
+  <w:style w:customStyle="1" w:styleId="BuiltInTok" w:type="character">
     <w:name w:val="BuiltInTok"/>
     <w:basedOn w:val="VerbatimChar"/>
     <w:rPr>
@@ -5823,7 +5725,7 @@
       <w:sz w:val="22"/>
     </w:rPr>
   </w:style>
-  <w:style w:type="character" w:customStyle="1" w:styleId="ExtensionTok">
+  <w:style w:customStyle="1" w:styleId="ExtensionTok" w:type="character">
     <w:name w:val="ExtensionTok"/>
     <w:basedOn w:val="VerbatimChar"/>
     <w:rPr>
@@ -5831,7 +5733,7 @@
       <w:sz w:val="22"/>
     </w:rPr>
   </w:style>
-  <w:style w:type="character" w:customStyle="1" w:styleId="PreprocessorTok">
+  <w:style w:customStyle="1" w:styleId="PreprocessorTok" w:type="character">
     <w:name w:val="PreprocessorTok"/>
     <w:basedOn w:val="VerbatimChar"/>
     <w:rPr>
@@ -5840,7 +5742,7 @@
       <w:sz w:val="22"/>
     </w:rPr>
   </w:style>
-  <w:style w:type="character" w:customStyle="1" w:styleId="AttributeTok">
+  <w:style w:customStyle="1" w:styleId="AttributeTok" w:type="character">
     <w:name w:val="AttributeTok"/>
     <w:basedOn w:val="VerbatimChar"/>
     <w:rPr>
@@ -5849,7 +5751,7 @@
       <w:sz w:val="22"/>
     </w:rPr>
   </w:style>
-  <w:style w:type="character" w:customStyle="1" w:styleId="RegionMarkerTok">
+  <w:style w:customStyle="1" w:styleId="RegionMarkerTok" w:type="character">
     <w:name w:val="RegionMarkerTok"/>
     <w:basedOn w:val="VerbatimChar"/>
     <w:rPr>
@@ -5857,7 +5759,7 @@
       <w:sz w:val="22"/>
     </w:rPr>
   </w:style>
-  <w:style w:type="character" w:customStyle="1" w:styleId="InformationTok">
+  <w:style w:customStyle="1" w:styleId="InformationTok" w:type="character">
     <w:name w:val="InformationTok"/>
     <w:basedOn w:val="VerbatimChar"/>
     <w:rPr>
@@ -5868,7 +5770,7 @@
       <w:sz w:val="22"/>
     </w:rPr>
   </w:style>
-  <w:style w:type="character" w:customStyle="1" w:styleId="WarningTok">
+  <w:style w:customStyle="1" w:styleId="WarningTok" w:type="character">
     <w:name w:val="WarningTok"/>
     <w:basedOn w:val="VerbatimChar"/>
     <w:rPr>
@@ -5879,7 +5781,7 @@
       <w:sz w:val="22"/>
     </w:rPr>
   </w:style>
-  <w:style w:type="character" w:customStyle="1" w:styleId="AlertTok">
+  <w:style w:customStyle="1" w:styleId="AlertTok" w:type="character">
     <w:name w:val="AlertTok"/>
     <w:basedOn w:val="VerbatimChar"/>
     <w:rPr>
@@ -5889,7 +5791,7 @@
       <w:sz w:val="22"/>
     </w:rPr>
   </w:style>
-  <w:style w:type="character" w:customStyle="1" w:styleId="ErrorTok">
+  <w:style w:customStyle="1" w:styleId="ErrorTok" w:type="character">
     <w:name w:val="ErrorTok"/>
     <w:basedOn w:val="VerbatimChar"/>
     <w:rPr>
@@ -5899,7 +5801,7 @@
       <w:sz w:val="22"/>
     </w:rPr>
   </w:style>
-  <w:style w:type="character" w:customStyle="1" w:styleId="NormalTok">
+  <w:style w:customStyle="1" w:styleId="NormalTok" w:type="character">
     <w:name w:val="NormalTok"/>
     <w:basedOn w:val="VerbatimChar"/>
     <w:rPr>
@@ -5907,7 +5809,7 @@
       <w:sz w:val="22"/>
     </w:rPr>
   </w:style>
-  <w:style w:type="paragraph" w:styleId="TOC1">
+  <w:style w:styleId="TOC1" w:type="paragraph">
     <w:name w:val="toc 1"/>
     <w:basedOn w:val="Normal"/>
     <w:next w:val="Normal"/>
@@ -5918,7 +5820,7 @@
       <w:spacing w:after="100"/>
     </w:pPr>
   </w:style>
-  <w:style w:type="paragraph" w:styleId="TOC2">
+  <w:style w:styleId="TOC2" w:type="paragraph">
     <w:name w:val="toc 2"/>
     <w:basedOn w:val="Normal"/>
     <w:next w:val="Normal"/>

--- a/Enyrgy_Paperclip_Knowledge_Base.docx
+++ b/Enyrgy_Paperclip_Knowledge_Base.docx
@@ -698,6 +698,80 @@
           <w:b/>
           <w:bCs/>
         </w:rPr>
+        <w:t xml:space="preserve">Center for New Medicine, bespoke terms. NOT general pricing, do not propagate (agreed August 2026).</w:t>
+      </w:r>
+      <w:r>
+        <w:t xml:space="preserve"> </w:t>
+      </w:r>
+      <w:r>
+        <w:t xml:space="preserve">CNM is a medical-grade facility and its proposal carries two terms that exist nowhere else: the modality priced at</w:t>
+      </w:r>
+      <w:r>
+        <w:t xml:space="preserve"> </w:t>
+      </w:r>
+      <w:r>
+        <w:rPr>
+          <w:b/>
+          <w:bCs/>
+        </w:rPr>
+        <w:t xml:space="preserve">$25 a session or $100 a week</w:t>
+      </w:r>
+      <w:r>
+        <w:t xml:space="preserve">, and a</w:t>
+      </w:r>
+      <w:r>
+        <w:t xml:space="preserve"> </w:t>
+      </w:r>
+      <w:r>
+        <w:rPr>
+          <w:b/>
+          <w:bCs/>
+        </w:rPr>
+        <w:t xml:space="preserve">50/50 revenue share on consumer units, roughly $1,500 per unit</w:t>
+      </w:r>
+      <w:r>
+        <w:t xml:space="preserve">, with no inventory held by the facility.</w:t>
+      </w:r>
+      <w:r>
+        <w:t xml:space="preserve"> </w:t>
+      </w:r>
+      <w:r>
+        <w:rPr>
+          <w:b/>
+          <w:bCs/>
+        </w:rPr>
+        <w:t xml:space="preserve">$100 a week is about $433 a month, roughly 3.5x the top of the standard operator range below, and the 50/50 share is 2.5x the standard $600.</w:t>
+      </w:r>
+      <w:r>
+        <w:t xml:space="preserve"> </w:t>
+      </w:r>
+      <w:r>
+        <w:t xml:space="preserve">Both are one-off terms for a flagship account. When any other facility asks what operators charge, the answer is the $49 to $125 monthly range; when any other facility asks about reselling, the answer is the $600 figure.</w:t>
+      </w:r>
+      <w:r>
+        <w:t xml:space="preserve"> </w:t>
+      </w:r>
+      <w:r>
+        <w:rPr>
+          <w:b/>
+          <w:bCs/>
+        </w:rPr>
+        <w:t xml:space="preserve">A special deal becomes the standard the moment someone reads it as one.</w:t>
+      </w:r>
+    </w:p>
+    <w:p>
+      <w:pPr>
+        <w:pStyle w:val="Compact"/>
+        <w:numPr>
+          <w:ilvl w:val="0"/>
+          <w:numId w:val="1003"/>
+        </w:numPr>
+      </w:pPr>
+      <w:r>
+        <w:rPr>
+          <w:b/>
+          <w:bCs/>
+        </w:rPr>
         <w:t xml:space="preserve">Take-home retail margin: approximately $600 per device</w:t>
       </w:r>
       <w:r>
@@ -2341,6 +2415,14 @@
     </w:p>
     <w:tbl>
       <w:tblPr>
+        <w:tblBorders>
+          <w:top w:val="single" w:sz="4" w:space="0" w:color="auto"/>
+          <w:left w:val="single" w:sz="4" w:space="0" w:color="auto"/>
+          <w:bottom w:val="single" w:sz="4" w:space="0" w:color="auto"/>
+          <w:right w:val="single" w:sz="4" w:space="0" w:color="auto"/>
+          <w:insideH w:val="single" w:sz="4" w:space="0" w:color="auto"/>
+          <w:insideV w:val="single" w:sz="4" w:space="0" w:color="auto"/>
+        </w:tblBorders>
         <w:tblStyle w:val="Table"/>
         <w:tblW w:type="auto" w:w="0"/>
         <w:tblLook w:firstRow="1" w:lastRow="0" w:firstColumn="0" w:lastColumn="0" w:noHBand="0" w:noVBand="0" w:val="0020"/>

--- a/Enyrgy_Paperclip_Knowledge_Base.docx
+++ b/Enyrgy_Paperclip_Knowledge_Base.docx
@@ -683,80 +683,6 @@
       </w:pPr>
       <w:r>
         <w:t xml:space="preserve">OEM white-label (Lumanova / Luma D Light): same MSRP, wholesale arrangement.</w:t>
-      </w:r>
-    </w:p>
-    <w:p>
-      <w:pPr>
-        <w:pStyle w:val="Compact"/>
-        <w:numPr>
-          <w:ilvl w:val="0"/>
-          <w:numId w:val="1003"/>
-        </w:numPr>
-      </w:pPr>
-      <w:r>
-        <w:rPr>
-          <w:b/>
-          <w:bCs/>
-        </w:rPr>
-        <w:t xml:space="preserve">Center for New Medicine, bespoke terms. NOT general pricing, do not propagate (agreed August 2026).</w:t>
-      </w:r>
-      <w:r>
-        <w:t xml:space="preserve"> </w:t>
-      </w:r>
-      <w:r>
-        <w:t xml:space="preserve">CNM is a medical-grade facility and its proposal carries two terms that exist nowhere else: the modality priced at</w:t>
-      </w:r>
-      <w:r>
-        <w:t xml:space="preserve"> </w:t>
-      </w:r>
-      <w:r>
-        <w:rPr>
-          <w:b/>
-          <w:bCs/>
-        </w:rPr>
-        <w:t xml:space="preserve">$25 a session or $100 a week</w:t>
-      </w:r>
-      <w:r>
-        <w:t xml:space="preserve">, and a</w:t>
-      </w:r>
-      <w:r>
-        <w:t xml:space="preserve"> </w:t>
-      </w:r>
-      <w:r>
-        <w:rPr>
-          <w:b/>
-          <w:bCs/>
-        </w:rPr>
-        <w:t xml:space="preserve">50/50 revenue share on consumer units, roughly $1,500 per unit</w:t>
-      </w:r>
-      <w:r>
-        <w:t xml:space="preserve">, with no inventory held by the facility.</w:t>
-      </w:r>
-      <w:r>
-        <w:t xml:space="preserve"> </w:t>
-      </w:r>
-      <w:r>
-        <w:rPr>
-          <w:b/>
-          <w:bCs/>
-        </w:rPr>
-        <w:t xml:space="preserve">$100 a week is about $433 a month, roughly 3.5x the top of the standard operator range below, and the 50/50 share is 2.5x the standard $600.</w:t>
-      </w:r>
-      <w:r>
-        <w:t xml:space="preserve"> </w:t>
-      </w:r>
-      <w:r>
-        <w:t xml:space="preserve">Both are one-off terms for a flagship account. When any other facility asks what operators charge, the answer is the $49 to $125 monthly range; when any other facility asks about reselling, the answer is the $600 figure.</w:t>
-      </w:r>
-      <w:r>
-        <w:t xml:space="preserve"> </w:t>
-      </w:r>
-      <w:r>
-        <w:rPr>
-          <w:b/>
-          <w:bCs/>
-        </w:rPr>
-        <w:t xml:space="preserve">A special deal becomes the standard the moment someone reads it as one.</w:t>
       </w:r>
     </w:p>
     <w:p>
